--- a/06-学生侧材料/讲义/5-无机化学/铁钴镍铜锌-超级充实版（自学完整）.docx
+++ b/06-学生侧材料/讲义/5-无机化学/铁钴镍铜锌-超级充实版（自学完整）.docx
@@ -16537,7 +16537,7 @@
         <w:rPr>
           <w:rFonts w:hint="eastAsia" w:ascii="Times New Roman" w:hAnsi="Times New Roman" w:eastAsia="FangSong" w:cs="Times New Roman"/>
         </w:rPr>
-        <w:t>铜的核心就一句话</w:t>
+        <w:t>铜的核心就要点</w:t>
       </w:r>
       <w:r>
         <w:rPr>
@@ -37808,13 +37808,13 @@
         <w:rPr>
           <w:rFonts w:hint="eastAsia" w:ascii="Times New Roman" w:hAnsi="Times New Roman" w:eastAsia="Times New Roman" w:cs="Times New Roman"/>
         </w:rPr>
-        <w:t>/</w:t>
-      </w:r>
-      <w:r>
-        <w:rPr>
-          <w:rFonts w:hint="eastAsia" w:ascii="Times New Roman" w:hAnsi="Times New Roman" w:eastAsia="FangSong" w:cs="Times New Roman"/>
-        </w:rPr>
-        <w:t>元素与分析</w:t>
+        <w:t>/5-</w:t>
+      </w:r>
+      <w:r>
+        <w:rPr>
+          <w:rFonts w:hint="eastAsia" w:ascii="Times New Roman" w:hAnsi="Times New Roman" w:eastAsia="FangSong" w:cs="Times New Roman"/>
+        </w:rPr>
+        <w:t>无机化学</w:t>
       </w:r>
       <w:r>
         <w:rPr>
@@ -37903,13 +37903,13 @@
         <w:rPr>
           <w:rFonts w:hint="eastAsia" w:ascii="Times New Roman" w:hAnsi="Times New Roman" w:eastAsia="Times New Roman" w:cs="Times New Roman"/>
         </w:rPr>
-        <w:t>/</w:t>
-      </w:r>
-      <w:r>
-        <w:rPr>
-          <w:rFonts w:hint="eastAsia" w:ascii="Times New Roman" w:hAnsi="Times New Roman" w:eastAsia="FangSong" w:cs="Times New Roman"/>
-        </w:rPr>
-        <w:t>元素与分析</w:t>
+        <w:t>/5-</w:t>
+      </w:r>
+      <w:r>
+        <w:rPr>
+          <w:rFonts w:hint="eastAsia" w:ascii="Times New Roman" w:hAnsi="Times New Roman" w:eastAsia="FangSong" w:cs="Times New Roman"/>
+        </w:rPr>
+        <w:t>无机化学</w:t>
       </w:r>
       <w:r>
         <w:rPr>
@@ -39950,7 +39950,7 @@
     <ns0:name ns0:val="Verbatim Char"/>
     <ns0:basedOn ns0:val="BodyTextChar"/>
     <ns0:rPr>
-      <ns0:rFonts ns0:ascii="SimSun" ns0:hAnsi="SimSun" ns0:eastAsia="SimSun" ns0:cs="SimSun"/>
+      <ns0:rFonts ns0:ascii="SimSun" ns0:cs="SimSun" ns0:eastAsia="SimSun" ns0:hAnsi="SimSun"/>
       <ns0:b ns0:val="0"/>
       <ns0:sz ns0:val="20"/>
     </ns0:rPr>
@@ -40020,7 +40020,7 @@
       <w:wordWrap w:val="off"/>
     </w:pPr>
     <ns0:rPr>
-      <w:rFonts w:ascii="SimSun" w:hAnsi="SimSun" w:eastAsia="SimSun" w:cs="SimSun"/>
+      <w:rFonts ns0:ascii="SimSun" ns0:hAnsi="SimSun" ns0:eastAsia="SimSun" ns0:cs="SimSun"/>
     </ns0:rPr>
   </w:style>
   <w:style w:type="character" w:customStyle="1" w:styleId="KeywordTok">

--- a/06-学生侧材料/讲义/5-无机化学/铁钴镍铜锌-超级充实版（自学完整）.docx
+++ b/06-学生侧材料/讲义/5-无机化学/铁钴镍铜锌-超级充实版（自学完整）.docx
@@ -32784,12 +32784,22 @@
     </w:p>
     <w:p>
       <w:pPr>
-        <w:pStyle w:val="Compact"/>
-        <w:numPr>
-          <w:ilvl w:val="0"/>
-          <w:numId w:val="1017"/>
-        </w:numPr>
+        <w:pStyle w:val="FirstParagraph"/>
       </w:pPr>
+      <w:r>
+        <w:rPr>
+          <w:rFonts w:ascii="Times New Roman" w:hAnsi="Times New Roman" w:eastAsia="Times New Roman" w:cs="Times New Roman"/>
+          <w:b/>
+          <w:bCs/>
+        </w:rPr>
+        <w:t xml:space="preserve">1.</w:t>
+      </w:r>
+      <w:r>
+        <w:rPr>
+          <w:rFonts w:ascii="Times New Roman" w:hAnsi="Times New Roman" w:eastAsia="Times New Roman" w:cs="Times New Roman"/>
+        </w:rPr>
+        <w:t xml:space="preserve"> </w:t>
+      </w:r>
       <w:r>
         <w:rPr>
           <w:rFonts w:hint="eastAsia" w:ascii="Times New Roman" w:hAnsi="Times New Roman" w:eastAsia="FangSong" w:cs="Times New Roman"/>
@@ -32903,15 +32913,26 @@
         </w:rPr>
         <w:t>。</w:t>
       </w:r>
-    </w:p>
-    <w:p>
-      <w:pPr>
-        <w:pStyle w:val="Compact"/>
-        <w:numPr>
-          <w:ilvl w:val="0"/>
-          <w:numId w:val="1017"/>
-        </w:numPr>
-      </w:pPr>
+      <w:r>
+        <w:rPr>
+          <w:rFonts w:ascii="Times New Roman" w:hAnsi="Times New Roman" w:eastAsia="Times New Roman" w:cs="Times New Roman"/>
+        </w:rPr>
+        <w:t xml:space="preserve"> </w:t>
+      </w:r>
+      <w:r>
+        <w:rPr>
+          <w:rFonts w:ascii="Times New Roman" w:hAnsi="Times New Roman" w:eastAsia="Times New Roman" w:cs="Times New Roman"/>
+          <w:b/>
+          <w:bCs/>
+        </w:rPr>
+        <w:t xml:space="preserve">2.</w:t>
+      </w:r>
+      <w:r>
+        <w:rPr>
+          <w:rFonts w:ascii="Times New Roman" w:hAnsi="Times New Roman" w:eastAsia="Times New Roman" w:cs="Times New Roman"/>
+        </w:rPr>
+        <w:t xml:space="preserve"> </w:t>
+      </w:r>
       <w:r>
         <w:rPr>
           <w:rFonts w:hint="eastAsia" w:ascii="Times New Roman" w:hAnsi="Times New Roman" w:eastAsia="FangSong" w:cs="Times New Roman"/>
@@ -32936,15 +32957,26 @@
         </w:rPr>
         <w:t>。</w:t>
       </w:r>
-    </w:p>
-    <w:p>
-      <w:pPr>
-        <w:pStyle w:val="Compact"/>
-        <w:numPr>
-          <w:ilvl w:val="0"/>
-          <w:numId w:val="1017"/>
-        </w:numPr>
-      </w:pPr>
+      <w:r>
+        <w:rPr>
+          <w:rFonts w:ascii="Times New Roman" w:hAnsi="Times New Roman" w:eastAsia="Times New Roman" w:cs="Times New Roman"/>
+        </w:rPr>
+        <w:t xml:space="preserve"> </w:t>
+      </w:r>
+      <w:r>
+        <w:rPr>
+          <w:rFonts w:ascii="Times New Roman" w:hAnsi="Times New Roman" w:eastAsia="Times New Roman" w:cs="Times New Roman"/>
+          <w:b/>
+          <w:bCs/>
+        </w:rPr>
+        <w:t xml:space="preserve">3.</w:t>
+      </w:r>
+      <w:r>
+        <w:rPr>
+          <w:rFonts w:ascii="Times New Roman" w:hAnsi="Times New Roman" w:eastAsia="Times New Roman" w:cs="Times New Roman"/>
+        </w:rPr>
+        <w:t xml:space="preserve"> </w:t>
+      </w:r>
       <w:r>
         <w:rPr>
           <w:rFonts w:hint="eastAsia" w:ascii="Times New Roman" w:hAnsi="Times New Roman" w:eastAsia="FangSong" w:cs="Times New Roman"/>
@@ -33059,15 +33091,26 @@
         </w:rPr>
         <w:t>。</w:t>
       </w:r>
-    </w:p>
-    <w:p>
-      <w:pPr>
-        <w:pStyle w:val="Compact"/>
-        <w:numPr>
-          <w:ilvl w:val="0"/>
-          <w:numId w:val="1017"/>
-        </w:numPr>
-      </w:pPr>
+      <w:r>
+        <w:rPr>
+          <w:rFonts w:ascii="Times New Roman" w:hAnsi="Times New Roman" w:eastAsia="Times New Roman" w:cs="Times New Roman"/>
+        </w:rPr>
+        <w:t xml:space="preserve"> </w:t>
+      </w:r>
+      <w:r>
+        <w:rPr>
+          <w:rFonts w:ascii="Times New Roman" w:hAnsi="Times New Roman" w:eastAsia="Times New Roman" w:cs="Times New Roman"/>
+          <w:b/>
+          <w:bCs/>
+        </w:rPr>
+        <w:t xml:space="preserve">4.</w:t>
+      </w:r>
+      <w:r>
+        <w:rPr>
+          <w:rFonts w:ascii="Times New Roman" w:hAnsi="Times New Roman" w:eastAsia="Times New Roman" w:cs="Times New Roman"/>
+        </w:rPr>
+        <w:t xml:space="preserve"> </w:t>
+      </w:r>
       <w:r>
         <w:rPr>
           <w:rFonts w:hint="eastAsia" w:ascii="Times New Roman" w:hAnsi="Times New Roman" w:eastAsia="FangSong" w:cs="Times New Roman"/>
@@ -33142,15 +33185,26 @@
         </w:rPr>
         <w:t>。</w:t>
       </w:r>
-    </w:p>
-    <w:p>
-      <w:pPr>
-        <w:pStyle w:val="Compact"/>
-        <w:numPr>
-          <w:ilvl w:val="0"/>
-          <w:numId w:val="1017"/>
-        </w:numPr>
-      </w:pPr>
+      <w:r>
+        <w:rPr>
+          <w:rFonts w:ascii="Times New Roman" w:hAnsi="Times New Roman" w:eastAsia="Times New Roman" w:cs="Times New Roman"/>
+        </w:rPr>
+        <w:t xml:space="preserve"> </w:t>
+      </w:r>
+      <w:r>
+        <w:rPr>
+          <w:rFonts w:ascii="Times New Roman" w:hAnsi="Times New Roman" w:eastAsia="Times New Roman" w:cs="Times New Roman"/>
+          <w:b/>
+          <w:bCs/>
+        </w:rPr>
+        <w:t xml:space="preserve">5.</w:t>
+      </w:r>
+      <w:r>
+        <w:rPr>
+          <w:rFonts w:ascii="Times New Roman" w:hAnsi="Times New Roman" w:eastAsia="Times New Roman" w:cs="Times New Roman"/>
+        </w:rPr>
+        <w:t xml:space="preserve"> </w:t>
+      </w:r>
       <w:r>
         <w:rPr>
           <w:rFonts w:hint="eastAsia" w:ascii="Times New Roman" w:hAnsi="Times New Roman" w:eastAsia="FangSong" w:cs="Times New Roman"/>
@@ -33228,14 +33282,24 @@
     </w:p>
     <w:p>
       <w:pPr>
-        <w:pStyle w:val="Compact"/>
-        <w:numPr>
-          <w:ilvl w:val="0"/>
-          <w:numId w:val="1018"/>
-        </w:numPr>
+        <w:pStyle w:val="FirstParagraph"/>
       </w:pPr>
       <w:r>
         <w:rPr>
+          <w:rFonts w:ascii="Times New Roman" w:hAnsi="Times New Roman" w:eastAsia="Times New Roman" w:cs="Times New Roman"/>
+          <w:b/>
+          <w:bCs/>
+        </w:rPr>
+        <w:t xml:space="preserve">6.</w:t>
+      </w:r>
+      <w:r>
+        <w:rPr>
+          <w:rFonts w:ascii="Times New Roman" w:hAnsi="Times New Roman" w:eastAsia="Times New Roman" w:cs="Times New Roman"/>
+        </w:rPr>
+        <w:t xml:space="preserve"> </w:t>
+      </w:r>
+      <w:r>
+        <w:rPr>
           <w:rFonts w:hint="eastAsia" w:ascii="Times New Roman" w:hAnsi="Times New Roman" w:eastAsia="FangSong" w:cs="Times New Roman"/>
         </w:rPr>
         <w:t xml:space="preserve">判断</w:t>
@@ -33346,15 +33410,26 @@
         </w:rPr>
         <w:t>。</w:t>
       </w:r>
-    </w:p>
-    <w:p>
-      <w:pPr>
-        <w:pStyle w:val="Compact"/>
-        <w:numPr>
-          <w:ilvl w:val="0"/>
-          <w:numId w:val="1018"/>
-        </w:numPr>
-      </w:pPr>
+      <w:r>
+        <w:rPr>
+          <w:rFonts w:ascii="Times New Roman" w:hAnsi="Times New Roman" w:eastAsia="Times New Roman" w:cs="Times New Roman"/>
+        </w:rPr>
+        <w:t xml:space="preserve"> </w:t>
+      </w:r>
+      <w:r>
+        <w:rPr>
+          <w:rFonts w:ascii="Times New Roman" w:hAnsi="Times New Roman" w:eastAsia="Times New Roman" w:cs="Times New Roman"/>
+          <w:b/>
+          <w:bCs/>
+        </w:rPr>
+        <w:t xml:space="preserve">7.</w:t>
+      </w:r>
+      <w:r>
+        <w:rPr>
+          <w:rFonts w:ascii="Times New Roman" w:hAnsi="Times New Roman" w:eastAsia="Times New Roman" w:cs="Times New Roman"/>
+        </w:rPr>
+        <w:t xml:space="preserve"> </w:t>
+      </w:r>
       <w:r>
         <w:rPr>
           <w:rFonts w:hint="eastAsia" w:ascii="Times New Roman" w:hAnsi="Times New Roman" w:eastAsia="FangSong" w:cs="Times New Roman"/>
@@ -33441,15 +33516,26 @@
         </w:rPr>
         <w:t>。</w:t>
       </w:r>
-    </w:p>
-    <w:p>
-      <w:pPr>
-        <w:pStyle w:val="Compact"/>
-        <w:numPr>
-          <w:ilvl w:val="0"/>
-          <w:numId w:val="1018"/>
-        </w:numPr>
-      </w:pPr>
+      <w:r>
+        <w:rPr>
+          <w:rFonts w:ascii="Times New Roman" w:hAnsi="Times New Roman" w:eastAsia="Times New Roman" w:cs="Times New Roman"/>
+        </w:rPr>
+        <w:t xml:space="preserve"> </w:t>
+      </w:r>
+      <w:r>
+        <w:rPr>
+          <w:rFonts w:ascii="Times New Roman" w:hAnsi="Times New Roman" w:eastAsia="Times New Roman" w:cs="Times New Roman"/>
+          <w:b/>
+          <w:bCs/>
+        </w:rPr>
+        <w:t xml:space="preserve">8.</w:t>
+      </w:r>
+      <w:r>
+        <w:rPr>
+          <w:rFonts w:ascii="Times New Roman" w:hAnsi="Times New Roman" w:eastAsia="Times New Roman" w:cs="Times New Roman"/>
+        </w:rPr>
+        <w:t xml:space="preserve"> </w:t>
+      </w:r>
       <w:r>
         <w:rPr>
           <w:rFonts w:hint="eastAsia" w:ascii="Times New Roman" w:hAnsi="Times New Roman" w:eastAsia="FangSong" w:cs="Times New Roman"/>
@@ -33537,15 +33623,26 @@
         </w:rPr>
         <w:t>。</w:t>
       </w:r>
-    </w:p>
-    <w:p>
-      <w:pPr>
-        <w:pStyle w:val="Compact"/>
-        <w:numPr>
-          <w:ilvl w:val="0"/>
-          <w:numId w:val="1018"/>
-        </w:numPr>
-      </w:pPr>
+      <w:r>
+        <w:rPr>
+          <w:rFonts w:ascii="Times New Roman" w:hAnsi="Times New Roman" w:eastAsia="Times New Roman" w:cs="Times New Roman"/>
+        </w:rPr>
+        <w:t xml:space="preserve"> </w:t>
+      </w:r>
+      <w:r>
+        <w:rPr>
+          <w:rFonts w:ascii="Times New Roman" w:hAnsi="Times New Roman" w:eastAsia="Times New Roman" w:cs="Times New Roman"/>
+          <w:b/>
+          <w:bCs/>
+        </w:rPr>
+        <w:t xml:space="preserve">9.</w:t>
+      </w:r>
+      <w:r>
+        <w:rPr>
+          <w:rFonts w:ascii="Times New Roman" w:hAnsi="Times New Roman" w:eastAsia="Times New Roman" w:cs="Times New Roman"/>
+        </w:rPr>
+        <w:t xml:space="preserve"> </w:t>
+      </w:r>
       <w:r>
         <w:rPr>
           <w:rFonts w:hint="eastAsia" w:ascii="Times New Roman" w:hAnsi="Times New Roman" w:eastAsia="FangSong" w:cs="Times New Roman"/>
@@ -33620,15 +33717,26 @@
         </w:rPr>
         <w:t>。</w:t>
       </w:r>
-    </w:p>
-    <w:p>
-      <w:pPr>
-        <w:pStyle w:val="Compact"/>
-        <w:numPr>
-          <w:ilvl w:val="0"/>
-          <w:numId w:val="1018"/>
-        </w:numPr>
-      </w:pPr>
+      <w:r>
+        <w:rPr>
+          <w:rFonts w:ascii="Times New Roman" w:hAnsi="Times New Roman" w:eastAsia="Times New Roman" w:cs="Times New Roman"/>
+        </w:rPr>
+        <w:t xml:space="preserve"> </w:t>
+      </w:r>
+      <w:r>
+        <w:rPr>
+          <w:rFonts w:ascii="Times New Roman" w:hAnsi="Times New Roman" w:eastAsia="Times New Roman" w:cs="Times New Roman"/>
+          <w:b/>
+          <w:bCs/>
+        </w:rPr>
+        <w:t xml:space="preserve">10.</w:t>
+      </w:r>
+      <w:r>
+        <w:rPr>
+          <w:rFonts w:ascii="Times New Roman" w:hAnsi="Times New Roman" w:eastAsia="Times New Roman" w:cs="Times New Roman"/>
+        </w:rPr>
+        <w:t xml:space="preserve"> </w:t>
+      </w:r>
       <w:r>
         <w:rPr>
           <w:rFonts w:hint="eastAsia" w:ascii="Times New Roman" w:hAnsi="Times New Roman" w:eastAsia="FangSong" w:cs="Times New Roman"/>
@@ -33753,11 +33861,7 @@
     </w:p>
     <w:p>
       <w:pPr>
-        <w:pStyle w:val="Compact"/>
-        <w:numPr>
-          <w:ilvl w:val="0"/>
-          <w:numId w:val="1019"/>
-        </w:numPr>
+        <w:pStyle w:val="FirstParagraph"/>
       </w:pPr>
       <w:r>
         <w:rPr>
@@ -33765,247 +33869,253 @@
           <w:b/>
           <w:bCs/>
         </w:rPr>
-        <w:t xml:space="preserve">36 </w:t>
-      </w:r>
-      <w:r>
-        <w:rPr>
-          <w:rFonts w:hint="eastAsia" w:ascii="Times New Roman" w:hAnsi="Times New Roman" w:eastAsia="FangSong" w:cs="Times New Roman"/>
+        <w:t xml:space="preserve">11.</w:t>
+      </w:r>
+      <w:r>
+        <w:rPr>
+          <w:rFonts w:ascii="Times New Roman" w:hAnsi="Times New Roman" w:eastAsia="Times New Roman" w:cs="Times New Roman"/>
+        </w:rPr>
+        <w:t xml:space="preserve"> </w:t>
+      </w:r>
+      <w:r>
+        <w:rPr>
+          <w:rFonts w:ascii="Times New Roman" w:hAnsi="Times New Roman" w:eastAsia="Times New Roman" w:cs="Times New Roman"/>
           <w:b/>
           <w:bCs/>
         </w:rPr>
-        <w:t xml:space="preserve">届</w:t>
-      </w:r>
-      <w:r>
-        <w:rPr>
-          <w:rFonts w:ascii="Times New Roman" w:hAnsi="Times New Roman" w:eastAsia="Times New Roman" w:cs="Times New Roman"/>
+        <w:t xml:space="preserve">36 </w:t>
+      </w:r>
+      <w:r>
+        <w:rPr>
+          <w:rFonts w:hint="eastAsia" w:ascii="Times New Roman" w:hAnsi="Times New Roman" w:eastAsia="FangSong" w:cs="Times New Roman"/>
           <w:b/>
           <w:bCs/>
         </w:rPr>
-        <w:t xml:space="preserve"> </w:t>
-      </w:r>
-      <w:r>
-        <w:rPr>
-          <w:rFonts w:hint="eastAsia" w:ascii="Times New Roman" w:hAnsi="Times New Roman" w:eastAsia="Times New Roman" w:cs="Times New Roman"/>
+        <w:t xml:space="preserve">届</w:t>
+      </w:r>
+      <w:r>
+        <w:rPr>
+          <w:rFonts w:ascii="Times New Roman" w:hAnsi="Times New Roman" w:eastAsia="Times New Roman" w:cs="Times New Roman"/>
           <w:b/>
           <w:bCs/>
         </w:rPr>
-        <w:t>Q5（</w:t>
-      </w:r>
-      <w:r>
-        <w:rPr>
-          <w:rFonts w:hint="eastAsia" w:ascii="Times New Roman" w:hAnsi="Times New Roman" w:eastAsia="FangSong" w:cs="Times New Roman"/>
+        <w:t xml:space="preserve"> </w:t>
+      </w:r>
+      <w:r>
+        <w:rPr>
+          <w:rFonts w:hint="eastAsia" w:ascii="Times New Roman" w:hAnsi="Times New Roman" w:eastAsia="Times New Roman" w:cs="Times New Roman"/>
           <w:b/>
           <w:bCs/>
         </w:rPr>
-        <w:t>铁化合物</w:t>
-      </w:r>
-      <w:r>
-        <w:rPr>
-          <w:rFonts w:ascii="Times New Roman" w:hAnsi="Times New Roman" w:eastAsia="Times New Roman" w:cs="Times New Roman"/>
+        <w:t>Q5（</w:t>
+      </w:r>
+      <w:r>
+        <w:rPr>
+          <w:rFonts w:hint="eastAsia" w:ascii="Times New Roman" w:hAnsi="Times New Roman" w:eastAsia="FangSong" w:cs="Times New Roman"/>
           <w:b/>
           <w:bCs/>
         </w:rPr>
-        <w:t xml:space="preserve"> ABCD </w:t>
-      </w:r>
-      <w:r>
-        <w:rPr>
-          <w:rFonts w:hint="eastAsia" w:ascii="Times New Roman" w:hAnsi="Times New Roman" w:eastAsia="FangSong" w:cs="Times New Roman"/>
+        <w:t>铁化合物</w:t>
+      </w:r>
+      <w:r>
+        <w:rPr>
+          <w:rFonts w:ascii="Times New Roman" w:hAnsi="Times New Roman" w:eastAsia="Times New Roman" w:cs="Times New Roman"/>
           <w:b/>
           <w:bCs/>
         </w:rPr>
-        <w:t>推断</w:t>
-      </w:r>
-      <w:r>
-        <w:rPr>
-          <w:rFonts w:hint="eastAsia" w:ascii="Times New Roman" w:hAnsi="Times New Roman" w:eastAsia="Times New Roman" w:cs="Times New Roman"/>
+        <w:t xml:space="preserve"> ABCD </w:t>
+      </w:r>
+      <w:r>
+        <w:rPr>
+          <w:rFonts w:hint="eastAsia" w:ascii="Times New Roman" w:hAnsi="Times New Roman" w:eastAsia="FangSong" w:cs="Times New Roman"/>
           <w:b/>
           <w:bCs/>
         </w:rPr>
-        <w:t>）</w:t>
-      </w:r>
-      <w:r>
-        <w:rPr>
-          <w:rFonts w:hint="eastAsia" w:ascii="Times New Roman" w:hAnsi="Times New Roman" w:eastAsia="Times New Roman" w:cs="Times New Roman"/>
-        </w:rPr>
-        <w:t>：</w:t>
-      </w:r>
-      <w:r>
-        <w:rPr>
-          <w:rFonts w:hint="eastAsia" w:ascii="Times New Roman" w:hAnsi="Times New Roman" w:eastAsia="FangSong" w:cs="Times New Roman"/>
-        </w:rPr>
-        <w:t>某铁化合物系列</w:t>
-      </w:r>
-      <w:r>
-        <w:rPr>
-          <w:rFonts w:ascii="Times New Roman" w:hAnsi="Times New Roman" w:eastAsia="Times New Roman" w:cs="Times New Roman"/>
-        </w:rPr>
-        <w:t xml:space="preserve"> ABCD </w:t>
-      </w:r>
-      <w:r>
-        <w:rPr>
-          <w:rFonts w:hint="eastAsia" w:ascii="Times New Roman" w:hAnsi="Times New Roman" w:eastAsia="FangSong" w:cs="Times New Roman"/>
-        </w:rPr>
         <w:t>推断</w:t>
       </w:r>
       <w:r>
         <w:rPr>
           <w:rFonts w:hint="eastAsia" w:ascii="Times New Roman" w:hAnsi="Times New Roman" w:eastAsia="Times New Roman" w:cs="Times New Roman"/>
-        </w:rPr>
-        <w:t>，</w:t>
-      </w:r>
-      <w:r>
-        <w:rPr>
-          <w:rFonts w:hint="eastAsia" w:ascii="Times New Roman" w:hAnsi="Times New Roman" w:eastAsia="FangSong" w:cs="Times New Roman"/>
-        </w:rPr>
-        <w:t>用颜色与沉淀信号锁定</w:t>
-      </w:r>
-      <w:r>
-        <w:rPr>
-          <w:rFonts w:ascii="Times New Roman" w:hAnsi="Times New Roman" w:eastAsia="Times New Roman" w:cs="Times New Roman"/>
-        </w:rPr>
-        <w:t xml:space="preserve"> Fe </w:t>
-      </w:r>
-      <w:r>
-        <w:rPr>
-          <w:rFonts w:hint="eastAsia" w:ascii="Times New Roman" w:hAnsi="Times New Roman" w:eastAsia="FangSong" w:cs="Times New Roman"/>
-        </w:rPr>
-        <w:t>的价态与配体</w:t>
-      </w:r>
-      <w:r>
-        <w:rPr>
-          <w:rFonts w:hint="eastAsia" w:ascii="Times New Roman" w:hAnsi="Times New Roman" w:eastAsia="Times New Roman" w:cs="Times New Roman"/>
-        </w:rPr>
-        <w:t>。</w:t>
-      </w:r>
-    </w:p>
-    <w:p>
-      <w:pPr>
-        <w:pStyle w:val="Compact"/>
-        <w:numPr>
-          <w:ilvl w:val="0"/>
-          <w:numId w:val="1019"/>
-        </w:numPr>
-      </w:pPr>
-      <w:r>
-        <w:rPr>
-          <w:rFonts w:ascii="Times New Roman" w:hAnsi="Times New Roman" w:eastAsia="Times New Roman" w:cs="Times New Roman"/>
           <w:b/>
           <w:bCs/>
         </w:rPr>
-        <w:t xml:space="preserve">39 </w:t>
-      </w:r>
-      <w:r>
-        <w:rPr>
-          <w:rFonts w:hint="eastAsia" w:ascii="Times New Roman" w:hAnsi="Times New Roman" w:eastAsia="FangSong" w:cs="Times New Roman"/>
+        <w:t>）</w:t>
+      </w:r>
+      <w:r>
+        <w:rPr>
+          <w:rFonts w:hint="eastAsia" w:ascii="Times New Roman" w:hAnsi="Times New Roman" w:eastAsia="Times New Roman" w:cs="Times New Roman"/>
+        </w:rPr>
+        <w:t>：</w:t>
+      </w:r>
+      <w:r>
+        <w:rPr>
+          <w:rFonts w:hint="eastAsia" w:ascii="Times New Roman" w:hAnsi="Times New Roman" w:eastAsia="FangSong" w:cs="Times New Roman"/>
+        </w:rPr>
+        <w:t>某铁化合物系列</w:t>
+      </w:r>
+      <w:r>
+        <w:rPr>
+          <w:rFonts w:ascii="Times New Roman" w:hAnsi="Times New Roman" w:eastAsia="Times New Roman" w:cs="Times New Roman"/>
+        </w:rPr>
+        <w:t xml:space="preserve"> ABCD </w:t>
+      </w:r>
+      <w:r>
+        <w:rPr>
+          <w:rFonts w:hint="eastAsia" w:ascii="Times New Roman" w:hAnsi="Times New Roman" w:eastAsia="FangSong" w:cs="Times New Roman"/>
+        </w:rPr>
+        <w:t>推断</w:t>
+      </w:r>
+      <w:r>
+        <w:rPr>
+          <w:rFonts w:hint="eastAsia" w:ascii="Times New Roman" w:hAnsi="Times New Roman" w:eastAsia="Times New Roman" w:cs="Times New Roman"/>
+        </w:rPr>
+        <w:t>，</w:t>
+      </w:r>
+      <w:r>
+        <w:rPr>
+          <w:rFonts w:hint="eastAsia" w:ascii="Times New Roman" w:hAnsi="Times New Roman" w:eastAsia="FangSong" w:cs="Times New Roman"/>
+        </w:rPr>
+        <w:t>用颜色与沉淀信号锁定</w:t>
+      </w:r>
+      <w:r>
+        <w:rPr>
+          <w:rFonts w:ascii="Times New Roman" w:hAnsi="Times New Roman" w:eastAsia="Times New Roman" w:cs="Times New Roman"/>
+        </w:rPr>
+        <w:t xml:space="preserve"> Fe </w:t>
+      </w:r>
+      <w:r>
+        <w:rPr>
+          <w:rFonts w:hint="eastAsia" w:ascii="Times New Roman" w:hAnsi="Times New Roman" w:eastAsia="FangSong" w:cs="Times New Roman"/>
+        </w:rPr>
+        <w:t>的价态与配体</w:t>
+      </w:r>
+      <w:r>
+        <w:rPr>
+          <w:rFonts w:hint="eastAsia" w:ascii="Times New Roman" w:hAnsi="Times New Roman" w:eastAsia="Times New Roman" w:cs="Times New Roman"/>
+        </w:rPr>
+        <w:t>。</w:t>
+      </w:r>
+      <w:r>
+        <w:rPr>
+          <w:rFonts w:ascii="Times New Roman" w:hAnsi="Times New Roman" w:eastAsia="Times New Roman" w:cs="Times New Roman"/>
+        </w:rPr>
+        <w:t xml:space="preserve"> </w:t>
+      </w:r>
+      <w:r>
+        <w:rPr>
+          <w:rFonts w:ascii="Times New Roman" w:hAnsi="Times New Roman" w:eastAsia="Times New Roman" w:cs="Times New Roman"/>
           <w:b/>
           <w:bCs/>
         </w:rPr>
-        <w:t>届决理</w:t>
-      </w:r>
-      <w:r>
-        <w:rPr>
-          <w:rFonts w:hint="eastAsia" w:ascii="Times New Roman" w:hAnsi="Times New Roman" w:eastAsia="Times New Roman" w:cs="Times New Roman"/>
+        <w:t xml:space="preserve">12.</w:t>
+      </w:r>
+      <w:r>
+        <w:rPr>
+          <w:rFonts w:ascii="Times New Roman" w:hAnsi="Times New Roman" w:eastAsia="Times New Roman" w:cs="Times New Roman"/>
+        </w:rPr>
+        <w:t xml:space="preserve"> </w:t>
+      </w:r>
+      <w:r>
+        <w:rPr>
+          <w:rFonts w:ascii="Times New Roman" w:hAnsi="Times New Roman" w:eastAsia="Times New Roman" w:cs="Times New Roman"/>
           <w:b/>
           <w:bCs/>
         </w:rPr>
-        <w:t>-2（Co</w:t>
-      </w:r>
-      <w:r>
-        <w:rPr>
-          <w:rFonts w:ascii="Times New Roman" w:hAnsi="Times New Roman" w:eastAsia="Times New Roman" w:cs="Times New Roman"/>
+        <w:t xml:space="preserve">39 </w:t>
+      </w:r>
+      <w:r>
+        <w:rPr>
+          <w:rFonts w:hint="eastAsia" w:ascii="Times New Roman" w:hAnsi="Times New Roman" w:eastAsia="FangSong" w:cs="Times New Roman"/>
           <w:b/>
           <w:bCs/>
         </w:rPr>
-        <w:t xml:space="preserve"> </w:t>
-      </w:r>
-      <w:r>
-        <w:rPr>
-          <w:rFonts w:hint="eastAsia" w:ascii="Times New Roman" w:hAnsi="Times New Roman" w:eastAsia="FangSong" w:cs="Times New Roman"/>
+        <w:t>届决理</w:t>
+      </w:r>
+      <w:r>
+        <w:rPr>
+          <w:rFonts w:hint="eastAsia" w:ascii="Times New Roman" w:hAnsi="Times New Roman" w:eastAsia="Times New Roman" w:cs="Times New Roman"/>
           <w:b/>
           <w:bCs/>
         </w:rPr>
-        <w:t>的配合物</w:t>
-      </w:r>
-      <w:r>
-        <w:rPr>
-          <w:rFonts w:hint="eastAsia" w:ascii="Times New Roman" w:hAnsi="Times New Roman" w:eastAsia="Times New Roman" w:cs="Times New Roman"/>
+        <w:t>-2（Co</w:t>
+      </w:r>
+      <w:r>
+        <w:rPr>
+          <w:rFonts w:ascii="Times New Roman" w:hAnsi="Times New Roman" w:eastAsia="Times New Roman" w:cs="Times New Roman"/>
           <w:b/>
           <w:bCs/>
         </w:rPr>
-        <w:t>）</w:t>
-      </w:r>
-      <w:r>
-        <w:rPr>
-          <w:rFonts w:hint="eastAsia" w:ascii="Times New Roman" w:hAnsi="Times New Roman" w:eastAsia="Times New Roman" w:cs="Times New Roman"/>
-        </w:rPr>
-        <w:t xml:space="preserve">：Co</w:t>
-      </w:r>
-      <w:r>
-        <w:rPr>
-          <w:rFonts w:ascii="Times New Roman" w:hAnsi="Times New Roman" w:eastAsia="Times New Roman" w:cs="Times New Roman"/>
-        </w:rPr>
         <w:t xml:space="preserve"> </w:t>
       </w:r>
       <w:r>
         <w:rPr>
           <w:rFonts w:hint="eastAsia" w:ascii="Times New Roman" w:hAnsi="Times New Roman" w:eastAsia="FangSong" w:cs="Times New Roman"/>
-        </w:rPr>
-        <w:t xml:space="preserve">配合物的结构</w:t>
-      </w:r>
-      <w:r>
-        <w:rPr>
-          <w:rFonts w:ascii="Times New Roman" w:hAnsi="Times New Roman" w:eastAsia="Times New Roman" w:cs="Times New Roman"/>
-        </w:rPr>
-        <w:t xml:space="preserve"> + </w:t>
-      </w:r>
-      <w:r>
-        <w:rPr>
-          <w:rFonts w:hint="eastAsia" w:ascii="Times New Roman" w:hAnsi="Times New Roman" w:eastAsia="FangSong" w:cs="Times New Roman"/>
-        </w:rPr>
-        <w:t xml:space="preserve">价态</w:t>
-      </w:r>
-      <w:r>
-        <w:rPr>
-          <w:rFonts w:ascii="Times New Roman" w:hAnsi="Times New Roman" w:eastAsia="Times New Roman" w:cs="Times New Roman"/>
-        </w:rPr>
-        <w:t xml:space="preserve"> + </w:t>
-      </w:r>
-      <w:r>
-        <w:rPr>
-          <w:rFonts w:hint="eastAsia" w:ascii="Times New Roman" w:hAnsi="Times New Roman" w:eastAsia="FangSong" w:cs="Times New Roman"/>
-        </w:rPr>
-        <w:t>磁性判断</w:t>
-      </w:r>
-      <w:r>
-        <w:rPr>
-          <w:rFonts w:hint="eastAsia" w:ascii="Times New Roman" w:hAnsi="Times New Roman" w:eastAsia="Times New Roman" w:cs="Times New Roman"/>
-        </w:rPr>
-        <w:t>。</w:t>
-      </w:r>
-    </w:p>
-    <w:p>
-      <w:pPr>
-        <w:pStyle w:val="Compact"/>
-        <w:numPr>
-          <w:ilvl w:val="0"/>
-          <w:numId w:val="1019"/>
-        </w:numPr>
-      </w:pPr>
-      <w:r>
-        <w:rPr>
-          <w:rFonts w:ascii="Times New Roman" w:hAnsi="Times New Roman" w:eastAsia="Times New Roman" w:cs="Times New Roman"/>
           <w:b/>
           <w:bCs/>
         </w:rPr>
-        <w:t xml:space="preserve">39 </w:t>
-      </w:r>
-      <w:r>
-        <w:rPr>
-          <w:rFonts w:hint="eastAsia" w:ascii="Times New Roman" w:hAnsi="Times New Roman" w:eastAsia="FangSong" w:cs="Times New Roman"/>
+        <w:t>的配合物</w:t>
+      </w:r>
+      <w:r>
+        <w:rPr>
+          <w:rFonts w:hint="eastAsia" w:ascii="Times New Roman" w:hAnsi="Times New Roman" w:eastAsia="Times New Roman" w:cs="Times New Roman"/>
           <w:b/>
           <w:bCs/>
         </w:rPr>
-        <w:t xml:space="preserve">届</w:t>
+        <w:t>）</w:t>
+      </w:r>
+      <w:r>
+        <w:rPr>
+          <w:rFonts w:hint="eastAsia" w:ascii="Times New Roman" w:hAnsi="Times New Roman" w:eastAsia="Times New Roman" w:cs="Times New Roman"/>
+        </w:rPr>
+        <w:t xml:space="preserve">：Co</w:t>
+      </w:r>
+      <w:r>
+        <w:rPr>
+          <w:rFonts w:ascii="Times New Roman" w:hAnsi="Times New Roman" w:eastAsia="Times New Roman" w:cs="Times New Roman"/>
+        </w:rPr>
+        <w:t xml:space="preserve"> </w:t>
+      </w:r>
+      <w:r>
+        <w:rPr>
+          <w:rFonts w:hint="eastAsia" w:ascii="Times New Roman" w:hAnsi="Times New Roman" w:eastAsia="FangSong" w:cs="Times New Roman"/>
+        </w:rPr>
+        <w:t xml:space="preserve">配合物的结构</w:t>
+      </w:r>
+      <w:r>
+        <w:rPr>
+          <w:rFonts w:ascii="Times New Roman" w:hAnsi="Times New Roman" w:eastAsia="Times New Roman" w:cs="Times New Roman"/>
+        </w:rPr>
+        <w:t xml:space="preserve"> + </w:t>
+      </w:r>
+      <w:r>
+        <w:rPr>
+          <w:rFonts w:hint="eastAsia" w:ascii="Times New Roman" w:hAnsi="Times New Roman" w:eastAsia="FangSong" w:cs="Times New Roman"/>
+        </w:rPr>
+        <w:t xml:space="preserve">价态</w:t>
+      </w:r>
+      <w:r>
+        <w:rPr>
+          <w:rFonts w:ascii="Times New Roman" w:hAnsi="Times New Roman" w:eastAsia="Times New Roman" w:cs="Times New Roman"/>
+        </w:rPr>
+        <w:t xml:space="preserve"> + </w:t>
+      </w:r>
+      <w:r>
+        <w:rPr>
+          <w:rFonts w:hint="eastAsia" w:ascii="Times New Roman" w:hAnsi="Times New Roman" w:eastAsia="FangSong" w:cs="Times New Roman"/>
+        </w:rPr>
+        <w:t>磁性判断</w:t>
+      </w:r>
+      <w:r>
+        <w:rPr>
+          <w:rFonts w:hint="eastAsia" w:ascii="Times New Roman" w:hAnsi="Times New Roman" w:eastAsia="Times New Roman" w:cs="Times New Roman"/>
+        </w:rPr>
+        <w:t>。</w:t>
+      </w:r>
+      <w:r>
+        <w:rPr>
+          <w:rFonts w:ascii="Times New Roman" w:hAnsi="Times New Roman" w:eastAsia="Times New Roman" w:cs="Times New Roman"/>
+        </w:rPr>
+        <w:t xml:space="preserve"> </w:t>
       </w:r>
       <w:r>
         <w:rPr>
@@ -34013,15 +34123,21 @@
           <w:b/>
           <w:bCs/>
         </w:rPr>
+        <w:t xml:space="preserve">13.</w:t>
+      </w:r>
+      <w:r>
+        <w:rPr>
+          <w:rFonts w:ascii="Times New Roman" w:hAnsi="Times New Roman" w:eastAsia="Times New Roman" w:cs="Times New Roman"/>
+        </w:rPr>
         <w:t xml:space="preserve"> </w:t>
       </w:r>
       <w:r>
         <w:rPr>
-          <w:rFonts w:hint="eastAsia" w:ascii="Times New Roman" w:hAnsi="Times New Roman" w:eastAsia="Times New Roman" w:cs="Times New Roman"/>
+          <w:rFonts w:ascii="Times New Roman" w:hAnsi="Times New Roman" w:eastAsia="Times New Roman" w:cs="Times New Roman"/>
           <w:b/>
           <w:bCs/>
         </w:rPr>
-        <w:t>Q2（</w:t>
+        <w:t xml:space="preserve">39 </w:t>
       </w:r>
       <w:r>
         <w:rPr>
@@ -34029,130 +34145,133 @@
           <w:b/>
           <w:bCs/>
         </w:rPr>
-        <w:t>普鲁士蓝电化学</w:t>
-      </w:r>
-      <w:r>
-        <w:rPr>
-          <w:rFonts w:hint="eastAsia" w:ascii="Times New Roman" w:hAnsi="Times New Roman" w:eastAsia="Times New Roman" w:cs="Times New Roman"/>
+        <w:t xml:space="preserve">届</w:t>
+      </w:r>
+      <w:r>
+        <w:rPr>
+          <w:rFonts w:ascii="Times New Roman" w:hAnsi="Times New Roman" w:eastAsia="Times New Roman" w:cs="Times New Roman"/>
           <w:b/>
           <w:bCs/>
         </w:rPr>
-        <w:t>）</w:t>
-      </w:r>
-      <w:r>
-        <w:rPr>
-          <w:rFonts w:hint="eastAsia" w:ascii="Times New Roman" w:hAnsi="Times New Roman" w:eastAsia="Times New Roman" w:cs="Times New Roman"/>
-        </w:rPr>
-        <w:t>：</w:t>
-      </w:r>
-      <w:r>
-        <w:rPr>
-          <w:rFonts w:hint="eastAsia" w:ascii="Times New Roman" w:hAnsi="Times New Roman" w:eastAsia="FangSong" w:cs="Times New Roman"/>
-        </w:rPr>
-        <w:t>写出普鲁士蓝作为电池正极的电极反应</w:t>
-      </w:r>
-      <w:r>
-        <w:rPr>
-          <w:rFonts w:hint="eastAsia" w:ascii="Times New Roman" w:hAnsi="Times New Roman" w:eastAsia="Times New Roman" w:cs="Times New Roman"/>
-        </w:rPr>
-        <w:t>（KFe[Fe(CN)</w:t>
-      </w:r>
-      <w:r>
-        <w:rPr>
-          <w:rFonts w:hint="eastAsia" w:ascii="Times New Roman" w:hAnsi="Times New Roman" w:eastAsia="Times New Roman" w:cs="Times New Roman"/>
-          <w:vertAlign w:val="subscript"/>
-        </w:rPr>
-        <w:t>6</w:t>
-      </w:r>
-      <w:r>
-        <w:rPr>
-          <w:rFonts w:hint="eastAsia" w:ascii="Times New Roman" w:hAnsi="Times New Roman" w:eastAsia="Times New Roman" w:cs="Times New Roman"/>
-        </w:rPr>
-        <w:t>]</w:t>
-      </w:r>
-      <w:r>
-        <w:rPr>
-          <w:rFonts w:ascii="Times New Roman" w:hAnsi="Times New Roman" w:eastAsia="Times New Roman" w:cs="Times New Roman"/>
-        </w:rPr>
         <w:t xml:space="preserve"> </w:t>
       </w:r>
       <w:r>
         <w:rPr>
-          <w:rFonts w:hint="eastAsia" w:ascii="Times New Roman" w:hAnsi="Times New Roman" w:eastAsia="FangSong" w:cs="Times New Roman"/>
-        </w:rPr>
-        <w:t xml:space="preserve">的嵌脱</w:t>
-      </w:r>
-      <w:r>
-        <w:rPr>
-          <w:rFonts w:ascii="Times New Roman" w:hAnsi="Times New Roman" w:eastAsia="Times New Roman" w:cs="Times New Roman"/>
-        </w:rPr>
-        <w:t xml:space="preserve"> K</w:t>
-      </w:r>
-      <w:r>
-        <w:rPr>
-          <w:rFonts w:ascii="Times New Roman" w:hAnsi="Times New Roman" w:eastAsia="Times New Roman" w:cs="Times New Roman"/>
-          <w:vertAlign w:val="superscript"/>
-        </w:rPr>
-        <w:t>+</w:t>
-      </w:r>
-      <w:r>
-        <w:rPr>
-          <w:rFonts w:ascii="Times New Roman" w:hAnsi="Times New Roman" w:eastAsia="Times New Roman" w:cs="Times New Roman"/>
-        </w:rPr>
-        <w:t xml:space="preserve"> </w:t>
-      </w:r>
-      <w:r>
-        <w:rPr>
-          <w:rFonts w:hint="eastAsia" w:ascii="Times New Roman" w:hAnsi="Times New Roman" w:eastAsia="FangSong" w:cs="Times New Roman"/>
-        </w:rPr>
-        <w:t>过程</w:t>
-      </w:r>
-      <w:r>
-        <w:rPr>
-          <w:rFonts w:hint="eastAsia" w:ascii="Times New Roman" w:hAnsi="Times New Roman" w:eastAsia="Times New Roman" w:cs="Times New Roman"/>
-        </w:rPr>
-        <w:t>）。</w:t>
-      </w:r>
-    </w:p>
-    <w:p>
-      <w:pPr>
-        <w:pStyle w:val="Compact"/>
-        <w:numPr>
-          <w:ilvl w:val="0"/>
-          <w:numId w:val="1019"/>
-        </w:numPr>
-      </w:pPr>
-      <w:r>
-        <w:rPr>
-          <w:rFonts w:hint="eastAsia" w:ascii="Times New Roman" w:hAnsi="Times New Roman" w:eastAsia="FangSong" w:cs="Times New Roman"/>
+          <w:rFonts w:hint="eastAsia" w:ascii="Times New Roman" w:hAnsi="Times New Roman" w:eastAsia="Times New Roman" w:cs="Times New Roman"/>
           <w:b/>
           <w:bCs/>
         </w:rPr>
-        <w:t>真题</w:t>
-      </w:r>
-      <w:r>
-        <w:rPr>
-          <w:rFonts w:hint="eastAsia" w:ascii="Times New Roman" w:hAnsi="Times New Roman" w:eastAsia="Times New Roman" w:cs="Times New Roman"/>
+        <w:t>Q2（</w:t>
+      </w:r>
+      <w:r>
+        <w:rPr>
+          <w:rFonts w:hint="eastAsia" w:ascii="Times New Roman" w:hAnsi="Times New Roman" w:eastAsia="FangSong" w:cs="Times New Roman"/>
           <w:b/>
           <w:bCs/>
         </w:rPr>
-        <w:t>-</w:t>
-      </w:r>
-      <w:r>
-        <w:rPr>
-          <w:rFonts w:hint="eastAsia" w:ascii="Times New Roman" w:hAnsi="Times New Roman" w:eastAsia="FangSong" w:cs="Times New Roman"/>
+        <w:t>普鲁士蓝电化学</w:t>
+      </w:r>
+      <w:r>
+        <w:rPr>
+          <w:rFonts w:hint="eastAsia" w:ascii="Times New Roman" w:hAnsi="Times New Roman" w:eastAsia="Times New Roman" w:cs="Times New Roman"/>
           <w:b/>
           <w:bCs/>
         </w:rPr>
-        <w:t>无机</w:t>
-      </w:r>
-      <w:r>
-        <w:rPr>
-          <w:rFonts w:hint="eastAsia" w:ascii="Times New Roman" w:hAnsi="Times New Roman" w:eastAsia="Times New Roman" w:cs="Times New Roman"/>
+        <w:t>）</w:t>
+      </w:r>
+      <w:r>
+        <w:rPr>
+          <w:rFonts w:hint="eastAsia" w:ascii="Times New Roman" w:hAnsi="Times New Roman" w:eastAsia="Times New Roman" w:cs="Times New Roman"/>
+        </w:rPr>
+        <w:t>：</w:t>
+      </w:r>
+      <w:r>
+        <w:rPr>
+          <w:rFonts w:hint="eastAsia" w:ascii="Times New Roman" w:hAnsi="Times New Roman" w:eastAsia="FangSong" w:cs="Times New Roman"/>
+        </w:rPr>
+        <w:t>写出普鲁士蓝作为电池正极的电极反应</w:t>
+      </w:r>
+      <w:r>
+        <w:rPr>
+          <w:rFonts w:hint="eastAsia" w:ascii="Times New Roman" w:hAnsi="Times New Roman" w:eastAsia="Times New Roman" w:cs="Times New Roman"/>
+        </w:rPr>
+        <w:t>（KFe[Fe(CN)</w:t>
+      </w:r>
+      <w:r>
+        <w:rPr>
+          <w:rFonts w:hint="eastAsia" w:ascii="Times New Roman" w:hAnsi="Times New Roman" w:eastAsia="Times New Roman" w:cs="Times New Roman"/>
+          <w:vertAlign w:val="subscript"/>
+        </w:rPr>
+        <w:t>6</w:t>
+      </w:r>
+      <w:r>
+        <w:rPr>
+          <w:rFonts w:hint="eastAsia" w:ascii="Times New Roman" w:hAnsi="Times New Roman" w:eastAsia="Times New Roman" w:cs="Times New Roman"/>
+        </w:rPr>
+        <w:t>]</w:t>
+      </w:r>
+      <w:r>
+        <w:rPr>
+          <w:rFonts w:ascii="Times New Roman" w:hAnsi="Times New Roman" w:eastAsia="Times New Roman" w:cs="Times New Roman"/>
+        </w:rPr>
+        <w:t xml:space="preserve"> </w:t>
+      </w:r>
+      <w:r>
+        <w:rPr>
+          <w:rFonts w:hint="eastAsia" w:ascii="Times New Roman" w:hAnsi="Times New Roman" w:eastAsia="FangSong" w:cs="Times New Roman"/>
+        </w:rPr>
+        <w:t xml:space="preserve">的嵌脱</w:t>
+      </w:r>
+      <w:r>
+        <w:rPr>
+          <w:rFonts w:ascii="Times New Roman" w:hAnsi="Times New Roman" w:eastAsia="Times New Roman" w:cs="Times New Roman"/>
+        </w:rPr>
+        <w:t xml:space="preserve"> K</w:t>
+      </w:r>
+      <w:r>
+        <w:rPr>
+          <w:rFonts w:ascii="Times New Roman" w:hAnsi="Times New Roman" w:eastAsia="Times New Roman" w:cs="Times New Roman"/>
+          <w:vertAlign w:val="superscript"/>
+        </w:rPr>
+        <w:t>+</w:t>
+      </w:r>
+      <w:r>
+        <w:rPr>
+          <w:rFonts w:ascii="Times New Roman" w:hAnsi="Times New Roman" w:eastAsia="Times New Roman" w:cs="Times New Roman"/>
+        </w:rPr>
+        <w:t xml:space="preserve"> </w:t>
+      </w:r>
+      <w:r>
+        <w:rPr>
+          <w:rFonts w:hint="eastAsia" w:ascii="Times New Roman" w:hAnsi="Times New Roman" w:eastAsia="FangSong" w:cs="Times New Roman"/>
+        </w:rPr>
+        <w:t>过程</w:t>
+      </w:r>
+      <w:r>
+        <w:rPr>
+          <w:rFonts w:hint="eastAsia" w:ascii="Times New Roman" w:hAnsi="Times New Roman" w:eastAsia="Times New Roman" w:cs="Times New Roman"/>
+        </w:rPr>
+        <w:t>）。</w:t>
+      </w:r>
+      <w:r>
+        <w:rPr>
+          <w:rFonts w:ascii="Times New Roman" w:hAnsi="Times New Roman" w:eastAsia="Times New Roman" w:cs="Times New Roman"/>
+        </w:rPr>
+        <w:t xml:space="preserve"> </w:t>
+      </w:r>
+      <w:r>
+        <w:rPr>
+          <w:rFonts w:ascii="Times New Roman" w:hAnsi="Times New Roman" w:eastAsia="Times New Roman" w:cs="Times New Roman"/>
           <w:b/>
           <w:bCs/>
         </w:rPr>
-        <w:t>-</w:t>
+        <w:t xml:space="preserve">14.</w:t>
+      </w:r>
+      <w:r>
+        <w:rPr>
+          <w:rFonts w:ascii="Times New Roman" w:hAnsi="Times New Roman" w:eastAsia="Times New Roman" w:cs="Times New Roman"/>
+        </w:rPr>
+        <w:t xml:space="preserve"> </w:t>
       </w:r>
       <w:r>
         <w:rPr>
@@ -34160,7 +34279,7 @@
           <w:b/>
           <w:bCs/>
         </w:rPr>
-        <w:t>配合物异构体计数</w:t>
+        <w:t>真题</w:t>
       </w:r>
       <w:r>
         <w:rPr>
@@ -34168,6 +34287,38 @@
           <w:b/>
           <w:bCs/>
         </w:rPr>
+        <w:t>-</w:t>
+      </w:r>
+      <w:r>
+        <w:rPr>
+          <w:rFonts w:hint="eastAsia" w:ascii="Times New Roman" w:hAnsi="Times New Roman" w:eastAsia="FangSong" w:cs="Times New Roman"/>
+          <w:b/>
+          <w:bCs/>
+        </w:rPr>
+        <w:t>无机</w:t>
+      </w:r>
+      <w:r>
+        <w:rPr>
+          <w:rFonts w:hint="eastAsia" w:ascii="Times New Roman" w:hAnsi="Times New Roman" w:eastAsia="Times New Roman" w:cs="Times New Roman"/>
+          <w:b/>
+          <w:bCs/>
+        </w:rPr>
+        <w:t>-</w:t>
+      </w:r>
+      <w:r>
+        <w:rPr>
+          <w:rFonts w:hint="eastAsia" w:ascii="Times New Roman" w:hAnsi="Times New Roman" w:eastAsia="FangSong" w:cs="Times New Roman"/>
+          <w:b/>
+          <w:bCs/>
+        </w:rPr>
+        <w:t>配合物异构体计数</w:t>
+      </w:r>
+      <w:r>
+        <w:rPr>
+          <w:rFonts w:hint="eastAsia" w:ascii="Times New Roman" w:hAnsi="Times New Roman" w:eastAsia="Times New Roman" w:cs="Times New Roman"/>
+          <w:b/>
+          <w:bCs/>
+        </w:rPr>
         <w:t>-001</w:t>
       </w:r>
       <w:r>
@@ -34296,15 +34447,26 @@
         </w:rPr>
         <w:t>。</w:t>
       </w:r>
-    </w:p>
-    <w:p>
-      <w:pPr>
-        <w:pStyle w:val="Compact"/>
-        <w:numPr>
-          <w:ilvl w:val="0"/>
-          <w:numId w:val="1019"/>
-        </w:numPr>
-      </w:pPr>
+      <w:r>
+        <w:rPr>
+          <w:rFonts w:ascii="Times New Roman" w:hAnsi="Times New Roman" w:eastAsia="Times New Roman" w:cs="Times New Roman"/>
+        </w:rPr>
+        <w:t xml:space="preserve"> </w:t>
+      </w:r>
+      <w:r>
+        <w:rPr>
+          <w:rFonts w:ascii="Times New Roman" w:hAnsi="Times New Roman" w:eastAsia="Times New Roman" w:cs="Times New Roman"/>
+          <w:b/>
+          <w:bCs/>
+        </w:rPr>
+        <w:t xml:space="preserve">15.</w:t>
+      </w:r>
+      <w:r>
+        <w:rPr>
+          <w:rFonts w:ascii="Times New Roman" w:hAnsi="Times New Roman" w:eastAsia="Times New Roman" w:cs="Times New Roman"/>
+        </w:rPr>
+        <w:t xml:space="preserve"> </w:t>
+      </w:r>
       <w:r>
         <w:rPr>
           <w:rFonts w:hint="eastAsia" w:ascii="Times New Roman" w:hAnsi="Times New Roman" w:eastAsia="FangSong" w:cs="Times New Roman"/>
@@ -34432,12 +34594,22 @@
     </w:p>
     <w:p>
       <w:pPr>
-        <w:pStyle w:val="Compact"/>
-        <w:numPr>
-          <w:ilvl w:val="0"/>
-          <w:numId w:val="1020"/>
-        </w:numPr>
+        <w:pStyle w:val="FirstParagraph"/>
       </w:pPr>
+      <w:r>
+        <w:rPr>
+          <w:rFonts w:ascii="Times New Roman" w:hAnsi="Times New Roman" w:eastAsia="Times New Roman" w:cs="Times New Roman"/>
+          <w:b/>
+          <w:bCs/>
+        </w:rPr>
+        <w:t xml:space="preserve">1.</w:t>
+      </w:r>
+      <w:r>
+        <w:rPr>
+          <w:rFonts w:ascii="Times New Roman" w:hAnsi="Times New Roman" w:eastAsia="Times New Roman" w:cs="Times New Roman"/>
+        </w:rPr>
+        <w:t xml:space="preserve"> </w:t>
+      </w:r>
       <w:r>
         <w:rPr>
           <w:rFonts w:ascii="Times New Roman" w:hAnsi="Times New Roman" w:eastAsia="Times New Roman" w:cs="Times New Roman"/>
@@ -34673,15 +34845,26 @@
         </w:rPr>
         <w:t xml:space="preserve">V）。</w:t>
       </w:r>
-    </w:p>
-    <w:p>
-      <w:pPr>
-        <w:pStyle w:val="Compact"/>
-        <w:numPr>
-          <w:ilvl w:val="0"/>
-          <w:numId w:val="1020"/>
-        </w:numPr>
-      </w:pPr>
+      <w:r>
+        <w:rPr>
+          <w:rFonts w:ascii="Times New Roman" w:hAnsi="Times New Roman" w:eastAsia="Times New Roman" w:cs="Times New Roman"/>
+        </w:rPr>
+        <w:t xml:space="preserve"> </w:t>
+      </w:r>
+      <w:r>
+        <w:rPr>
+          <w:rFonts w:ascii="Times New Roman" w:hAnsi="Times New Roman" w:eastAsia="Times New Roman" w:cs="Times New Roman"/>
+          <w:b/>
+          <w:bCs/>
+        </w:rPr>
+        <w:t xml:space="preserve">2.</w:t>
+      </w:r>
+      <w:r>
+        <w:rPr>
+          <w:rFonts w:ascii="Times New Roman" w:hAnsi="Times New Roman" w:eastAsia="Times New Roman" w:cs="Times New Roman"/>
+        </w:rPr>
+        <w:t xml:space="preserve"> </w:t>
+      </w:r>
       <w:r>
         <w:rPr>
           <w:rFonts w:ascii="Times New Roman" w:hAnsi="Times New Roman" w:eastAsia="Times New Roman" w:cs="Times New Roman"/>
@@ -34934,15 +35117,26 @@
         </w:rPr>
         <w:t>）。</w:t>
       </w:r>
-    </w:p>
-    <w:p>
-      <w:pPr>
-        <w:pStyle w:val="Compact"/>
-        <w:numPr>
-          <w:ilvl w:val="0"/>
-          <w:numId w:val="1020"/>
-        </w:numPr>
-      </w:pPr>
+      <w:r>
+        <w:rPr>
+          <w:rFonts w:ascii="Times New Roman" w:hAnsi="Times New Roman" w:eastAsia="Times New Roman" w:cs="Times New Roman"/>
+        </w:rPr>
+        <w:t xml:space="preserve"> </w:t>
+      </w:r>
+      <w:r>
+        <w:rPr>
+          <w:rFonts w:ascii="Times New Roman" w:hAnsi="Times New Roman" w:eastAsia="Times New Roman" w:cs="Times New Roman"/>
+          <w:b/>
+          <w:bCs/>
+        </w:rPr>
+        <w:t xml:space="preserve">3.</w:t>
+      </w:r>
+      <w:r>
+        <w:rPr>
+          <w:rFonts w:ascii="Times New Roman" w:hAnsi="Times New Roman" w:eastAsia="Times New Roman" w:cs="Times New Roman"/>
+        </w:rPr>
+        <w:t xml:space="preserve"> </w:t>
+      </w:r>
       <w:r>
         <w:rPr>
           <w:rFonts w:ascii="Times New Roman" w:hAnsi="Times New Roman" w:eastAsia="Times New Roman" w:cs="Times New Roman"/>
@@ -35213,15 +35407,26 @@
         </w:rPr>
         <w:t>。</w:t>
       </w:r>
-    </w:p>
-    <w:p>
-      <w:pPr>
-        <w:pStyle w:val="Compact"/>
-        <w:numPr>
-          <w:ilvl w:val="0"/>
-          <w:numId w:val="1020"/>
-        </w:numPr>
-      </w:pPr>
+      <w:r>
+        <w:rPr>
+          <w:rFonts w:ascii="Times New Roman" w:hAnsi="Times New Roman" w:eastAsia="Times New Roman" w:cs="Times New Roman"/>
+        </w:rPr>
+        <w:t xml:space="preserve"> </w:t>
+      </w:r>
+      <w:r>
+        <w:rPr>
+          <w:rFonts w:ascii="Times New Roman" w:hAnsi="Times New Roman" w:eastAsia="Times New Roman" w:cs="Times New Roman"/>
+          <w:b/>
+          <w:bCs/>
+        </w:rPr>
+        <w:t xml:space="preserve">4.</w:t>
+      </w:r>
+      <w:r>
+        <w:rPr>
+          <w:rFonts w:ascii="Times New Roman" w:hAnsi="Times New Roman" w:eastAsia="Times New Roman" w:cs="Times New Roman"/>
+        </w:rPr>
+        <w:t xml:space="preserve"> </w:t>
+      </w:r>
       <w:r>
         <w:rPr>
           <w:rFonts w:ascii="Times New Roman" w:hAnsi="Times New Roman" w:eastAsia="Times New Roman" w:cs="Times New Roman"/>
@@ -35423,15 +35628,26 @@
         </w:rPr>
         <w:t>S）。</w:t>
       </w:r>
-    </w:p>
-    <w:p>
-      <w:pPr>
-        <w:pStyle w:val="Compact"/>
-        <w:numPr>
-          <w:ilvl w:val="0"/>
-          <w:numId w:val="1020"/>
-        </w:numPr>
-      </w:pPr>
+      <w:r>
+        <w:rPr>
+          <w:rFonts w:ascii="Times New Roman" w:hAnsi="Times New Roman" w:eastAsia="Times New Roman" w:cs="Times New Roman"/>
+        </w:rPr>
+        <w:t xml:space="preserve"> </w:t>
+      </w:r>
+      <w:r>
+        <w:rPr>
+          <w:rFonts w:ascii="Times New Roman" w:hAnsi="Times New Roman" w:eastAsia="Times New Roman" w:cs="Times New Roman"/>
+          <w:b/>
+          <w:bCs/>
+        </w:rPr>
+        <w:t xml:space="preserve">5.</w:t>
+      </w:r>
+      <w:r>
+        <w:rPr>
+          <w:rFonts w:ascii="Times New Roman" w:hAnsi="Times New Roman" w:eastAsia="Times New Roman" w:cs="Times New Roman"/>
+        </w:rPr>
+        <w:t xml:space="preserve"> </w:t>
+      </w:r>
       <w:r>
         <w:rPr>
           <w:rFonts w:ascii="Times New Roman" w:hAnsi="Times New Roman" w:eastAsia="Times New Roman" w:cs="Times New Roman"/>
@@ -35594,15 +35810,26 @@
         </w:rPr>
         <w:t xml:space="preserve"> Fe。</w:t>
       </w:r>
-    </w:p>
-    <w:p>
-      <w:pPr>
-        <w:pStyle w:val="Compact"/>
-        <w:numPr>
-          <w:ilvl w:val="0"/>
-          <w:numId w:val="1020"/>
-        </w:numPr>
-      </w:pPr>
+      <w:r>
+        <w:rPr>
+          <w:rFonts w:ascii="Times New Roman" w:hAnsi="Times New Roman" w:eastAsia="Times New Roman" w:cs="Times New Roman"/>
+        </w:rPr>
+        <w:t xml:space="preserve"> </w:t>
+      </w:r>
+      <w:r>
+        <w:rPr>
+          <w:rFonts w:ascii="Times New Roman" w:hAnsi="Times New Roman" w:eastAsia="Times New Roman" w:cs="Times New Roman"/>
+          <w:b/>
+          <w:bCs/>
+        </w:rPr>
+        <w:t xml:space="preserve">6.</w:t>
+      </w:r>
+      <w:r>
+        <w:rPr>
+          <w:rFonts w:ascii="Times New Roman" w:hAnsi="Times New Roman" w:eastAsia="Times New Roman" w:cs="Times New Roman"/>
+        </w:rPr>
+        <w:t xml:space="preserve"> </w:t>
+      </w:r>
       <w:r>
         <w:rPr>
           <w:rFonts w:hint="eastAsia" w:ascii="Times New Roman" w:hAnsi="Times New Roman" w:eastAsia="Times New Roman" w:cs="Times New Roman"/>
@@ -35834,15 +36061,26 @@
         </w:rPr>
         <w:t>。</w:t>
       </w:r>
-    </w:p>
-    <w:p>
-      <w:pPr>
-        <w:pStyle w:val="Compact"/>
-        <w:numPr>
-          <w:ilvl w:val="0"/>
-          <w:numId w:val="1020"/>
-        </w:numPr>
-      </w:pPr>
+      <w:r>
+        <w:rPr>
+          <w:rFonts w:ascii="Times New Roman" w:hAnsi="Times New Roman" w:eastAsia="Times New Roman" w:cs="Times New Roman"/>
+        </w:rPr>
+        <w:t xml:space="preserve"> </w:t>
+      </w:r>
+      <w:r>
+        <w:rPr>
+          <w:rFonts w:ascii="Times New Roman" w:hAnsi="Times New Roman" w:eastAsia="Times New Roman" w:cs="Times New Roman"/>
+          <w:b/>
+          <w:bCs/>
+        </w:rPr>
+        <w:t xml:space="preserve">7.</w:t>
+      </w:r>
+      <w:r>
+        <w:rPr>
+          <w:rFonts w:ascii="Times New Roman" w:hAnsi="Times New Roman" w:eastAsia="Times New Roman" w:cs="Times New Roman"/>
+        </w:rPr>
+        <w:t xml:space="preserve"> </w:t>
+      </w:r>
       <w:r>
         <w:rPr>
           <w:rFonts w:hint="eastAsia" w:ascii="Times New Roman" w:hAnsi="Times New Roman" w:eastAsia="Times New Roman" w:cs="Times New Roman"/>
@@ -36018,15 +36256,26 @@
         </w:rPr>
         <w:t xml:space="preserve"> 50–200 atm。</w:t>
       </w:r>
-    </w:p>
-    <w:p>
-      <w:pPr>
-        <w:pStyle w:val="Compact"/>
-        <w:numPr>
-          <w:ilvl w:val="0"/>
-          <w:numId w:val="1020"/>
-        </w:numPr>
-      </w:pPr>
+      <w:r>
+        <w:rPr>
+          <w:rFonts w:ascii="Times New Roman" w:hAnsi="Times New Roman" w:eastAsia="Times New Roman" w:cs="Times New Roman"/>
+        </w:rPr>
+        <w:t xml:space="preserve"> </w:t>
+      </w:r>
+      <w:r>
+        <w:rPr>
+          <w:rFonts w:ascii="Times New Roman" w:hAnsi="Times New Roman" w:eastAsia="Times New Roman" w:cs="Times New Roman"/>
+          <w:b/>
+          <w:bCs/>
+        </w:rPr>
+        <w:t xml:space="preserve">8.</w:t>
+      </w:r>
+      <w:r>
+        <w:rPr>
+          <w:rFonts w:ascii="Times New Roman" w:hAnsi="Times New Roman" w:eastAsia="Times New Roman" w:cs="Times New Roman"/>
+        </w:rPr>
+        <w:t xml:space="preserve"> </w:t>
+      </w:r>
       <w:r>
         <w:rPr>
           <w:rFonts w:hint="eastAsia" w:ascii="Times New Roman" w:hAnsi="Times New Roman" w:eastAsia="FangSong" w:cs="Times New Roman"/>
@@ -36307,15 +36556,26 @@
         </w:rPr>
         <w:t>。</w:t>
       </w:r>
-    </w:p>
-    <w:p>
-      <w:pPr>
-        <w:pStyle w:val="Compact"/>
-        <w:numPr>
-          <w:ilvl w:val="0"/>
-          <w:numId w:val="1020"/>
-        </w:numPr>
-      </w:pPr>
+      <w:r>
+        <w:rPr>
+          <w:rFonts w:ascii="Times New Roman" w:hAnsi="Times New Roman" w:eastAsia="Times New Roman" w:cs="Times New Roman"/>
+        </w:rPr>
+        <w:t xml:space="preserve"> </w:t>
+      </w:r>
+      <w:r>
+        <w:rPr>
+          <w:rFonts w:ascii="Times New Roman" w:hAnsi="Times New Roman" w:eastAsia="Times New Roman" w:cs="Times New Roman"/>
+          <w:b/>
+          <w:bCs/>
+        </w:rPr>
+        <w:t xml:space="preserve">9.</w:t>
+      </w:r>
+      <w:r>
+        <w:rPr>
+          <w:rFonts w:ascii="Times New Roman" w:hAnsi="Times New Roman" w:eastAsia="Times New Roman" w:cs="Times New Roman"/>
+        </w:rPr>
+        <w:t xml:space="preserve"> </w:t>
+      </w:r>
       <w:r>
         <w:rPr>
           <w:rFonts w:ascii="Times New Roman" w:hAnsi="Times New Roman" w:eastAsia="Times New Roman" w:cs="Times New Roman"/>
@@ -36498,15 +36758,26 @@
         </w:rPr>
         <w:t>。</w:t>
       </w:r>
-    </w:p>
-    <w:p>
-      <w:pPr>
-        <w:pStyle w:val="Compact"/>
-        <w:numPr>
-          <w:ilvl w:val="0"/>
-          <w:numId w:val="1020"/>
-        </w:numPr>
-      </w:pPr>
+      <w:r>
+        <w:rPr>
+          <w:rFonts w:ascii="Times New Roman" w:hAnsi="Times New Roman" w:eastAsia="Times New Roman" w:cs="Times New Roman"/>
+        </w:rPr>
+        <w:t xml:space="preserve"> </w:t>
+      </w:r>
+      <w:r>
+        <w:rPr>
+          <w:rFonts w:ascii="Times New Roman" w:hAnsi="Times New Roman" w:eastAsia="Times New Roman" w:cs="Times New Roman"/>
+          <w:b/>
+          <w:bCs/>
+        </w:rPr>
+        <w:t xml:space="preserve">10.</w:t>
+      </w:r>
+      <w:r>
+        <w:rPr>
+          <w:rFonts w:ascii="Times New Roman" w:hAnsi="Times New Roman" w:eastAsia="Times New Roman" w:cs="Times New Roman"/>
+        </w:rPr>
+        <w:t xml:space="preserve"> </w:t>
+      </w:r>
       <w:r>
         <w:rPr>
           <w:rFonts w:ascii="Times New Roman" w:hAnsi="Times New Roman" w:eastAsia="Times New Roman" w:cs="Times New Roman"/>
@@ -36730,15 +37001,26 @@
         </w:rPr>
         <w:t>。</w:t>
       </w:r>
-    </w:p>
-    <w:p>
-      <w:pPr>
-        <w:pStyle w:val="Compact"/>
-        <w:numPr>
-          <w:ilvl w:val="0"/>
-          <w:numId w:val="1020"/>
-        </w:numPr>
-      </w:pPr>
+      <w:r>
+        <w:rPr>
+          <w:rFonts w:ascii="Times New Roman" w:hAnsi="Times New Roman" w:eastAsia="Times New Roman" w:cs="Times New Roman"/>
+        </w:rPr>
+        <w:t xml:space="preserve"> </w:t>
+      </w:r>
+      <w:r>
+        <w:rPr>
+          <w:rFonts w:ascii="Times New Roman" w:hAnsi="Times New Roman" w:eastAsia="Times New Roman" w:cs="Times New Roman"/>
+          <w:b/>
+          <w:bCs/>
+        </w:rPr>
+        <w:t xml:space="preserve">11.</w:t>
+      </w:r>
+      <w:r>
+        <w:rPr>
+          <w:rFonts w:ascii="Times New Roman" w:hAnsi="Times New Roman" w:eastAsia="Times New Roman" w:cs="Times New Roman"/>
+        </w:rPr>
+        <w:t xml:space="preserve"> </w:t>
+      </w:r>
       <w:r>
         <w:rPr>
           <w:rFonts w:hint="eastAsia" w:ascii="Times New Roman" w:hAnsi="Times New Roman" w:eastAsia="FangSong" w:cs="Times New Roman"/>
@@ -36837,15 +37119,26 @@
         </w:rPr>
         <w:t>。</w:t>
       </w:r>
-    </w:p>
-    <w:p>
-      <w:pPr>
-        <w:pStyle w:val="Compact"/>
-        <w:numPr>
-          <w:ilvl w:val="0"/>
-          <w:numId w:val="1020"/>
-        </w:numPr>
-      </w:pPr>
+      <w:r>
+        <w:rPr>
+          <w:rFonts w:ascii="Times New Roman" w:hAnsi="Times New Roman" w:eastAsia="Times New Roman" w:cs="Times New Roman"/>
+        </w:rPr>
+        <w:t xml:space="preserve"> </w:t>
+      </w:r>
+      <w:r>
+        <w:rPr>
+          <w:rFonts w:ascii="Times New Roman" w:hAnsi="Times New Roman" w:eastAsia="Times New Roman" w:cs="Times New Roman"/>
+          <w:b/>
+          <w:bCs/>
+        </w:rPr>
+        <w:t xml:space="preserve">12.</w:t>
+      </w:r>
+      <w:r>
+        <w:rPr>
+          <w:rFonts w:ascii="Times New Roman" w:hAnsi="Times New Roman" w:eastAsia="Times New Roman" w:cs="Times New Roman"/>
+        </w:rPr>
+        <w:t xml:space="preserve"> </w:t>
+      </w:r>
       <w:r>
         <w:rPr>
           <w:rFonts w:hint="eastAsia" w:ascii="Times New Roman" w:hAnsi="Times New Roman" w:eastAsia="FangSong" w:cs="Times New Roman"/>
@@ -36981,15 +37274,26 @@
         </w:rPr>
         <w:t>。</w:t>
       </w:r>
-    </w:p>
-    <w:p>
-      <w:pPr>
-        <w:pStyle w:val="Compact"/>
-        <w:numPr>
-          <w:ilvl w:val="0"/>
-          <w:numId w:val="1020"/>
-        </w:numPr>
-      </w:pPr>
+      <w:r>
+        <w:rPr>
+          <w:rFonts w:ascii="Times New Roman" w:hAnsi="Times New Roman" w:eastAsia="Times New Roman" w:cs="Times New Roman"/>
+        </w:rPr>
+        <w:t xml:space="preserve"> </w:t>
+      </w:r>
+      <w:r>
+        <w:rPr>
+          <w:rFonts w:ascii="Times New Roman" w:hAnsi="Times New Roman" w:eastAsia="Times New Roman" w:cs="Times New Roman"/>
+          <w:b/>
+          <w:bCs/>
+        </w:rPr>
+        <w:t xml:space="preserve">13.</w:t>
+      </w:r>
+      <w:r>
+        <w:rPr>
+          <w:rFonts w:ascii="Times New Roman" w:hAnsi="Times New Roman" w:eastAsia="Times New Roman" w:cs="Times New Roman"/>
+        </w:rPr>
+        <w:t xml:space="preserve"> </w:t>
+      </w:r>
       <w:r>
         <w:rPr>
           <w:rFonts w:hint="eastAsia" w:ascii="Times New Roman" w:hAnsi="Times New Roman" w:eastAsia="FangSong" w:cs="Times New Roman"/>
@@ -37137,15 +37441,26 @@
         </w:rPr>
         <w:t>）。</w:t>
       </w:r>
-    </w:p>
-    <w:p>
-      <w:pPr>
-        <w:pStyle w:val="Compact"/>
-        <w:numPr>
-          <w:ilvl w:val="0"/>
-          <w:numId w:val="1020"/>
-        </w:numPr>
-      </w:pPr>
+      <w:r>
+        <w:rPr>
+          <w:rFonts w:ascii="Times New Roman" w:hAnsi="Times New Roman" w:eastAsia="Times New Roman" w:cs="Times New Roman"/>
+        </w:rPr>
+        <w:t xml:space="preserve"> </w:t>
+      </w:r>
+      <w:r>
+        <w:rPr>
+          <w:rFonts w:ascii="Times New Roman" w:hAnsi="Times New Roman" w:eastAsia="Times New Roman" w:cs="Times New Roman"/>
+          <w:b/>
+          <w:bCs/>
+        </w:rPr>
+        <w:t xml:space="preserve">14.</w:t>
+      </w:r>
+      <w:r>
+        <w:rPr>
+          <w:rFonts w:ascii="Times New Roman" w:hAnsi="Times New Roman" w:eastAsia="Times New Roman" w:cs="Times New Roman"/>
+        </w:rPr>
+        <w:t xml:space="preserve"> </w:t>
+      </w:r>
       <w:r>
         <w:rPr>
           <w:rFonts w:ascii="Times New Roman" w:hAnsi="Times New Roman" w:eastAsia="Times New Roman" w:cs="Times New Roman"/>
@@ -37368,15 +37683,26 @@
         </w:rPr>
         <w:t>-001）。</w:t>
       </w:r>
-    </w:p>
-    <w:p>
-      <w:pPr>
-        <w:pStyle w:val="Compact"/>
-        <w:numPr>
-          <w:ilvl w:val="0"/>
-          <w:numId w:val="1020"/>
-        </w:numPr>
-      </w:pPr>
+      <w:r>
+        <w:rPr>
+          <w:rFonts w:ascii="Times New Roman" w:hAnsi="Times New Roman" w:eastAsia="Times New Roman" w:cs="Times New Roman"/>
+        </w:rPr>
+        <w:t xml:space="preserve"> </w:t>
+      </w:r>
+      <w:r>
+        <w:rPr>
+          <w:rFonts w:ascii="Times New Roman" w:hAnsi="Times New Roman" w:eastAsia="Times New Roman" w:cs="Times New Roman"/>
+          <w:b/>
+          <w:bCs/>
+        </w:rPr>
+        <w:t xml:space="preserve">15.</w:t>
+      </w:r>
+      <w:r>
+        <w:rPr>
+          <w:rFonts w:ascii="Times New Roman" w:hAnsi="Times New Roman" w:eastAsia="Times New Roman" w:cs="Times New Roman"/>
+        </w:rPr>
+        <w:t xml:space="preserve"> </w:t>
+      </w:r>
       <w:r>
         <w:rPr>
           <w:rFonts w:hint="eastAsia" w:ascii="Times New Roman" w:hAnsi="Times New Roman" w:eastAsia="FangSong" w:cs="Times New Roman"/>
@@ -37620,7 +37946,7 @@
         <w:pStyle w:val="Compact"/>
         <w:numPr>
           <w:ilvl w:val="0"/>
-          <w:numId w:val="1021"/>
+          <w:numId w:val="1017"/>
         </w:numPr>
       </w:pPr>
       <w:r>
@@ -37769,7 +38095,7 @@
         <w:pStyle w:val="Compact"/>
         <w:numPr>
           <w:ilvl w:val="0"/>
-          <w:numId w:val="1021"/>
+          <w:numId w:val="1017"/>
         </w:numPr>
       </w:pPr>
       <w:r>
@@ -37864,7 +38190,7 @@
         <w:pStyle w:val="Compact"/>
         <w:numPr>
           <w:ilvl w:val="0"/>
-          <w:numId w:val="1021"/>
+          <w:numId w:val="1017"/>
         </w:numPr>
       </w:pPr>
       <w:r>
@@ -37971,7 +38297,7 @@
         <w:pStyle w:val="Compact"/>
         <w:numPr>
           <w:ilvl w:val="0"/>
-          <w:numId w:val="1021"/>
+          <w:numId w:val="1017"/>
         </w:numPr>
       </w:pPr>
       <w:r>
@@ -38150,7 +38476,7 @@
         <w:pStyle w:val="Compact"/>
         <w:numPr>
           <w:ilvl w:val="0"/>
-          <w:numId w:val="1021"/>
+          <w:numId w:val="1017"/>
         </w:numPr>
       </w:pPr>
       <w:r>
@@ -38341,7 +38667,7 @@
         <w:pStyle w:val="Compact"/>
         <w:numPr>
           <w:ilvl w:val="0"/>
-          <w:numId w:val="1021"/>
+          <w:numId w:val="1017"/>
         </w:numPr>
       </w:pPr>
       <w:r>
@@ -38871,176 +39197,6 @@
       </w:rPr>
     </w:lvl>
   </w:abstractNum>
-  <w:abstractNum w:abstractNumId="99416">
-    <w:nsid w:val="00A99416"/>
-    <w:multiLevelType w:val="multilevel"/>
-    <w:lvl w:ilvl="0">
-      <w:start w:val="6"/>
-      <w:numFmt w:val="decimal"/>
-      <w:lvlText w:val="%1."/>
-      <w:lvlJc w:val="left"/>
-      <w:pPr>
-        <w:ind w:left="720" w:hanging="360"/>
-      </w:pPr>
-    </w:lvl>
-    <w:lvl w:ilvl="1">
-      <w:start w:val="6"/>
-      <w:numFmt w:val="decimal"/>
-      <w:lvlText w:val="%2."/>
-      <w:lvlJc w:val="left"/>
-      <w:pPr>
-        <w:ind w:left="1440" w:hanging="360"/>
-      </w:pPr>
-    </w:lvl>
-    <w:lvl w:ilvl="2">
-      <w:start w:val="6"/>
-      <w:numFmt w:val="decimal"/>
-      <w:lvlText w:val="%3."/>
-      <w:lvlJc w:val="left"/>
-      <w:pPr>
-        <w:ind w:left="2160" w:hanging="360"/>
-      </w:pPr>
-    </w:lvl>
-    <w:lvl w:ilvl="3">
-      <w:start w:val="6"/>
-      <w:numFmt w:val="decimal"/>
-      <w:lvlText w:val="%4."/>
-      <w:lvlJc w:val="left"/>
-      <w:pPr>
-        <w:ind w:left="2880" w:hanging="360"/>
-      </w:pPr>
-    </w:lvl>
-    <w:lvl w:ilvl="4">
-      <w:start w:val="6"/>
-      <w:numFmt w:val="decimal"/>
-      <w:lvlText w:val="%5."/>
-      <w:lvlJc w:val="left"/>
-      <w:pPr>
-        <w:ind w:left="3600" w:hanging="360"/>
-      </w:pPr>
-    </w:lvl>
-    <w:lvl w:ilvl="5">
-      <w:start w:val="6"/>
-      <w:numFmt w:val="decimal"/>
-      <w:lvlText w:val="%6."/>
-      <w:lvlJc w:val="left"/>
-      <w:pPr>
-        <w:ind w:left="4320" w:hanging="360"/>
-      </w:pPr>
-    </w:lvl>
-    <w:lvl w:ilvl="6">
-      <w:start w:val="6"/>
-      <w:numFmt w:val="decimal"/>
-      <w:lvlText w:val="%7."/>
-      <w:lvlJc w:val="left"/>
-      <w:pPr>
-        <w:ind w:left="5040" w:hanging="360"/>
-      </w:pPr>
-    </w:lvl>
-    <w:lvl w:ilvl="7">
-      <w:start w:val="6"/>
-      <w:numFmt w:val="decimal"/>
-      <w:lvlText w:val="%8."/>
-      <w:lvlJc w:val="left"/>
-      <w:pPr>
-        <w:ind w:left="5760" w:hanging="360"/>
-      </w:pPr>
-    </w:lvl>
-    <w:lvl w:ilvl="8">
-      <w:start w:val="6"/>
-      <w:numFmt w:val="decimal"/>
-      <w:lvlText w:val="%9."/>
-      <w:lvlJc w:val="left"/>
-      <w:pPr>
-        <w:ind w:left="6480" w:hanging="360"/>
-      </w:pPr>
-    </w:lvl>
-  </w:abstractNum>
-  <w:abstractNum w:abstractNumId="994111">
-    <w:nsid w:val="0A994111"/>
-    <w:multiLevelType w:val="multilevel"/>
-    <w:lvl w:ilvl="0">
-      <w:start w:val="11"/>
-      <w:numFmt w:val="decimal"/>
-      <w:lvlText w:val="%1."/>
-      <w:lvlJc w:val="left"/>
-      <w:pPr>
-        <w:ind w:left="720" w:hanging="360"/>
-      </w:pPr>
-    </w:lvl>
-    <w:lvl w:ilvl="1">
-      <w:start w:val="11"/>
-      <w:numFmt w:val="decimal"/>
-      <w:lvlText w:val="%2."/>
-      <w:lvlJc w:val="left"/>
-      <w:pPr>
-        <w:ind w:left="1440" w:hanging="360"/>
-      </w:pPr>
-    </w:lvl>
-    <w:lvl w:ilvl="2">
-      <w:start w:val="11"/>
-      <w:numFmt w:val="decimal"/>
-      <w:lvlText w:val="%3."/>
-      <w:lvlJc w:val="left"/>
-      <w:pPr>
-        <w:ind w:left="2160" w:hanging="360"/>
-      </w:pPr>
-    </w:lvl>
-    <w:lvl w:ilvl="3">
-      <w:start w:val="11"/>
-      <w:numFmt w:val="decimal"/>
-      <w:lvlText w:val="%4."/>
-      <w:lvlJc w:val="left"/>
-      <w:pPr>
-        <w:ind w:left="2880" w:hanging="360"/>
-      </w:pPr>
-    </w:lvl>
-    <w:lvl w:ilvl="4">
-      <w:start w:val="11"/>
-      <w:numFmt w:val="decimal"/>
-      <w:lvlText w:val="%5."/>
-      <w:lvlJc w:val="left"/>
-      <w:pPr>
-        <w:ind w:left="3600" w:hanging="360"/>
-      </w:pPr>
-    </w:lvl>
-    <w:lvl w:ilvl="5">
-      <w:start w:val="11"/>
-      <w:numFmt w:val="decimal"/>
-      <w:lvlText w:val="%6."/>
-      <w:lvlJc w:val="left"/>
-      <w:pPr>
-        <w:ind w:left="4320" w:hanging="360"/>
-      </w:pPr>
-    </w:lvl>
-    <w:lvl w:ilvl="6">
-      <w:start w:val="11"/>
-      <w:numFmt w:val="decimal"/>
-      <w:lvlText w:val="%7."/>
-      <w:lvlJc w:val="left"/>
-      <w:pPr>
-        <w:ind w:left="5040" w:hanging="360"/>
-      </w:pPr>
-    </w:lvl>
-    <w:lvl w:ilvl="7">
-      <w:start w:val="11"/>
-      <w:numFmt w:val="decimal"/>
-      <w:lvlText w:val="%8."/>
-      <w:lvlJc w:val="left"/>
-      <w:pPr>
-        <w:ind w:left="5760" w:hanging="360"/>
-      </w:pPr>
-    </w:lvl>
-    <w:lvl w:ilvl="8">
-      <w:start w:val="11"/>
-      <w:numFmt w:val="decimal"/>
-      <w:lvlText w:val="%9."/>
-      <w:lvlJc w:val="left"/>
-      <w:pPr>
-        <w:ind w:left="6480" w:hanging="360"/>
-      </w:pPr>
-    </w:lvl>
-  </w:abstractNum>
   <w:num w:numId="1000">
     <w:abstractNumId w:val="990"/>
   </w:num>
@@ -39147,126 +39303,6 @@
     <w:abstractNumId w:val="991"/>
   </w:num>
   <w:num w:numId="1017">
-    <w:abstractNumId w:val="99411"/>
-    <w:lvlOverride w:ilvl="0">
-      <w:startOverride w:val="1"/>
-    </w:lvlOverride>
-    <w:lvlOverride w:ilvl="1">
-      <w:startOverride w:val="1"/>
-    </w:lvlOverride>
-    <w:lvlOverride w:ilvl="2">
-      <w:startOverride w:val="1"/>
-    </w:lvlOverride>
-    <w:lvlOverride w:ilvl="3">
-      <w:startOverride w:val="1"/>
-    </w:lvlOverride>
-    <w:lvlOverride w:ilvl="4">
-      <w:startOverride w:val="1"/>
-    </w:lvlOverride>
-    <w:lvlOverride w:ilvl="5">
-      <w:startOverride w:val="1"/>
-    </w:lvlOverride>
-    <w:lvlOverride w:ilvl="6">
-      <w:startOverride w:val="1"/>
-    </w:lvlOverride>
-    <w:lvlOverride w:ilvl="7">
-      <w:startOverride w:val="1"/>
-    </w:lvlOverride>
-    <w:lvlOverride w:ilvl="8">
-      <w:startOverride w:val="1"/>
-    </w:lvlOverride>
-  </w:num>
-  <w:num w:numId="1018">
-    <w:abstractNumId w:val="99416"/>
-    <w:lvlOverride w:ilvl="0">
-      <w:startOverride w:val="6"/>
-    </w:lvlOverride>
-    <w:lvlOverride w:ilvl="1">
-      <w:startOverride w:val="6"/>
-    </w:lvlOverride>
-    <w:lvlOverride w:ilvl="2">
-      <w:startOverride w:val="6"/>
-    </w:lvlOverride>
-    <w:lvlOverride w:ilvl="3">
-      <w:startOverride w:val="6"/>
-    </w:lvlOverride>
-    <w:lvlOverride w:ilvl="4">
-      <w:startOverride w:val="6"/>
-    </w:lvlOverride>
-    <w:lvlOverride w:ilvl="5">
-      <w:startOverride w:val="6"/>
-    </w:lvlOverride>
-    <w:lvlOverride w:ilvl="6">
-      <w:startOverride w:val="6"/>
-    </w:lvlOverride>
-    <w:lvlOverride w:ilvl="7">
-      <w:startOverride w:val="6"/>
-    </w:lvlOverride>
-    <w:lvlOverride w:ilvl="8">
-      <w:startOverride w:val="6"/>
-    </w:lvlOverride>
-  </w:num>
-  <w:num w:numId="1019">
-    <w:abstractNumId w:val="994111"/>
-    <w:lvlOverride w:ilvl="0">
-      <w:startOverride w:val="11"/>
-    </w:lvlOverride>
-    <w:lvlOverride w:ilvl="1">
-      <w:startOverride w:val="11"/>
-    </w:lvlOverride>
-    <w:lvlOverride w:ilvl="2">
-      <w:startOverride w:val="11"/>
-    </w:lvlOverride>
-    <w:lvlOverride w:ilvl="3">
-      <w:startOverride w:val="11"/>
-    </w:lvlOverride>
-    <w:lvlOverride w:ilvl="4">
-      <w:startOverride w:val="11"/>
-    </w:lvlOverride>
-    <w:lvlOverride w:ilvl="5">
-      <w:startOverride w:val="11"/>
-    </w:lvlOverride>
-    <w:lvlOverride w:ilvl="6">
-      <w:startOverride w:val="11"/>
-    </w:lvlOverride>
-    <w:lvlOverride w:ilvl="7">
-      <w:startOverride w:val="11"/>
-    </w:lvlOverride>
-    <w:lvlOverride w:ilvl="8">
-      <w:startOverride w:val="11"/>
-    </w:lvlOverride>
-  </w:num>
-  <w:num w:numId="1020">
-    <w:abstractNumId w:val="99411"/>
-    <w:lvlOverride w:ilvl="0">
-      <w:startOverride w:val="1"/>
-    </w:lvlOverride>
-    <w:lvlOverride w:ilvl="1">
-      <w:startOverride w:val="1"/>
-    </w:lvlOverride>
-    <w:lvlOverride w:ilvl="2">
-      <w:startOverride w:val="1"/>
-    </w:lvlOverride>
-    <w:lvlOverride w:ilvl="3">
-      <w:startOverride w:val="1"/>
-    </w:lvlOverride>
-    <w:lvlOverride w:ilvl="4">
-      <w:startOverride w:val="1"/>
-    </w:lvlOverride>
-    <w:lvlOverride w:ilvl="5">
-      <w:startOverride w:val="1"/>
-    </w:lvlOverride>
-    <w:lvlOverride w:ilvl="6">
-      <w:startOverride w:val="1"/>
-    </w:lvlOverride>
-    <w:lvlOverride w:ilvl="7">
-      <w:startOverride w:val="1"/>
-    </w:lvlOverride>
-    <w:lvlOverride w:ilvl="8">
-      <w:startOverride w:val="1"/>
-    </w:lvlOverride>
-  </w:num>
-  <w:num w:numId="1021">
     <w:abstractNumId w:val="991"/>
   </w:num>
 </w:numbering>

--- a/06-学生侧材料/讲义/5-无机化学/铁钴镍铜锌-超级充实版（自学完整）.docx
+++ b/06-学生侧材料/讲义/5-无机化学/铁钴镍铜锌-超级充实版（自学完整）.docx
@@ -108,13 +108,55 @@
     <w:p>
       <w:pPr>
         <w:pStyle w:val="Heading2"/>
-        <w:spacing w:after="120" w:before="280"/>
+        <w:spacing w:before="280" w:after="120"/>
       </w:pPr>
       <w:r>
         <w:rPr>
           <w:rFonts w:hint="eastAsia" w:ascii="Times New Roman" w:hAnsi="Times New Roman" w:eastAsia="SimHei" w:cs="Times New Roman"/>
         </w:rPr>
         <w:t xml:space="preserve">学习目标</w:t>
+      </w:r>
+    </w:p>
+    <w:p>
+      <w:pPr>
+        <w:pStyle w:val="BlockText"/>
+        <w:spacing w:after="80"/>
+      </w:pPr>
+      <w:r>
+        <w:rPr>
+          <w:rFonts w:hint="eastAsia" w:ascii="Times New Roman" w:hAnsi="Times New Roman" w:eastAsia="FangSong" w:cs="Times New Roman"/>
+        </w:rPr>
+        <w:t>对齐考纲</w:t>
+      </w:r>
+      <w:r>
+        <w:rPr>
+          <w:rFonts w:hint="eastAsia" w:ascii="Times New Roman" w:hAnsi="Times New Roman" w:eastAsia="Times New Roman" w:cs="Times New Roman"/>
+        </w:rPr>
+        <w:t>：§12</w:t>
+      </w:r>
+      <w:r>
+        <w:rPr>
+          <w:rFonts w:ascii="Times New Roman" w:hAnsi="Times New Roman" w:eastAsia="Times New Roman" w:cs="Times New Roman"/>
+        </w:rPr>
+        <w:t xml:space="preserve"> </w:t>
+      </w:r>
+      <w:r>
+        <w:rPr>
+          <w:rFonts w:hint="eastAsia" w:ascii="Times New Roman" w:hAnsi="Times New Roman" w:eastAsia="FangSong" w:cs="Times New Roman"/>
+        </w:rPr>
+        <w:t xml:space="preserve">配合物</w:t>
+      </w:r>
+      <w:r>
+        <w:rPr>
+          <w:rFonts w:ascii="Times New Roman" w:hAnsi="Times New Roman" w:eastAsia="Times New Roman" w:cs="Times New Roman"/>
+        </w:rPr>
+        <w:t xml:space="preserve"> · §13 </w:t>
+      </w:r>
+      <w:r>
+        <w:rPr>
+          <w:rFonts w:hint="eastAsia" w:ascii="Times New Roman" w:hAnsi="Times New Roman" w:eastAsia="FangSong" w:cs="Times New Roman"/>
+        </w:rPr>
+        <w:t xml:space="preserve">元素化学</w:t>
       </w:r>
     </w:p>
     <w:tbl>
@@ -144,7 +186,7 @@
                 <w:rFonts w:hint="eastAsia" w:ascii="Times New Roman" w:hAnsi="Times New Roman" w:eastAsia="SimHei" w:cs="Times New Roman"/>
                 <w:b/>
               </w:rPr>
-              <w:t xml:space="preserve">模块</w:t>
+              <w:t xml:space="preserve">考纲条目</w:t>
             </w:r>
           </w:p>
         </w:tc>
@@ -160,7 +202,7 @@
                 <w:rFonts w:hint="eastAsia" w:ascii="Times New Roman" w:hAnsi="Times New Roman" w:eastAsia="SimHei" w:cs="Times New Roman"/>
                 <w:b/>
               </w:rPr>
-              <w:t xml:space="preserve">核心能力</w:t>
+              <w:t xml:space="preserve">学完本讲你应能</w:t>
             </w:r>
           </w:p>
         </w:tc>
@@ -175,9 +217,305 @@
             </w:pPr>
             <w:r>
               <w:rPr>
+                <w:rFonts w:ascii="Times New Roman" w:hAnsi="Times New Roman" w:eastAsia="Times New Roman" w:cs="Times New Roman"/>
+              </w:rPr>
+              <w:t xml:space="preserve">§12 </w:t>
+            </w:r>
+            <w:r>
+              <w:rPr>
                 <w:rFonts w:hint="eastAsia" w:ascii="Times New Roman" w:hAnsi="Times New Roman" w:eastAsia="FangSong" w:cs="Times New Roman"/>
               </w:rPr>
-              <w:t xml:space="preserve">铁</w:t>
+              <w:t xml:space="preserve">配合物</w:t>
+            </w:r>
+            <w:r>
+              <w:rPr>
+                <w:rFonts w:ascii="Times New Roman" w:hAnsi="Times New Roman" w:eastAsia="Times New Roman" w:cs="Times New Roman"/>
+              </w:rPr>
+              <w:t xml:space="preserve"> · </w:t>
+            </w:r>
+            <w:r>
+              <w:rPr>
+                <w:rFonts w:hint="eastAsia" w:ascii="Times New Roman" w:hAnsi="Times New Roman" w:eastAsia="FangSong" w:cs="Times New Roman"/>
+              </w:rPr>
+              <w:t xml:space="preserve">钴的配体反转</w:t>
+            </w:r>
+          </w:p>
+        </w:tc>
+        <w:tc>
+          <w:tcPr/>
+          <w:p>
+            <w:pPr>
+              <w:pStyle w:val="Compact"/>
+              <w:jc w:val="center"/>
+            </w:pPr>
+            <w:r>
+              <w:rPr>
+                <w:rFonts w:hint="eastAsia" w:ascii="Times New Roman" w:hAnsi="Times New Roman" w:eastAsia="FangSong" w:cs="Times New Roman"/>
+              </w:rPr>
+              <w:t xml:space="preserve">能解释</w:t>
+            </w:r>
+            <w:r>
+              <w:rPr>
+                <w:rFonts w:ascii="Times New Roman" w:hAnsi="Times New Roman" w:eastAsia="Times New Roman" w:cs="Times New Roman"/>
+              </w:rPr>
+              <w:t xml:space="preserve"> Co</w:t>
+            </w:r>
+            <w:r>
+              <w:rPr>
+                <w:rFonts w:ascii="Times New Roman" w:hAnsi="Times New Roman" w:eastAsia="Times New Roman" w:cs="Times New Roman"/>
+                <w:vertAlign w:val="superscript"/>
+              </w:rPr>
+              <w:t>2+</w:t>
+            </w:r>
+            <w:r>
+              <w:rPr>
+                <w:rFonts w:ascii="Times New Roman" w:hAnsi="Times New Roman" w:eastAsia="Times New Roman" w:cs="Times New Roman"/>
+              </w:rPr>
+              <w:t xml:space="preserve"> </w:t>
+            </w:r>
+            <w:r>
+              <w:rPr>
+                <w:rFonts w:hint="eastAsia" w:ascii="Times New Roman" w:hAnsi="Times New Roman" w:eastAsia="FangSong" w:cs="Times New Roman"/>
+              </w:rPr>
+              <w:t xml:space="preserve">稳定</w:t>
+            </w:r>
+            <w:r>
+              <w:rPr>
+                <w:rFonts w:ascii="Times New Roman" w:hAnsi="Times New Roman" w:eastAsia="Times New Roman" w:cs="Times New Roman"/>
+              </w:rPr>
+              <w:t xml:space="preserve"> vs Co</w:t>
+            </w:r>
+            <w:r>
+              <w:rPr>
+                <w:rFonts w:ascii="Times New Roman" w:hAnsi="Times New Roman" w:eastAsia="Times New Roman" w:cs="Times New Roman"/>
+                <w:vertAlign w:val="superscript"/>
+              </w:rPr>
+              <w:t>3+</w:t>
+            </w:r>
+            <w:r>
+              <w:rPr>
+                <w:rFonts w:ascii="Times New Roman" w:hAnsi="Times New Roman" w:eastAsia="Times New Roman" w:cs="Times New Roman"/>
+              </w:rPr>
+              <w:t xml:space="preserve"> </w:t>
+            </w:r>
+            <w:r>
+              <w:rPr>
+                <w:rFonts w:hint="eastAsia" w:ascii="Times New Roman" w:hAnsi="Times New Roman" w:eastAsia="FangSong" w:cs="Times New Roman"/>
+              </w:rPr>
+              <w:t xml:space="preserve">水合离子强氧化</w:t>
+            </w:r>
+            <w:r>
+              <w:rPr>
+                <w:rFonts w:ascii="Times New Roman" w:hAnsi="Times New Roman" w:eastAsia="Times New Roman" w:cs="Times New Roman"/>
+              </w:rPr>
+              <w:t xml:space="preserve"> vs </w:t>
+            </w:r>
+            <w:r>
+              <w:rPr>
+                <w:rFonts w:hint="eastAsia" w:ascii="Times New Roman" w:hAnsi="Times New Roman" w:eastAsia="FangSong" w:cs="Times New Roman"/>
+              </w:rPr>
+              <w:t>氨配合物稳定的</w:t>
+            </w:r>
+            <w:r>
+              <w:rPr>
+                <w:rFonts w:hint="eastAsia" w:ascii="Times New Roman" w:hAnsi="Times New Roman" w:eastAsia="Times New Roman" w:cs="Times New Roman"/>
+              </w:rPr>
+              <w:t>「</w:t>
+            </w:r>
+            <w:r>
+              <w:rPr>
+                <w:rFonts w:hint="eastAsia" w:ascii="Times New Roman" w:hAnsi="Times New Roman" w:eastAsia="FangSong" w:cs="Times New Roman"/>
+              </w:rPr>
+              <w:t>配体反转</w:t>
+            </w:r>
+            <w:r>
+              <w:rPr>
+                <w:rFonts w:hint="eastAsia" w:ascii="Times New Roman" w:hAnsi="Times New Roman" w:eastAsia="Times New Roman" w:cs="Times New Roman"/>
+              </w:rPr>
+              <w:t>」</w:t>
+            </w:r>
+          </w:p>
+        </w:tc>
+      </w:tr>
+      <w:tr>
+        <w:tc>
+          <w:tcPr/>
+          <w:p>
+            <w:pPr>
+              <w:pStyle w:val="Compact"/>
+              <w:jc w:val="center"/>
+            </w:pPr>
+            <w:r>
+              <w:rPr>
+                <w:rFonts w:ascii="Times New Roman" w:hAnsi="Times New Roman" w:eastAsia="Times New Roman" w:cs="Times New Roman"/>
+              </w:rPr>
+              <w:t xml:space="preserve">§12 </w:t>
+            </w:r>
+            <w:r>
+              <w:rPr>
+                <w:rFonts w:hint="eastAsia" w:ascii="Times New Roman" w:hAnsi="Times New Roman" w:eastAsia="FangSong" w:cs="Times New Roman"/>
+              </w:rPr>
+              <w:t xml:space="preserve">配合物</w:t>
+            </w:r>
+            <w:r>
+              <w:rPr>
+                <w:rFonts w:ascii="Times New Roman" w:hAnsi="Times New Roman" w:eastAsia="Times New Roman" w:cs="Times New Roman"/>
+              </w:rPr>
+              <w:t xml:space="preserve"> · </w:t>
+            </w:r>
+            <w:r>
+              <w:rPr>
+                <w:rFonts w:hint="eastAsia" w:ascii="Times New Roman" w:hAnsi="Times New Roman" w:eastAsia="FangSong" w:cs="Times New Roman"/>
+              </w:rPr>
+              <w:t xml:space="preserve">镍配合物几何与磁性</w:t>
+            </w:r>
+          </w:p>
+        </w:tc>
+        <w:tc>
+          <w:tcPr/>
+          <w:p>
+            <w:pPr>
+              <w:pStyle w:val="Compact"/>
+              <w:jc w:val="center"/>
+            </w:pPr>
+            <w:r>
+              <w:rPr>
+                <w:rFonts w:hint="eastAsia" w:ascii="Times New Roman" w:hAnsi="Times New Roman" w:eastAsia="FangSong" w:cs="Times New Roman"/>
+              </w:rPr>
+              <w:t xml:space="preserve">能判断</w:t>
+            </w:r>
+            <w:r>
+              <w:rPr>
+                <w:rFonts w:ascii="Times New Roman" w:hAnsi="Times New Roman" w:eastAsia="Times New Roman" w:cs="Times New Roman"/>
+              </w:rPr>
+              <w:t xml:space="preserve"> Ni</w:t>
+            </w:r>
+            <w:r>
+              <w:rPr>
+                <w:rFonts w:ascii="Times New Roman" w:hAnsi="Times New Roman" w:eastAsia="Times New Roman" w:cs="Times New Roman"/>
+                <w:vertAlign w:val="superscript"/>
+              </w:rPr>
+              <w:t>2+</w:t>
+            </w:r>
+            <w:r>
+              <w:rPr>
+                <w:rFonts w:ascii="Times New Roman" w:hAnsi="Times New Roman" w:eastAsia="Times New Roman" w:cs="Times New Roman"/>
+              </w:rPr>
+              <w:t xml:space="preserve"> d</w:t>
+            </w:r>
+            <w:r>
+              <w:rPr>
+                <w:rFonts w:ascii="Times New Roman" w:hAnsi="Times New Roman" w:eastAsia="Times New Roman" w:cs="Times New Roman"/>
+                <w:vertAlign w:val="superscript"/>
+              </w:rPr>
+              <w:t>8</w:t>
+            </w:r>
+            <w:r>
+              <w:rPr>
+                <w:rFonts w:ascii="Times New Roman" w:hAnsi="Times New Roman" w:eastAsia="Times New Roman" w:cs="Times New Roman"/>
+              </w:rPr>
+              <w:t xml:space="preserve"> </w:t>
+            </w:r>
+            <w:r>
+              <w:rPr>
+                <w:rFonts w:hint="eastAsia" w:ascii="Times New Roman" w:hAnsi="Times New Roman" w:eastAsia="FangSong" w:cs="Times New Roman"/>
+              </w:rPr>
+              <w:t>配合物的几何与磁性</w:t>
+            </w:r>
+            <w:r>
+              <w:rPr>
+                <w:rFonts w:hint="eastAsia" w:ascii="Times New Roman" w:hAnsi="Times New Roman" w:eastAsia="Times New Roman" w:cs="Times New Roman"/>
+              </w:rPr>
+              <w:t>（</w:t>
+            </w:r>
+            <w:r>
+              <w:rPr>
+                <w:rFonts w:hint="eastAsia" w:ascii="Times New Roman" w:hAnsi="Times New Roman" w:eastAsia="FangSong" w:cs="Times New Roman"/>
+              </w:rPr>
+              <w:t>平面正方</w:t>
+            </w:r>
+            <w:r>
+              <w:rPr>
+                <w:rFonts w:hint="eastAsia" w:ascii="Times New Roman" w:hAnsi="Times New Roman" w:eastAsia="Times New Roman" w:cs="Times New Roman"/>
+              </w:rPr>
+              <w:t>/</w:t>
+            </w:r>
+            <w:r>
+              <w:rPr>
+                <w:rFonts w:hint="eastAsia" w:ascii="Times New Roman" w:hAnsi="Times New Roman" w:eastAsia="FangSong" w:cs="Times New Roman"/>
+              </w:rPr>
+              <w:t>四面体</w:t>
+            </w:r>
+            <w:r>
+              <w:rPr>
+                <w:rFonts w:hint="eastAsia" w:ascii="Times New Roman" w:hAnsi="Times New Roman" w:eastAsia="Times New Roman" w:cs="Times New Roman"/>
+              </w:rPr>
+              <w:t>/</w:t>
+            </w:r>
+            <w:r>
+              <w:rPr>
+                <w:rFonts w:hint="eastAsia" w:ascii="Times New Roman" w:hAnsi="Times New Roman" w:eastAsia="FangSong" w:cs="Times New Roman"/>
+              </w:rPr>
+              <w:t>八面体</w:t>
+            </w:r>
+            <w:r>
+              <w:rPr>
+                <w:rFonts w:hint="eastAsia" w:ascii="Times New Roman" w:hAnsi="Times New Roman" w:eastAsia="Times New Roman" w:cs="Times New Roman"/>
+              </w:rPr>
+              <w:t>）；</w:t>
+            </w:r>
+            <w:r>
+              <w:rPr>
+                <w:rFonts w:hint="eastAsia" w:ascii="Times New Roman" w:hAnsi="Times New Roman" w:eastAsia="FangSong" w:cs="Times New Roman"/>
+              </w:rPr>
+              <w:t>掌握</w:t>
+            </w:r>
+            <w:r>
+              <w:rPr>
+                <w:rFonts w:ascii="Times New Roman" w:hAnsi="Times New Roman" w:eastAsia="Times New Roman" w:cs="Times New Roman"/>
+              </w:rPr>
+              <w:t xml:space="preserve"> DMG </w:t>
+            </w:r>
+            <w:r>
+              <w:rPr>
+                <w:rFonts w:hint="eastAsia" w:ascii="Times New Roman" w:hAnsi="Times New Roman" w:eastAsia="FangSong" w:cs="Times New Roman"/>
+              </w:rPr>
+              <w:t xml:space="preserve">鲜红鉴定</w:t>
+            </w:r>
+          </w:p>
+        </w:tc>
+      </w:tr>
+      <w:tr>
+        <w:tc>
+          <w:tcPr/>
+          <w:p>
+            <w:pPr>
+              <w:pStyle w:val="Compact"/>
+              <w:jc w:val="center"/>
+            </w:pPr>
+            <w:r>
+              <w:rPr>
+                <w:rFonts w:ascii="Times New Roman" w:hAnsi="Times New Roman" w:eastAsia="Times New Roman" w:cs="Times New Roman"/>
+              </w:rPr>
+              <w:t xml:space="preserve">§13 </w:t>
+            </w:r>
+            <w:r>
+              <w:rPr>
+                <w:rFonts w:hint="eastAsia" w:ascii="Times New Roman" w:hAnsi="Times New Roman" w:eastAsia="FangSong" w:cs="Times New Roman"/>
+              </w:rPr>
+              <w:t xml:space="preserve">元素化学</w:t>
+            </w:r>
+            <w:r>
+              <w:rPr>
+                <w:rFonts w:ascii="Times New Roman" w:hAnsi="Times New Roman" w:eastAsia="Times New Roman" w:cs="Times New Roman"/>
+              </w:rPr>
+              <w:t xml:space="preserve"> · </w:t>
+            </w:r>
+            <w:r>
+              <w:rPr>
+                <w:rFonts w:hint="eastAsia" w:ascii="Times New Roman" w:hAnsi="Times New Roman" w:eastAsia="FangSong" w:cs="Times New Roman"/>
+              </w:rPr>
+              <w:t xml:space="preserve">铁的氧化还原与鉴定</w:t>
             </w:r>
           </w:p>
         </w:tc>
@@ -370,9 +708,27 @@
             </w:pPr>
             <w:r>
               <w:rPr>
+                <w:rFonts w:ascii="Times New Roman" w:hAnsi="Times New Roman" w:eastAsia="Times New Roman" w:cs="Times New Roman"/>
+              </w:rPr>
+              <w:t xml:space="preserve">§13 </w:t>
+            </w:r>
+            <w:r>
+              <w:rPr>
                 <w:rFonts w:hint="eastAsia" w:ascii="Times New Roman" w:hAnsi="Times New Roman" w:eastAsia="FangSong" w:cs="Times New Roman"/>
               </w:rPr>
-              <w:t xml:space="preserve">钴</w:t>
+              <w:t xml:space="preserve">元素化学</w:t>
+            </w:r>
+            <w:r>
+              <w:rPr>
+                <w:rFonts w:ascii="Times New Roman" w:hAnsi="Times New Roman" w:eastAsia="Times New Roman" w:cs="Times New Roman"/>
+              </w:rPr>
+              <w:t xml:space="preserve"> · </w:t>
+            </w:r>
+            <w:r>
+              <w:rPr>
+                <w:rFonts w:hint="eastAsia" w:ascii="Times New Roman" w:hAnsi="Times New Roman" w:eastAsia="FangSong" w:cs="Times New Roman"/>
+              </w:rPr>
+              <w:t xml:space="preserve">铜的歧化与稳定化</w:t>
             </w:r>
           </w:p>
         </w:tc>
@@ -387,20 +743,20 @@
               <w:rPr>
                 <w:rFonts w:hint="eastAsia" w:ascii="Times New Roman" w:hAnsi="Times New Roman" w:eastAsia="FangSong" w:cs="Times New Roman"/>
               </w:rPr>
-              <w:t xml:space="preserve">能解释</w:t>
-            </w:r>
-            <w:r>
-              <w:rPr>
-                <w:rFonts w:ascii="Times New Roman" w:hAnsi="Times New Roman" w:eastAsia="Times New Roman" w:cs="Times New Roman"/>
-              </w:rPr>
-              <w:t xml:space="preserve"> Co</w:t>
+              <w:t xml:space="preserve">能用歧化平衡解释</w:t>
+            </w:r>
+            <w:r>
+              <w:rPr>
+                <w:rFonts w:ascii="Times New Roman" w:hAnsi="Times New Roman" w:eastAsia="Times New Roman" w:cs="Times New Roman"/>
+              </w:rPr>
+              <w:t xml:space="preserve"> Cu</w:t>
             </w:r>
             <w:r>
               <w:rPr>
                 <w:rFonts w:ascii="Times New Roman" w:hAnsi="Times New Roman" w:eastAsia="Times New Roman" w:cs="Times New Roman"/>
                 <w:vertAlign w:val="superscript"/>
               </w:rPr>
-              <w:t>2+</w:t>
+              <w:t>+</w:t>
             </w:r>
             <w:r>
               <w:rPr>
@@ -412,62 +768,55 @@
               <w:rPr>
                 <w:rFonts w:hint="eastAsia" w:ascii="Times New Roman" w:hAnsi="Times New Roman" w:eastAsia="FangSong" w:cs="Times New Roman"/>
               </w:rPr>
-              <w:t xml:space="preserve">稳定</w:t>
-            </w:r>
-            <w:r>
-              <w:rPr>
-                <w:rFonts w:ascii="Times New Roman" w:hAnsi="Times New Roman" w:eastAsia="Times New Roman" w:cs="Times New Roman"/>
-              </w:rPr>
-              <w:t xml:space="preserve"> vs Co</w:t>
-            </w:r>
-            <w:r>
-              <w:rPr>
-                <w:rFonts w:ascii="Times New Roman" w:hAnsi="Times New Roman" w:eastAsia="Times New Roman" w:cs="Times New Roman"/>
-                <w:vertAlign w:val="superscript"/>
-              </w:rPr>
-              <w:t>3+</w:t>
-            </w:r>
-            <w:r>
-              <w:rPr>
-                <w:rFonts w:ascii="Times New Roman" w:hAnsi="Times New Roman" w:eastAsia="Times New Roman" w:cs="Times New Roman"/>
-              </w:rPr>
-              <w:t xml:space="preserve"> </w:t>
+              <w:t>不稳定</w:t>
+            </w:r>
+            <w:r>
+              <w:rPr>
+                <w:rFonts w:hint="eastAsia" w:ascii="Times New Roman" w:hAnsi="Times New Roman" w:eastAsia="Times New Roman" w:cs="Times New Roman"/>
+              </w:rPr>
+              <w:t>，</w:t>
             </w:r>
             <w:r>
               <w:rPr>
                 <w:rFonts w:hint="eastAsia" w:ascii="Times New Roman" w:hAnsi="Times New Roman" w:eastAsia="FangSong" w:cs="Times New Roman"/>
               </w:rPr>
-              <w:t xml:space="preserve">水合离子强氧化</w:t>
-            </w:r>
-            <w:r>
-              <w:rPr>
-                <w:rFonts w:ascii="Times New Roman" w:hAnsi="Times New Roman" w:eastAsia="Times New Roman" w:cs="Times New Roman"/>
-              </w:rPr>
-              <w:t xml:space="preserve"> vs </w:t>
+              <w:t>知道沉淀</w:t>
+            </w:r>
+            <w:r>
+              <w:rPr>
+                <w:rFonts w:hint="eastAsia" w:ascii="Times New Roman" w:hAnsi="Times New Roman" w:eastAsia="Times New Roman" w:cs="Times New Roman"/>
+              </w:rPr>
+              <w:t>/</w:t>
             </w:r>
             <w:r>
               <w:rPr>
                 <w:rFonts w:hint="eastAsia" w:ascii="Times New Roman" w:hAnsi="Times New Roman" w:eastAsia="FangSong" w:cs="Times New Roman"/>
               </w:rPr>
-              <w:t>氨配合物稳定的</w:t>
+              <w:t>配合物</w:t>
             </w:r>
             <w:r>
               <w:rPr>
                 <w:rFonts w:hint="eastAsia" w:ascii="Times New Roman" w:hAnsi="Times New Roman" w:eastAsia="Times New Roman" w:cs="Times New Roman"/>
               </w:rPr>
-              <w:t>「</w:t>
+              <w:t>/</w:t>
             </w:r>
             <w:r>
               <w:rPr>
                 <w:rFonts w:hint="eastAsia" w:ascii="Times New Roman" w:hAnsi="Times New Roman" w:eastAsia="FangSong" w:cs="Times New Roman"/>
               </w:rPr>
-              <w:t>配体反转</w:t>
+              <w:t>固态三种稳定化策略</w:t>
             </w:r>
             <w:r>
               <w:rPr>
                 <w:rFonts w:hint="eastAsia" w:ascii="Times New Roman" w:hAnsi="Times New Roman" w:eastAsia="Times New Roman" w:cs="Times New Roman"/>
               </w:rPr>
-              <w:t>」</w:t>
+              <w:t>；</w:t>
+            </w:r>
+            <w:r>
+              <w:rPr>
+                <w:rFonts w:hint="eastAsia" w:ascii="Times New Roman" w:hAnsi="Times New Roman" w:eastAsia="FangSong" w:cs="Times New Roman"/>
+              </w:rPr>
+              <w:t>掌握碘量法与蚀刻</w:t>
             </w:r>
           </w:p>
         </w:tc>
@@ -482,9 +831,27 @@
             </w:pPr>
             <w:r>
               <w:rPr>
+                <w:rFonts w:ascii="Times New Roman" w:hAnsi="Times New Roman" w:eastAsia="Times New Roman" w:cs="Times New Roman"/>
+              </w:rPr>
+              <w:t xml:space="preserve">§13 </w:t>
+            </w:r>
+            <w:r>
+              <w:rPr>
                 <w:rFonts w:hint="eastAsia" w:ascii="Times New Roman" w:hAnsi="Times New Roman" w:eastAsia="FangSong" w:cs="Times New Roman"/>
               </w:rPr>
-              <w:t xml:space="preserve">镍</w:t>
+              <w:t xml:space="preserve">元素化学</w:t>
+            </w:r>
+            <w:r>
+              <w:rPr>
+                <w:rFonts w:ascii="Times New Roman" w:hAnsi="Times New Roman" w:eastAsia="Times New Roman" w:cs="Times New Roman"/>
+              </w:rPr>
+              <w:t xml:space="preserve"> · </w:t>
+            </w:r>
+            <w:r>
+              <w:rPr>
+                <w:rFonts w:hint="eastAsia" w:ascii="Times New Roman" w:hAnsi="Times New Roman" w:eastAsia="FangSong" w:cs="Times New Roman"/>
+              </w:rPr>
+              <w:t xml:space="preserve">锌的两性与防护</w:t>
             </w:r>
           </w:p>
         </w:tc>
@@ -499,13 +866,13 @@
               <w:rPr>
                 <w:rFonts w:hint="eastAsia" w:ascii="Times New Roman" w:hAnsi="Times New Roman" w:eastAsia="FangSong" w:cs="Times New Roman"/>
               </w:rPr>
-              <w:t xml:space="preserve">能判断</w:t>
-            </w:r>
-            <w:r>
-              <w:rPr>
-                <w:rFonts w:ascii="Times New Roman" w:hAnsi="Times New Roman" w:eastAsia="Times New Roman" w:cs="Times New Roman"/>
-              </w:rPr>
-              <w:t xml:space="preserve"> Ni</w:t>
+              <w:t xml:space="preserve">能说明</w:t>
+            </w:r>
+            <w:r>
+              <w:rPr>
+                <w:rFonts w:ascii="Times New Roman" w:hAnsi="Times New Roman" w:eastAsia="Times New Roman" w:cs="Times New Roman"/>
+              </w:rPr>
+              <w:t xml:space="preserve"> Zn</w:t>
             </w:r>
             <w:r>
               <w:rPr>
@@ -518,86 +885,37 @@
               <w:rPr>
                 <w:rFonts w:ascii="Times New Roman" w:hAnsi="Times New Roman" w:eastAsia="Times New Roman" w:cs="Times New Roman"/>
               </w:rPr>
-              <w:t xml:space="preserve"> d</w:t>
-            </w:r>
-            <w:r>
-              <w:rPr>
-                <w:rFonts w:ascii="Times New Roman" w:hAnsi="Times New Roman" w:eastAsia="Times New Roman" w:cs="Times New Roman"/>
-                <w:vertAlign w:val="superscript"/>
-              </w:rPr>
-              <w:t>8</w:t>
-            </w:r>
-            <w:r>
-              <w:rPr>
-                <w:rFonts w:ascii="Times New Roman" w:hAnsi="Times New Roman" w:eastAsia="Times New Roman" w:cs="Times New Roman"/>
-              </w:rPr>
               <w:t xml:space="preserve"> </w:t>
             </w:r>
             <w:r>
               <w:rPr>
                 <w:rFonts w:hint="eastAsia" w:ascii="Times New Roman" w:hAnsi="Times New Roman" w:eastAsia="FangSong" w:cs="Times New Roman"/>
               </w:rPr>
-              <w:t>配合物的几何与磁性</w:t>
+              <w:t>两性与牺牲阳极原理</w:t>
             </w:r>
             <w:r>
               <w:rPr>
                 <w:rFonts w:hint="eastAsia" w:ascii="Times New Roman" w:hAnsi="Times New Roman" w:eastAsia="Times New Roman" w:cs="Times New Roman"/>
               </w:rPr>
-              <w:t>（</w:t>
+              <w:t>；</w:t>
             </w:r>
             <w:r>
               <w:rPr>
                 <w:rFonts w:hint="eastAsia" w:ascii="Times New Roman" w:hAnsi="Times New Roman" w:eastAsia="FangSong" w:cs="Times New Roman"/>
               </w:rPr>
-              <w:t>平面正方</w:t>
-            </w:r>
-            <w:r>
-              <w:rPr>
-                <w:rFonts w:hint="eastAsia" w:ascii="Times New Roman" w:hAnsi="Times New Roman" w:eastAsia="Times New Roman" w:cs="Times New Roman"/>
-              </w:rPr>
-              <w:t>/</w:t>
+              <w:t>对比</w:t>
+            </w:r>
+            <w:r>
+              <w:rPr>
+                <w:rFonts w:ascii="Times New Roman" w:hAnsi="Times New Roman" w:eastAsia="Times New Roman" w:cs="Times New Roman"/>
+              </w:rPr>
+              <w:t xml:space="preserve"> Zn </w:t>
             </w:r>
             <w:r>
               <w:rPr>
                 <w:rFonts w:hint="eastAsia" w:ascii="Times New Roman" w:hAnsi="Times New Roman" w:eastAsia="FangSong" w:cs="Times New Roman"/>
               </w:rPr>
-              <w:t>四面体</w:t>
-            </w:r>
-            <w:r>
-              <w:rPr>
-                <w:rFonts w:hint="eastAsia" w:ascii="Times New Roman" w:hAnsi="Times New Roman" w:eastAsia="Times New Roman" w:cs="Times New Roman"/>
-              </w:rPr>
-              <w:t>/</w:t>
-            </w:r>
-            <w:r>
-              <w:rPr>
-                <w:rFonts w:hint="eastAsia" w:ascii="Times New Roman" w:hAnsi="Times New Roman" w:eastAsia="FangSong" w:cs="Times New Roman"/>
-              </w:rPr>
-              <w:t>八面体</w:t>
-            </w:r>
-            <w:r>
-              <w:rPr>
-                <w:rFonts w:hint="eastAsia" w:ascii="Times New Roman" w:hAnsi="Times New Roman" w:eastAsia="Times New Roman" w:cs="Times New Roman"/>
-              </w:rPr>
-              <w:t>）；</w:t>
-            </w:r>
-            <w:r>
-              <w:rPr>
-                <w:rFonts w:hint="eastAsia" w:ascii="Times New Roman" w:hAnsi="Times New Roman" w:eastAsia="FangSong" w:cs="Times New Roman"/>
-              </w:rPr>
-              <w:t>掌握</w:t>
-            </w:r>
-            <w:r>
-              <w:rPr>
-                <w:rFonts w:ascii="Times New Roman" w:hAnsi="Times New Roman" w:eastAsia="Times New Roman" w:cs="Times New Roman"/>
-              </w:rPr>
-              <w:t xml:space="preserve"> DMG </w:t>
-            </w:r>
-            <w:r>
-              <w:rPr>
-                <w:rFonts w:hint="eastAsia" w:ascii="Times New Roman" w:hAnsi="Times New Roman" w:eastAsia="FangSong" w:cs="Times New Roman"/>
-              </w:rPr>
-              <w:t xml:space="preserve">鲜红鉴定</w:t>
+              <w:t xml:space="preserve">族与碱土金属</w:t>
             </w:r>
           </w:p>
         </w:tc>
@@ -612,9 +930,27 @@
             </w:pPr>
             <w:r>
               <w:rPr>
+                <w:rFonts w:ascii="Times New Roman" w:hAnsi="Times New Roman" w:eastAsia="Times New Roman" w:cs="Times New Roman"/>
+              </w:rPr>
+              <w:t xml:space="preserve">§13 </w:t>
+            </w:r>
+            <w:r>
+              <w:rPr>
                 <w:rFonts w:hint="eastAsia" w:ascii="Times New Roman" w:hAnsi="Times New Roman" w:eastAsia="FangSong" w:cs="Times New Roman"/>
               </w:rPr>
-              <w:t xml:space="preserve">铜</w:t>
+              <w:t xml:space="preserve">元素化学</w:t>
+            </w:r>
+            <w:r>
+              <w:rPr>
+                <w:rFonts w:ascii="Times New Roman" w:hAnsi="Times New Roman" w:eastAsia="Times New Roman" w:cs="Times New Roman"/>
+              </w:rPr>
+              <w:t xml:space="preserve"> · </w:t>
+            </w:r>
+            <w:r>
+              <w:rPr>
+                <w:rFonts w:hint="eastAsia" w:ascii="Times New Roman" w:hAnsi="Times New Roman" w:eastAsia="FangSong" w:cs="Times New Roman"/>
+              </w:rPr>
+              <w:t xml:space="preserve">第一过渡系右部横向递变</w:t>
             </w:r>
           </w:p>
         </w:tc>
@@ -629,80 +965,43 @@
               <w:rPr>
                 <w:rFonts w:hint="eastAsia" w:ascii="Times New Roman" w:hAnsi="Times New Roman" w:eastAsia="FangSong" w:cs="Times New Roman"/>
               </w:rPr>
-              <w:t xml:space="preserve">能用歧化平衡解释</w:t>
-            </w:r>
-            <w:r>
-              <w:rPr>
-                <w:rFonts w:ascii="Times New Roman" w:hAnsi="Times New Roman" w:eastAsia="Times New Roman" w:cs="Times New Roman"/>
-              </w:rPr>
-              <w:t xml:space="preserve"> Cu</w:t>
-            </w:r>
-            <w:r>
-              <w:rPr>
-                <w:rFonts w:ascii="Times New Roman" w:hAnsi="Times New Roman" w:eastAsia="Times New Roman" w:cs="Times New Roman"/>
-                <w:vertAlign w:val="superscript"/>
-              </w:rPr>
-              <w:t>+</w:t>
-            </w:r>
-            <w:r>
-              <w:rPr>
-                <w:rFonts w:ascii="Times New Roman" w:hAnsi="Times New Roman" w:eastAsia="Times New Roman" w:cs="Times New Roman"/>
-              </w:rPr>
-              <w:t xml:space="preserve"> </w:t>
+              <w:t xml:space="preserve">能沿</w:t>
+            </w:r>
+            <w:r>
+              <w:rPr>
+                <w:rFonts w:ascii="Times New Roman" w:hAnsi="Times New Roman" w:eastAsia="Times New Roman" w:cs="Times New Roman"/>
+              </w:rPr>
+              <w:t xml:space="preserve"> Fe→Co→Ni→Cu→Zn </w:t>
             </w:r>
             <w:r>
               <w:rPr>
                 <w:rFonts w:hint="eastAsia" w:ascii="Times New Roman" w:hAnsi="Times New Roman" w:eastAsia="FangSong" w:cs="Times New Roman"/>
               </w:rPr>
-              <w:t>不稳定</w:t>
+              <w:t>推颜色</w:t>
             </w:r>
             <w:r>
               <w:rPr>
                 <w:rFonts w:hint="eastAsia" w:ascii="Times New Roman" w:hAnsi="Times New Roman" w:eastAsia="Times New Roman" w:cs="Times New Roman"/>
               </w:rPr>
-              <w:t>，</w:t>
+              <w:t>、</w:t>
             </w:r>
             <w:r>
               <w:rPr>
                 <w:rFonts w:hint="eastAsia" w:ascii="Times New Roman" w:hAnsi="Times New Roman" w:eastAsia="FangSong" w:cs="Times New Roman"/>
               </w:rPr>
-              <w:t>知道沉淀</w:t>
+              <w:t>氢氧化物还原性</w:t>
             </w:r>
             <w:r>
               <w:rPr>
                 <w:rFonts w:hint="eastAsia" w:ascii="Times New Roman" w:hAnsi="Times New Roman" w:eastAsia="Times New Roman" w:cs="Times New Roman"/>
               </w:rPr>
-              <w:t>/</w:t>
+              <w:t>、</w:t>
             </w:r>
             <w:r>
               <w:rPr>
                 <w:rFonts w:hint="eastAsia" w:ascii="Times New Roman" w:hAnsi="Times New Roman" w:eastAsia="FangSong" w:cs="Times New Roman"/>
               </w:rPr>
-              <w:t>配合物</w:t>
-            </w:r>
-            <w:r>
-              <w:rPr>
-                <w:rFonts w:hint="eastAsia" w:ascii="Times New Roman" w:hAnsi="Times New Roman" w:eastAsia="Times New Roman" w:cs="Times New Roman"/>
-              </w:rPr>
-              <w:t>/</w:t>
-            </w:r>
-            <w:r>
-              <w:rPr>
-                <w:rFonts w:hint="eastAsia" w:ascii="Times New Roman" w:hAnsi="Times New Roman" w:eastAsia="FangSong" w:cs="Times New Roman"/>
-              </w:rPr>
-              <w:t>固态三种稳定化策略</w:t>
-            </w:r>
-            <w:r>
-              <w:rPr>
-                <w:rFonts w:hint="eastAsia" w:ascii="Times New Roman" w:hAnsi="Times New Roman" w:eastAsia="Times New Roman" w:cs="Times New Roman"/>
-              </w:rPr>
-              <w:t>；</w:t>
-            </w:r>
-            <w:r>
-              <w:rPr>
-                <w:rFonts w:hint="eastAsia" w:ascii="Times New Roman" w:hAnsi="Times New Roman" w:eastAsia="FangSong" w:cs="Times New Roman"/>
-              </w:rPr>
-              <w:t>掌握碘量法与蚀刻</w:t>
+              <w:t>配位几何偏好</w:t>
             </w:r>
           </w:p>
         </w:tc>
@@ -717,158 +1016,27 @@
             </w:pPr>
             <w:r>
               <w:rPr>
+                <w:rFonts w:ascii="Times New Roman" w:hAnsi="Times New Roman" w:eastAsia="Times New Roman" w:cs="Times New Roman"/>
+              </w:rPr>
+              <w:t xml:space="preserve">§13 </w:t>
+            </w:r>
+            <w:r>
+              <w:rPr>
                 <w:rFonts w:hint="eastAsia" w:ascii="Times New Roman" w:hAnsi="Times New Roman" w:eastAsia="FangSong" w:cs="Times New Roman"/>
               </w:rPr>
-              <w:t xml:space="preserve">锌</w:t>
-            </w:r>
-          </w:p>
-        </w:tc>
-        <w:tc>
-          <w:tcPr/>
-          <w:p>
-            <w:pPr>
-              <w:pStyle w:val="Compact"/>
-              <w:jc w:val="center"/>
-            </w:pPr>
+              <w:t xml:space="preserve">元素化学</w:t>
+            </w:r>
+            <w:r>
+              <w:rPr>
+                <w:rFonts w:ascii="Times New Roman" w:hAnsi="Times New Roman" w:eastAsia="Times New Roman" w:cs="Times New Roman"/>
+              </w:rPr>
+              <w:t xml:space="preserve"> · d </w:t>
+            </w:r>
             <w:r>
               <w:rPr>
                 <w:rFonts w:hint="eastAsia" w:ascii="Times New Roman" w:hAnsi="Times New Roman" w:eastAsia="FangSong" w:cs="Times New Roman"/>
               </w:rPr>
-              <w:t xml:space="preserve">能说明</w:t>
-            </w:r>
-            <w:r>
-              <w:rPr>
-                <w:rFonts w:ascii="Times New Roman" w:hAnsi="Times New Roman" w:eastAsia="Times New Roman" w:cs="Times New Roman"/>
-              </w:rPr>
-              <w:t xml:space="preserve"> Zn</w:t>
-            </w:r>
-            <w:r>
-              <w:rPr>
-                <w:rFonts w:ascii="Times New Roman" w:hAnsi="Times New Roman" w:eastAsia="Times New Roman" w:cs="Times New Roman"/>
-                <w:vertAlign w:val="superscript"/>
-              </w:rPr>
-              <w:t>2+</w:t>
-            </w:r>
-            <w:r>
-              <w:rPr>
-                <w:rFonts w:ascii="Times New Roman" w:hAnsi="Times New Roman" w:eastAsia="Times New Roman" w:cs="Times New Roman"/>
-              </w:rPr>
-              <w:t xml:space="preserve"> </w:t>
-            </w:r>
-            <w:r>
-              <w:rPr>
-                <w:rFonts w:hint="eastAsia" w:ascii="Times New Roman" w:hAnsi="Times New Roman" w:eastAsia="FangSong" w:cs="Times New Roman"/>
-              </w:rPr>
-              <w:t>两性与牺牲阳极原理</w:t>
-            </w:r>
-            <w:r>
-              <w:rPr>
-                <w:rFonts w:hint="eastAsia" w:ascii="Times New Roman" w:hAnsi="Times New Roman" w:eastAsia="Times New Roman" w:cs="Times New Roman"/>
-              </w:rPr>
-              <w:t>；</w:t>
-            </w:r>
-            <w:r>
-              <w:rPr>
-                <w:rFonts w:hint="eastAsia" w:ascii="Times New Roman" w:hAnsi="Times New Roman" w:eastAsia="FangSong" w:cs="Times New Roman"/>
-              </w:rPr>
-              <w:t>对比</w:t>
-            </w:r>
-            <w:r>
-              <w:rPr>
-                <w:rFonts w:ascii="Times New Roman" w:hAnsi="Times New Roman" w:eastAsia="Times New Roman" w:cs="Times New Roman"/>
-              </w:rPr>
-              <w:t xml:space="preserve"> Zn </w:t>
-            </w:r>
-            <w:r>
-              <w:rPr>
-                <w:rFonts w:hint="eastAsia" w:ascii="Times New Roman" w:hAnsi="Times New Roman" w:eastAsia="FangSong" w:cs="Times New Roman"/>
-              </w:rPr>
-              <w:t xml:space="preserve">族与碱土金属</w:t>
-            </w:r>
-          </w:p>
-        </w:tc>
-      </w:tr>
-      <w:tr>
-        <w:tc>
-          <w:tcPr/>
-          <w:p>
-            <w:pPr>
-              <w:pStyle w:val="Compact"/>
-              <w:jc w:val="center"/>
-            </w:pPr>
-            <w:r>
-              <w:rPr>
-                <w:rFonts w:hint="eastAsia" w:ascii="Times New Roman" w:hAnsi="Times New Roman" w:eastAsia="FangSong" w:cs="Times New Roman"/>
-              </w:rPr>
-              <w:t xml:space="preserve">横向递变</w:t>
-            </w:r>
-          </w:p>
-        </w:tc>
-        <w:tc>
-          <w:tcPr/>
-          <w:p>
-            <w:pPr>
-              <w:pStyle w:val="Compact"/>
-              <w:jc w:val="center"/>
-            </w:pPr>
-            <w:r>
-              <w:rPr>
-                <w:rFonts w:hint="eastAsia" w:ascii="Times New Roman" w:hAnsi="Times New Roman" w:eastAsia="FangSong" w:cs="Times New Roman"/>
-              </w:rPr>
-              <w:t xml:space="preserve">能沿</w:t>
-            </w:r>
-            <w:r>
-              <w:rPr>
-                <w:rFonts w:ascii="Times New Roman" w:hAnsi="Times New Roman" w:eastAsia="Times New Roman" w:cs="Times New Roman"/>
-              </w:rPr>
-              <w:t xml:space="preserve"> Fe→Co→Ni→Cu→Zn </w:t>
-            </w:r>
-            <w:r>
-              <w:rPr>
-                <w:rFonts w:hint="eastAsia" w:ascii="Times New Roman" w:hAnsi="Times New Roman" w:eastAsia="FangSong" w:cs="Times New Roman"/>
-              </w:rPr>
-              <w:t>推颜色</w:t>
-            </w:r>
-            <w:r>
-              <w:rPr>
-                <w:rFonts w:hint="eastAsia" w:ascii="Times New Roman" w:hAnsi="Times New Roman" w:eastAsia="Times New Roman" w:cs="Times New Roman"/>
-              </w:rPr>
-              <w:t>、</w:t>
-            </w:r>
-            <w:r>
-              <w:rPr>
-                <w:rFonts w:hint="eastAsia" w:ascii="Times New Roman" w:hAnsi="Times New Roman" w:eastAsia="FangSong" w:cs="Times New Roman"/>
-              </w:rPr>
-              <w:t>氢氧化物还原性</w:t>
-            </w:r>
-            <w:r>
-              <w:rPr>
-                <w:rFonts w:hint="eastAsia" w:ascii="Times New Roman" w:hAnsi="Times New Roman" w:eastAsia="Times New Roman" w:cs="Times New Roman"/>
-              </w:rPr>
-              <w:t>、</w:t>
-            </w:r>
-            <w:r>
-              <w:rPr>
-                <w:rFonts w:hint="eastAsia" w:ascii="Times New Roman" w:hAnsi="Times New Roman" w:eastAsia="FangSong" w:cs="Times New Roman"/>
-              </w:rPr>
-              <w:t>配位几何偏好</w:t>
-            </w:r>
-          </w:p>
-        </w:tc>
-      </w:tr>
-      <w:tr>
-        <w:tc>
-          <w:tcPr/>
-          <w:p>
-            <w:pPr>
-              <w:pStyle w:val="Compact"/>
-              <w:jc w:val="center"/>
-            </w:pPr>
-            <w:r>
-              <w:rPr>
-                <w:rFonts w:hint="eastAsia" w:ascii="Times New Roman" w:hAnsi="Times New Roman" w:eastAsia="FangSong" w:cs="Times New Roman"/>
-              </w:rPr>
-              <w:t xml:space="preserve">方法框架</w:t>
+              <w:t xml:space="preserve">电子效应与推断</w:t>
             </w:r>
           </w:p>
         </w:tc>

--- a/06-学生侧材料/讲义/5-无机化学/铁钴镍铜锌-超级充实版（自学完整）.docx
+++ b/06-学生侧材料/讲义/5-无机化学/铁钴镍铜锌-超级充实版（自学完整）.docx
@@ -2,7 +2,7 @@
 <file path=word/document.xml><?xml version="1.0" encoding="utf-8"?>
 <w:document xmlns:w="http://schemas.openxmlformats.org/wordprocessingml/2006/main" xmlns:m="http://schemas.openxmlformats.org/officeDocument/2006/math" xmlns:r="http://schemas.openxmlformats.org/officeDocument/2006/relationships" xmlns:o="urn:schemas-microsoft-com:office:office" xmlns:v="urn:schemas-microsoft-com:vml" xmlns:w10="urn:schemas-microsoft-com:office:word" xmlns:a="http://schemas.openxmlformats.org/drawingml/2006/main" xmlns:pic="http://schemas.openxmlformats.org/drawingml/2006/picture" xmlns:wp="http://schemas.openxmlformats.org/drawingml/2006/wordprocessingDrawing">
   <w:body>
-    <w:bookmarkStart w:id="83" w:name="第六讲铁钴镍铜锌过渡金属二"/>
+    <w:bookmarkStart w:id="82" w:name="第六讲铁钴镍铜锌过渡金属二"/>
     <w:p>
       <w:pPr>
         <w:pStyle w:val="Heading1"/>
@@ -24333,7 +24333,7 @@
     </w:p>
     <w:bookmarkEnd w:id="58"/>
     <w:bookmarkEnd w:id="59"/>
-    <w:bookmarkStart w:id="68" w:name="七横向比较与推断方法颜色沉淀配合物三件套"/>
+    <w:bookmarkStart w:id="67" w:name="七横向比较与推断方法颜色沉淀配合物三件套"/>
     <w:p>
       <w:pPr>
         <w:pStyle w:val="Heading2"/>
@@ -26996,7 +26996,7 @@
       </w:tr>
     </w:tbl>
     <w:bookmarkEnd w:id="61"/>
-    <w:bookmarkStart w:id="63" w:name="推断三件套决策流程"/>
+    <w:bookmarkStart w:id="62" w:name="推断三件套决策流程"/>
     <w:p>
       <w:pPr>
         <w:pStyle w:val="Heading3"/>
@@ -27363,54 +27363,91 @@
         <w:rPr>
           <w:rFonts w:ascii="Times New Roman" w:hAnsi="Times New Roman" w:eastAsia="Times New Roman" w:cs="Times New Roman"/>
         </w:rPr>
-        <w:t xml:space="preserve"> NH</w:t>
-      </w:r>
-      <w:r>
-        <w:rPr>
-          <w:rFonts w:ascii="Times New Roman" w:hAnsi="Times New Roman" w:eastAsia="Times New Roman" w:cs="Times New Roman"/>
+        <w:t xml:space="preserve"> </w:t>
+      </w:r>
+      <w:r>
+        <w:rPr>
+          <w:rFonts w:hint="eastAsia" w:ascii="Times New Roman" w:hAnsi="Times New Roman" w:eastAsia="Times New Roman" w:cs="Times New Roman"/>
+        </w:rPr>
+        <w:t>NH</w:t>
+      </w:r>
+      <w:r>
+        <w:rPr>
+          <w:rFonts w:hint="eastAsia" w:ascii="Times New Roman" w:hAnsi="Times New Roman" w:eastAsia="Times New Roman" w:cs="Times New Roman"/>
           <w:vertAlign w:val="subscript"/>
         </w:rPr>
         <w:t>3</w:t>
       </w:r>
       <w:r>
         <w:rPr>
-          <w:rFonts w:ascii="Times New Roman" w:hAnsi="Times New Roman" w:eastAsia="Times New Roman" w:cs="Times New Roman"/>
+          <w:rFonts w:hint="eastAsia" w:ascii="Times New Roman" w:hAnsi="Times New Roman" w:eastAsia="Times New Roman" w:cs="Times New Roman"/>
         </w:rPr>
         <w:t>(Cu</w:t>
       </w:r>
       <w:r>
         <w:rPr>
-          <w:rFonts w:ascii="Times New Roman" w:hAnsi="Times New Roman" w:eastAsia="Times New Roman" w:cs="Times New Roman"/>
+          <w:rFonts w:hint="eastAsia" w:ascii="Times New Roman" w:hAnsi="Times New Roman" w:eastAsia="Times New Roman" w:cs="Times New Roman"/>
           <w:vertAlign w:val="superscript"/>
         </w:rPr>
         <w:t>2+</w:t>
       </w:r>
       <w:r>
         <w:rPr>
-          <w:rFonts w:ascii="Times New Roman" w:hAnsi="Times New Roman" w:eastAsia="Times New Roman" w:cs="Times New Roman"/>
+          <w:rFonts w:hint="eastAsia" w:ascii="Times New Roman" w:hAnsi="Times New Roman" w:eastAsia="Times New Roman" w:cs="Times New Roman"/>
         </w:rPr>
         <w:t>)、K</w:t>
       </w:r>
       <w:r>
         <w:rPr>
-          <w:rFonts w:ascii="Times New Roman" w:hAnsi="Times New Roman" w:eastAsia="Times New Roman" w:cs="Times New Roman"/>
+          <w:rFonts w:hint="eastAsia" w:ascii="Times New Roman" w:hAnsi="Times New Roman" w:eastAsia="Times New Roman" w:cs="Times New Roman"/>
           <w:vertAlign w:val="subscript"/>
         </w:rPr>
         <w:t>3</w:t>
       </w:r>
-      <w:hyperlink r:id="rId62">
-        <w:r>
-          <w:rPr>
-            <w:rStyle w:val="Hyperlink"/>
-          </w:rPr>
-          <w:t xml:space="preserve">Co(NO₂)₆</w:t>
-        </w:r>
-      </w:hyperlink>
-      <w:r>
-        <w:rPr>
-          <w:rFonts w:ascii="Times New Roman" w:hAnsi="Times New Roman" w:eastAsia="Times New Roman" w:cs="Times New Roman"/>
-        </w:rPr>
-        <w:t xml:space="preserve">。</w:t>
+      <w:r>
+        <w:rPr>
+          <w:rFonts w:hint="eastAsia" w:ascii="Times New Roman" w:hAnsi="Times New Roman" w:eastAsia="Times New Roman" w:cs="Times New Roman"/>
+        </w:rPr>
+        <w:t>[Co(NO</w:t>
+      </w:r>
+      <w:r>
+        <w:rPr>
+          <w:rFonts w:hint="eastAsia" w:ascii="Times New Roman" w:hAnsi="Times New Roman" w:eastAsia="Times New Roman" w:cs="Times New Roman"/>
+          <w:vertAlign w:val="subscript"/>
+        </w:rPr>
+        <w:t>2</w:t>
+      </w:r>
+      <w:r>
+        <w:rPr>
+          <w:rFonts w:hint="eastAsia" w:ascii="Times New Roman" w:hAnsi="Times New Roman" w:eastAsia="Times New Roman" w:cs="Times New Roman"/>
+        </w:rPr>
+        <w:t>)</w:t>
+      </w:r>
+      <w:r>
+        <w:rPr>
+          <w:rFonts w:hint="eastAsia" w:ascii="Times New Roman" w:hAnsi="Times New Roman" w:eastAsia="Times New Roman" w:cs="Times New Roman"/>
+          <w:vertAlign w:val="subscript"/>
+        </w:rPr>
+        <w:t>6</w:t>
+      </w:r>
+      <w:r>
+        <w:rPr>
+          <w:rFonts w:hint="eastAsia" w:ascii="Times New Roman" w:hAnsi="Times New Roman" w:eastAsia="Times New Roman" w:cs="Times New Roman"/>
+        </w:rPr>
+        <w:t>]（Co</w:t>
+      </w:r>
+      <w:r>
+        <w:rPr>
+          <w:rFonts w:hint="eastAsia" w:ascii="Times New Roman" w:hAnsi="Times New Roman" w:eastAsia="Times New Roman" w:cs="Times New Roman"/>
+          <w:vertAlign w:val="superscript"/>
+        </w:rPr>
+        <w:t>2+</w:t>
+      </w:r>
+      <w:r>
+        <w:rPr>
+          <w:rFonts w:hint="eastAsia" w:ascii="Times New Roman" w:hAnsi="Times New Roman" w:eastAsia="Times New Roman" w:cs="Times New Roman"/>
+        </w:rPr>
+        <w:t>）。</w:t>
       </w:r>
     </w:p>
     <w:p>
@@ -27484,8 +27521,8 @@
         <w:t>。</w:t>
       </w:r>
     </w:p>
-    <w:bookmarkEnd w:id="63"/>
-    <w:bookmarkStart w:id="67" w:name="生物无机三连"/>
+    <w:bookmarkEnd w:id="62"/>
+    <w:bookmarkStart w:id="66" w:name="生物无机三连"/>
     <w:p>
       <w:pPr>
         <w:pStyle w:val="Heading3"/>
@@ -28215,18 +28252,18 @@
           <wp:inline>
             <wp:extent cx="3600000" cy="1473551"/>
             <wp:effectExtent b="0" l="0" r="0" t="0"/>
-            <wp:docPr descr="" title="" id="65" name="Picture"/>
+            <wp:docPr descr="" title="" id="64" name="Picture"/>
             <a:graphic>
               <a:graphicData uri="http://schemas.openxmlformats.org/drawingml/2006/picture">
                 <pic:pic>
                   <pic:nvPicPr>
-                    <pic:cNvPr descr="c0e32859835f55cdd6fe3927e580d628e0e6f2c0af49070c3ea9ceece4c290ec.jpg" id="66" name="Picture"/>
+                    <pic:cNvPr descr="c0e32859835f55cdd6fe3927e580d628e0e6f2c0af49070c3ea9ceece4c290ec.jpg" id="65" name="Picture"/>
                     <pic:cNvPicPr>
                       <a:picLocks noChangeArrowheads="1" noChangeAspect="1"/>
                     </pic:cNvPicPr>
                   </pic:nvPicPr>
                   <pic:blipFill>
-                    <a:blip r:embed="rId64"/>
+                    <a:blip r:embed="rId63"/>
                     <a:stretch>
                       <a:fillRect/>
                     </a:stretch>
@@ -28574,9 +28611,9 @@
         </w:pict>
       </w:r>
     </w:p>
+    <w:bookmarkEnd w:id="66"/>
     <w:bookmarkEnd w:id="67"/>
-    <w:bookmarkEnd w:id="68"/>
-    <w:bookmarkStart w:id="71" w:name="八本讲速查一页"/>
+    <w:bookmarkStart w:id="70" w:name="八本讲速查一页"/>
     <w:p>
       <w:pPr>
         <w:pStyle w:val="Heading2"/>
@@ -28619,7 +28656,7 @@
         <w:t>）</w:t>
       </w:r>
     </w:p>
-    <w:bookmarkStart w:id="69" w:name="颜色信号速查"/>
+    <w:bookmarkStart w:id="68" w:name="颜色信号速查"/>
     <w:p>
       <w:pPr>
         <w:pStyle w:val="Heading3"/>
@@ -29265,8 +29302,8 @@
         </w:tc>
       </w:tr>
     </w:tbl>
-    <w:bookmarkEnd w:id="69"/>
-    <w:bookmarkStart w:id="70" w:name="核心方程式速查"/>
+    <w:bookmarkEnd w:id="68"/>
+    <w:bookmarkStart w:id="69" w:name="核心方程式速查"/>
     <w:p>
       <w:pPr>
         <w:pStyle w:val="Heading3"/>
@@ -30118,9 +30155,9 @@
         </w:pict>
       </w:r>
     </w:p>
+    <w:bookmarkEnd w:id="69"/>
     <w:bookmarkEnd w:id="70"/>
-    <w:bookmarkEnd w:id="71"/>
-    <w:bookmarkStart w:id="72" w:name="九小结"/>
+    <w:bookmarkStart w:id="71" w:name="九小结"/>
     <w:p>
       <w:pPr>
         <w:pStyle w:val="Heading2"/>
@@ -31050,8 +31087,8 @@
         </w:pict>
       </w:r>
     </w:p>
-    <w:bookmarkEnd w:id="72"/>
-    <w:bookmarkStart w:id="76" w:name="十核心公式速查"/>
+    <w:bookmarkEnd w:id="71"/>
+    <w:bookmarkStart w:id="75" w:name="十核心公式速查"/>
     <w:p>
       <w:pPr>
         <w:pStyle w:val="Heading2"/>
@@ -31129,7 +31166,7 @@
         <w:t>。</w:t>
       </w:r>
     </w:p>
-    <w:bookmarkStart w:id="73" w:name="铁"/>
+    <w:bookmarkStart w:id="72" w:name="铁"/>
     <w:p>
       <w:pPr>
         <w:pStyle w:val="Heading3"/>
@@ -31579,8 +31616,8 @@
         </w:tc>
       </w:tr>
     </w:tbl>
-    <w:bookmarkEnd w:id="73"/>
-    <w:bookmarkStart w:id="74" w:name="钴镍"/>
+    <w:bookmarkEnd w:id="72"/>
+    <w:bookmarkStart w:id="73" w:name="钴镍"/>
     <w:p>
       <w:pPr>
         <w:pStyle w:val="Heading3"/>
@@ -32072,8 +32109,8 @@
         </w:tc>
       </w:tr>
     </w:tbl>
-    <w:bookmarkEnd w:id="74"/>
-    <w:bookmarkStart w:id="75" w:name="铜锌"/>
+    <w:bookmarkEnd w:id="73"/>
+    <w:bookmarkStart w:id="74" w:name="铜锌"/>
     <w:p>
       <w:pPr>
         <w:pStyle w:val="Heading3"/>
@@ -32910,9 +32947,9 @@
         </w:pict>
       </w:r>
     </w:p>
+    <w:bookmarkEnd w:id="74"/>
     <w:bookmarkEnd w:id="75"/>
-    <w:bookmarkEnd w:id="76"/>
-    <w:bookmarkStart w:id="81" w:name="十一练习"/>
+    <w:bookmarkStart w:id="80" w:name="十一练习"/>
     <w:p>
       <w:pPr>
         <w:pStyle w:val="Heading2"/>
@@ -32937,7 +32974,7 @@
         <w:t>练习</w:t>
       </w:r>
     </w:p>
-    <w:bookmarkStart w:id="77" w:name="基础巩固"/>
+    <w:bookmarkStart w:id="76" w:name="基础巩固"/>
     <w:p>
       <w:pPr>
         <w:pStyle w:val="Heading3"/>
@@ -33434,8 +33471,8 @@
         <w:t>。</w:t>
       </w:r>
     </w:p>
-    <w:bookmarkEnd w:id="77"/>
-    <w:bookmarkStart w:id="78" w:name="竞赛入门"/>
+    <w:bookmarkEnd w:id="76"/>
+    <w:bookmarkStart w:id="77" w:name="竞赛入门"/>
     <w:p>
       <w:pPr>
         <w:pStyle w:val="Heading3"/>
@@ -34013,8 +34050,8 @@
         <w:t>。</w:t>
       </w:r>
     </w:p>
-    <w:bookmarkEnd w:id="78"/>
-    <w:bookmarkStart w:id="79" w:name="真题挑战"/>
+    <w:bookmarkEnd w:id="77"/>
+    <w:bookmarkStart w:id="78" w:name="真题挑战"/>
     <w:p>
       <w:pPr>
         <w:pStyle w:val="Heading3"/>
@@ -34746,8 +34783,8 @@
         <w:t>。</w:t>
       </w:r>
     </w:p>
-    <w:bookmarkEnd w:id="79"/>
-    <w:bookmarkStart w:id="80" w:name="参考答案"/>
+    <w:bookmarkEnd w:id="78"/>
+    <w:bookmarkStart w:id="79" w:name="参考答案"/>
     <w:p>
       <w:pPr>
         <w:pStyle w:val="Heading3"/>
@@ -38094,9 +38131,9 @@
         </w:pict>
       </w:r>
     </w:p>
+    <w:bookmarkEnd w:id="79"/>
     <w:bookmarkEnd w:id="80"/>
-    <w:bookmarkEnd w:id="81"/>
-    <w:bookmarkStart w:id="82" w:name="延伸阅读"/>
+    <w:bookmarkStart w:id="81" w:name="延伸阅读"/>
     <w:p>
       <w:pPr>
         <w:pStyle w:val="Heading2"/>
@@ -39027,8 +39064,8 @@
         <w:t>-001</w:t>
       </w:r>
     </w:p>
+    <w:bookmarkEnd w:id="81"/>
     <w:bookmarkEnd w:id="82"/>
-    <w:bookmarkEnd w:id="83"/>
     <w:sectPr>
       <w:footerReference w:type="default" r:id="rId9"/>
       <w:footnotePr>

--- a/06-学生侧材料/讲义/5-无机化学/铁钴镍铜锌-超级充实版（自学完整）.docx
+++ b/06-学生侧材料/讲义/5-无机化学/铁钴镍铜锌-超级充实版（自学完整）.docx
@@ -5348,7 +5348,7 @@
               <w:rPr>
                 <w:rFonts w:hint="eastAsia" w:ascii="Times New Roman" w:hAnsi="Times New Roman" w:eastAsia="Times New Roman" w:cs="Times New Roman"/>
               </w:rPr>
-              <w:t xml:space="preserve">❌（</w:t>
+              <w:t xml:space="preserve">✗（</w:t>
             </w:r>
             <m:oMath>
               <m:sSup>

--- a/06-学生侧材料/讲义/5-无机化学/铁钴镍铜锌-超级充实版（自学完整）.docx
+++ b/06-学生侧材料/讲义/5-无机化学/铁钴镍铜锌-超级充实版（自学完整）.docx
@@ -38620,6 +38620,18 @@
           <w:rFonts w:hint="eastAsia" w:ascii="Times New Roman" w:hAnsi="Times New Roman" w:eastAsia="FangSong" w:cs="Times New Roman"/>
         </w:rPr>
         <w:t>无机和结构化学</w:t>
+      </w:r>
+      <w:r>
+        <w:rPr>
+          <w:rFonts w:hint="eastAsia" w:ascii="Times New Roman" w:hAnsi="Times New Roman" w:eastAsia="Times New Roman" w:cs="Times New Roman"/>
+        </w:rPr>
+        <w:t>/</w:t>
+      </w:r>
+      <w:r>
+        <w:rPr>
+          <w:rFonts w:hint="eastAsia" w:ascii="Times New Roman" w:hAnsi="Times New Roman" w:eastAsia="FangSong" w:cs="Times New Roman"/>
+        </w:rPr>
+        <w:t>元素化学</w:t>
       </w:r>
       <w:r>
         <w:rPr>

--- a/06-学生侧材料/讲义/5-无机化学/铁钴镍铜锌-超级充实版（自学完整）.docx
+++ b/06-学生侧材料/讲义/5-无机化学/铁钴镍铜锌-超级充实版（自学完整）.docx
@@ -2,7 +2,7 @@
 <file path=word/document.xml><?xml version="1.0" encoding="utf-8"?>
 <w:document xmlns:w="http://schemas.openxmlformats.org/wordprocessingml/2006/main" xmlns:m="http://schemas.openxmlformats.org/officeDocument/2006/math" xmlns:r="http://schemas.openxmlformats.org/officeDocument/2006/relationships" xmlns:o="urn:schemas-microsoft-com:office:office" xmlns:v="urn:schemas-microsoft-com:vml" xmlns:w10="urn:schemas-microsoft-com:office:word" xmlns:a="http://schemas.openxmlformats.org/drawingml/2006/main" xmlns:pic="http://schemas.openxmlformats.org/drawingml/2006/picture" xmlns:wp="http://schemas.openxmlformats.org/drawingml/2006/wordprocessingDrawing">
   <w:body>
-    <w:bookmarkStart w:id="82" w:name="第六讲铁钴镍铜锌过渡金属二"/>
+    <w:bookmarkStart w:id="79" w:name="第六讲铁钴镍铜锌过渡金属二"/>
     <w:p>
       <w:pPr>
         <w:pStyle w:val="Heading1"/>
@@ -3306,7 +3306,7 @@
     </w:p>
     <w:bookmarkEnd w:id="14"/>
     <w:bookmarkEnd w:id="15"/>
-    <w:bookmarkStart w:id="31" w:name="二铁fe²fe³-氧化还原与配体调控"/>
+    <w:bookmarkStart w:id="28" w:name="二铁fe²fe³-氧化还原与配体调控"/>
     <w:p>
       <w:pPr>
         <w:pStyle w:val="Heading2"/>
@@ -7083,7 +7083,7 @@
       </w:r>
     </w:p>
     <w:bookmarkEnd w:id="19"/>
-    <w:bookmarkStart w:id="29" w:name="普鲁士蓝与滕氏蓝本轮必会"/>
+    <w:bookmarkStart w:id="26" w:name="普鲁士蓝与滕氏蓝本轮必会"/>
     <w:p>
       <w:pPr>
         <w:pStyle w:val="Heading3"/>
@@ -7827,333 +7827,272 @@
     <w:p>
       <w:pPr>
         <w:pStyle w:val="BlockText"/>
-        <w:spacing w:before="160" w:after="80"/>
-        <w:jc w:val="center"/>
       </w:pPr>
       <w:r>
         <w:rPr>
           <w:rFonts w:ascii="Times New Roman" w:hAnsi="Times New Roman" w:eastAsia="Times New Roman" w:cs="Times New Roman"/>
         </w:rPr>
-        <w:drawing>
-          <wp:inline>
-            <wp:extent cx="3600000" cy="240432"/>
-            <wp:effectExtent b="0" l="0" r="0" t="0"/>
-            <wp:docPr descr="" title="" id="21" name="Picture"/>
-            <a:graphic>
-              <a:graphicData uri="http://schemas.openxmlformats.org/drawingml/2006/picture">
-                <pic:pic>
-                  <pic:nvPicPr>
-                    <pic:cNvPr descr="1d3537636efa0392f63041beaebc9dce3f940e69a979aab250bd88f0c72ef956.jpg" id="22" name="Picture"/>
-                    <pic:cNvPicPr>
-                      <a:picLocks noChangeArrowheads="1" noChangeAspect="1"/>
-                    </pic:cNvPicPr>
-                  </pic:nvPicPr>
-                  <pic:blipFill>
-                    <a:blip r:embed="rId20"/>
-                    <a:stretch>
-                      <a:fillRect/>
-                    </a:stretch>
-                  </pic:blipFill>
-                  <pic:spPr bwMode="auto">
-                    <a:xfrm>
-                      <a:off x="0" y="0"/>
-                      <a:ext cx="3600000" cy="240432"/>
-                    </a:xfrm>
-                    <a:prstGeom prst="rect">
-                      <a:avLst/>
-                    </a:prstGeom>
-                    <a:noFill/>
-                    <a:ln w="9525">
-                      <a:noFill/>
-                      <a:headEnd/>
-                      <a:tailEnd/>
-                    </a:ln>
-                  </pic:spPr>
-                </pic:pic>
-              </a:graphicData>
-            </a:graphic>
-          </wp:inline>
-        </w:drawing>
-      </w:r>
-      <w:r>
-        <w:rPr>
-          <w:rFonts w:ascii="Times New Roman" w:hAnsi="Times New Roman" w:eastAsia="Times New Roman" w:cs="Times New Roman"/>
-        </w:rPr>
-        <w:t xml:space="preserve"> </w:t>
-      </w:r>
-      <w:r>
-        <w:rPr>
-          <w:rFonts w:hint="eastAsia" w:ascii="Times New Roman" w:hAnsi="Times New Roman" w:eastAsia="FangSong" w:cs="Times New Roman"/>
-          <w:i/>
-          <w:iCs/>
+        <w:t xml:space="preserve">⛔ </w:t>
+      </w:r>
+      <w:r>
+        <w:rPr>
+          <w:rFonts w:hint="eastAsia" w:ascii="Times New Roman" w:hAnsi="Times New Roman" w:eastAsia="FangSong" w:cs="Times New Roman"/>
+        </w:rPr>
+        <w:t>待补教材图</w:t>
+      </w:r>
+      <w:r>
+        <w:rPr>
+          <w:rFonts w:hint="eastAsia" w:ascii="Times New Roman" w:hAnsi="Times New Roman" w:eastAsia="Times New Roman" w:cs="Times New Roman"/>
+        </w:rPr>
+        <w:t>：Fe</w:t>
+      </w:r>
+      <w:r>
+        <w:rPr>
+          <w:rFonts w:ascii="Times New Roman" w:hAnsi="Times New Roman" w:eastAsia="Times New Roman" w:cs="Times New Roman"/>
+        </w:rPr>
+        <w:t xml:space="preserve"> </w:t>
+      </w:r>
+      <w:r>
+        <w:rPr>
+          <w:rFonts w:hint="eastAsia" w:ascii="Times New Roman" w:hAnsi="Times New Roman" w:eastAsia="FangSong" w:cs="Times New Roman"/>
+        </w:rPr>
+        <w:t xml:space="preserve">的</w:t>
+      </w:r>
+      <w:r>
+        <w:rPr>
+          <w:rFonts w:ascii="Times New Roman" w:hAnsi="Times New Roman" w:eastAsia="Times New Roman" w:cs="Times New Roman"/>
+        </w:rPr>
+        <w:t xml:space="preserve"> Pourbaix </w:t>
+      </w:r>
+      <w:r>
+        <w:rPr>
+          <w:rFonts w:hint="eastAsia" w:ascii="Times New Roman" w:hAnsi="Times New Roman" w:eastAsia="FangSong" w:cs="Times New Roman"/>
+        </w:rPr>
+        <w:t>电势</w:t>
+      </w:r>
+      <w:r>
+        <w:rPr>
+          <w:rFonts w:hint="eastAsia" w:ascii="Times New Roman" w:hAnsi="Times New Roman" w:eastAsia="Times New Roman" w:cs="Times New Roman"/>
+        </w:rPr>
+        <w:t>-pH</w:t>
+      </w:r>
+      <w:r>
+        <w:rPr>
+          <w:rFonts w:ascii="Times New Roman" w:hAnsi="Times New Roman" w:eastAsia="Times New Roman" w:cs="Times New Roman"/>
+        </w:rPr>
+        <w:t xml:space="preserve"> </w:t>
+      </w:r>
+      <w:r>
+        <w:rPr>
+          <w:rFonts w:hint="eastAsia" w:ascii="Times New Roman" w:hAnsi="Times New Roman" w:eastAsia="FangSong" w:cs="Times New Roman"/>
         </w:rPr>
         <w:t>图</w:t>
       </w:r>
       <w:r>
         <w:rPr>
           <w:rFonts w:hint="eastAsia" w:ascii="Times New Roman" w:hAnsi="Times New Roman" w:eastAsia="Times New Roman" w:cs="Times New Roman"/>
-          <w:i/>
-          <w:iCs/>
+        </w:rPr>
+        <w:t>（</w:t>
+      </w:r>
+      <w:r>
+        <w:rPr>
+          <w:rFonts w:hint="eastAsia" w:ascii="Times New Roman" w:hAnsi="Times New Roman" w:eastAsia="FangSong" w:cs="Times New Roman"/>
+        </w:rPr>
+        <w:t>低电势</w:t>
+      </w:r>
+      <w:r>
+        <w:rPr>
+          <w:rFonts w:ascii="Times New Roman" w:hAnsi="Times New Roman" w:eastAsia="Times New Roman" w:cs="Times New Roman"/>
+        </w:rPr>
+        <w:t xml:space="preserve"> Fe </w:t>
+      </w:r>
+      <w:r>
+        <w:rPr>
+          <w:rFonts w:hint="eastAsia" w:ascii="Times New Roman" w:hAnsi="Times New Roman" w:eastAsia="FangSong" w:cs="Times New Roman"/>
+        </w:rPr>
+        <w:t>单质稳定</w:t>
+      </w:r>
+      <w:r>
+        <w:rPr>
+          <w:rFonts w:hint="eastAsia" w:ascii="Times New Roman" w:hAnsi="Times New Roman" w:eastAsia="Times New Roman" w:cs="Times New Roman"/>
+        </w:rPr>
+        <w:t>、</w:t>
+      </w:r>
+      <w:r>
+        <w:rPr>
+          <w:rFonts w:hint="eastAsia" w:ascii="Times New Roman" w:hAnsi="Times New Roman" w:eastAsia="FangSong" w:cs="Times New Roman"/>
+        </w:rPr>
+        <w:t>中电势酸性区</w:t>
+      </w:r>
+      <w:r>
+        <w:rPr>
+          <w:rFonts w:ascii="Times New Roman" w:hAnsi="Times New Roman" w:eastAsia="Times New Roman" w:cs="Times New Roman"/>
+        </w:rPr>
+        <w:t xml:space="preserve"> </w:t>
+      </w:r>
+      <w:r>
+        <w:rPr>
+          <w:rFonts w:hint="eastAsia" w:ascii="Times New Roman" w:hAnsi="Times New Roman" w:eastAsia="Times New Roman" w:cs="Times New Roman"/>
+        </w:rPr>
+        <w:t>Fe</w:t>
+      </w:r>
+      <w:r>
+        <w:rPr>
+          <w:rFonts w:hint="eastAsia" w:ascii="Times New Roman" w:hAnsi="Times New Roman" w:eastAsia="Times New Roman" w:cs="Times New Roman"/>
+          <w:vertAlign w:val="superscript"/>
+        </w:rPr>
+        <w:t>2+</w:t>
+      </w:r>
+      <w:r>
+        <w:rPr>
+          <w:rFonts w:hint="eastAsia" w:ascii="Times New Roman" w:hAnsi="Times New Roman" w:eastAsia="Times New Roman" w:cs="Times New Roman"/>
+        </w:rPr>
+        <w:t>、</w:t>
+      </w:r>
+      <w:r>
+        <w:rPr>
+          <w:rFonts w:hint="eastAsia" w:ascii="Times New Roman" w:hAnsi="Times New Roman" w:eastAsia="FangSong" w:cs="Times New Roman"/>
+        </w:rPr>
+        <w:t>高电势区</w:t>
+      </w:r>
+      <w:r>
+        <w:rPr>
+          <w:rFonts w:ascii="Times New Roman" w:hAnsi="Times New Roman" w:eastAsia="Times New Roman" w:cs="Times New Roman"/>
+        </w:rPr>
+        <w:t xml:space="preserve"> </w:t>
+      </w:r>
+      <w:r>
+        <w:rPr>
+          <w:rFonts w:hint="eastAsia" w:ascii="Times New Roman" w:hAnsi="Times New Roman" w:eastAsia="Times New Roman" w:cs="Times New Roman"/>
+        </w:rPr>
+        <w:t>Fe</w:t>
+      </w:r>
+      <w:r>
+        <w:rPr>
+          <w:rFonts w:hint="eastAsia" w:ascii="Times New Roman" w:hAnsi="Times New Roman" w:eastAsia="Times New Roman" w:cs="Times New Roman"/>
+          <w:vertAlign w:val="superscript"/>
+        </w:rPr>
+        <w:t>3+</w:t>
+      </w:r>
+      <w:r>
+        <w:rPr>
+          <w:rFonts w:hint="eastAsia" w:ascii="Times New Roman" w:hAnsi="Times New Roman" w:eastAsia="Times New Roman" w:cs="Times New Roman"/>
+        </w:rPr>
+        <w:t>/Fe</w:t>
+      </w:r>
+      <w:r>
+        <w:rPr>
+          <w:rFonts w:hint="eastAsia" w:ascii="Times New Roman" w:hAnsi="Times New Roman" w:eastAsia="Times New Roman" w:cs="Times New Roman"/>
+          <w:vertAlign w:val="subscript"/>
         </w:rPr>
         <w:t>2</w:t>
       </w:r>
       <w:r>
         <w:rPr>
-          <w:rFonts w:ascii="Times New Roman" w:hAnsi="Times New Roman" w:eastAsia="Times New Roman" w:cs="Times New Roman"/>
-          <w:i/>
-          <w:iCs/>
+          <w:rFonts w:hint="eastAsia" w:ascii="Times New Roman" w:hAnsi="Times New Roman" w:eastAsia="Times New Roman" w:cs="Times New Roman"/>
+        </w:rPr>
+        <w:t>O</w:t>
+      </w:r>
+      <w:r>
+        <w:rPr>
+          <w:rFonts w:hint="eastAsia" w:ascii="Times New Roman" w:hAnsi="Times New Roman" w:eastAsia="Times New Roman" w:cs="Times New Roman"/>
+          <w:vertAlign w:val="subscript"/>
+        </w:rPr>
+        <w:t>3</w:t>
+      </w:r>
+      <w:r>
+        <w:rPr>
+          <w:rFonts w:hint="eastAsia" w:ascii="Times New Roman" w:hAnsi="Times New Roman" w:eastAsia="Times New Roman" w:cs="Times New Roman"/>
+        </w:rPr>
+        <w:t>，</w:t>
+      </w:r>
+      <w:r>
+        <w:rPr>
+          <w:rFonts w:hint="eastAsia" w:ascii="Times New Roman" w:hAnsi="Times New Roman" w:eastAsia="FangSong" w:cs="Times New Roman"/>
+        </w:rPr>
+        <w:t>用于理解</w:t>
+      </w:r>
+      <w:r>
+        <w:rPr>
+          <w:rFonts w:ascii="Times New Roman" w:hAnsi="Times New Roman" w:eastAsia="Times New Roman" w:cs="Times New Roman"/>
         </w:rPr>
         <w:t xml:space="preserve"> Fe </w:t>
       </w:r>
       <w:r>
         <w:rPr>
           <w:rFonts w:hint="eastAsia" w:ascii="Times New Roman" w:hAnsi="Times New Roman" w:eastAsia="FangSong" w:cs="Times New Roman"/>
-          <w:i/>
-          <w:iCs/>
-        </w:rPr>
-        <w:t xml:space="preserve">的</w:t>
-      </w:r>
-      <w:r>
-        <w:rPr>
-          <w:rFonts w:ascii="Times New Roman" w:hAnsi="Times New Roman" w:eastAsia="Times New Roman" w:cs="Times New Roman"/>
-          <w:i/>
-          <w:iCs/>
-        </w:rPr>
-        <w:t xml:space="preserve"> Pourbaix </w:t>
-      </w:r>
-      <w:r>
-        <w:rPr>
-          <w:rFonts w:hint="eastAsia" w:ascii="Times New Roman" w:hAnsi="Times New Roman" w:eastAsia="FangSong" w:cs="Times New Roman"/>
-          <w:i/>
-          <w:iCs/>
-        </w:rPr>
-        <w:t>图</w:t>
-      </w:r>
-      <w:r>
-        <w:rPr>
-          <w:rFonts w:hint="eastAsia" w:ascii="Times New Roman" w:hAnsi="Times New Roman" w:eastAsia="Times New Roman" w:cs="Times New Roman"/>
-          <w:i/>
-          <w:iCs/>
+        </w:rPr>
+        <w:t>腐蚀与钝化</w:t>
+      </w:r>
+      <w:r>
+        <w:rPr>
+          <w:rFonts w:hint="eastAsia" w:ascii="Times New Roman" w:hAnsi="Times New Roman" w:eastAsia="Times New Roman" w:cs="Times New Roman"/>
+        </w:rPr>
+        <w:t>）。</w:t>
+      </w:r>
+      <w:r>
+        <w:rPr>
+          <w:rFonts w:hint="eastAsia" w:ascii="Times New Roman" w:hAnsi="Times New Roman" w:eastAsia="FangSong" w:cs="Times New Roman"/>
+        </w:rPr>
+        <w:t>原配图为无关的碘浓度计算截图</w:t>
+      </w:r>
+      <w:r>
+        <w:rPr>
+          <w:rFonts w:hint="eastAsia" w:ascii="Times New Roman" w:hAnsi="Times New Roman" w:eastAsia="Times New Roman" w:cs="Times New Roman"/>
         </w:rPr>
         <w:t>（</w:t>
       </w:r>
       <w:r>
         <w:rPr>
           <w:rFonts w:hint="eastAsia" w:ascii="Times New Roman" w:hAnsi="Times New Roman" w:eastAsia="FangSong" w:cs="Times New Roman"/>
-          <w:i/>
-          <w:iCs/>
-        </w:rPr>
-        <w:t>电势</w:t>
-      </w:r>
-      <w:r>
-        <w:rPr>
-          <w:rFonts w:hint="eastAsia" w:ascii="Times New Roman" w:hAnsi="Times New Roman" w:eastAsia="Times New Roman" w:cs="Times New Roman"/>
-          <w:i/>
-          <w:iCs/>
-        </w:rPr>
-        <w:t>-pH</w:t>
-      </w:r>
-      <w:r>
-        <w:rPr>
-          <w:rFonts w:ascii="Times New Roman" w:hAnsi="Times New Roman" w:eastAsia="Times New Roman" w:cs="Times New Roman"/>
-          <w:i/>
-          <w:iCs/>
-        </w:rPr>
-        <w:t xml:space="preserve"> </w:t>
-      </w:r>
-      <w:r>
-        <w:rPr>
-          <w:rFonts w:hint="eastAsia" w:ascii="Times New Roman" w:hAnsi="Times New Roman" w:eastAsia="FangSong" w:cs="Times New Roman"/>
-          <w:i/>
-          <w:iCs/>
-        </w:rPr>
-        <w:t>图</w:t>
-      </w:r>
-      <w:r>
-        <w:rPr>
-          <w:rFonts w:hint="eastAsia" w:ascii="Times New Roman" w:hAnsi="Times New Roman" w:eastAsia="Times New Roman" w:cs="Times New Roman"/>
-          <w:i/>
-          <w:iCs/>
-        </w:rPr>
-        <w:t>）——</w:t>
-      </w:r>
-      <w:r>
-        <w:rPr>
-          <w:rFonts w:hint="eastAsia" w:ascii="Times New Roman" w:hAnsi="Times New Roman" w:eastAsia="FangSong" w:cs="Times New Roman"/>
-          <w:i/>
-          <w:iCs/>
-        </w:rPr>
-        <w:t>低电势</w:t>
-      </w:r>
-      <w:r>
-        <w:rPr>
-          <w:rFonts w:ascii="Times New Roman" w:hAnsi="Times New Roman" w:eastAsia="Times New Roman" w:cs="Times New Roman"/>
-          <w:i/>
-          <w:iCs/>
-        </w:rPr>
-        <w:t xml:space="preserve"> Fe </w:t>
-      </w:r>
-      <w:r>
-        <w:rPr>
-          <w:rFonts w:hint="eastAsia" w:ascii="Times New Roman" w:hAnsi="Times New Roman" w:eastAsia="FangSong" w:cs="Times New Roman"/>
-          <w:i/>
-          <w:iCs/>
-        </w:rPr>
-        <w:t>单质稳定</w:t>
-      </w:r>
-      <w:r>
-        <w:rPr>
-          <w:rFonts w:hint="eastAsia" w:ascii="Times New Roman" w:hAnsi="Times New Roman" w:eastAsia="Times New Roman" w:cs="Times New Roman"/>
-          <w:i/>
-          <w:iCs/>
-        </w:rPr>
-        <w:t>、</w:t>
-      </w:r>
-      <w:r>
-        <w:rPr>
-          <w:rFonts w:hint="eastAsia" w:ascii="Times New Roman" w:hAnsi="Times New Roman" w:eastAsia="FangSong" w:cs="Times New Roman"/>
-          <w:i/>
-          <w:iCs/>
-        </w:rPr>
-        <w:t>中电势酸性区</w:t>
-      </w:r>
-      <w:r>
-        <w:rPr>
-          <w:rFonts w:ascii="Times New Roman" w:hAnsi="Times New Roman" w:eastAsia="Times New Roman" w:cs="Times New Roman"/>
-          <w:i/>
-          <w:iCs/>
-        </w:rPr>
-        <w:t xml:space="preserve"> </w:t>
-      </w:r>
-      <w:r>
-        <w:rPr>
-          <w:rFonts w:hint="eastAsia" w:ascii="Times New Roman" w:hAnsi="Times New Roman" w:eastAsia="Times New Roman" w:cs="Times New Roman"/>
-          <w:i/>
-          <w:iCs/>
-        </w:rPr>
-        <w:t>Fe</w:t>
-      </w:r>
-      <w:r>
-        <w:rPr>
-          <w:rFonts w:hint="eastAsia" w:ascii="Times New Roman" w:hAnsi="Times New Roman" w:eastAsia="Times New Roman" w:cs="Times New Roman"/>
-          <w:i/>
-          <w:iCs/>
-          <w:vertAlign w:val="superscript"/>
-        </w:rPr>
-        <w:t>2+</w:t>
-      </w:r>
-      <w:r>
-        <w:rPr>
-          <w:rFonts w:hint="eastAsia" w:ascii="Times New Roman" w:hAnsi="Times New Roman" w:eastAsia="Times New Roman" w:cs="Times New Roman"/>
-          <w:i/>
-          <w:iCs/>
-        </w:rPr>
-        <w:t>、</w:t>
-      </w:r>
-      <w:r>
-        <w:rPr>
-          <w:rFonts w:hint="eastAsia" w:ascii="Times New Roman" w:hAnsi="Times New Roman" w:eastAsia="FangSong" w:cs="Times New Roman"/>
-          <w:i/>
-          <w:iCs/>
-        </w:rPr>
-        <w:t>高电势区</w:t>
-      </w:r>
-      <w:r>
-        <w:rPr>
-          <w:rFonts w:ascii="Times New Roman" w:hAnsi="Times New Roman" w:eastAsia="Times New Roman" w:cs="Times New Roman"/>
-          <w:i/>
-          <w:iCs/>
-        </w:rPr>
-        <w:t xml:space="preserve"> </w:t>
-      </w:r>
-      <w:r>
-        <w:rPr>
-          <w:rFonts w:hint="eastAsia" w:ascii="Times New Roman" w:hAnsi="Times New Roman" w:eastAsia="Times New Roman" w:cs="Times New Roman"/>
-          <w:i/>
-          <w:iCs/>
-        </w:rPr>
-        <w:t>Fe</w:t>
-      </w:r>
-      <w:r>
-        <w:rPr>
-          <w:rFonts w:hint="eastAsia" w:ascii="Times New Roman" w:hAnsi="Times New Roman" w:eastAsia="Times New Roman" w:cs="Times New Roman"/>
-          <w:i/>
-          <w:iCs/>
-          <w:vertAlign w:val="superscript"/>
-        </w:rPr>
-        <w:t>3+</w:t>
-      </w:r>
-      <w:r>
-        <w:rPr>
-          <w:rFonts w:hint="eastAsia" w:ascii="Times New Roman" w:hAnsi="Times New Roman" w:eastAsia="Times New Roman" w:cs="Times New Roman"/>
-          <w:i/>
-          <w:iCs/>
-        </w:rPr>
-        <w:t>/Fe</w:t>
-      </w:r>
-      <w:r>
-        <w:rPr>
-          <w:rFonts w:hint="eastAsia" w:ascii="Times New Roman" w:hAnsi="Times New Roman" w:eastAsia="Times New Roman" w:cs="Times New Roman"/>
-          <w:i/>
-          <w:iCs/>
-          <w:vertAlign w:val="subscript"/>
-        </w:rPr>
-        <w:t>2</w:t>
-      </w:r>
-      <w:r>
-        <w:rPr>
-          <w:rFonts w:hint="eastAsia" w:ascii="Times New Roman" w:hAnsi="Times New Roman" w:eastAsia="Times New Roman" w:cs="Times New Roman"/>
-          <w:i/>
-          <w:iCs/>
-        </w:rPr>
-        <w:t>O</w:t>
-      </w:r>
-      <w:r>
-        <w:rPr>
-          <w:rFonts w:hint="eastAsia" w:ascii="Times New Roman" w:hAnsi="Times New Roman" w:eastAsia="Times New Roman" w:cs="Times New Roman"/>
-          <w:i/>
-          <w:iCs/>
-          <w:vertAlign w:val="subscript"/>
-        </w:rPr>
-        <w:t>3</w:t>
-      </w:r>
-      <w:r>
-        <w:rPr>
-          <w:rFonts w:hint="eastAsia" w:ascii="Times New Roman" w:hAnsi="Times New Roman" w:eastAsia="Times New Roman" w:cs="Times New Roman"/>
-          <w:i/>
-          <w:iCs/>
+        </w:rPr>
+        <w:t>跨题污染错贴</w:t>
+      </w:r>
+      <w:r>
+        <w:rPr>
+          <w:rFonts w:hint="eastAsia" w:ascii="Times New Roman" w:hAnsi="Times New Roman" w:eastAsia="Times New Roman" w:cs="Times New Roman"/>
+        </w:rPr>
+        <w:t>），</w:t>
+      </w:r>
+      <w:r>
+        <w:rPr>
+          <w:rFonts w:hint="eastAsia" w:ascii="Times New Roman" w:hAnsi="Times New Roman" w:eastAsia="FangSong" w:cs="Times New Roman"/>
+        </w:rPr>
+        <w:t>批</w:t>
+      </w:r>
+      <w:r>
+        <w:rPr>
+          <w:rFonts w:hint="eastAsia" w:ascii="Times New Roman" w:hAnsi="Times New Roman" w:eastAsia="Times New Roman" w:cs="Times New Roman"/>
+        </w:rPr>
+        <w:t>38</w:t>
+      </w:r>
+      <w:r>
+        <w:rPr>
+          <w:rFonts w:ascii="Times New Roman" w:hAnsi="Times New Roman" w:eastAsia="Times New Roman" w:cs="Times New Roman"/>
+        </w:rPr>
+        <w:t xml:space="preserve"> </w:t>
+      </w:r>
+      <w:r>
+        <w:rPr>
+          <w:rFonts w:hint="eastAsia" w:ascii="Times New Roman" w:hAnsi="Times New Roman" w:eastAsia="FangSong" w:cs="Times New Roman"/>
+        </w:rPr>
+        <w:t>移除</w:t>
+      </w:r>
+      <w:r>
+        <w:rPr>
+          <w:rFonts w:hint="eastAsia" w:ascii="Times New Roman" w:hAnsi="Times New Roman" w:eastAsia="Times New Roman" w:cs="Times New Roman"/>
         </w:rPr>
         <w:t>，</w:t>
       </w:r>
       <w:r>
         <w:rPr>
           <w:rFonts w:hint="eastAsia" w:ascii="Times New Roman" w:hAnsi="Times New Roman" w:eastAsia="FangSong" w:cs="Times New Roman"/>
-          <w:i/>
-          <w:iCs/>
-        </w:rPr>
-        <w:t>用于理解</w:t>
-      </w:r>
-      <w:r>
-        <w:rPr>
-          <w:rFonts w:ascii="Times New Roman" w:hAnsi="Times New Roman" w:eastAsia="Times New Roman" w:cs="Times New Roman"/>
-          <w:i/>
-          <w:iCs/>
-        </w:rPr>
-        <w:t xml:space="preserve"> Fe </w:t>
-      </w:r>
-      <w:r>
-        <w:rPr>
-          <w:rFonts w:hint="eastAsia" w:ascii="Times New Roman" w:hAnsi="Times New Roman" w:eastAsia="FangSong" w:cs="Times New Roman"/>
-          <w:i/>
-          <w:iCs/>
-        </w:rPr>
-        <w:t>腐蚀与钝化</w:t>
-      </w:r>
-      <w:r>
-        <w:rPr>
-          <w:rFonts w:hint="eastAsia" w:ascii="Times New Roman" w:hAnsi="Times New Roman" w:eastAsia="Times New Roman" w:cs="Times New Roman"/>
-          <w:i/>
-          <w:iCs/>
+        </w:rPr>
+        <w:t>宁缺毋滥</w:t>
+      </w:r>
+      <w:r>
+        <w:rPr>
+          <w:rFonts w:hint="eastAsia" w:ascii="Times New Roman" w:hAnsi="Times New Roman" w:eastAsia="Times New Roman" w:cs="Times New Roman"/>
         </w:rPr>
         <w:t>。</w:t>
       </w:r>
@@ -8175,18 +8114,18 @@
           <wp:inline>
             <wp:extent cx="3600000" cy="1996580"/>
             <wp:effectExtent b="0" l="0" r="0" t="0"/>
-            <wp:docPr descr="" title="" id="24" name="Picture"/>
+            <wp:docPr descr="" title="" id="21" name="Picture"/>
             <a:graphic>
               <a:graphicData uri="http://schemas.openxmlformats.org/drawingml/2006/picture">
                 <pic:pic>
                   <pic:nvPicPr>
-                    <pic:cNvPr descr="099d187fe1b1049a075cc072d00777fc6d45204a0d2d30a16f083a6fcd8d2f22.png" id="25" name="Picture"/>
+                    <pic:cNvPr descr="099d187fe1b1049a075cc072d00777fc6d45204a0d2d30a16f083a6fcd8d2f22.png" id="22" name="Picture"/>
                     <pic:cNvPicPr>
                       <a:picLocks noChangeArrowheads="1" noChangeAspect="1"/>
                     </pic:cNvPicPr>
                   </pic:nvPicPr>
                   <pic:blipFill>
-                    <a:blip r:embed="rId23"/>
+                    <a:blip r:embed="rId20"/>
                     <a:stretch>
                       <a:fillRect/>
                     </a:stretch>
@@ -8239,7 +8178,7 @@
           <w:iCs/>
           <w:sz w:val="21"/>
         </w:rPr>
-        <w:t xml:space="preserve"> 3 </w:t>
+        <w:t xml:space="preserve"> 2 </w:t>
       </w:r>
       <w:r>
         <w:rPr>
@@ -8249,7 +8188,434 @@
           <w:iCs/>
           <w:sz w:val="21"/>
         </w:rPr>
-        <w:t xml:space="preserve">配体场对过渡金属氧化还原电极电势的调制规律</w:t>
+        <w:t>配体场对过渡金属氧化还原电极电势的调制规律</w:t>
+      </w:r>
+      <w:r>
+        <w:rPr>
+          <w:rFonts w:hint="eastAsia" w:ascii="Times New Roman" w:hAnsi="Times New Roman" w:eastAsia="FangSong" w:cs="Times New Roman"/>
+          <w:b w:val="0"/>
+          <w:i w:val="0"/>
+          <w:iCs/>
+          <w:sz w:val="21"/>
+        </w:rPr>
+        <w:t>（</w:t>
+      </w:r>
+      <w:r>
+        <w:rPr>
+          <w:rFonts w:hint="eastAsia" w:ascii="Times New Roman" w:hAnsi="Times New Roman" w:eastAsia="FangSong" w:cs="Times New Roman"/>
+          <w:b w:val="0"/>
+          <w:i w:val="0"/>
+          <w:iCs/>
+          <w:sz w:val="21"/>
+        </w:rPr>
+        <w:t>图中</w:t>
+      </w:r>
+      <w:r>
+        <w:rPr>
+          <w:rFonts w:ascii="Times New Roman" w:hAnsi="Times New Roman" w:eastAsia="FangSong" w:cs="Times New Roman"/>
+          <w:b w:val="0"/>
+          <w:i w:val="0"/>
+          <w:iCs/>
+          <w:sz w:val="21"/>
+        </w:rPr>
+        <w:t xml:space="preserve"> CN</w:t>
+      </w:r>
+      <w:r>
+        <w:rPr>
+          <w:rFonts w:ascii="Times New Roman" w:hAnsi="Times New Roman" w:eastAsia="FangSong" w:cs="Times New Roman"/>
+          <w:b w:val="0"/>
+          <w:i w:val="0"/>
+          <w:iCs/>
+          <w:sz w:val="21"/>
+          <w:vertAlign w:val="superscript"/>
+        </w:rPr>
+        <w:t>-</w:t>
+      </w:r>
+      <w:r>
+        <w:rPr>
+          <w:rFonts w:ascii="Times New Roman" w:hAnsi="Times New Roman" w:eastAsia="FangSong" w:cs="Times New Roman"/>
+          <w:b w:val="0"/>
+          <w:i w:val="0"/>
+          <w:iCs/>
+          <w:sz w:val="21"/>
+        </w:rPr>
+        <w:t xml:space="preserve"> </w:t>
+      </w:r>
+      <w:r>
+        <w:rPr>
+          <w:rFonts w:hint="eastAsia" w:ascii="Times New Roman" w:hAnsi="Times New Roman" w:eastAsia="FangSong" w:cs="Times New Roman"/>
+          <w:b w:val="0"/>
+          <w:i w:val="0"/>
+          <w:iCs/>
+          <w:sz w:val="21"/>
+        </w:rPr>
+        <w:t>归入</w:t>
+      </w:r>
+      <w:r>
+        <w:rPr>
+          <w:rFonts w:hint="eastAsia" w:ascii="Times New Roman" w:hAnsi="Times New Roman" w:eastAsia="FangSong" w:cs="Times New Roman"/>
+          <w:b w:val="0"/>
+          <w:i w:val="0"/>
+          <w:iCs/>
+          <w:sz w:val="21"/>
+        </w:rPr>
+        <w:t>「π</w:t>
+      </w:r>
+      <w:r>
+        <w:rPr>
+          <w:rFonts w:ascii="Times New Roman" w:hAnsi="Times New Roman" w:eastAsia="FangSong" w:cs="Times New Roman"/>
+          <w:b w:val="0"/>
+          <w:i w:val="0"/>
+          <w:iCs/>
+          <w:sz w:val="21"/>
+        </w:rPr>
+        <w:t xml:space="preserve"> </w:t>
+      </w:r>
+      <w:r>
+        <w:rPr>
+          <w:rFonts w:hint="eastAsia" w:ascii="Times New Roman" w:hAnsi="Times New Roman" w:eastAsia="FangSong" w:cs="Times New Roman"/>
+          <w:b w:val="0"/>
+          <w:i w:val="0"/>
+          <w:iCs/>
+          <w:sz w:val="21"/>
+        </w:rPr>
+        <w:t>受体</w:t>
+      </w:r>
+      <w:r>
+        <w:rPr>
+          <w:rFonts w:hint="eastAsia" w:ascii="Times New Roman" w:hAnsi="Times New Roman" w:eastAsia="FangSong" w:cs="Times New Roman"/>
+          <w:b w:val="0"/>
+          <w:i w:val="0"/>
+          <w:iCs/>
+          <w:sz w:val="21"/>
+        </w:rPr>
+        <w:t>」</w:t>
+      </w:r>
+      <w:r>
+        <w:rPr>
+          <w:rFonts w:hint="eastAsia" w:ascii="Times New Roman" w:hAnsi="Times New Roman" w:eastAsia="FangSong" w:cs="Times New Roman"/>
+          <w:b w:val="0"/>
+          <w:i w:val="0"/>
+          <w:iCs/>
+          <w:sz w:val="21"/>
+        </w:rPr>
+        <w:t>示例系泛指其受体性</w:t>
+      </w:r>
+      <w:r>
+        <w:rPr>
+          <w:rFonts w:hint="eastAsia" w:ascii="Times New Roman" w:hAnsi="Times New Roman" w:eastAsia="FangSong" w:cs="Times New Roman"/>
+          <w:b w:val="0"/>
+          <w:i w:val="0"/>
+          <w:iCs/>
+          <w:sz w:val="21"/>
+        </w:rPr>
+        <w:t>；</w:t>
+      </w:r>
+      <w:r>
+        <w:rPr>
+          <w:rFonts w:hint="eastAsia" w:ascii="Times New Roman" w:hAnsi="Times New Roman" w:eastAsia="FangSong" w:cs="Times New Roman"/>
+          <w:b w:val="0"/>
+          <w:i w:val="0"/>
+          <w:iCs/>
+          <w:sz w:val="21"/>
+        </w:rPr>
+        <w:t>对</w:t>
+      </w:r>
+      <w:r>
+        <w:rPr>
+          <w:rFonts w:ascii="Times New Roman" w:hAnsi="Times New Roman" w:eastAsia="FangSong" w:cs="Times New Roman"/>
+          <w:b w:val="0"/>
+          <w:i w:val="0"/>
+          <w:iCs/>
+          <w:sz w:val="21"/>
+        </w:rPr>
+        <w:t xml:space="preserve"> Fe</w:t>
+      </w:r>
+      <w:r>
+        <w:rPr>
+          <w:rFonts w:ascii="Times New Roman" w:hAnsi="Times New Roman" w:eastAsia="FangSong" w:cs="Times New Roman"/>
+          <w:b w:val="0"/>
+          <w:i w:val="0"/>
+          <w:iCs/>
+          <w:sz w:val="21"/>
+          <w:vertAlign w:val="superscript"/>
+        </w:rPr>
+        <w:t>3+</w:t>
+      </w:r>
+      <w:r>
+        <w:rPr>
+          <w:rFonts w:ascii="Times New Roman" w:hAnsi="Times New Roman" w:eastAsia="FangSong" w:cs="Times New Roman"/>
+          <w:b w:val="0"/>
+          <w:i w:val="0"/>
+          <w:iCs/>
+          <w:sz w:val="21"/>
+        </w:rPr>
+        <w:t>/Fe</w:t>
+      </w:r>
+      <w:r>
+        <w:rPr>
+          <w:rFonts w:ascii="Times New Roman" w:hAnsi="Times New Roman" w:eastAsia="FangSong" w:cs="Times New Roman"/>
+          <w:b w:val="0"/>
+          <w:i w:val="0"/>
+          <w:iCs/>
+          <w:sz w:val="21"/>
+          <w:vertAlign w:val="superscript"/>
+        </w:rPr>
+        <w:t>2+</w:t>
+      </w:r>
+      <w:r>
+        <w:rPr>
+          <w:rFonts w:ascii="Times New Roman" w:hAnsi="Times New Roman" w:eastAsia="FangSong" w:cs="Times New Roman"/>
+          <w:b w:val="0"/>
+          <w:i w:val="0"/>
+          <w:iCs/>
+          <w:sz w:val="21"/>
+        </w:rPr>
+        <w:t xml:space="preserve"> </w:t>
+      </w:r>
+      <w:r>
+        <w:rPr>
+          <w:rFonts w:hint="eastAsia" w:ascii="Times New Roman" w:hAnsi="Times New Roman" w:eastAsia="FangSong" w:cs="Times New Roman"/>
+          <w:b w:val="0"/>
+          <w:i w:val="0"/>
+          <w:iCs/>
+          <w:sz w:val="21"/>
+        </w:rPr>
+        <w:t xml:space="preserve">电对</w:t>
+      </w:r>
+      <w:r>
+        <w:rPr>
+          <w:rFonts w:ascii="Times New Roman" w:hAnsi="Times New Roman" w:eastAsia="FangSong" w:cs="Times New Roman"/>
+          <w:b w:val="0"/>
+          <w:i w:val="0"/>
+          <w:iCs/>
+          <w:sz w:val="21"/>
+        </w:rPr>
+        <w:t xml:space="preserve"> CN</w:t>
+      </w:r>
+      <w:r>
+        <w:rPr>
+          <w:rFonts w:ascii="Times New Roman" w:hAnsi="Times New Roman" w:eastAsia="FangSong" w:cs="Times New Roman"/>
+          <w:b w:val="0"/>
+          <w:i w:val="0"/>
+          <w:iCs/>
+          <w:sz w:val="21"/>
+          <w:vertAlign w:val="superscript"/>
+        </w:rPr>
+        <w:t>-</w:t>
+      </w:r>
+      <w:r>
+        <w:rPr>
+          <w:rFonts w:ascii="Times New Roman" w:hAnsi="Times New Roman" w:eastAsia="FangSong" w:cs="Times New Roman"/>
+          <w:b w:val="0"/>
+          <w:i w:val="0"/>
+          <w:iCs/>
+          <w:sz w:val="21"/>
+        </w:rPr>
+        <w:t xml:space="preserve"> </w:t>
+      </w:r>
+      <w:r>
+        <w:rPr>
+          <w:rFonts w:hint="eastAsia" w:ascii="Times New Roman" w:hAnsi="Times New Roman" w:eastAsia="FangSong" w:cs="Times New Roman"/>
+          <w:b w:val="0"/>
+          <w:i w:val="0"/>
+          <w:iCs/>
+          <w:sz w:val="21"/>
+        </w:rPr>
+        <w:t>实为强给体使电势骤降</w:t>
+      </w:r>
+      <w:r>
+        <w:rPr>
+          <w:rFonts w:hint="eastAsia" w:ascii="Times New Roman" w:hAnsi="Times New Roman" w:eastAsia="FangSong" w:cs="Times New Roman"/>
+          <w:b w:val="0"/>
+          <w:i w:val="0"/>
+          <w:iCs/>
+          <w:sz w:val="21"/>
+        </w:rPr>
+        <w:t>——[Fe(CN)</w:t>
+      </w:r>
+      <w:r>
+        <w:rPr>
+          <w:rFonts w:hint="eastAsia" w:ascii="Times New Roman" w:hAnsi="Times New Roman" w:eastAsia="FangSong" w:cs="Times New Roman"/>
+          <w:b w:val="0"/>
+          <w:i w:val="0"/>
+          <w:iCs/>
+          <w:sz w:val="21"/>
+          <w:vertAlign w:val="subscript"/>
+        </w:rPr>
+        <w:t>6</w:t>
+      </w:r>
+      <w:r>
+        <w:rPr>
+          <w:rFonts w:hint="eastAsia" w:ascii="Times New Roman" w:hAnsi="Times New Roman" w:eastAsia="FangSong" w:cs="Times New Roman"/>
+          <w:b w:val="0"/>
+          <w:i w:val="0"/>
+          <w:iCs/>
+          <w:sz w:val="21"/>
+        </w:rPr>
+        <w:t>]</w:t>
+      </w:r>
+      <w:r>
+        <w:rPr>
+          <w:rFonts w:hint="eastAsia" w:ascii="Times New Roman" w:hAnsi="Times New Roman" w:eastAsia="FangSong" w:cs="Times New Roman"/>
+          <w:b w:val="0"/>
+          <w:i w:val="0"/>
+          <w:iCs/>
+          <w:sz w:val="21"/>
+          <w:vertAlign w:val="superscript"/>
+        </w:rPr>
+        <w:t>3-</w:t>
+      </w:r>
+      <w:r>
+        <w:rPr>
+          <w:rFonts w:hint="eastAsia" w:ascii="Times New Roman" w:hAnsi="Times New Roman" w:eastAsia="FangSong" w:cs="Times New Roman"/>
+          <w:b w:val="0"/>
+          <w:i w:val="0"/>
+          <w:iCs/>
+          <w:sz w:val="21"/>
+        </w:rPr>
+        <w:t>/</w:t>
+      </w:r>
+      <w:r>
+        <w:rPr>
+          <w:rFonts w:hint="eastAsia" w:ascii="Times New Roman" w:hAnsi="Times New Roman" w:eastAsia="FangSong" w:cs="Times New Roman"/>
+          <w:b w:val="0"/>
+          <w:i w:val="0"/>
+          <w:iCs/>
+          <w:sz w:val="21"/>
+          <w:vertAlign w:val="superscript"/>
+        </w:rPr>
+        <w:t>4-</w:t>
+      </w:r>
+      <w:r>
+        <w:rPr>
+          <w:rFonts w:ascii="Times New Roman" w:hAnsi="Times New Roman" w:eastAsia="FangSong" w:cs="Times New Roman"/>
+          <w:b w:val="0"/>
+          <w:i w:val="0"/>
+          <w:iCs/>
+          <w:sz w:val="21"/>
+        </w:rPr>
+        <w:t xml:space="preserve"> </w:t>
+      </w:r>
+      <w:r>
+        <w:rPr>
+          <w:rFonts w:hint="eastAsia" w:ascii="Times New Roman" w:hAnsi="Times New Roman" w:eastAsia="FangSong" w:cs="Times New Roman"/>
+          <w:b w:val="0"/>
+          <w:i w:val="0"/>
+          <w:iCs/>
+          <w:sz w:val="21"/>
+        </w:rPr>
+        <w:t xml:space="preserve">的</w:t>
+      </w:r>
+      <w:r>
+        <w:rPr>
+          <w:rFonts w:ascii="Times New Roman" w:hAnsi="Times New Roman" w:eastAsia="FangSong" w:cs="Times New Roman"/>
+          <w:b w:val="0"/>
+          <w:i w:val="0"/>
+          <w:iCs/>
+          <w:sz w:val="21"/>
+        </w:rPr>
+        <w:t xml:space="preserve"> Eθ </w:t>
+      </w:r>
+      <w:r>
+        <w:rPr>
+          <w:rFonts w:hint="eastAsia" w:ascii="Times New Roman" w:hAnsi="Times New Roman" w:eastAsia="FangSong" w:cs="Times New Roman"/>
+          <w:b w:val="0"/>
+          <w:i w:val="0"/>
+          <w:iCs/>
+          <w:sz w:val="21"/>
+        </w:rPr>
+        <w:t xml:space="preserve">为</w:t>
+      </w:r>
+      <w:r>
+        <w:rPr>
+          <w:rFonts w:ascii="Times New Roman" w:hAnsi="Times New Roman" w:eastAsia="FangSong" w:cs="Times New Roman"/>
+          <w:b w:val="0"/>
+          <w:i w:val="0"/>
+          <w:iCs/>
+          <w:sz w:val="21"/>
+        </w:rPr>
+        <w:t xml:space="preserve"> +0.36 </w:t>
+      </w:r>
+      <w:r>
+        <w:rPr>
+          <w:rFonts w:hint="eastAsia" w:ascii="Times New Roman" w:hAnsi="Times New Roman" w:eastAsia="FangSong" w:cs="Times New Roman"/>
+          <w:b w:val="0"/>
+          <w:i w:val="0"/>
+          <w:iCs/>
+          <w:sz w:val="21"/>
+        </w:rPr>
+        <w:t>V，</w:t>
+      </w:r>
+      <w:r>
+        <w:rPr>
+          <w:rFonts w:hint="eastAsia" w:ascii="Times New Roman" w:hAnsi="Times New Roman" w:eastAsia="FangSong" w:cs="Times New Roman"/>
+          <w:b w:val="0"/>
+          <w:i w:val="0"/>
+          <w:iCs/>
+          <w:sz w:val="21"/>
+        </w:rPr>
+        <w:t>低于</w:t>
+      </w:r>
+      <w:r>
+        <w:rPr>
+          <w:rFonts w:ascii="Times New Roman" w:hAnsi="Times New Roman" w:eastAsia="FangSong" w:cs="Times New Roman"/>
+          <w:b w:val="0"/>
+          <w:i w:val="0"/>
+          <w:iCs/>
+          <w:sz w:val="21"/>
+        </w:rPr>
+        <w:t xml:space="preserve"> 0.77 </w:t>
+      </w:r>
+      <w:r>
+        <w:rPr>
+          <w:rFonts w:hint="eastAsia" w:ascii="Times New Roman" w:hAnsi="Times New Roman" w:eastAsia="FangSong" w:cs="Times New Roman"/>
+          <w:b w:val="0"/>
+          <w:i w:val="0"/>
+          <w:iCs/>
+          <w:sz w:val="21"/>
+        </w:rPr>
+        <w:t>V，</w:t>
+      </w:r>
+      <w:r>
+        <w:rPr>
+          <w:rFonts w:hint="eastAsia" w:ascii="Times New Roman" w:hAnsi="Times New Roman" w:eastAsia="FangSong" w:cs="Times New Roman"/>
+          <w:b w:val="0"/>
+          <w:i w:val="0"/>
+          <w:iCs/>
+          <w:sz w:val="21"/>
+        </w:rPr>
+        <w:t>归类以正文</w:t>
+      </w:r>
+      <w:r>
+        <w:rPr>
+          <w:rFonts w:ascii="Times New Roman" w:hAnsi="Times New Roman" w:eastAsia="FangSong" w:cs="Times New Roman"/>
+          <w:b w:val="0"/>
+          <w:i w:val="0"/>
+          <w:iCs/>
+          <w:sz w:val="21"/>
+        </w:rPr>
+        <w:t xml:space="preserve"> §2.3 </w:t>
+      </w:r>
+      <w:r>
+        <w:rPr>
+          <w:rFonts w:hint="eastAsia" w:ascii="Times New Roman" w:hAnsi="Times New Roman" w:eastAsia="FangSong" w:cs="Times New Roman"/>
+          <w:b w:val="0"/>
+          <w:i w:val="0"/>
+          <w:iCs/>
+          <w:sz w:val="21"/>
+        </w:rPr>
+        <w:t>口径为准</w:t>
+      </w:r>
+      <w:r>
+        <w:rPr>
+          <w:rFonts w:hint="eastAsia" w:ascii="Times New Roman" w:hAnsi="Times New Roman" w:eastAsia="FangSong" w:cs="Times New Roman"/>
+          <w:b w:val="0"/>
+          <w:i w:val="0"/>
+          <w:iCs/>
+          <w:sz w:val="21"/>
+        </w:rPr>
+        <w:t>）</w:t>
       </w:r>
     </w:p>
     <w:p>
@@ -8260,24 +8626,27 @@
       </w:pPr>
       <w:r>
         <w:rPr>
-          <w:rFonts w:ascii="Times New Roman" w:hAnsi="Times New Roman" w:eastAsia="Times New Roman" w:cs="Times New Roman"/>
+          <w:rFonts w:ascii="Times New Roman" w:hAnsi="Times New Roman" w:eastAsia="FangSong" w:cs="Times New Roman"/>
+          <w:b w:val="0"/>
+          <w:i w:val="0"/>
+          <w:sz w:val="21"/>
         </w:rPr>
         <w:drawing>
           <wp:inline>
             <wp:extent cx="3600000" cy="2304990"/>
             <wp:effectExtent b="0" l="0" r="0" t="0"/>
-            <wp:docPr descr="" title="" id="27" name="Picture"/>
+            <wp:docPr descr="" title="" id="24" name="Picture"/>
             <a:graphic>
               <a:graphicData uri="http://schemas.openxmlformats.org/drawingml/2006/picture">
                 <pic:pic>
                   <pic:nvPicPr>
-                    <pic:cNvPr descr="4b042cd60fada030ae5f2207da1a37ecef3c88ab0e5eb3eaa584be85186556b1.jpg" id="28" name="Picture"/>
+                    <pic:cNvPr descr="4b042cd60fada030ae5f2207da1a37ecef3c88ab0e5eb3eaa584be85186556b1.jpg" id="25" name="Picture"/>
                     <pic:cNvPicPr>
                       <a:picLocks noChangeArrowheads="1" noChangeAspect="1"/>
                     </pic:cNvPicPr>
                   </pic:nvPicPr>
                   <pic:blipFill>
-                    <a:blip r:embed="rId26"/>
+                    <a:blip r:embed="rId23"/>
                     <a:stretch>
                       <a:fillRect/>
                     </a:stretch>
@@ -8305,273 +8674,340 @@
       </w:r>
       <w:r>
         <w:rPr>
-          <w:rFonts w:ascii="Times New Roman" w:hAnsi="Times New Roman" w:eastAsia="Times New Roman" w:cs="Times New Roman"/>
-        </w:rPr>
-        <w:t xml:space="preserve"> </w:t>
-      </w:r>
-      <w:r>
-        <w:rPr>
-          <w:rFonts w:hint="eastAsia" w:ascii="Times New Roman" w:hAnsi="Times New Roman" w:eastAsia="FangSong" w:cs="Times New Roman"/>
-          <w:i/>
+          <w:rFonts w:ascii="Times New Roman" w:hAnsi="Times New Roman" w:eastAsia="FangSong" w:cs="Times New Roman"/>
+          <w:b w:val="0"/>
+          <w:i w:val="0"/>
+          <w:sz w:val="21"/>
+        </w:rPr>
+        <w:t xml:space="preserve"> </w:t>
+      </w:r>
+      <w:r>
+        <w:rPr>
+          <w:rFonts w:hint="eastAsia" w:ascii="Times New Roman" w:hAnsi="Times New Roman" w:eastAsia="FangSong" w:cs="Times New Roman"/>
+          <w:b w:val="0"/>
+          <w:i w:val="0"/>
           <w:iCs/>
-        </w:rPr>
-        <w:t>图</w:t>
-      </w:r>
-      <w:r>
-        <w:rPr>
-          <w:rFonts w:hint="eastAsia" w:ascii="Times New Roman" w:hAnsi="Times New Roman" w:eastAsia="Times New Roman" w:cs="Times New Roman"/>
-          <w:i/>
+          <w:sz w:val="21"/>
+        </w:rPr>
+        <w:t xml:space="preserve">图</w:t>
+      </w:r>
+      <w:r>
+        <w:rPr>
+          <w:rFonts w:ascii="Times New Roman" w:hAnsi="Times New Roman" w:eastAsia="FangSong" w:cs="Times New Roman"/>
+          <w:b w:val="0"/>
+          <w:i w:val="0"/>
           <w:iCs/>
-        </w:rPr>
-        <w:t>4</w:t>
-      </w:r>
-      <w:r>
-        <w:rPr>
-          <w:rFonts w:ascii="Times New Roman" w:hAnsi="Times New Roman" w:eastAsia="Times New Roman" w:cs="Times New Roman"/>
-          <w:i/>
+          <w:sz w:val="21"/>
+        </w:rPr>
+        <w:t xml:space="preserve"> 3 </w:t>
+      </w:r>
+      <w:r>
+        <w:rPr>
+          <w:rFonts w:hint="eastAsia" w:ascii="Times New Roman" w:hAnsi="Times New Roman" w:eastAsia="FangSong" w:cs="Times New Roman"/>
+          <w:b w:val="0"/>
+          <w:i w:val="0"/>
           <w:iCs/>
-        </w:rPr>
-        <w:t xml:space="preserve"> </w:t>
-      </w:r>
-      <w:r>
-        <w:rPr>
-          <w:rFonts w:hint="eastAsia" w:ascii="Times New Roman" w:hAnsi="Times New Roman" w:eastAsia="FangSong" w:cs="Times New Roman"/>
-          <w:i/>
+          <w:sz w:val="21"/>
+        </w:rPr>
+        <w:t xml:space="preserve">普鲁士蓝</w:t>
+      </w:r>
+      <w:r>
+        <w:rPr>
+          <w:rFonts w:ascii="Times New Roman" w:hAnsi="Times New Roman" w:eastAsia="FangSong" w:cs="Times New Roman"/>
+          <w:b w:val="0"/>
+          <w:i w:val="0"/>
           <w:iCs/>
-        </w:rPr>
-        <w:t xml:space="preserve">普鲁士蓝</w:t>
-      </w:r>
-      <w:r>
-        <w:rPr>
-          <w:rFonts w:ascii="Times New Roman" w:hAnsi="Times New Roman" w:eastAsia="Times New Roman" w:cs="Times New Roman"/>
-          <w:i/>
+          <w:sz w:val="21"/>
+        </w:rPr>
+        <w:t xml:space="preserve"> KFe[Fe(CN)</w:t>
+      </w:r>
+      <w:r>
+        <w:rPr>
+          <w:rFonts w:ascii="Times New Roman" w:hAnsi="Times New Roman" w:eastAsia="FangSong" w:cs="Times New Roman"/>
+          <w:b w:val="0"/>
+          <w:i w:val="0"/>
           <w:iCs/>
-        </w:rPr>
-        <w:t xml:space="preserve"> KFe[Fe(CN)</w:t>
-      </w:r>
-      <w:r>
-        <w:rPr>
-          <w:rFonts w:ascii="Times New Roman" w:hAnsi="Times New Roman" w:eastAsia="Times New Roman" w:cs="Times New Roman"/>
-          <w:i/>
+          <w:sz w:val="21"/>
+          <w:vertAlign w:val="subscript"/>
+        </w:rPr>
+        <w:t>6</w:t>
+      </w:r>
+      <w:r>
+        <w:rPr>
+          <w:rFonts w:ascii="Times New Roman" w:hAnsi="Times New Roman" w:eastAsia="FangSong" w:cs="Times New Roman"/>
+          <w:b w:val="0"/>
+          <w:i w:val="0"/>
           <w:iCs/>
-          <w:vertAlign w:val="subscript"/>
-        </w:rPr>
-        <w:t>6</w:t>
-      </w:r>
-      <w:r>
-        <w:rPr>
-          <w:rFonts w:ascii="Times New Roman" w:hAnsi="Times New Roman" w:eastAsia="Times New Roman" w:cs="Times New Roman"/>
-          <w:i/>
+          <w:sz w:val="21"/>
+        </w:rPr>
+        <w:t xml:space="preserve">] </w:t>
+      </w:r>
+      <w:r>
+        <w:rPr>
+          <w:rFonts w:hint="eastAsia" w:ascii="Times New Roman" w:hAnsi="Times New Roman" w:eastAsia="FangSong" w:cs="Times New Roman"/>
+          <w:b w:val="0"/>
+          <w:i w:val="0"/>
           <w:iCs/>
-        </w:rPr>
-        <w:t xml:space="preserve">] </w:t>
-      </w:r>
-      <w:r>
-        <w:rPr>
-          <w:rFonts w:hint="eastAsia" w:ascii="Times New Roman" w:hAnsi="Times New Roman" w:eastAsia="FangSong" w:cs="Times New Roman"/>
-          <w:i/>
+          <w:sz w:val="21"/>
+        </w:rPr>
+        <w:t>立方骨架结构</w:t>
+      </w:r>
+      <w:r>
+        <w:rPr>
+          <w:rFonts w:hint="eastAsia" w:ascii="Times New Roman" w:hAnsi="Times New Roman" w:eastAsia="FangSong" w:cs="Times New Roman"/>
+          <w:b w:val="0"/>
+          <w:i w:val="0"/>
           <w:iCs/>
-        </w:rPr>
-        <w:t>立方骨架结构</w:t>
-      </w:r>
-      <w:r>
-        <w:rPr>
-          <w:rFonts w:hint="eastAsia" w:ascii="Times New Roman" w:hAnsi="Times New Roman" w:eastAsia="Times New Roman" w:cs="Times New Roman"/>
-          <w:i/>
+          <w:sz w:val="21"/>
+        </w:rPr>
+        <w:t>——Fe</w:t>
+      </w:r>
+      <w:r>
+        <w:rPr>
+          <w:rFonts w:hint="eastAsia" w:ascii="Times New Roman" w:hAnsi="Times New Roman" w:eastAsia="FangSong" w:cs="Times New Roman"/>
+          <w:b w:val="0"/>
+          <w:i w:val="0"/>
           <w:iCs/>
-        </w:rPr>
-        <w:t>——Fe</w:t>
-      </w:r>
-      <w:r>
-        <w:rPr>
-          <w:rFonts w:hint="eastAsia" w:ascii="Times New Roman" w:hAnsi="Times New Roman" w:eastAsia="Times New Roman" w:cs="Times New Roman"/>
-          <w:i/>
+          <w:sz w:val="21"/>
+          <w:vertAlign w:val="superscript"/>
+        </w:rPr>
+        <w:t>2+</w:t>
+      </w:r>
+      <w:r>
+        <w:rPr>
+          <w:rFonts w:ascii="Times New Roman" w:hAnsi="Times New Roman" w:eastAsia="FangSong" w:cs="Times New Roman"/>
+          <w:b w:val="0"/>
+          <w:i w:val="0"/>
           <w:iCs/>
+          <w:sz w:val="21"/>
+        </w:rPr>
+        <w:t xml:space="preserve"> </w:t>
+      </w:r>
+      <w:r>
+        <w:rPr>
+          <w:rFonts w:hint="eastAsia" w:ascii="Times New Roman" w:hAnsi="Times New Roman" w:eastAsia="FangSong" w:cs="Times New Roman"/>
+          <w:b w:val="0"/>
+          <w:i w:val="0"/>
+          <w:iCs/>
+          <w:sz w:val="21"/>
+        </w:rPr>
+        <w:t xml:space="preserve">连</w:t>
+      </w:r>
+      <w:r>
+        <w:rPr>
+          <w:rFonts w:ascii="Times New Roman" w:hAnsi="Times New Roman" w:eastAsia="FangSong" w:cs="Times New Roman"/>
+          <w:b w:val="0"/>
+          <w:i w:val="0"/>
+          <w:iCs/>
+          <w:sz w:val="21"/>
+        </w:rPr>
+        <w:t xml:space="preserve"> C </w:t>
+      </w:r>
+      <w:r>
+        <w:rPr>
+          <w:rFonts w:hint="eastAsia" w:ascii="Times New Roman" w:hAnsi="Times New Roman" w:eastAsia="FangSong" w:cs="Times New Roman"/>
+          <w:b w:val="0"/>
+          <w:i w:val="0"/>
+          <w:iCs/>
+          <w:sz w:val="21"/>
+        </w:rPr>
+        <w:t>端</w:t>
+      </w:r>
+      <w:r>
+        <w:rPr>
+          <w:rFonts w:hint="eastAsia" w:ascii="Times New Roman" w:hAnsi="Times New Roman" w:eastAsia="FangSong" w:cs="Times New Roman"/>
+          <w:b w:val="0"/>
+          <w:i w:val="0"/>
+          <w:iCs/>
+          <w:sz w:val="21"/>
+        </w:rPr>
+        <w:t>、Fe</w:t>
+      </w:r>
+      <w:r>
+        <w:rPr>
+          <w:rFonts w:hint="eastAsia" w:ascii="Times New Roman" w:hAnsi="Times New Roman" w:eastAsia="FangSong" w:cs="Times New Roman"/>
+          <w:b w:val="0"/>
+          <w:i w:val="0"/>
+          <w:iCs/>
+          <w:sz w:val="21"/>
           <w:vertAlign w:val="superscript"/>
         </w:rPr>
-        <w:t>2+</w:t>
-      </w:r>
-      <w:r>
-        <w:rPr>
-          <w:rFonts w:ascii="Times New Roman" w:hAnsi="Times New Roman" w:eastAsia="Times New Roman" w:cs="Times New Roman"/>
-          <w:i/>
+        <w:t>3+</w:t>
+      </w:r>
+      <w:r>
+        <w:rPr>
+          <w:rFonts w:ascii="Times New Roman" w:hAnsi="Times New Roman" w:eastAsia="FangSong" w:cs="Times New Roman"/>
+          <w:b w:val="0"/>
+          <w:i w:val="0"/>
           <w:iCs/>
-        </w:rPr>
-        <w:t xml:space="preserve"> </w:t>
-      </w:r>
-      <w:r>
-        <w:rPr>
-          <w:rFonts w:hint="eastAsia" w:ascii="Times New Roman" w:hAnsi="Times New Roman" w:eastAsia="FangSong" w:cs="Times New Roman"/>
-          <w:i/>
+          <w:sz w:val="21"/>
+        </w:rPr>
+        <w:t xml:space="preserve"> </w:t>
+      </w:r>
+      <w:r>
+        <w:rPr>
+          <w:rFonts w:hint="eastAsia" w:ascii="Times New Roman" w:hAnsi="Times New Roman" w:eastAsia="FangSong" w:cs="Times New Roman"/>
+          <w:b w:val="0"/>
+          <w:i w:val="0"/>
           <w:iCs/>
+          <w:sz w:val="21"/>
         </w:rPr>
         <w:t xml:space="preserve">连</w:t>
       </w:r>
       <w:r>
         <w:rPr>
-          <w:rFonts w:ascii="Times New Roman" w:hAnsi="Times New Roman" w:eastAsia="Times New Roman" w:cs="Times New Roman"/>
-          <w:i/>
+          <w:rFonts w:ascii="Times New Roman" w:hAnsi="Times New Roman" w:eastAsia="FangSong" w:cs="Times New Roman"/>
+          <w:b w:val="0"/>
+          <w:i w:val="0"/>
           <w:iCs/>
-        </w:rPr>
-        <w:t xml:space="preserve"> C </w:t>
-      </w:r>
-      <w:r>
-        <w:rPr>
-          <w:rFonts w:hint="eastAsia" w:ascii="Times New Roman" w:hAnsi="Times New Roman" w:eastAsia="FangSong" w:cs="Times New Roman"/>
-          <w:i/>
+          <w:sz w:val="21"/>
+        </w:rPr>
+        <w:t xml:space="preserve"> N </w:t>
+      </w:r>
+      <w:r>
+        <w:rPr>
+          <w:rFonts w:hint="eastAsia" w:ascii="Times New Roman" w:hAnsi="Times New Roman" w:eastAsia="FangSong" w:cs="Times New Roman"/>
+          <w:b w:val="0"/>
+          <w:i w:val="0"/>
           <w:iCs/>
-        </w:rPr>
-        <w:t>端</w:t>
-      </w:r>
-      <w:r>
-        <w:rPr>
-          <w:rFonts w:hint="eastAsia" w:ascii="Times New Roman" w:hAnsi="Times New Roman" w:eastAsia="Times New Roman" w:cs="Times New Roman"/>
-          <w:i/>
+          <w:sz w:val="21"/>
+        </w:rPr>
+        <w:t>端的三维立方骨架</w:t>
+      </w:r>
+      <w:r>
+        <w:rPr>
+          <w:rFonts w:hint="eastAsia" w:ascii="Times New Roman" w:hAnsi="Times New Roman" w:eastAsia="FangSong" w:cs="Times New Roman"/>
+          <w:b w:val="0"/>
+          <w:i w:val="0"/>
           <w:iCs/>
-        </w:rPr>
-        <w:t>、Fe</w:t>
-      </w:r>
-      <w:r>
-        <w:rPr>
-          <w:rFonts w:hint="eastAsia" w:ascii="Times New Roman" w:hAnsi="Times New Roman" w:eastAsia="Times New Roman" w:cs="Times New Roman"/>
-          <w:i/>
+          <w:sz w:val="21"/>
+        </w:rPr>
+        <w:t>，K</w:t>
+      </w:r>
+      <w:r>
+        <w:rPr>
+          <w:rFonts w:hint="eastAsia" w:ascii="Times New Roman" w:hAnsi="Times New Roman" w:eastAsia="FangSong" w:cs="Times New Roman"/>
+          <w:b w:val="0"/>
+          <w:i w:val="0"/>
           <w:iCs/>
+          <w:sz w:val="21"/>
           <w:vertAlign w:val="superscript"/>
         </w:rPr>
-        <w:t>3+</w:t>
-      </w:r>
-      <w:r>
-        <w:rPr>
-          <w:rFonts w:ascii="Times New Roman" w:hAnsi="Times New Roman" w:eastAsia="Times New Roman" w:cs="Times New Roman"/>
-          <w:i/>
+        <w:t>+</w:t>
+      </w:r>
+      <w:r>
+        <w:rPr>
+          <w:rFonts w:ascii="Times New Roman" w:hAnsi="Times New Roman" w:eastAsia="FangSong" w:cs="Times New Roman"/>
+          <w:b w:val="0"/>
+          <w:i w:val="0"/>
           <w:iCs/>
-        </w:rPr>
-        <w:t xml:space="preserve"> </w:t>
-      </w:r>
-      <w:r>
-        <w:rPr>
-          <w:rFonts w:hint="eastAsia" w:ascii="Times New Roman" w:hAnsi="Times New Roman" w:eastAsia="FangSong" w:cs="Times New Roman"/>
-          <w:i/>
+          <w:sz w:val="21"/>
+        </w:rPr>
+        <w:t xml:space="preserve"> </w:t>
+      </w:r>
+      <w:r>
+        <w:rPr>
+          <w:rFonts w:hint="eastAsia" w:ascii="Times New Roman" w:hAnsi="Times New Roman" w:eastAsia="FangSong" w:cs="Times New Roman"/>
+          <w:b w:val="0"/>
+          <w:i w:val="0"/>
           <w:iCs/>
-        </w:rPr>
-        <w:t xml:space="preserve">连</w:t>
-      </w:r>
-      <w:r>
-        <w:rPr>
-          <w:rFonts w:ascii="Times New Roman" w:hAnsi="Times New Roman" w:eastAsia="Times New Roman" w:cs="Times New Roman"/>
-          <w:i/>
+          <w:sz w:val="21"/>
+        </w:rPr>
+        <w:t>在空隙</w:t>
+      </w:r>
+      <w:r>
+        <w:rPr>
+          <w:rFonts w:hint="eastAsia" w:ascii="Times New Roman" w:hAnsi="Times New Roman" w:eastAsia="FangSong" w:cs="Times New Roman"/>
+          <w:b w:val="0"/>
+          <w:i w:val="0"/>
           <w:iCs/>
-        </w:rPr>
-        <w:t xml:space="preserve"> N </w:t>
-      </w:r>
-      <w:r>
-        <w:rPr>
-          <w:rFonts w:hint="eastAsia" w:ascii="Times New Roman" w:hAnsi="Times New Roman" w:eastAsia="FangSong" w:cs="Times New Roman"/>
-          <w:i/>
+          <w:sz w:val="21"/>
+        </w:rPr>
+        <w:t>（XRD</w:t>
+      </w:r>
+      <w:r>
+        <w:rPr>
+          <w:rFonts w:ascii="Times New Roman" w:hAnsi="Times New Roman" w:eastAsia="FangSong" w:cs="Times New Roman"/>
+          <w:b w:val="0"/>
+          <w:i w:val="0"/>
           <w:iCs/>
-        </w:rPr>
-        <w:t>端的三维立方骨架</w:t>
-      </w:r>
-      <w:r>
-        <w:rPr>
-          <w:rFonts w:hint="eastAsia" w:ascii="Times New Roman" w:hAnsi="Times New Roman" w:eastAsia="Times New Roman" w:cs="Times New Roman"/>
-          <w:i/>
+          <w:sz w:val="21"/>
+        </w:rPr>
+        <w:t xml:space="preserve"> + Mössbauer </w:t>
+      </w:r>
+      <w:r>
+        <w:rPr>
+          <w:rFonts w:hint="eastAsia" w:ascii="Times New Roman" w:hAnsi="Times New Roman" w:eastAsia="FangSong" w:cs="Times New Roman"/>
+          <w:b w:val="0"/>
+          <w:i w:val="0"/>
           <w:iCs/>
-        </w:rPr>
-        <w:t>，K</w:t>
-      </w:r>
-      <w:r>
-        <w:rPr>
-          <w:rFonts w:hint="eastAsia" w:ascii="Times New Roman" w:hAnsi="Times New Roman" w:eastAsia="Times New Roman" w:cs="Times New Roman"/>
-          <w:i/>
+          <w:sz w:val="21"/>
+        </w:rPr>
+        <w:t xml:space="preserve">证实普鲁士蓝</w:t>
+      </w:r>
+      <w:r>
+        <w:rPr>
+          <w:rFonts w:ascii="Times New Roman" w:hAnsi="Times New Roman" w:eastAsia="FangSong" w:cs="Times New Roman"/>
+          <w:b w:val="0"/>
+          <w:i w:val="0"/>
           <w:iCs/>
-          <w:vertAlign w:val="superscript"/>
-        </w:rPr>
-        <w:t>+</w:t>
-      </w:r>
-      <w:r>
-        <w:rPr>
-          <w:rFonts w:ascii="Times New Roman" w:hAnsi="Times New Roman" w:eastAsia="Times New Roman" w:cs="Times New Roman"/>
-          <w:i/>
+          <w:sz w:val="21"/>
+        </w:rPr>
+        <w:t xml:space="preserve"> = </w:t>
+      </w:r>
+      <w:r>
+        <w:rPr>
+          <w:rFonts w:hint="eastAsia" w:ascii="Times New Roman" w:hAnsi="Times New Roman" w:eastAsia="FangSong" w:cs="Times New Roman"/>
+          <w:b w:val="0"/>
+          <w:i w:val="0"/>
           <w:iCs/>
-        </w:rPr>
-        <w:t xml:space="preserve"> </w:t>
-      </w:r>
-      <w:r>
-        <w:rPr>
-          <w:rFonts w:hint="eastAsia" w:ascii="Times New Roman" w:hAnsi="Times New Roman" w:eastAsia="FangSong" w:cs="Times New Roman"/>
-          <w:i/>
+          <w:sz w:val="21"/>
+        </w:rPr>
+        <w:t>滕氏蓝</w:t>
+      </w:r>
+      <w:r>
+        <w:rPr>
+          <w:rFonts w:hint="eastAsia" w:ascii="Times New Roman" w:hAnsi="Times New Roman" w:eastAsia="FangSong" w:cs="Times New Roman"/>
+          <w:b w:val="0"/>
+          <w:i w:val="0"/>
           <w:iCs/>
-        </w:rPr>
-        <w:t>在空隙</w:t>
-      </w:r>
-      <w:r>
-        <w:rPr>
-          <w:rFonts w:hint="eastAsia" w:ascii="Times New Roman" w:hAnsi="Times New Roman" w:eastAsia="Times New Roman" w:cs="Times New Roman"/>
-          <w:i/>
+          <w:sz w:val="21"/>
+        </w:rPr>
+        <w:t>，</w:t>
+      </w:r>
+      <w:r>
+        <w:rPr>
+          <w:rFonts w:hint="eastAsia" w:ascii="Times New Roman" w:hAnsi="Times New Roman" w:eastAsia="FangSong" w:cs="Times New Roman"/>
+          <w:b w:val="0"/>
+          <w:i w:val="0"/>
           <w:iCs/>
-        </w:rPr>
-        <w:t>，</w:t>
-      </w:r>
-      <w:r>
-        <w:rPr>
-          <w:rFonts w:hint="eastAsia" w:ascii="Times New Roman" w:hAnsi="Times New Roman" w:eastAsia="FangSong" w:cs="Times New Roman"/>
-          <w:i/>
+          <w:sz w:val="21"/>
+        </w:rPr>
+        <w:t>见</w:t>
+      </w:r>
+      <w:r>
+        <w:rPr>
+          <w:rFonts w:ascii="Times New Roman" w:hAnsi="Times New Roman" w:eastAsia="FangSong" w:cs="Times New Roman"/>
+          <w:b w:val="0"/>
+          <w:i w:val="0"/>
           <w:iCs/>
-        </w:rPr>
-        <w:t>标注</w:t>
-      </w:r>
-      <w:r>
-        <w:rPr>
-          <w:rFonts w:hint="eastAsia" w:ascii="Times New Roman" w:hAnsi="Times New Roman" w:eastAsia="Times New Roman" w:cs="Times New Roman"/>
-          <w:i/>
+          <w:sz w:val="21"/>
+        </w:rPr>
+        <w:t xml:space="preserve"> </w:t>
+      </w:r>
+      <w:r>
+        <w:rPr>
+          <w:rFonts w:hint="eastAsia" w:ascii="Times New Roman" w:hAnsi="Times New Roman" w:eastAsia="FangSong" w:cs="Times New Roman"/>
+          <w:b w:val="0"/>
+          <w:i w:val="0"/>
           <w:iCs/>
-        </w:rPr>
-        <w:t>「XRD</w:t>
-      </w:r>
-      <w:r>
-        <w:rPr>
-          <w:rFonts w:ascii="Times New Roman" w:hAnsi="Times New Roman" w:eastAsia="Times New Roman" w:cs="Times New Roman"/>
-          <w:i/>
-          <w:iCs/>
-        </w:rPr>
-        <w:t xml:space="preserve"> + Mössbauer </w:t>
-      </w:r>
-      <w:r>
-        <w:rPr>
-          <w:rFonts w:hint="eastAsia" w:ascii="Times New Roman" w:hAnsi="Times New Roman" w:eastAsia="FangSong" w:cs="Times New Roman"/>
-          <w:i/>
-          <w:iCs/>
-        </w:rPr>
-        <w:t xml:space="preserve">证实普鲁士蓝</w:t>
-      </w:r>
-      <w:r>
-        <w:rPr>
-          <w:rFonts w:ascii="Times New Roman" w:hAnsi="Times New Roman" w:eastAsia="Times New Roman" w:cs="Times New Roman"/>
-          <w:i/>
-          <w:iCs/>
-        </w:rPr>
-        <w:t xml:space="preserve"> = </w:t>
-      </w:r>
-      <w:r>
-        <w:rPr>
-          <w:rFonts w:hint="eastAsia" w:ascii="Times New Roman" w:hAnsi="Times New Roman" w:eastAsia="FangSong" w:cs="Times New Roman"/>
-          <w:i/>
-          <w:iCs/>
-        </w:rPr>
-        <w:t>滕氏蓝</w:t>
-      </w:r>
-      <w:r>
-        <w:rPr>
-          <w:rFonts w:hint="eastAsia" w:ascii="Times New Roman" w:hAnsi="Times New Roman" w:eastAsia="Times New Roman" w:cs="Times New Roman"/>
-          <w:i/>
-          <w:iCs/>
-        </w:rPr>
-        <w:t>」。</w:t>
+          <w:sz w:val="21"/>
+        </w:rPr>
+        <w:t xml:space="preserve">§2.5）。</w:t>
       </w:r>
     </w:p>
-    <w:bookmarkEnd w:id="29"/>
-    <w:bookmarkStart w:id="30" w:name="铁关键反应小结"/>
+    <w:bookmarkEnd w:id="26"/>
+    <w:bookmarkStart w:id="27" w:name="铁关键反应小结"/>
     <w:p>
       <w:pPr>
         <w:pStyle w:val="Heading3"/>
@@ -9432,9 +9868,9 @@
         </w:pict>
       </w:r>
     </w:p>
-    <w:bookmarkEnd w:id="30"/>
-    <w:bookmarkEnd w:id="31"/>
-    <w:bookmarkStart w:id="38" w:name="三钴价态竞争与配合物稳定化"/>
+    <w:bookmarkEnd w:id="27"/>
+    <w:bookmarkEnd w:id="28"/>
+    <w:bookmarkStart w:id="35" w:name="三钴价态竞争与配合物稳定化"/>
     <w:p>
       <w:pPr>
         <w:pStyle w:val="Heading2"/>
@@ -9699,7 +10135,7 @@
         <w:t>。</w:t>
       </w:r>
     </w:p>
-    <w:bookmarkStart w:id="32" w:name="co²co³-电势对比"/>
+    <w:bookmarkStart w:id="29" w:name="co²co³-电势对比"/>
     <w:p>
       <w:pPr>
         <w:pStyle w:val="Heading3"/>
@@ -10159,8 +10595,8 @@
         <w:t>）</w:t>
       </w:r>
     </w:p>
-    <w:bookmarkEnd w:id="32"/>
-    <w:bookmarkStart w:id="33" w:name="认知冲突②换配体氧化性天差地别"/>
+    <w:bookmarkEnd w:id="29"/>
+    <w:bookmarkStart w:id="30" w:name="认知冲突②换配体氧化性天差地别"/>
     <w:p>
       <w:pPr>
         <w:pStyle w:val="Heading3"/>
@@ -10430,7 +10866,7 @@
         <w:rPr>
           <w:rFonts w:ascii="Times New Roman" w:hAnsi="Times New Roman" w:eastAsia="Times New Roman" w:cs="Times New Roman"/>
         </w:rPr>
-        <w:t xml:space="preserve">≈ +1.8 </w:t>
+        <w:t xml:space="preserve">≈ +1.92 </w:t>
       </w:r>
       <w:r>
         <w:rPr>
@@ -11107,8 +11543,8 @@
         <w:t>。</w:t>
       </w:r>
     </w:p>
-    <w:bookmarkEnd w:id="33"/>
-    <w:bookmarkStart w:id="37" w:name="co-的颜色信号与鉴定"/>
+    <w:bookmarkEnd w:id="30"/>
+    <w:bookmarkStart w:id="34" w:name="co-的颜色信号与鉴定"/>
     <w:p>
       <w:pPr>
         <w:pStyle w:val="Heading3"/>
@@ -11516,7 +11952,25 @@
         <w:rPr>
           <w:rFonts w:hint="eastAsia" w:ascii="Times New Roman" w:hAnsi="Times New Roman" w:eastAsia="Times New Roman" w:cs="Times New Roman"/>
         </w:rPr>
-        <w:t>——Co</w:t>
+        <w:t>（HAc</w:t>
+      </w:r>
+      <w:r>
+        <w:rPr>
+          <w:rFonts w:ascii="Times New Roman" w:hAnsi="Times New Roman" w:eastAsia="Times New Roman" w:cs="Times New Roman"/>
+        </w:rPr>
+        <w:t xml:space="preserve"> </w:t>
+      </w:r>
+      <w:r>
+        <w:rPr>
+          <w:rFonts w:hint="eastAsia" w:ascii="Times New Roman" w:hAnsi="Times New Roman" w:eastAsia="FangSong" w:cs="Times New Roman"/>
+        </w:rPr>
+        <w:t>介质</w:t>
+      </w:r>
+      <w:r>
+        <w:rPr>
+          <w:rFonts w:hint="eastAsia" w:ascii="Times New Roman" w:hAnsi="Times New Roman" w:eastAsia="Times New Roman" w:cs="Times New Roman"/>
+        </w:rPr>
+        <w:t>）：Co</w:t>
       </w:r>
       <w:r>
         <w:rPr>
@@ -11529,7 +11983,7 @@
         <w:rPr>
           <w:rFonts w:ascii="Times New Roman" w:hAnsi="Times New Roman" w:eastAsia="Times New Roman" w:cs="Times New Roman"/>
         </w:rPr>
-        <w:t xml:space="preserve"> + NO</w:t>
+        <w:t xml:space="preserve"> + 7NO</w:t>
       </w:r>
       <w:r>
         <w:rPr>
@@ -11549,7 +12003,7 @@
         <w:rPr>
           <w:rFonts w:ascii="Times New Roman" w:hAnsi="Times New Roman" w:eastAsia="Times New Roman" w:cs="Times New Roman"/>
         </w:rPr>
-        <w:t xml:space="preserve"> + K</w:t>
+        <w:t xml:space="preserve"> + 3K</w:t>
       </w:r>
       <w:r>
         <w:rPr>
@@ -11562,6 +12016,19 @@
         <w:rPr>
           <w:rFonts w:ascii="Times New Roman" w:hAnsi="Times New Roman" w:eastAsia="Times New Roman" w:cs="Times New Roman"/>
         </w:rPr>
+        <w:t xml:space="preserve"> + 2H</w:t>
+      </w:r>
+      <w:r>
+        <w:rPr>
+          <w:rFonts w:ascii="Times New Roman" w:hAnsi="Times New Roman" w:eastAsia="Times New Roman" w:cs="Times New Roman"/>
+          <w:vertAlign w:val="superscript"/>
+        </w:rPr>
+        <w:t>+</w:t>
+      </w:r>
+      <w:r>
+        <w:rPr>
+          <w:rFonts w:ascii="Times New Roman" w:hAnsi="Times New Roman" w:eastAsia="Times New Roman" w:cs="Times New Roman"/>
+        </w:rPr>
         <w:t xml:space="preserve"> → </w:t>
       </w:r>
       <w:r>
@@ -11614,6 +12081,107 @@
           <w:rFonts w:hint="eastAsia" w:ascii="Times New Roman" w:hAnsi="Times New Roman" w:eastAsia="FangSong" w:cs="Times New Roman"/>
         </w:rPr>
         <w:t>黄</w:t>
+      </w:r>
+      <w:r>
+        <w:rPr>
+          <w:rFonts w:hint="eastAsia" w:ascii="Times New Roman" w:hAnsi="Times New Roman" w:eastAsia="Times New Roman" w:cs="Times New Roman"/>
+        </w:rPr>
+        <w:t>）+</w:t>
+      </w:r>
+      <w:r>
+        <w:rPr>
+          <w:rFonts w:ascii="Times New Roman" w:hAnsi="Times New Roman" w:eastAsia="Times New Roman" w:cs="Times New Roman"/>
+        </w:rPr>
+        <w:t xml:space="preserve"> NO↑ + </w:t>
+      </w:r>
+      <w:r>
+        <w:rPr>
+          <w:rFonts w:hint="eastAsia" w:ascii="Times New Roman" w:hAnsi="Times New Roman" w:eastAsia="Times New Roman" w:cs="Times New Roman"/>
+        </w:rPr>
+        <w:t>H</w:t>
+      </w:r>
+      <w:r>
+        <w:rPr>
+          <w:rFonts w:hint="eastAsia" w:ascii="Times New Roman" w:hAnsi="Times New Roman" w:eastAsia="Times New Roman" w:cs="Times New Roman"/>
+          <w:vertAlign w:val="subscript"/>
+        </w:rPr>
+        <w:t>2</w:t>
+      </w:r>
+      <w:r>
+        <w:rPr>
+          <w:rFonts w:hint="eastAsia" w:ascii="Times New Roman" w:hAnsi="Times New Roman" w:eastAsia="Times New Roman" w:cs="Times New Roman"/>
+        </w:rPr>
+        <w:t>O（NO</w:t>
+      </w:r>
+      <w:r>
+        <w:rPr>
+          <w:rFonts w:hint="eastAsia" w:ascii="Times New Roman" w:hAnsi="Times New Roman" w:eastAsia="Times New Roman" w:cs="Times New Roman"/>
+          <w:vertAlign w:val="subscript"/>
+        </w:rPr>
+        <w:t>2</w:t>
+      </w:r>
+      <w:r>
+        <w:rPr>
+          <w:rFonts w:hint="eastAsia" w:ascii="Times New Roman" w:hAnsi="Times New Roman" w:eastAsia="Times New Roman" w:cs="Times New Roman"/>
+          <w:vertAlign w:val="superscript"/>
+        </w:rPr>
+        <w:t>-</w:t>
+      </w:r>
+      <w:r>
+        <w:rPr>
+          <w:rFonts w:ascii="Times New Roman" w:hAnsi="Times New Roman" w:eastAsia="Times New Roman" w:cs="Times New Roman"/>
+        </w:rPr>
+        <w:t xml:space="preserve"> </w:t>
+      </w:r>
+      <w:r>
+        <w:rPr>
+          <w:rFonts w:hint="eastAsia" w:ascii="Times New Roman" w:hAnsi="Times New Roman" w:eastAsia="FangSong" w:cs="Times New Roman"/>
+        </w:rPr>
+        <w:t>兼作配体与氧化剂</w:t>
+      </w:r>
+      <w:r>
+        <w:rPr>
+          <w:rFonts w:hint="eastAsia" w:ascii="Times New Roman" w:hAnsi="Times New Roman" w:eastAsia="Times New Roman" w:cs="Times New Roman"/>
+        </w:rPr>
+        <w:t>，Co</w:t>
+      </w:r>
+      <w:r>
+        <w:rPr>
+          <w:rFonts w:hint="eastAsia" w:ascii="Times New Roman" w:hAnsi="Times New Roman" w:eastAsia="Times New Roman" w:cs="Times New Roman"/>
+          <w:vertAlign w:val="superscript"/>
+        </w:rPr>
+        <w:t>2+</w:t>
+      </w:r>
+      <w:r>
+        <w:rPr>
+          <w:rFonts w:ascii="Times New Roman" w:hAnsi="Times New Roman" w:eastAsia="Times New Roman" w:cs="Times New Roman"/>
+        </w:rPr>
+        <w:t xml:space="preserve"> </w:t>
+      </w:r>
+      <w:r>
+        <w:rPr>
+          <w:rFonts w:hint="eastAsia" w:ascii="Times New Roman" w:hAnsi="Times New Roman" w:eastAsia="FangSong" w:cs="Times New Roman"/>
+        </w:rPr>
+        <w:t xml:space="preserve">被氧化至</w:t>
+      </w:r>
+      <w:r>
+        <w:rPr>
+          <w:rFonts w:ascii="Times New Roman" w:hAnsi="Times New Roman" w:eastAsia="Times New Roman" w:cs="Times New Roman"/>
+        </w:rPr>
+        <w:t xml:space="preserve"> </w:t>
+      </w:r>
+      <w:r>
+        <w:rPr>
+          <w:rFonts w:hint="eastAsia" w:ascii="Times New Roman" w:hAnsi="Times New Roman" w:eastAsia="Times New Roman" w:cs="Times New Roman"/>
+        </w:rPr>
+        <w:t>Co</w:t>
+      </w:r>
+      <w:r>
+        <w:rPr>
+          <w:rFonts w:hint="eastAsia" w:ascii="Times New Roman" w:hAnsi="Times New Roman" w:eastAsia="Times New Roman" w:cs="Times New Roman"/>
+          <w:vertAlign w:val="superscript"/>
+        </w:rPr>
+        <w:t>3+</w:t>
       </w:r>
       <w:r>
         <w:rPr>
@@ -12196,249 +12764,27 @@
       </w:pPr>
       <w:r>
         <w:rPr>
-          <w:rFonts w:hint="eastAsia" w:ascii="Times New Roman" w:hAnsi="Times New Roman" w:eastAsia="FangSong" w:cs="Times New Roman"/>
-          <w:b w:val="0"/>
-          <w:i w:val="0"/>
-          <w:iCs/>
-          <w:sz w:val="21"/>
-        </w:rPr>
-        <w:t xml:space="preserve">图</w:t>
-      </w:r>
-      <w:r>
-        <w:rPr>
-          <w:rFonts w:ascii="Times New Roman" w:hAnsi="Times New Roman" w:eastAsia="FangSong" w:cs="Times New Roman"/>
-          <w:b w:val="0"/>
-          <w:i w:val="0"/>
-          <w:iCs/>
-          <w:sz w:val="21"/>
-        </w:rPr>
-        <w:t xml:space="preserve"> 6 d </w:t>
-      </w:r>
-      <w:r>
-        <w:rPr>
-          <w:rFonts w:hint="eastAsia" w:ascii="Times New Roman" w:hAnsi="Times New Roman" w:eastAsia="FangSong" w:cs="Times New Roman"/>
-          <w:b w:val="0"/>
-          <w:i w:val="0"/>
-          <w:iCs/>
-          <w:sz w:val="21"/>
-        </w:rPr>
-        <w:t>轨道晶体场分裂图</w:t>
-      </w:r>
-      <w:r>
-        <w:rPr>
-          <w:rFonts w:hint="eastAsia" w:ascii="Times New Roman" w:hAnsi="Times New Roman" w:eastAsia="FangSong" w:cs="Times New Roman"/>
-          <w:b w:val="0"/>
-          <w:i w:val="0"/>
-          <w:iCs/>
-          <w:sz w:val="21"/>
-        </w:rPr>
-        <w:t>（</w:t>
-      </w:r>
-      <w:r>
-        <w:rPr>
-          <w:rFonts w:hint="eastAsia" w:ascii="Times New Roman" w:hAnsi="Times New Roman" w:eastAsia="FangSong" w:cs="Times New Roman"/>
-          <w:b w:val="0"/>
-          <w:i w:val="0"/>
-          <w:iCs/>
-          <w:sz w:val="21"/>
-        </w:rPr>
-        <w:t>含八面体场</w:t>
-      </w:r>
-      <w:r>
-        <w:rPr>
-          <w:rFonts w:hint="eastAsia" w:ascii="Times New Roman" w:hAnsi="Times New Roman" w:eastAsia="FangSong" w:cs="Times New Roman"/>
-          <w:b w:val="0"/>
-          <w:i w:val="0"/>
-          <w:iCs/>
-          <w:sz w:val="21"/>
-        </w:rPr>
-        <w:t>、</w:t>
-      </w:r>
-      <w:r>
-        <w:rPr>
-          <w:rFonts w:hint="eastAsia" w:ascii="Times New Roman" w:hAnsi="Times New Roman" w:eastAsia="FangSong" w:cs="Times New Roman"/>
-          <w:b w:val="0"/>
-          <w:i w:val="0"/>
-          <w:iCs/>
-          <w:sz w:val="21"/>
-        </w:rPr>
-        <w:t>四面体场</w:t>
-      </w:r>
-      <w:r>
-        <w:rPr>
-          <w:rFonts w:hint="eastAsia" w:ascii="Times New Roman" w:hAnsi="Times New Roman" w:eastAsia="FangSong" w:cs="Times New Roman"/>
-          <w:b w:val="0"/>
-          <w:i w:val="0"/>
-          <w:iCs/>
-          <w:sz w:val="21"/>
-        </w:rPr>
-        <w:t>、</w:t>
-      </w:r>
-      <w:r>
-        <w:rPr>
-          <w:rFonts w:hint="eastAsia" w:ascii="Times New Roman" w:hAnsi="Times New Roman" w:eastAsia="FangSong" w:cs="Times New Roman"/>
-          <w:b w:val="0"/>
-          <w:i w:val="0"/>
-          <w:iCs/>
-          <w:sz w:val="21"/>
-        </w:rPr>
-        <w:t>平面正方形场</w:t>
-      </w:r>
-      <w:r>
-        <w:rPr>
-          <w:rFonts w:hint="eastAsia" w:ascii="Times New Roman" w:hAnsi="Times New Roman" w:eastAsia="FangSong" w:cs="Times New Roman"/>
-          <w:b w:val="0"/>
-          <w:i w:val="0"/>
-          <w:iCs/>
-          <w:sz w:val="21"/>
-        </w:rPr>
-        <w:t>）：</w:t>
-      </w:r>
-      <w:r>
-        <w:rPr>
-          <w:rFonts w:hint="eastAsia" w:ascii="Times New Roman" w:hAnsi="Times New Roman" w:eastAsia="FangSong" w:cs="Times New Roman"/>
-          <w:b w:val="0"/>
-          <w:i w:val="0"/>
-          <w:iCs/>
-          <w:sz w:val="21"/>
-        </w:rPr>
-        <w:t>强场配体可使分裂能增大发生电子成对</w:t>
-      </w:r>
-      <w:r>
-        <w:rPr>
-          <w:rFonts w:hint="eastAsia" w:ascii="Times New Roman" w:hAnsi="Times New Roman" w:eastAsia="FangSong" w:cs="Times New Roman"/>
-          <w:b w:val="0"/>
-          <w:i w:val="0"/>
-          <w:iCs/>
-          <w:sz w:val="21"/>
-        </w:rPr>
-        <w:t>（</w:t>
-      </w:r>
-      <w:r>
-        <w:rPr>
-          <w:rFonts w:hint="eastAsia" w:ascii="Times New Roman" w:hAnsi="Times New Roman" w:eastAsia="FangSong" w:cs="Times New Roman"/>
-          <w:b w:val="0"/>
-          <w:i w:val="0"/>
-          <w:iCs/>
-          <w:sz w:val="21"/>
-        </w:rPr>
-        <w:t>如</w:t>
-      </w:r>
-      <w:r>
-        <w:rPr>
-          <w:rFonts w:ascii="Times New Roman" w:hAnsi="Times New Roman" w:eastAsia="FangSong" w:cs="Times New Roman"/>
-          <w:b w:val="0"/>
-          <w:i w:val="0"/>
-          <w:iCs/>
-          <w:sz w:val="21"/>
-        </w:rPr>
-        <w:t xml:space="preserve"> </w:t>
-      </w:r>
-      <w:r>
-        <w:rPr>
-          <w:rFonts w:hint="eastAsia" w:ascii="Times New Roman" w:hAnsi="Times New Roman" w:eastAsia="FangSong" w:cs="Times New Roman"/>
-          <w:b w:val="0"/>
-          <w:i w:val="0"/>
-          <w:iCs/>
-          <w:sz w:val="21"/>
-        </w:rPr>
-        <w:t>[Co(NH</w:t>
-      </w:r>
-      <w:r>
-        <w:rPr>
-          <w:rFonts w:hint="eastAsia" w:ascii="Times New Roman" w:hAnsi="Times New Roman" w:eastAsia="FangSong" w:cs="Times New Roman"/>
-          <w:b w:val="0"/>
-          <w:i w:val="0"/>
-          <w:iCs/>
-          <w:sz w:val="21"/>
-          <w:vertAlign w:val="subscript"/>
-        </w:rPr>
-        <w:t>3</w:t>
-      </w:r>
-      <w:r>
-        <w:rPr>
-          <w:rFonts w:hint="eastAsia" w:ascii="Times New Roman" w:hAnsi="Times New Roman" w:eastAsia="FangSong" w:cs="Times New Roman"/>
-          <w:b w:val="0"/>
-          <w:i w:val="0"/>
-          <w:iCs/>
-          <w:sz w:val="21"/>
-        </w:rPr>
-        <w:t>)</w:t>
-      </w:r>
-      <w:r>
-        <w:rPr>
-          <w:rFonts w:hint="eastAsia" w:ascii="Times New Roman" w:hAnsi="Times New Roman" w:eastAsia="FangSong" w:cs="Times New Roman"/>
-          <w:b w:val="0"/>
-          <w:i w:val="0"/>
-          <w:iCs/>
-          <w:sz w:val="21"/>
-          <w:vertAlign w:val="subscript"/>
-        </w:rPr>
-        <w:t>6</w:t>
-      </w:r>
-      <w:r>
-        <w:rPr>
-          <w:rFonts w:hint="eastAsia" w:ascii="Times New Roman" w:hAnsi="Times New Roman" w:eastAsia="FangSong" w:cs="Times New Roman"/>
-          <w:b w:val="0"/>
-          <w:i w:val="0"/>
-          <w:iCs/>
-          <w:sz w:val="21"/>
-        </w:rPr>
-        <w:t>]</w:t>
-      </w:r>
-      <w:r>
-        <w:rPr>
-          <w:rFonts w:hint="eastAsia" w:ascii="Times New Roman" w:hAnsi="Times New Roman" w:eastAsia="FangSong" w:cs="Times New Roman"/>
-          <w:b w:val="0"/>
-          <w:i w:val="0"/>
-          <w:iCs/>
-          <w:sz w:val="21"/>
-          <w:vertAlign w:val="superscript"/>
-        </w:rPr>
-        <w:t>3+</w:t>
-      </w:r>
-      <w:r>
-        <w:rPr>
-          <w:rFonts w:hint="eastAsia" w:ascii="Times New Roman" w:hAnsi="Times New Roman" w:eastAsia="FangSong" w:cs="Times New Roman"/>
-          <w:b w:val="0"/>
-          <w:i w:val="0"/>
-          <w:iCs/>
-          <w:sz w:val="21"/>
-        </w:rPr>
-        <w:t>）。</w:t>
-      </w:r>
-      <w:r>
-        <w:rPr>
           <w:rFonts w:ascii="Times New Roman" w:hAnsi="Times New Roman" w:eastAsia="FangSong" w:cs="Times New Roman"/>
           <w:b w:val="0"/>
           <w:i w:val="0"/>
           <w:sz w:val="21"/>
         </w:rPr>
-        <w:t xml:space="preserve"> </w:t>
-      </w:r>
-      <w:r>
-        <w:rPr>
-          <w:rFonts w:ascii="Times New Roman" w:hAnsi="Times New Roman" w:eastAsia="FangSong" w:cs="Times New Roman"/>
-          <w:b w:val="0"/>
-          <w:i w:val="0"/>
-          <w:sz w:val="21"/>
-        </w:rPr>
         <w:drawing>
           <wp:inline>
             <wp:extent cx="3600000" cy="1534736"/>
             <wp:effectExtent b="0" l="0" r="0" t="0"/>
-            <wp:docPr descr="" title="" id="35" name="Picture"/>
+            <wp:docPr descr="" title="" id="32" name="Picture"/>
             <a:graphic>
               <a:graphicData uri="http://schemas.openxmlformats.org/drawingml/2006/picture">
                 <pic:pic>
                   <pic:nvPicPr>
-                    <pic:cNvPr descr="e24689caf3117fe72dc27d03961a30f2e9a41988159b39887b4aa3a15c0ee84c.png" id="36" name="Picture"/>
+                    <pic:cNvPr descr="e24689caf3117fe72dc27d03961a30f2e9a41988159b39887b4aa3a15c0ee84c.png" id="33" name="Picture"/>
                     <pic:cNvPicPr>
                       <a:picLocks noChangeArrowheads="1" noChangeAspect="1"/>
                     </pic:cNvPicPr>
                   </pic:nvPicPr>
                   <pic:blipFill>
-                    <a:blip r:embed="rId34"/>
+                    <a:blip r:embed="rId31"/>
                     <a:stretch>
                       <a:fillRect/>
                     </a:stretch>
@@ -12464,6 +12810,228 @@
           </wp:inline>
         </w:drawing>
       </w:r>
+      <w:r>
+        <w:rPr>
+          <w:rFonts w:ascii="Times New Roman" w:hAnsi="Times New Roman" w:eastAsia="FangSong" w:cs="Times New Roman"/>
+          <w:b w:val="0"/>
+          <w:i w:val="0"/>
+          <w:sz w:val="21"/>
+        </w:rPr>
+        <w:t xml:space="preserve"> </w:t>
+      </w:r>
+      <w:r>
+        <w:rPr>
+          <w:rFonts w:hint="eastAsia" w:ascii="Times New Roman" w:hAnsi="Times New Roman" w:eastAsia="FangSong" w:cs="Times New Roman"/>
+          <w:b w:val="0"/>
+          <w:i w:val="0"/>
+          <w:iCs/>
+          <w:sz w:val="21"/>
+        </w:rPr>
+        <w:t xml:space="preserve">图</w:t>
+      </w:r>
+      <w:r>
+        <w:rPr>
+          <w:rFonts w:ascii="Times New Roman" w:hAnsi="Times New Roman" w:eastAsia="FangSong" w:cs="Times New Roman"/>
+          <w:b w:val="0"/>
+          <w:i w:val="0"/>
+          <w:iCs/>
+          <w:sz w:val="21"/>
+        </w:rPr>
+        <w:t xml:space="preserve"> 4 d </w:t>
+      </w:r>
+      <w:r>
+        <w:rPr>
+          <w:rFonts w:hint="eastAsia" w:ascii="Times New Roman" w:hAnsi="Times New Roman" w:eastAsia="FangSong" w:cs="Times New Roman"/>
+          <w:b w:val="0"/>
+          <w:i w:val="0"/>
+          <w:iCs/>
+          <w:sz w:val="21"/>
+        </w:rPr>
+        <w:t>轨道晶体场分裂图</w:t>
+      </w:r>
+      <w:r>
+        <w:rPr>
+          <w:rFonts w:hint="eastAsia" w:ascii="Times New Roman" w:hAnsi="Times New Roman" w:eastAsia="FangSong" w:cs="Times New Roman"/>
+          <w:b w:val="0"/>
+          <w:i w:val="0"/>
+          <w:iCs/>
+          <w:sz w:val="21"/>
+        </w:rPr>
+        <w:t>（</w:t>
+      </w:r>
+      <w:r>
+        <w:rPr>
+          <w:rFonts w:hint="eastAsia" w:ascii="Times New Roman" w:hAnsi="Times New Roman" w:eastAsia="FangSong" w:cs="Times New Roman"/>
+          <w:b w:val="0"/>
+          <w:i w:val="0"/>
+          <w:iCs/>
+          <w:sz w:val="21"/>
+        </w:rPr>
+        <w:t>含八面体场</w:t>
+      </w:r>
+      <w:r>
+        <w:rPr>
+          <w:rFonts w:hint="eastAsia" w:ascii="Times New Roman" w:hAnsi="Times New Roman" w:eastAsia="FangSong" w:cs="Times New Roman"/>
+          <w:b w:val="0"/>
+          <w:i w:val="0"/>
+          <w:iCs/>
+          <w:sz w:val="21"/>
+        </w:rPr>
+        <w:t>、</w:t>
+      </w:r>
+      <w:r>
+        <w:rPr>
+          <w:rFonts w:hint="eastAsia" w:ascii="Times New Roman" w:hAnsi="Times New Roman" w:eastAsia="FangSong" w:cs="Times New Roman"/>
+          <w:b w:val="0"/>
+          <w:i w:val="0"/>
+          <w:iCs/>
+          <w:sz w:val="21"/>
+        </w:rPr>
+        <w:t>四面体场</w:t>
+      </w:r>
+      <w:r>
+        <w:rPr>
+          <w:rFonts w:hint="eastAsia" w:ascii="Times New Roman" w:hAnsi="Times New Roman" w:eastAsia="FangSong" w:cs="Times New Roman"/>
+          <w:b w:val="0"/>
+          <w:i w:val="0"/>
+          <w:iCs/>
+          <w:sz w:val="21"/>
+        </w:rPr>
+        <w:t>、</w:t>
+      </w:r>
+      <w:r>
+        <w:rPr>
+          <w:rFonts w:hint="eastAsia" w:ascii="Times New Roman" w:hAnsi="Times New Roman" w:eastAsia="FangSong" w:cs="Times New Roman"/>
+          <w:b w:val="0"/>
+          <w:i w:val="0"/>
+          <w:iCs/>
+          <w:sz w:val="21"/>
+        </w:rPr>
+        <w:t>平面正方形场</w:t>
+      </w:r>
+      <w:r>
+        <w:rPr>
+          <w:rFonts w:hint="eastAsia" w:ascii="Times New Roman" w:hAnsi="Times New Roman" w:eastAsia="FangSong" w:cs="Times New Roman"/>
+          <w:b w:val="0"/>
+          <w:i w:val="0"/>
+          <w:iCs/>
+          <w:sz w:val="21"/>
+        </w:rPr>
+        <w:t>）：</w:t>
+      </w:r>
+      <w:r>
+        <w:rPr>
+          <w:rFonts w:hint="eastAsia" w:ascii="Times New Roman" w:hAnsi="Times New Roman" w:eastAsia="FangSong" w:cs="Times New Roman"/>
+          <w:b w:val="0"/>
+          <w:i w:val="0"/>
+          <w:iCs/>
+          <w:sz w:val="21"/>
+        </w:rPr>
+        <w:t>强场配体可使分裂能增大发生电子成对</w:t>
+      </w:r>
+      <w:r>
+        <w:rPr>
+          <w:rFonts w:hint="eastAsia" w:ascii="Times New Roman" w:hAnsi="Times New Roman" w:eastAsia="FangSong" w:cs="Times New Roman"/>
+          <w:b w:val="0"/>
+          <w:i w:val="0"/>
+          <w:iCs/>
+          <w:sz w:val="21"/>
+        </w:rPr>
+        <w:t>（</w:t>
+      </w:r>
+      <w:r>
+        <w:rPr>
+          <w:rFonts w:hint="eastAsia" w:ascii="Times New Roman" w:hAnsi="Times New Roman" w:eastAsia="FangSong" w:cs="Times New Roman"/>
+          <w:b w:val="0"/>
+          <w:i w:val="0"/>
+          <w:iCs/>
+          <w:sz w:val="21"/>
+        </w:rPr>
+        <w:t>如</w:t>
+      </w:r>
+      <w:r>
+        <w:rPr>
+          <w:rFonts w:ascii="Times New Roman" w:hAnsi="Times New Roman" w:eastAsia="FangSong" w:cs="Times New Roman"/>
+          <w:b w:val="0"/>
+          <w:i w:val="0"/>
+          <w:iCs/>
+          <w:sz w:val="21"/>
+        </w:rPr>
+        <w:t xml:space="preserve"> </w:t>
+      </w:r>
+      <w:r>
+        <w:rPr>
+          <w:rFonts w:hint="eastAsia" w:ascii="Times New Roman" w:hAnsi="Times New Roman" w:eastAsia="FangSong" w:cs="Times New Roman"/>
+          <w:b w:val="0"/>
+          <w:i w:val="0"/>
+          <w:iCs/>
+          <w:sz w:val="21"/>
+        </w:rPr>
+        <w:t>[Co(NH</w:t>
+      </w:r>
+      <w:r>
+        <w:rPr>
+          <w:rFonts w:hint="eastAsia" w:ascii="Times New Roman" w:hAnsi="Times New Roman" w:eastAsia="FangSong" w:cs="Times New Roman"/>
+          <w:b w:val="0"/>
+          <w:i w:val="0"/>
+          <w:iCs/>
+          <w:sz w:val="21"/>
+          <w:vertAlign w:val="subscript"/>
+        </w:rPr>
+        <w:t>3</w:t>
+      </w:r>
+      <w:r>
+        <w:rPr>
+          <w:rFonts w:hint="eastAsia" w:ascii="Times New Roman" w:hAnsi="Times New Roman" w:eastAsia="FangSong" w:cs="Times New Roman"/>
+          <w:b w:val="0"/>
+          <w:i w:val="0"/>
+          <w:iCs/>
+          <w:sz w:val="21"/>
+        </w:rPr>
+        <w:t>)</w:t>
+      </w:r>
+      <w:r>
+        <w:rPr>
+          <w:rFonts w:hint="eastAsia" w:ascii="Times New Roman" w:hAnsi="Times New Roman" w:eastAsia="FangSong" w:cs="Times New Roman"/>
+          <w:b w:val="0"/>
+          <w:i w:val="0"/>
+          <w:iCs/>
+          <w:sz w:val="21"/>
+          <w:vertAlign w:val="subscript"/>
+        </w:rPr>
+        <w:t>6</w:t>
+      </w:r>
+      <w:r>
+        <w:rPr>
+          <w:rFonts w:hint="eastAsia" w:ascii="Times New Roman" w:hAnsi="Times New Roman" w:eastAsia="FangSong" w:cs="Times New Roman"/>
+          <w:b w:val="0"/>
+          <w:i w:val="0"/>
+          <w:iCs/>
+          <w:sz w:val="21"/>
+        </w:rPr>
+        <w:t>]</w:t>
+      </w:r>
+      <w:r>
+        <w:rPr>
+          <w:rFonts w:hint="eastAsia" w:ascii="Times New Roman" w:hAnsi="Times New Roman" w:eastAsia="FangSong" w:cs="Times New Roman"/>
+          <w:b w:val="0"/>
+          <w:i w:val="0"/>
+          <w:iCs/>
+          <w:sz w:val="21"/>
+          <w:vertAlign w:val="superscript"/>
+        </w:rPr>
+        <w:t>3+</w:t>
+      </w:r>
+      <w:r>
+        <w:rPr>
+          <w:rFonts w:hint="eastAsia" w:ascii="Times New Roman" w:hAnsi="Times New Roman" w:eastAsia="FangSong" w:cs="Times New Roman"/>
+          <w:b w:val="0"/>
+          <w:i w:val="0"/>
+          <w:iCs/>
+          <w:sz w:val="21"/>
+        </w:rPr>
+        <w:t>）。</w:t>
+      </w:r>
     </w:p>
     <w:p>
       <w:pPr>
@@ -12475,9 +13043,9 @@
         </w:pict>
       </w:r>
     </w:p>
-    <w:bookmarkEnd w:id="37"/>
-    <w:bookmarkEnd w:id="38"/>
-    <w:bookmarkStart w:id="46" w:name="四镍d⁸-配位几何与羰基"/>
+    <w:bookmarkEnd w:id="34"/>
+    <w:bookmarkEnd w:id="35"/>
+    <w:bookmarkStart w:id="43" w:name="四镍d⁸-配位几何与羰基"/>
     <w:p>
       <w:pPr>
         <w:pStyle w:val="Heading2"/>
@@ -12712,7 +13280,7 @@
         <w:t>」。</w:t>
       </w:r>
     </w:p>
-    <w:bookmarkStart w:id="39" w:name="ni²-的颜色与配位几何本轮必会"/>
+    <w:bookmarkStart w:id="36" w:name="ni²-的颜色与配位几何本轮必会"/>
     <w:p>
       <w:pPr>
         <w:pStyle w:val="Heading3"/>
@@ -13768,8 +14336,8 @@
         <w:t>」。</w:t>
       </w:r>
     </w:p>
-    <w:bookmarkEnd w:id="39"/>
-    <w:bookmarkStart w:id="40" w:name="ni²-的-dmg-鉴定本轮必会"/>
+    <w:bookmarkEnd w:id="36"/>
+    <w:bookmarkStart w:id="37" w:name="ni²-的-dmg-鉴定本轮必会"/>
     <w:p>
       <w:pPr>
         <w:pStyle w:val="Heading3"/>
@@ -14024,8 +14592,8 @@
         <w:t>）。</w:t>
       </w:r>
     </w:p>
-    <w:bookmarkEnd w:id="40"/>
-    <w:bookmarkStart w:id="41" w:name="认知冲突③为什么-nico₄-常压制备feco₅-要高压"/>
+    <w:bookmarkEnd w:id="37"/>
+    <w:bookmarkStart w:id="38" w:name="认知冲突③为什么-nico₄-常压制备feco₅-要高压"/>
     <w:p>
       <w:pPr>
         <w:pStyle w:val="Heading3"/>
@@ -14452,25 +15020,45 @@
         <w:rPr>
           <w:rFonts w:hint="eastAsia" w:ascii="Times New Roman" w:hAnsi="Times New Roman" w:eastAsia="FangSong" w:cs="Times New Roman"/>
         </w:rPr>
-        <w:t xml:space="preserve">个</w:t>
-      </w:r>
-      <w:r>
-        <w:rPr>
-          <w:rFonts w:ascii="Times New Roman" w:hAnsi="Times New Roman" w:eastAsia="Times New Roman" w:cs="Times New Roman"/>
-        </w:rPr>
-        <w:t xml:space="preserve"> d </w:t>
-      </w:r>
-      <w:r>
-        <w:rPr>
-          <w:rFonts w:hint="eastAsia" w:ascii="Times New Roman" w:hAnsi="Times New Roman" w:eastAsia="FangSong" w:cs="Times New Roman"/>
-        </w:rPr>
-        <w:t xml:space="preserve">电子</w:t>
-      </w:r>
-      <w:r>
-        <w:rPr>
-          <w:rFonts w:ascii="Times New Roman" w:hAnsi="Times New Roman" w:eastAsia="Times New Roman" w:cs="Times New Roman"/>
-        </w:rPr>
-        <w:t xml:space="preserve"> + 4 </w:t>
+        <w:t>个价电子</w:t>
+      </w:r>
+      <w:r>
+        <w:rPr>
+          <w:rFonts w:hint="eastAsia" w:ascii="Times New Roman" w:hAnsi="Times New Roman" w:eastAsia="Times New Roman" w:cs="Times New Roman"/>
+        </w:rPr>
+        <w:t>（3d</w:t>
+      </w:r>
+      <w:r>
+        <w:rPr>
+          <w:rFonts w:hint="eastAsia" w:ascii="Times New Roman" w:hAnsi="Times New Roman" w:eastAsia="Times New Roman" w:cs="Times New Roman"/>
+          <w:vertAlign w:val="superscript"/>
+        </w:rPr>
+        <w:t>8</w:t>
+      </w:r>
+      <w:r>
+        <w:rPr>
+          <w:rFonts w:hint="eastAsia" w:ascii="Times New Roman" w:hAnsi="Times New Roman" w:eastAsia="Times New Roman" w:cs="Times New Roman"/>
+        </w:rPr>
+        <w:t>4s</w:t>
+      </w:r>
+      <w:r>
+        <w:rPr>
+          <w:rFonts w:hint="eastAsia" w:ascii="Times New Roman" w:hAnsi="Times New Roman" w:eastAsia="Times New Roman" w:cs="Times New Roman"/>
+          <w:vertAlign w:val="superscript"/>
+        </w:rPr>
+        <w:t>2</w:t>
+      </w:r>
+      <w:r>
+        <w:rPr>
+          <w:rFonts w:hint="eastAsia" w:ascii="Times New Roman" w:hAnsi="Times New Roman" w:eastAsia="Times New Roman" w:cs="Times New Roman"/>
+        </w:rPr>
+        <w:t>）+</w:t>
+      </w:r>
+      <w:r>
+        <w:rPr>
+          <w:rFonts w:ascii="Times New Roman" w:hAnsi="Times New Roman" w:eastAsia="Times New Roman" w:cs="Times New Roman"/>
+        </w:rPr>
+        <w:t xml:space="preserve"> 4 </w:t>
       </w:r>
       <w:r>
         <w:rPr>
@@ -14586,25 +15174,45 @@
         <w:rPr>
           <w:rFonts w:hint="eastAsia" w:ascii="Times New Roman" w:hAnsi="Times New Roman" w:eastAsia="FangSong" w:cs="Times New Roman"/>
         </w:rPr>
-        <w:t xml:space="preserve">个</w:t>
-      </w:r>
-      <w:r>
-        <w:rPr>
-          <w:rFonts w:ascii="Times New Roman" w:hAnsi="Times New Roman" w:eastAsia="Times New Roman" w:cs="Times New Roman"/>
-        </w:rPr>
-        <w:t xml:space="preserve"> d </w:t>
-      </w:r>
-      <w:r>
-        <w:rPr>
-          <w:rFonts w:hint="eastAsia" w:ascii="Times New Roman" w:hAnsi="Times New Roman" w:eastAsia="FangSong" w:cs="Times New Roman"/>
-        </w:rPr>
-        <w:t xml:space="preserve">电子</w:t>
-      </w:r>
-      <w:r>
-        <w:rPr>
-          <w:rFonts w:ascii="Times New Roman" w:hAnsi="Times New Roman" w:eastAsia="Times New Roman" w:cs="Times New Roman"/>
-        </w:rPr>
-        <w:t xml:space="preserve"> + 5 </w:t>
+        <w:t>个价电子</w:t>
+      </w:r>
+      <w:r>
+        <w:rPr>
+          <w:rFonts w:hint="eastAsia" w:ascii="Times New Roman" w:hAnsi="Times New Roman" w:eastAsia="Times New Roman" w:cs="Times New Roman"/>
+        </w:rPr>
+        <w:t>（3d</w:t>
+      </w:r>
+      <w:r>
+        <w:rPr>
+          <w:rFonts w:hint="eastAsia" w:ascii="Times New Roman" w:hAnsi="Times New Roman" w:eastAsia="Times New Roman" w:cs="Times New Roman"/>
+          <w:vertAlign w:val="superscript"/>
+        </w:rPr>
+        <w:t>6</w:t>
+      </w:r>
+      <w:r>
+        <w:rPr>
+          <w:rFonts w:hint="eastAsia" w:ascii="Times New Roman" w:hAnsi="Times New Roman" w:eastAsia="Times New Roman" w:cs="Times New Roman"/>
+        </w:rPr>
+        <w:t>4s</w:t>
+      </w:r>
+      <w:r>
+        <w:rPr>
+          <w:rFonts w:hint="eastAsia" w:ascii="Times New Roman" w:hAnsi="Times New Roman" w:eastAsia="Times New Roman" w:cs="Times New Roman"/>
+          <w:vertAlign w:val="superscript"/>
+        </w:rPr>
+        <w:t>2</w:t>
+      </w:r>
+      <w:r>
+        <w:rPr>
+          <w:rFonts w:hint="eastAsia" w:ascii="Times New Roman" w:hAnsi="Times New Roman" w:eastAsia="Times New Roman" w:cs="Times New Roman"/>
+        </w:rPr>
+        <w:t>）+</w:t>
+      </w:r>
+      <w:r>
+        <w:rPr>
+          <w:rFonts w:ascii="Times New Roman" w:hAnsi="Times New Roman" w:eastAsia="Times New Roman" w:cs="Times New Roman"/>
+        </w:rPr>
+        <w:t xml:space="preserve"> 5 </w:t>
       </w:r>
       <w:r>
         <w:rPr>
@@ -14835,8 +15443,8 @@
         <w:t>。</w:t>
       </w:r>
     </w:p>
-    <w:bookmarkEnd w:id="41"/>
-    <w:bookmarkStart w:id="45" w:name="feconi-氢氧化物还原性递变本轮必会"/>
+    <w:bookmarkEnd w:id="38"/>
+    <w:bookmarkStart w:id="42" w:name="feconi-氢氧化物还原性递变本轮必会"/>
     <w:p>
       <w:pPr>
         <w:pStyle w:val="Heading3"/>
@@ -14876,15 +15484,14 @@
     <w:tbl>
       <w:tblPr>
         <w:tblStyle w:val="Table"/>
-        <w:tblW w:type="pct" w:w="5000"/>
-        <w:tblLayout w:type="fixed"/>
+        <w:tblW w:type="auto" w:w="0"/>
         <w:tblLook w:firstRow="1" w:lastRow="0" w:firstColumn="0" w:lastColumn="0" w:noHBand="0" w:noVBand="0" w:val="0020"/>
       </w:tblPr>
       <w:tblGrid>
-        <w:gridCol w:w="1760"/>
-        <w:gridCol w:w="2200"/>
-        <w:gridCol w:w="1760"/>
-        <w:gridCol w:w="2200"/>
+        <w:gridCol w:w="1980"/>
+        <w:gridCol w:w="1980"/>
+        <w:gridCol w:w="1980"/>
+        <w:gridCol w:w="1980"/>
       </w:tblGrid>
       <w:tr>
         <w:trPr>
@@ -15057,18 +15664,6 @@
               <w:rPr>
                 <w:rFonts w:hint="eastAsia" w:ascii="Times New Roman" w:hAnsi="Times New Roman" w:eastAsia="FangSong" w:cs="Times New Roman"/>
               </w:rPr>
-              <w:t xml:space="preserve">黑</w:t>
-            </w:r>
-            <w:r>
-              <w:rPr>
-                <w:rFonts w:ascii="Times New Roman" w:hAnsi="Times New Roman" w:eastAsia="Times New Roman" w:cs="Times New Roman"/>
-              </w:rPr>
-              <w:t xml:space="preserve"> → </w:t>
-            </w:r>
-            <w:r>
-              <w:rPr>
-                <w:rFonts w:hint="eastAsia" w:ascii="Times New Roman" w:hAnsi="Times New Roman" w:eastAsia="FangSong" w:cs="Times New Roman"/>
-              </w:rPr>
               <w:t xml:space="preserve">红棕</w:t>
             </w:r>
           </w:p>
@@ -15543,900 +16138,633 @@
     <w:p>
       <w:pPr>
         <w:pStyle w:val="BlockText"/>
-        <w:spacing w:before="40" w:after="160"/>
-        <w:jc w:val="center"/>
       </w:pPr>
       <w:r>
         <w:rPr>
-          <w:rFonts w:hint="eastAsia" w:ascii="Times New Roman" w:hAnsi="Times New Roman" w:eastAsia="FangSong" w:cs="Times New Roman"/>
-          <w:b w:val="0"/>
+          <w:rFonts w:ascii="Times New Roman" w:hAnsi="Times New Roman" w:eastAsia="Times New Roman" w:cs="Times New Roman"/>
+          <w:b/>
           <w:bCs/>
-          <w:i w:val="0"/>
-          <w:sz w:val="21"/>
-        </w:rPr>
-        <w:t xml:space="preserve">图</w:t>
-      </w:r>
-      <w:r>
-        <w:rPr>
-          <w:rFonts w:ascii="Times New Roman" w:hAnsi="Times New Roman" w:eastAsia="FangSong" w:cs="Times New Roman"/>
-          <w:b w:val="0"/>
+        </w:rPr>
+        <w:t>Ni</w:t>
+      </w:r>
+      <w:r>
+        <w:rPr>
+          <w:rFonts w:ascii="Times New Roman" w:hAnsi="Times New Roman" w:eastAsia="Times New Roman" w:cs="Times New Roman"/>
+          <w:b/>
           <w:bCs/>
-          <w:i w:val="0"/>
-          <w:sz w:val="21"/>
-        </w:rPr>
-        <w:t xml:space="preserve"> 7 Ni</w:t>
-      </w:r>
-      <w:r>
-        <w:rPr>
-          <w:rFonts w:ascii="Times New Roman" w:hAnsi="Times New Roman" w:eastAsia="FangSong" w:cs="Times New Roman"/>
-          <w:b w:val="0"/>
+          <w:vertAlign w:val="superscript"/>
+        </w:rPr>
+        <w:t>2+</w:t>
+      </w:r>
+      <w:r>
+        <w:rPr>
+          <w:rFonts w:ascii="Times New Roman" w:hAnsi="Times New Roman" w:eastAsia="Times New Roman" w:cs="Times New Roman"/>
+          <w:b/>
           <w:bCs/>
-          <w:i w:val="0"/>
-          <w:sz w:val="21"/>
+        </w:rPr>
+        <w:t>(d</w:t>
+      </w:r>
+      <w:r>
+        <w:rPr>
+          <w:rFonts w:ascii="Times New Roman" w:hAnsi="Times New Roman" w:eastAsia="Times New Roman" w:cs="Times New Roman"/>
+          <w:b/>
+          <w:bCs/>
           <w:vertAlign w:val="superscript"/>
         </w:rPr>
-        <w:t>2+</w:t>
-      </w:r>
-      <w:r>
-        <w:rPr>
-          <w:rFonts w:ascii="Times New Roman" w:hAnsi="Times New Roman" w:eastAsia="FangSong" w:cs="Times New Roman"/>
-          <w:b w:val="0"/>
+        <w:t>8</w:t>
+      </w:r>
+      <w:r>
+        <w:rPr>
+          <w:rFonts w:ascii="Times New Roman" w:hAnsi="Times New Roman" w:eastAsia="Times New Roman" w:cs="Times New Roman"/>
+          <w:b/>
           <w:bCs/>
-          <w:i w:val="0"/>
-          <w:sz w:val="21"/>
-        </w:rPr>
-        <w:t>(d</w:t>
-      </w:r>
-      <w:r>
-        <w:rPr>
-          <w:rFonts w:ascii="Times New Roman" w:hAnsi="Times New Roman" w:eastAsia="FangSong" w:cs="Times New Roman"/>
-          <w:b w:val="0"/>
+        </w:rPr>
+        <w:t xml:space="preserve">) </w:t>
+      </w:r>
+      <w:r>
+        <w:rPr>
+          <w:rFonts w:hint="eastAsia" w:ascii="Times New Roman" w:hAnsi="Times New Roman" w:eastAsia="FangSong" w:cs="Times New Roman"/>
+          <w:b/>
           <w:bCs/>
-          <w:i w:val="0"/>
-          <w:sz w:val="21"/>
+        </w:rPr>
+        <w:t>配位几何对比</w:t>
+      </w:r>
+      <w:r>
+        <w:rPr>
+          <w:rFonts w:hint="eastAsia" w:ascii="Times New Roman" w:hAnsi="Times New Roman" w:eastAsia="Times New Roman" w:cs="Times New Roman"/>
+          <w:b/>
+          <w:bCs/>
+        </w:rPr>
+        <w:t>（</w:t>
+      </w:r>
+      <w:r>
+        <w:rPr>
+          <w:rFonts w:hint="eastAsia" w:ascii="Times New Roman" w:hAnsi="Times New Roman" w:eastAsia="FangSong" w:cs="Times New Roman"/>
+          <w:b/>
+          <w:bCs/>
+        </w:rPr>
+        <w:t>按场强</w:t>
+      </w:r>
+      <w:r>
+        <w:rPr>
+          <w:rFonts w:hint="eastAsia" w:ascii="Times New Roman" w:hAnsi="Times New Roman" w:eastAsia="Times New Roman" w:cs="Times New Roman"/>
+          <w:b/>
+          <w:bCs/>
+        </w:rPr>
+        <w:t>）</w:t>
+      </w:r>
+      <w:r>
+        <w:rPr>
+          <w:rFonts w:ascii="Times New Roman" w:hAnsi="Times New Roman" w:eastAsia="Times New Roman" w:cs="Times New Roman"/>
+        </w:rPr>
+        <w:t xml:space="preserve"> </w:t>
+      </w:r>
+      <w:r>
+        <w:rPr>
+          <w:rFonts w:ascii="Times New Roman" w:hAnsi="Times New Roman" w:eastAsia="Times New Roman" w:cs="Times New Roman"/>
+        </w:rPr>
+        <w:t xml:space="preserve">| </w:t>
+      </w:r>
+      <w:r>
+        <w:rPr>
+          <w:rFonts w:hint="eastAsia" w:ascii="Times New Roman" w:hAnsi="Times New Roman" w:eastAsia="FangSong" w:cs="Times New Roman"/>
+        </w:rPr>
+        <w:t xml:space="preserve">配位场强度</w:t>
+      </w:r>
+      <w:r>
+        <w:rPr>
+          <w:rFonts w:ascii="Times New Roman" w:hAnsi="Times New Roman" w:eastAsia="Times New Roman" w:cs="Times New Roman"/>
+        </w:rPr>
+        <w:t xml:space="preserve"> | </w:t>
+      </w:r>
+      <w:r>
+        <w:rPr>
+          <w:rFonts w:hint="eastAsia" w:ascii="Times New Roman" w:hAnsi="Times New Roman" w:eastAsia="FangSong" w:cs="Times New Roman"/>
+        </w:rPr>
+        <w:t xml:space="preserve">典型配体</w:t>
+      </w:r>
+      <w:r>
+        <w:rPr>
+          <w:rFonts w:ascii="Times New Roman" w:hAnsi="Times New Roman" w:eastAsia="Times New Roman" w:cs="Times New Roman"/>
+        </w:rPr>
+        <w:t xml:space="preserve"> | </w:t>
+      </w:r>
+      <w:r>
+        <w:rPr>
+          <w:rFonts w:hint="eastAsia" w:ascii="Times New Roman" w:hAnsi="Times New Roman" w:eastAsia="FangSong" w:cs="Times New Roman"/>
+        </w:rPr>
+        <w:t xml:space="preserve">几何构型</w:t>
+      </w:r>
+      <w:r>
+        <w:rPr>
+          <w:rFonts w:ascii="Times New Roman" w:hAnsi="Times New Roman" w:eastAsia="Times New Roman" w:cs="Times New Roman"/>
+        </w:rPr>
+        <w:t xml:space="preserve"> | </w:t>
+      </w:r>
+      <w:r>
+        <w:rPr>
+          <w:rFonts w:hint="eastAsia" w:ascii="Times New Roman" w:hAnsi="Times New Roman" w:eastAsia="FangSong" w:cs="Times New Roman"/>
+        </w:rPr>
+        <w:t xml:space="preserve">杂化方式</w:t>
+      </w:r>
+      <w:r>
+        <w:rPr>
+          <w:rFonts w:ascii="Times New Roman" w:hAnsi="Times New Roman" w:eastAsia="Times New Roman" w:cs="Times New Roman"/>
+        </w:rPr>
+        <w:t xml:space="preserve"> | </w:t>
+      </w:r>
+      <w:r>
+        <w:rPr>
+          <w:rFonts w:hint="eastAsia" w:ascii="Times New Roman" w:hAnsi="Times New Roman" w:eastAsia="FangSong" w:cs="Times New Roman"/>
+        </w:rPr>
+        <w:t xml:space="preserve">磁性</w:t>
+      </w:r>
+      <w:r>
+        <w:rPr>
+          <w:rFonts w:ascii="Times New Roman" w:hAnsi="Times New Roman" w:eastAsia="Times New Roman" w:cs="Times New Roman"/>
+        </w:rPr>
+        <w:t xml:space="preserve"> | </w:t>
+      </w:r>
+      <w:r>
+        <w:rPr>
+          <w:rFonts w:hint="eastAsia" w:ascii="Times New Roman" w:hAnsi="Times New Roman" w:eastAsia="FangSong" w:cs="Times New Roman"/>
+        </w:rPr>
+        <w:t xml:space="preserve">颜色</w:t>
+      </w:r>
+      <w:r>
+        <w:rPr>
+          <w:rFonts w:ascii="Times New Roman" w:hAnsi="Times New Roman" w:eastAsia="Times New Roman" w:cs="Times New Roman"/>
+        </w:rPr>
+        <w:t xml:space="preserve"> |</w:t>
+      </w:r>
+      <w:r>
+        <w:rPr>
+          <w:rFonts w:ascii="Times New Roman" w:hAnsi="Times New Roman" w:eastAsia="Times New Roman" w:cs="Times New Roman"/>
+        </w:rPr>
+        <w:t xml:space="preserve"> </w:t>
+      </w:r>
+      <w:r>
+        <w:rPr>
+          <w:rFonts w:ascii="Times New Roman" w:hAnsi="Times New Roman" w:eastAsia="Times New Roman" w:cs="Times New Roman"/>
+        </w:rPr>
+        <w:t xml:space="preserve">|:—|:—|:—|:—:|:—:|:—:|</w:t>
+      </w:r>
+      <w:r>
+        <w:rPr>
+          <w:rFonts w:ascii="Times New Roman" w:hAnsi="Times New Roman" w:eastAsia="Times New Roman" w:cs="Times New Roman"/>
+        </w:rPr>
+        <w:t xml:space="preserve"> </w:t>
+      </w:r>
+      <w:r>
+        <w:rPr>
+          <w:rFonts w:ascii="Times New Roman" w:hAnsi="Times New Roman" w:eastAsia="Times New Roman" w:cs="Times New Roman"/>
+        </w:rPr>
+        <w:t xml:space="preserve">|</w:t>
+      </w:r>
+      <w:r>
+        <w:rPr>
+          <w:rFonts w:ascii="Times New Roman" w:hAnsi="Times New Roman" w:eastAsia="Times New Roman" w:cs="Times New Roman"/>
+        </w:rPr>
+        <w:t xml:space="preserve"> </w:t>
+      </w:r>
+      <w:r>
+        <w:rPr>
+          <w:rFonts w:hint="eastAsia" w:ascii="Times New Roman" w:hAnsi="Times New Roman" w:eastAsia="FangSong" w:cs="Times New Roman"/>
+          <w:b/>
+          <w:bCs/>
+        </w:rPr>
+        <w:t xml:space="preserve">弱场</w:t>
+      </w:r>
+      <w:r>
+        <w:rPr>
+          <w:rFonts w:ascii="Times New Roman" w:hAnsi="Times New Roman" w:eastAsia="Times New Roman" w:cs="Times New Roman"/>
+        </w:rPr>
+        <w:t xml:space="preserve"> </w:t>
+      </w:r>
+      <w:r>
+        <w:rPr>
+          <w:rFonts w:ascii="Times New Roman" w:hAnsi="Times New Roman" w:eastAsia="Times New Roman" w:cs="Times New Roman"/>
+        </w:rPr>
+        <w:t>| Cl</w:t>
+      </w:r>
+      <w:r>
+        <w:rPr>
+          <w:rFonts w:ascii="Times New Roman" w:hAnsi="Times New Roman" w:eastAsia="Times New Roman" w:cs="Times New Roman"/>
           <w:vertAlign w:val="superscript"/>
         </w:rPr>
-        <w:t>8</w:t>
-      </w:r>
-      <w:r>
-        <w:rPr>
-          <w:rFonts w:ascii="Times New Roman" w:hAnsi="Times New Roman" w:eastAsia="FangSong" w:cs="Times New Roman"/>
-          <w:b w:val="0"/>
+        <w:t>-</w:t>
+      </w:r>
+      <w:r>
+        <w:rPr>
+          <w:rFonts w:ascii="Times New Roman" w:hAnsi="Times New Roman" w:eastAsia="Times New Roman" w:cs="Times New Roman"/>
+        </w:rPr>
+        <w:t>, Br</w:t>
+      </w:r>
+      <w:r>
+        <w:rPr>
+          <w:rFonts w:ascii="Times New Roman" w:hAnsi="Times New Roman" w:eastAsia="Times New Roman" w:cs="Times New Roman"/>
+          <w:vertAlign w:val="superscript"/>
+        </w:rPr>
+        <w:t>-</w:t>
+      </w:r>
+      <w:r>
+        <w:rPr>
+          <w:rFonts w:ascii="Times New Roman" w:hAnsi="Times New Roman" w:eastAsia="Times New Roman" w:cs="Times New Roman"/>
+        </w:rPr>
+        <w:t xml:space="preserve"> | </w:t>
+      </w:r>
+      <w:r>
+        <w:rPr>
+          <w:rFonts w:hint="eastAsia" w:ascii="Times New Roman" w:hAnsi="Times New Roman" w:eastAsia="FangSong" w:cs="Times New Roman"/>
+        </w:rPr>
+        <w:t xml:space="preserve">四面体</w:t>
+      </w:r>
+      <w:r>
+        <w:rPr>
+          <w:rFonts w:ascii="Times New Roman" w:hAnsi="Times New Roman" w:eastAsia="Times New Roman" w:cs="Times New Roman"/>
+        </w:rPr>
+        <w:t xml:space="preserve"> (Td) | sp</w:t>
+      </w:r>
+      <w:r>
+        <w:rPr>
+          <w:rFonts w:ascii="Times New Roman" w:hAnsi="Times New Roman" w:eastAsia="Times New Roman" w:cs="Times New Roman"/>
+          <w:vertAlign w:val="superscript"/>
+        </w:rPr>
+        <w:t>3</w:t>
+      </w:r>
+      <w:r>
+        <w:rPr>
+          <w:rFonts w:ascii="Times New Roman" w:hAnsi="Times New Roman" w:eastAsia="Times New Roman" w:cs="Times New Roman"/>
+        </w:rPr>
+        <w:t xml:space="preserve"> | </w:t>
+      </w:r>
+      <w:r>
+        <w:rPr>
+          <w:rFonts w:hint="eastAsia" w:ascii="Times New Roman" w:hAnsi="Times New Roman" w:eastAsia="FangSong" w:cs="Times New Roman"/>
+        </w:rPr>
+        <w:t xml:space="preserve">顺磁</w:t>
+      </w:r>
+      <w:r>
+        <w:rPr>
+          <w:rFonts w:ascii="Times New Roman" w:hAnsi="Times New Roman" w:eastAsia="Times New Roman" w:cs="Times New Roman"/>
+        </w:rPr>
+        <w:t xml:space="preserve"> </w:t>
+      </w:r>
+      <w:r>
+        <w:rPr>
+          <w:rFonts w:hint="eastAsia" w:ascii="Times New Roman" w:hAnsi="Times New Roman" w:eastAsia="Times New Roman" w:cs="Times New Roman"/>
+        </w:rPr>
+        <w:t>(2</w:t>
+      </w:r>
+      <w:r>
+        <w:rPr>
+          <w:rFonts w:hint="eastAsia" w:ascii="Times New Roman" w:hAnsi="Times New Roman" w:eastAsia="FangSong" w:cs="Times New Roman"/>
+        </w:rPr>
+        <w:t>个单电子</w:t>
+      </w:r>
+      <w:r>
+        <w:rPr>
+          <w:rFonts w:hint="eastAsia" w:ascii="Times New Roman" w:hAnsi="Times New Roman" w:eastAsia="Times New Roman" w:cs="Times New Roman"/>
+        </w:rPr>
+        <w:t>)</w:t>
+      </w:r>
+      <w:r>
+        <w:rPr>
+          <w:rFonts w:ascii="Times New Roman" w:hAnsi="Times New Roman" w:eastAsia="Times New Roman" w:cs="Times New Roman"/>
+        </w:rPr>
+        <w:t xml:space="preserve"> | </w:t>
+      </w:r>
+      <w:r>
+        <w:rPr>
+          <w:rFonts w:hint="eastAsia" w:ascii="Times New Roman" w:hAnsi="Times New Roman" w:eastAsia="FangSong" w:cs="Times New Roman"/>
+        </w:rPr>
+        <w:t>蓝</w:t>
+      </w:r>
+      <w:r>
+        <w:rPr>
+          <w:rFonts w:hint="eastAsia" w:ascii="Times New Roman" w:hAnsi="Times New Roman" w:eastAsia="Times New Roman" w:cs="Times New Roman"/>
+        </w:rPr>
+        <w:t>/</w:t>
+      </w:r>
+      <w:r>
+        <w:rPr>
+          <w:rFonts w:hint="eastAsia" w:ascii="Times New Roman" w:hAnsi="Times New Roman" w:eastAsia="FangSong" w:cs="Times New Roman"/>
+        </w:rPr>
+        <w:t>紫</w:t>
+      </w:r>
+      <w:r>
+        <w:rPr>
+          <w:rFonts w:ascii="Times New Roman" w:hAnsi="Times New Roman" w:eastAsia="Times New Roman" w:cs="Times New Roman"/>
+        </w:rPr>
+        <w:t xml:space="preserve"> |</w:t>
+      </w:r>
+      <w:r>
+        <w:rPr>
+          <w:rFonts w:ascii="Times New Roman" w:hAnsi="Times New Roman" w:eastAsia="Times New Roman" w:cs="Times New Roman"/>
+        </w:rPr>
+        <w:t xml:space="preserve"> </w:t>
+      </w:r>
+      <w:r>
+        <w:rPr>
+          <w:rFonts w:ascii="Times New Roman" w:hAnsi="Times New Roman" w:eastAsia="Times New Roman" w:cs="Times New Roman"/>
+        </w:rPr>
+        <w:t xml:space="preserve">|</w:t>
+      </w:r>
+      <w:r>
+        <w:rPr>
+          <w:rFonts w:ascii="Times New Roman" w:hAnsi="Times New Roman" w:eastAsia="Times New Roman" w:cs="Times New Roman"/>
+        </w:rPr>
+        <w:t xml:space="preserve"> </w:t>
+      </w:r>
+      <w:r>
+        <w:rPr>
+          <w:rFonts w:hint="eastAsia" w:ascii="Times New Roman" w:hAnsi="Times New Roman" w:eastAsia="FangSong" w:cs="Times New Roman"/>
+          <w:b/>
           <w:bCs/>
-          <w:i w:val="0"/>
-          <w:sz w:val="21"/>
-        </w:rPr>
-        <w:t xml:space="preserve">) </w:t>
-      </w:r>
-      <w:r>
-        <w:rPr>
-          <w:rFonts w:hint="eastAsia" w:ascii="Times New Roman" w:hAnsi="Times New Roman" w:eastAsia="FangSong" w:cs="Times New Roman"/>
-          <w:b w:val="0"/>
+        </w:rPr>
+        <w:t xml:space="preserve">中等场</w:t>
+      </w:r>
+      <w:r>
+        <w:rPr>
+          <w:rFonts w:ascii="Times New Roman" w:hAnsi="Times New Roman" w:eastAsia="Times New Roman" w:cs="Times New Roman"/>
+        </w:rPr>
+        <w:t xml:space="preserve"> </w:t>
+      </w:r>
+      <w:r>
+        <w:rPr>
+          <w:rFonts w:ascii="Times New Roman" w:hAnsi="Times New Roman" w:eastAsia="Times New Roman" w:cs="Times New Roman"/>
+        </w:rPr>
+        <w:t>| H</w:t>
+      </w:r>
+      <w:r>
+        <w:rPr>
+          <w:rFonts w:ascii="Times New Roman" w:hAnsi="Times New Roman" w:eastAsia="Times New Roman" w:cs="Times New Roman"/>
+          <w:vertAlign w:val="subscript"/>
+        </w:rPr>
+        <w:t>2</w:t>
+      </w:r>
+      <w:r>
+        <w:rPr>
+          <w:rFonts w:ascii="Times New Roman" w:hAnsi="Times New Roman" w:eastAsia="Times New Roman" w:cs="Times New Roman"/>
+        </w:rPr>
+        <w:t>O, NH</w:t>
+      </w:r>
+      <w:r>
+        <w:rPr>
+          <w:rFonts w:ascii="Times New Roman" w:hAnsi="Times New Roman" w:eastAsia="Times New Roman" w:cs="Times New Roman"/>
+          <w:vertAlign w:val="subscript"/>
+        </w:rPr>
+        <w:t>3</w:t>
+      </w:r>
+      <w:r>
+        <w:rPr>
+          <w:rFonts w:ascii="Times New Roman" w:hAnsi="Times New Roman" w:eastAsia="Times New Roman" w:cs="Times New Roman"/>
+        </w:rPr>
+        <w:t xml:space="preserve"> | </w:t>
+      </w:r>
+      <w:r>
+        <w:rPr>
+          <w:rFonts w:hint="eastAsia" w:ascii="Times New Roman" w:hAnsi="Times New Roman" w:eastAsia="FangSong" w:cs="Times New Roman"/>
+        </w:rPr>
+        <w:t xml:space="preserve">八面体</w:t>
+      </w:r>
+      <w:r>
+        <w:rPr>
+          <w:rFonts w:ascii="Times New Roman" w:hAnsi="Times New Roman" w:eastAsia="Times New Roman" w:cs="Times New Roman"/>
+        </w:rPr>
+        <w:t xml:space="preserve"> (Oh) | sp</w:t>
+      </w:r>
+      <w:r>
+        <w:rPr>
+          <w:rFonts w:ascii="Times New Roman" w:hAnsi="Times New Roman" w:eastAsia="Times New Roman" w:cs="Times New Roman"/>
+          <w:vertAlign w:val="superscript"/>
+        </w:rPr>
+        <w:t>3</w:t>
+      </w:r>
+      <w:r>
+        <w:rPr>
+          <w:rFonts w:ascii="Times New Roman" w:hAnsi="Times New Roman" w:eastAsia="Times New Roman" w:cs="Times New Roman"/>
+        </w:rPr>
+        <w:t>d</w:t>
+      </w:r>
+      <w:r>
+        <w:rPr>
+          <w:rFonts w:ascii="Times New Roman" w:hAnsi="Times New Roman" w:eastAsia="Times New Roman" w:cs="Times New Roman"/>
+          <w:vertAlign w:val="superscript"/>
+        </w:rPr>
+        <w:t>2</w:t>
+      </w:r>
+      <w:r>
+        <w:rPr>
+          <w:rFonts w:ascii="Times New Roman" w:hAnsi="Times New Roman" w:eastAsia="Times New Roman" w:cs="Times New Roman"/>
+        </w:rPr>
+        <w:t xml:space="preserve"> | </w:t>
+      </w:r>
+      <w:r>
+        <w:rPr>
+          <w:rFonts w:hint="eastAsia" w:ascii="Times New Roman" w:hAnsi="Times New Roman" w:eastAsia="FangSong" w:cs="Times New Roman"/>
+        </w:rPr>
+        <w:t xml:space="preserve">顺磁</w:t>
+      </w:r>
+      <w:r>
+        <w:rPr>
+          <w:rFonts w:ascii="Times New Roman" w:hAnsi="Times New Roman" w:eastAsia="Times New Roman" w:cs="Times New Roman"/>
+        </w:rPr>
+        <w:t xml:space="preserve"> </w:t>
+      </w:r>
+      <w:r>
+        <w:rPr>
+          <w:rFonts w:hint="eastAsia" w:ascii="Times New Roman" w:hAnsi="Times New Roman" w:eastAsia="Times New Roman" w:cs="Times New Roman"/>
+        </w:rPr>
+        <w:t>(2</w:t>
+      </w:r>
+      <w:r>
+        <w:rPr>
+          <w:rFonts w:hint="eastAsia" w:ascii="Times New Roman" w:hAnsi="Times New Roman" w:eastAsia="FangSong" w:cs="Times New Roman"/>
+        </w:rPr>
+        <w:t>个单电子</w:t>
+      </w:r>
+      <w:r>
+        <w:rPr>
+          <w:rFonts w:hint="eastAsia" w:ascii="Times New Roman" w:hAnsi="Times New Roman" w:eastAsia="Times New Roman" w:cs="Times New Roman"/>
+        </w:rPr>
+        <w:t>)</w:t>
+      </w:r>
+      <w:r>
+        <w:rPr>
+          <w:rFonts w:ascii="Times New Roman" w:hAnsi="Times New Roman" w:eastAsia="Times New Roman" w:cs="Times New Roman"/>
+        </w:rPr>
+        <w:t xml:space="preserve"> | </w:t>
+      </w:r>
+      <w:r>
+        <w:rPr>
+          <w:rFonts w:hint="eastAsia" w:ascii="Times New Roman" w:hAnsi="Times New Roman" w:eastAsia="FangSong" w:cs="Times New Roman"/>
+        </w:rPr>
+        <w:t>绿</w:t>
+      </w:r>
+      <w:r>
+        <w:rPr>
+          <w:rFonts w:hint="eastAsia" w:ascii="Times New Roman" w:hAnsi="Times New Roman" w:eastAsia="Times New Roman" w:cs="Times New Roman"/>
+        </w:rPr>
+        <w:t>/</w:t>
+      </w:r>
+      <w:r>
+        <w:rPr>
+          <w:rFonts w:hint="eastAsia" w:ascii="Times New Roman" w:hAnsi="Times New Roman" w:eastAsia="FangSong" w:cs="Times New Roman"/>
+        </w:rPr>
+        <w:t>蓝</w:t>
+      </w:r>
+      <w:r>
+        <w:rPr>
+          <w:rFonts w:ascii="Times New Roman" w:hAnsi="Times New Roman" w:eastAsia="Times New Roman" w:cs="Times New Roman"/>
+        </w:rPr>
+        <w:t xml:space="preserve"> |</w:t>
+      </w:r>
+      <w:r>
+        <w:rPr>
+          <w:rFonts w:ascii="Times New Roman" w:hAnsi="Times New Roman" w:eastAsia="Times New Roman" w:cs="Times New Roman"/>
+        </w:rPr>
+        <w:t xml:space="preserve"> </w:t>
+      </w:r>
+      <w:r>
+        <w:rPr>
+          <w:rFonts w:ascii="Times New Roman" w:hAnsi="Times New Roman" w:eastAsia="Times New Roman" w:cs="Times New Roman"/>
+        </w:rPr>
+        <w:t xml:space="preserve">|</w:t>
+      </w:r>
+      <w:r>
+        <w:rPr>
+          <w:rFonts w:ascii="Times New Roman" w:hAnsi="Times New Roman" w:eastAsia="Times New Roman" w:cs="Times New Roman"/>
+        </w:rPr>
+        <w:t xml:space="preserve"> </w:t>
+      </w:r>
+      <w:r>
+        <w:rPr>
+          <w:rFonts w:hint="eastAsia" w:ascii="Times New Roman" w:hAnsi="Times New Roman" w:eastAsia="FangSong" w:cs="Times New Roman"/>
+          <w:b/>
           <w:bCs/>
-          <w:i w:val="0"/>
-          <w:sz w:val="21"/>
-        </w:rPr>
-        <w:t xml:space="preserve">配位几何对比</w:t>
-      </w:r>
-      <w:r>
-        <w:rPr>
-          <w:rFonts w:ascii="Times New Roman" w:hAnsi="Times New Roman" w:eastAsia="FangSong" w:cs="Times New Roman"/>
-          <w:b w:val="0"/>
-          <w:i w:val="0"/>
-          <w:sz w:val="21"/>
-        </w:rPr>
-        <w:t xml:space="preserve"> </w:t>
-      </w:r>
-      <w:r>
-        <w:rPr>
-          <w:rFonts w:ascii="Times New Roman" w:hAnsi="Times New Roman" w:eastAsia="FangSong" w:cs="Times New Roman"/>
-          <w:b w:val="0"/>
-          <w:i w:val="0"/>
-          <w:sz w:val="21"/>
-        </w:rPr>
-        <w:t xml:space="preserve">| </w:t>
-      </w:r>
-      <w:r>
-        <w:rPr>
-          <w:rFonts w:hint="eastAsia" w:ascii="Times New Roman" w:hAnsi="Times New Roman" w:eastAsia="FangSong" w:cs="Times New Roman"/>
-          <w:b w:val="0"/>
-          <w:i w:val="0"/>
-          <w:sz w:val="21"/>
-        </w:rPr>
-        <w:t xml:space="preserve">配位场强度</w:t>
-      </w:r>
-      <w:r>
-        <w:rPr>
-          <w:rFonts w:ascii="Times New Roman" w:hAnsi="Times New Roman" w:eastAsia="FangSong" w:cs="Times New Roman"/>
-          <w:b w:val="0"/>
-          <w:i w:val="0"/>
-          <w:sz w:val="21"/>
+        </w:rPr>
+        <w:t xml:space="preserve">强场</w:t>
+      </w:r>
+      <w:r>
+        <w:rPr>
+          <w:rFonts w:ascii="Times New Roman" w:hAnsi="Times New Roman" w:eastAsia="Times New Roman" w:cs="Times New Roman"/>
+        </w:rPr>
+        <w:t xml:space="preserve"> </w:t>
+      </w:r>
+      <w:r>
+        <w:rPr>
+          <w:rFonts w:ascii="Times New Roman" w:hAnsi="Times New Roman" w:eastAsia="Times New Roman" w:cs="Times New Roman"/>
+        </w:rPr>
+        <w:t>| CN</w:t>
+      </w:r>
+      <w:r>
+        <w:rPr>
+          <w:rFonts w:ascii="Times New Roman" w:hAnsi="Times New Roman" w:eastAsia="Times New Roman" w:cs="Times New Roman"/>
+          <w:vertAlign w:val="superscript"/>
+        </w:rPr>
+        <w:t>-</w:t>
+      </w:r>
+      <w:r>
+        <w:rPr>
+          <w:rFonts w:ascii="Times New Roman" w:hAnsi="Times New Roman" w:eastAsia="Times New Roman" w:cs="Times New Roman"/>
+        </w:rPr>
+        <w:t xml:space="preserve">, </w:t>
+      </w:r>
+      <w:r>
+        <w:rPr>
+          <w:rFonts w:hint="eastAsia" w:ascii="Times New Roman" w:hAnsi="Times New Roman" w:eastAsia="FangSong" w:cs="Times New Roman"/>
+        </w:rPr>
+        <w:t xml:space="preserve">丁二酮肟</w:t>
+      </w:r>
+      <w:r>
+        <w:rPr>
+          <w:rFonts w:ascii="Times New Roman" w:hAnsi="Times New Roman" w:eastAsia="Times New Roman" w:cs="Times New Roman"/>
         </w:rPr>
         <w:t xml:space="preserve"> | </w:t>
       </w:r>
       <w:r>
         <w:rPr>
           <w:rFonts w:hint="eastAsia" w:ascii="Times New Roman" w:hAnsi="Times New Roman" w:eastAsia="FangSong" w:cs="Times New Roman"/>
-          <w:b w:val="0"/>
-          <w:i w:val="0"/>
-          <w:sz w:val="21"/>
-        </w:rPr>
-        <w:t xml:space="preserve">典型配体</w:t>
-      </w:r>
-      <w:r>
-        <w:rPr>
-          <w:rFonts w:ascii="Times New Roman" w:hAnsi="Times New Roman" w:eastAsia="FangSong" w:cs="Times New Roman"/>
-          <w:b w:val="0"/>
-          <w:i w:val="0"/>
-          <w:sz w:val="21"/>
+        </w:rPr>
+        <w:t xml:space="preserve">平面正方形</w:t>
+      </w:r>
+      <w:r>
+        <w:rPr>
+          <w:rFonts w:ascii="Times New Roman" w:hAnsi="Times New Roman" w:eastAsia="Times New Roman" w:cs="Times New Roman"/>
+        </w:rPr>
+        <w:t xml:space="preserve"> (D4h) | dsp</w:t>
+      </w:r>
+      <w:r>
+        <w:rPr>
+          <w:rFonts w:ascii="Times New Roman" w:hAnsi="Times New Roman" w:eastAsia="Times New Roman" w:cs="Times New Roman"/>
+          <w:vertAlign w:val="superscript"/>
+        </w:rPr>
+        <w:t>2</w:t>
+      </w:r>
+      <w:r>
+        <w:rPr>
+          <w:rFonts w:ascii="Times New Roman" w:hAnsi="Times New Roman" w:eastAsia="Times New Roman" w:cs="Times New Roman"/>
         </w:rPr>
         <w:t xml:space="preserve"> | </w:t>
       </w:r>
       <w:r>
         <w:rPr>
           <w:rFonts w:hint="eastAsia" w:ascii="Times New Roman" w:hAnsi="Times New Roman" w:eastAsia="FangSong" w:cs="Times New Roman"/>
-          <w:b w:val="0"/>
-          <w:i w:val="0"/>
-          <w:sz w:val="21"/>
-        </w:rPr>
-        <w:t xml:space="preserve">几何构型</w:t>
-      </w:r>
-      <w:r>
-        <w:rPr>
-          <w:rFonts w:ascii="Times New Roman" w:hAnsi="Times New Roman" w:eastAsia="FangSong" w:cs="Times New Roman"/>
-          <w:b w:val="0"/>
-          <w:i w:val="0"/>
-          <w:sz w:val="21"/>
+        </w:rPr>
+        <w:t xml:space="preserve">反磁性</w:t>
+      </w:r>
+      <w:r>
+        <w:rPr>
+          <w:rFonts w:ascii="Times New Roman" w:hAnsi="Times New Roman" w:eastAsia="Times New Roman" w:cs="Times New Roman"/>
+        </w:rPr>
+        <w:t xml:space="preserve"> </w:t>
+      </w:r>
+      <w:r>
+        <w:rPr>
+          <w:rFonts w:hint="eastAsia" w:ascii="Times New Roman" w:hAnsi="Times New Roman" w:eastAsia="Times New Roman" w:cs="Times New Roman"/>
+        </w:rPr>
+        <w:t>(</w:t>
+      </w:r>
+      <w:r>
+        <w:rPr>
+          <w:rFonts w:hint="eastAsia" w:ascii="Times New Roman" w:hAnsi="Times New Roman" w:eastAsia="FangSong" w:cs="Times New Roman"/>
+        </w:rPr>
+        <w:t>无单电子</w:t>
+      </w:r>
+      <w:r>
+        <w:rPr>
+          <w:rFonts w:hint="eastAsia" w:ascii="Times New Roman" w:hAnsi="Times New Roman" w:eastAsia="Times New Roman" w:cs="Times New Roman"/>
+        </w:rPr>
+        <w:t>)</w:t>
+      </w:r>
+      <w:r>
+        <w:rPr>
+          <w:rFonts w:ascii="Times New Roman" w:hAnsi="Times New Roman" w:eastAsia="Times New Roman" w:cs="Times New Roman"/>
         </w:rPr>
         <w:t xml:space="preserve"> | </w:t>
       </w:r>
       <w:r>
         <w:rPr>
           <w:rFonts w:hint="eastAsia" w:ascii="Times New Roman" w:hAnsi="Times New Roman" w:eastAsia="FangSong" w:cs="Times New Roman"/>
-          <w:b w:val="0"/>
-          <w:i w:val="0"/>
-          <w:sz w:val="21"/>
-        </w:rPr>
-        <w:t xml:space="preserve">杂化方式</w:t>
-      </w:r>
-      <w:r>
-        <w:rPr>
-          <w:rFonts w:ascii="Times New Roman" w:hAnsi="Times New Roman" w:eastAsia="FangSong" w:cs="Times New Roman"/>
-          <w:b w:val="0"/>
-          <w:i w:val="0"/>
-          <w:sz w:val="21"/>
-        </w:rPr>
-        <w:t xml:space="preserve"> | </w:t>
-      </w:r>
-      <w:r>
-        <w:rPr>
-          <w:rFonts w:hint="eastAsia" w:ascii="Times New Roman" w:hAnsi="Times New Roman" w:eastAsia="FangSong" w:cs="Times New Roman"/>
-          <w:b w:val="0"/>
-          <w:i w:val="0"/>
-          <w:sz w:val="21"/>
-        </w:rPr>
-        <w:t xml:space="preserve">磁性</w:t>
-      </w:r>
-      <w:r>
-        <w:rPr>
-          <w:rFonts w:ascii="Times New Roman" w:hAnsi="Times New Roman" w:eastAsia="FangSong" w:cs="Times New Roman"/>
-          <w:b w:val="0"/>
-          <w:i w:val="0"/>
-          <w:sz w:val="21"/>
-        </w:rPr>
-        <w:t xml:space="preserve"> | </w:t>
-      </w:r>
-      <w:r>
-        <w:rPr>
-          <w:rFonts w:hint="eastAsia" w:ascii="Times New Roman" w:hAnsi="Times New Roman" w:eastAsia="FangSong" w:cs="Times New Roman"/>
-          <w:b w:val="0"/>
-          <w:i w:val="0"/>
-          <w:sz w:val="21"/>
-        </w:rPr>
-        <w:t xml:space="preserve">颜色</w:t>
-      </w:r>
-      <w:r>
-        <w:rPr>
-          <w:rFonts w:ascii="Times New Roman" w:hAnsi="Times New Roman" w:eastAsia="FangSong" w:cs="Times New Roman"/>
-          <w:b w:val="0"/>
-          <w:i w:val="0"/>
-          <w:sz w:val="21"/>
-        </w:rPr>
-        <w:t xml:space="preserve"> |</w:t>
-      </w:r>
-      <w:r>
-        <w:rPr>
-          <w:rFonts w:ascii="Times New Roman" w:hAnsi="Times New Roman" w:eastAsia="FangSong" w:cs="Times New Roman"/>
-          <w:b w:val="0"/>
-          <w:i w:val="0"/>
-          <w:sz w:val="21"/>
-        </w:rPr>
-        <w:t xml:space="preserve"> </w:t>
-      </w:r>
-      <w:r>
-        <w:rPr>
-          <w:rFonts w:ascii="Times New Roman" w:hAnsi="Times New Roman" w:eastAsia="FangSong" w:cs="Times New Roman"/>
-          <w:b w:val="0"/>
-          <w:i w:val="0"/>
-          <w:sz w:val="21"/>
-        </w:rPr>
-        <w:t xml:space="preserve">|:—|:—|:—|:—:|:—:|:—:|</w:t>
-      </w:r>
-      <w:r>
-        <w:rPr>
-          <w:rFonts w:ascii="Times New Roman" w:hAnsi="Times New Roman" w:eastAsia="FangSong" w:cs="Times New Roman"/>
-          <w:b w:val="0"/>
-          <w:i w:val="0"/>
-          <w:sz w:val="21"/>
-        </w:rPr>
-        <w:t xml:space="preserve"> </w:t>
-      </w:r>
-      <w:r>
-        <w:rPr>
-          <w:rFonts w:ascii="Times New Roman" w:hAnsi="Times New Roman" w:eastAsia="FangSong" w:cs="Times New Roman"/>
-          <w:b w:val="0"/>
-          <w:i w:val="0"/>
-          <w:sz w:val="21"/>
-        </w:rPr>
-        <w:t xml:space="preserve">|</w:t>
-      </w:r>
-      <w:r>
-        <w:rPr>
-          <w:rFonts w:ascii="Times New Roman" w:hAnsi="Times New Roman" w:eastAsia="FangSong" w:cs="Times New Roman"/>
-          <w:b w:val="0"/>
-          <w:i w:val="0"/>
-          <w:sz w:val="21"/>
-        </w:rPr>
-        <w:t xml:space="preserve"> </w:t>
-      </w:r>
-      <w:r>
-        <w:rPr>
-          <w:rFonts w:hint="eastAsia" w:ascii="Times New Roman" w:hAnsi="Times New Roman" w:eastAsia="FangSong" w:cs="Times New Roman"/>
-          <w:b w:val="0"/>
-          <w:bCs/>
-          <w:i w:val="0"/>
-          <w:sz w:val="21"/>
-        </w:rPr>
-        <w:t xml:space="preserve">弱场</w:t>
-      </w:r>
-      <w:r>
-        <w:rPr>
-          <w:rFonts w:ascii="Times New Roman" w:hAnsi="Times New Roman" w:eastAsia="FangSong" w:cs="Times New Roman"/>
-          <w:b w:val="0"/>
-          <w:i w:val="0"/>
-          <w:sz w:val="21"/>
-        </w:rPr>
-        <w:t xml:space="preserve"> </w:t>
-      </w:r>
-      <w:r>
-        <w:rPr>
-          <w:rFonts w:ascii="Times New Roman" w:hAnsi="Times New Roman" w:eastAsia="FangSong" w:cs="Times New Roman"/>
-          <w:b w:val="0"/>
-          <w:i w:val="0"/>
-          <w:sz w:val="21"/>
-        </w:rPr>
-        <w:t>| Cl</w:t>
-      </w:r>
-      <w:r>
-        <w:rPr>
-          <w:rFonts w:ascii="Times New Roman" w:hAnsi="Times New Roman" w:eastAsia="FangSong" w:cs="Times New Roman"/>
-          <w:b w:val="0"/>
-          <w:i w:val="0"/>
-          <w:sz w:val="21"/>
-          <w:vertAlign w:val="superscript"/>
-        </w:rPr>
-        <w:t>-</w:t>
-      </w:r>
-      <w:r>
-        <w:rPr>
-          <w:rFonts w:ascii="Times New Roman" w:hAnsi="Times New Roman" w:eastAsia="FangSong" w:cs="Times New Roman"/>
-          <w:b w:val="0"/>
-          <w:i w:val="0"/>
-          <w:sz w:val="21"/>
-        </w:rPr>
-        <w:t>, Br</w:t>
-      </w:r>
-      <w:r>
-        <w:rPr>
-          <w:rFonts w:ascii="Times New Roman" w:hAnsi="Times New Roman" w:eastAsia="FangSong" w:cs="Times New Roman"/>
-          <w:b w:val="0"/>
-          <w:i w:val="0"/>
-          <w:sz w:val="21"/>
-          <w:vertAlign w:val="superscript"/>
-        </w:rPr>
-        <w:t>-</w:t>
-      </w:r>
-      <w:r>
-        <w:rPr>
-          <w:rFonts w:ascii="Times New Roman" w:hAnsi="Times New Roman" w:eastAsia="FangSong" w:cs="Times New Roman"/>
-          <w:b w:val="0"/>
-          <w:i w:val="0"/>
-          <w:sz w:val="21"/>
-        </w:rPr>
-        <w:t xml:space="preserve"> | </w:t>
-      </w:r>
-      <w:r>
-        <w:rPr>
-          <w:rFonts w:hint="eastAsia" w:ascii="Times New Roman" w:hAnsi="Times New Roman" w:eastAsia="FangSong" w:cs="Times New Roman"/>
-          <w:b w:val="0"/>
-          <w:i w:val="0"/>
-          <w:sz w:val="21"/>
-        </w:rPr>
-        <w:t xml:space="preserve">四面体</w:t>
-      </w:r>
-      <w:r>
-        <w:rPr>
-          <w:rFonts w:ascii="Times New Roman" w:hAnsi="Times New Roman" w:eastAsia="FangSong" w:cs="Times New Roman"/>
-          <w:b w:val="0"/>
-          <w:i w:val="0"/>
-          <w:sz w:val="21"/>
-        </w:rPr>
-        <w:t xml:space="preserve"> (Td) | sp</w:t>
-      </w:r>
-      <w:r>
-        <w:rPr>
-          <w:rFonts w:ascii="Times New Roman" w:hAnsi="Times New Roman" w:eastAsia="FangSong" w:cs="Times New Roman"/>
-          <w:b w:val="0"/>
-          <w:i w:val="0"/>
-          <w:sz w:val="21"/>
-          <w:vertAlign w:val="superscript"/>
-        </w:rPr>
-        <w:t>3</w:t>
-      </w:r>
-      <w:r>
-        <w:rPr>
-          <w:rFonts w:ascii="Times New Roman" w:hAnsi="Times New Roman" w:eastAsia="FangSong" w:cs="Times New Roman"/>
-          <w:b w:val="0"/>
-          <w:i w:val="0"/>
-          <w:sz w:val="21"/>
-        </w:rPr>
-        <w:t xml:space="preserve"> | </w:t>
-      </w:r>
-      <w:r>
-        <w:rPr>
-          <w:rFonts w:hint="eastAsia" w:ascii="Times New Roman" w:hAnsi="Times New Roman" w:eastAsia="FangSong" w:cs="Times New Roman"/>
-          <w:b w:val="0"/>
-          <w:i w:val="0"/>
-          <w:sz w:val="21"/>
-        </w:rPr>
-        <w:t xml:space="preserve">顺磁</w:t>
-      </w:r>
-      <w:r>
-        <w:rPr>
-          <w:rFonts w:ascii="Times New Roman" w:hAnsi="Times New Roman" w:eastAsia="FangSong" w:cs="Times New Roman"/>
-          <w:b w:val="0"/>
-          <w:i w:val="0"/>
-          <w:sz w:val="21"/>
-        </w:rPr>
-        <w:t xml:space="preserve"> </w:t>
-      </w:r>
-      <w:r>
-        <w:rPr>
-          <w:rFonts w:hint="eastAsia" w:ascii="Times New Roman" w:hAnsi="Times New Roman" w:eastAsia="FangSong" w:cs="Times New Roman"/>
-          <w:b w:val="0"/>
-          <w:i w:val="0"/>
-          <w:sz w:val="21"/>
-        </w:rPr>
-        <w:t>(2</w:t>
-      </w:r>
-      <w:r>
-        <w:rPr>
-          <w:rFonts w:hint="eastAsia" w:ascii="Times New Roman" w:hAnsi="Times New Roman" w:eastAsia="FangSong" w:cs="Times New Roman"/>
-          <w:b w:val="0"/>
-          <w:i w:val="0"/>
-          <w:sz w:val="21"/>
-        </w:rPr>
-        <w:t>个单电子</w:t>
-      </w:r>
-      <w:r>
-        <w:rPr>
-          <w:rFonts w:hint="eastAsia" w:ascii="Times New Roman" w:hAnsi="Times New Roman" w:eastAsia="FangSong" w:cs="Times New Roman"/>
-          <w:b w:val="0"/>
-          <w:i w:val="0"/>
-          <w:sz w:val="21"/>
-        </w:rPr>
-        <w:t>)</w:t>
-      </w:r>
-      <w:r>
-        <w:rPr>
-          <w:rFonts w:ascii="Times New Roman" w:hAnsi="Times New Roman" w:eastAsia="FangSong" w:cs="Times New Roman"/>
-          <w:b w:val="0"/>
-          <w:i w:val="0"/>
-          <w:sz w:val="21"/>
-        </w:rPr>
-        <w:t xml:space="preserve"> | </w:t>
-      </w:r>
-      <w:r>
-        <w:rPr>
-          <w:rFonts w:hint="eastAsia" w:ascii="Times New Roman" w:hAnsi="Times New Roman" w:eastAsia="FangSong" w:cs="Times New Roman"/>
-          <w:b w:val="0"/>
-          <w:i w:val="0"/>
-          <w:sz w:val="21"/>
-        </w:rPr>
-        <w:t>蓝</w:t>
-      </w:r>
-      <w:r>
-        <w:rPr>
-          <w:rFonts w:hint="eastAsia" w:ascii="Times New Roman" w:hAnsi="Times New Roman" w:eastAsia="FangSong" w:cs="Times New Roman"/>
-          <w:b w:val="0"/>
-          <w:i w:val="0"/>
-          <w:sz w:val="21"/>
+        </w:rPr>
+        <w:t>黄</w:t>
+      </w:r>
+      <w:r>
+        <w:rPr>
+          <w:rFonts w:hint="eastAsia" w:ascii="Times New Roman" w:hAnsi="Times New Roman" w:eastAsia="Times New Roman" w:cs="Times New Roman"/>
         </w:rPr>
         <w:t>/</w:t>
       </w:r>
       <w:r>
         <w:rPr>
           <w:rFonts w:hint="eastAsia" w:ascii="Times New Roman" w:hAnsi="Times New Roman" w:eastAsia="FangSong" w:cs="Times New Roman"/>
-          <w:b w:val="0"/>
-          <w:i w:val="0"/>
-          <w:sz w:val="21"/>
-        </w:rPr>
-        <w:t>紫</w:t>
-      </w:r>
-      <w:r>
-        <w:rPr>
-          <w:rFonts w:ascii="Times New Roman" w:hAnsi="Times New Roman" w:eastAsia="FangSong" w:cs="Times New Roman"/>
-          <w:b w:val="0"/>
-          <w:i w:val="0"/>
-          <w:sz w:val="21"/>
-        </w:rPr>
-        <w:t xml:space="preserve"> |</w:t>
-      </w:r>
-      <w:r>
-        <w:rPr>
-          <w:rFonts w:ascii="Times New Roman" w:hAnsi="Times New Roman" w:eastAsia="FangSong" w:cs="Times New Roman"/>
-          <w:b w:val="0"/>
-          <w:i w:val="0"/>
-          <w:sz w:val="21"/>
-        </w:rPr>
-        <w:t xml:space="preserve"> </w:t>
-      </w:r>
-      <w:r>
-        <w:rPr>
-          <w:rFonts w:ascii="Times New Roman" w:hAnsi="Times New Roman" w:eastAsia="FangSong" w:cs="Times New Roman"/>
-          <w:b w:val="0"/>
-          <w:i w:val="0"/>
-          <w:sz w:val="21"/>
-        </w:rPr>
-        <w:t xml:space="preserve">|</w:t>
-      </w:r>
-      <w:r>
-        <w:rPr>
-          <w:rFonts w:ascii="Times New Roman" w:hAnsi="Times New Roman" w:eastAsia="FangSong" w:cs="Times New Roman"/>
-          <w:b w:val="0"/>
-          <w:i w:val="0"/>
-          <w:sz w:val="21"/>
-        </w:rPr>
-        <w:t xml:space="preserve"> </w:t>
-      </w:r>
-      <w:r>
-        <w:rPr>
-          <w:rFonts w:hint="eastAsia" w:ascii="Times New Roman" w:hAnsi="Times New Roman" w:eastAsia="FangSong" w:cs="Times New Roman"/>
-          <w:b w:val="0"/>
-          <w:bCs/>
-          <w:i w:val="0"/>
-          <w:sz w:val="21"/>
-        </w:rPr>
-        <w:t xml:space="preserve">中等场</w:t>
-      </w:r>
-      <w:r>
-        <w:rPr>
-          <w:rFonts w:ascii="Times New Roman" w:hAnsi="Times New Roman" w:eastAsia="FangSong" w:cs="Times New Roman"/>
-          <w:b w:val="0"/>
-          <w:i w:val="0"/>
-          <w:sz w:val="21"/>
-        </w:rPr>
-        <w:t xml:space="preserve"> </w:t>
-      </w:r>
-      <w:r>
-        <w:rPr>
-          <w:rFonts w:ascii="Times New Roman" w:hAnsi="Times New Roman" w:eastAsia="FangSong" w:cs="Times New Roman"/>
-          <w:b w:val="0"/>
-          <w:i w:val="0"/>
-          <w:sz w:val="21"/>
-        </w:rPr>
-        <w:t>| H</w:t>
-      </w:r>
-      <w:r>
-        <w:rPr>
-          <w:rFonts w:ascii="Times New Roman" w:hAnsi="Times New Roman" w:eastAsia="FangSong" w:cs="Times New Roman"/>
-          <w:b w:val="0"/>
-          <w:i w:val="0"/>
-          <w:sz w:val="21"/>
-          <w:vertAlign w:val="subscript"/>
-        </w:rPr>
-        <w:t>2</w:t>
-      </w:r>
-      <w:r>
-        <w:rPr>
-          <w:rFonts w:ascii="Times New Roman" w:hAnsi="Times New Roman" w:eastAsia="FangSong" w:cs="Times New Roman"/>
-          <w:b w:val="0"/>
-          <w:i w:val="0"/>
-          <w:sz w:val="21"/>
-        </w:rPr>
-        <w:t>O, NH</w:t>
-      </w:r>
-      <w:r>
-        <w:rPr>
-          <w:rFonts w:ascii="Times New Roman" w:hAnsi="Times New Roman" w:eastAsia="FangSong" w:cs="Times New Roman"/>
-          <w:b w:val="0"/>
-          <w:i w:val="0"/>
-          <w:sz w:val="21"/>
-          <w:vertAlign w:val="subscript"/>
-        </w:rPr>
-        <w:t>3</w:t>
-      </w:r>
-      <w:r>
-        <w:rPr>
-          <w:rFonts w:ascii="Times New Roman" w:hAnsi="Times New Roman" w:eastAsia="FangSong" w:cs="Times New Roman"/>
-          <w:b w:val="0"/>
-          <w:i w:val="0"/>
-          <w:sz w:val="21"/>
-        </w:rPr>
-        <w:t xml:space="preserve"> | </w:t>
-      </w:r>
-      <w:r>
-        <w:rPr>
-          <w:rFonts w:hint="eastAsia" w:ascii="Times New Roman" w:hAnsi="Times New Roman" w:eastAsia="FangSong" w:cs="Times New Roman"/>
-          <w:b w:val="0"/>
-          <w:i w:val="0"/>
-          <w:sz w:val="21"/>
-        </w:rPr>
-        <w:t xml:space="preserve">八面体</w:t>
-      </w:r>
-      <w:r>
-        <w:rPr>
-          <w:rFonts w:ascii="Times New Roman" w:hAnsi="Times New Roman" w:eastAsia="FangSong" w:cs="Times New Roman"/>
-          <w:b w:val="0"/>
-          <w:i w:val="0"/>
-          <w:sz w:val="21"/>
-        </w:rPr>
-        <w:t xml:space="preserve"> (Oh) | sp</w:t>
-      </w:r>
-      <w:r>
-        <w:rPr>
-          <w:rFonts w:ascii="Times New Roman" w:hAnsi="Times New Roman" w:eastAsia="FangSong" w:cs="Times New Roman"/>
-          <w:b w:val="0"/>
-          <w:i w:val="0"/>
-          <w:sz w:val="21"/>
-          <w:vertAlign w:val="superscript"/>
-        </w:rPr>
-        <w:t>3</w:t>
-      </w:r>
-      <w:r>
-        <w:rPr>
-          <w:rFonts w:ascii="Times New Roman" w:hAnsi="Times New Roman" w:eastAsia="FangSong" w:cs="Times New Roman"/>
-          <w:b w:val="0"/>
-          <w:i w:val="0"/>
-          <w:sz w:val="21"/>
-        </w:rPr>
-        <w:t>d</w:t>
-      </w:r>
-      <w:r>
-        <w:rPr>
-          <w:rFonts w:ascii="Times New Roman" w:hAnsi="Times New Roman" w:eastAsia="FangSong" w:cs="Times New Roman"/>
-          <w:b w:val="0"/>
-          <w:i w:val="0"/>
-          <w:sz w:val="21"/>
-          <w:vertAlign w:val="superscript"/>
-        </w:rPr>
-        <w:t>2</w:t>
-      </w:r>
-      <w:r>
-        <w:rPr>
-          <w:rFonts w:ascii="Times New Roman" w:hAnsi="Times New Roman" w:eastAsia="FangSong" w:cs="Times New Roman"/>
-          <w:b w:val="0"/>
-          <w:i w:val="0"/>
-          <w:sz w:val="21"/>
-        </w:rPr>
-        <w:t xml:space="preserve"> | </w:t>
-      </w:r>
-      <w:r>
-        <w:rPr>
-          <w:rFonts w:hint="eastAsia" w:ascii="Times New Roman" w:hAnsi="Times New Roman" w:eastAsia="FangSong" w:cs="Times New Roman"/>
-          <w:b w:val="0"/>
-          <w:i w:val="0"/>
-          <w:sz w:val="21"/>
-        </w:rPr>
-        <w:t xml:space="preserve">顺磁</w:t>
-      </w:r>
-      <w:r>
-        <w:rPr>
-          <w:rFonts w:ascii="Times New Roman" w:hAnsi="Times New Roman" w:eastAsia="FangSong" w:cs="Times New Roman"/>
-          <w:b w:val="0"/>
-          <w:i w:val="0"/>
-          <w:sz w:val="21"/>
-        </w:rPr>
-        <w:t xml:space="preserve"> </w:t>
-      </w:r>
-      <w:r>
-        <w:rPr>
-          <w:rFonts w:hint="eastAsia" w:ascii="Times New Roman" w:hAnsi="Times New Roman" w:eastAsia="FangSong" w:cs="Times New Roman"/>
-          <w:b w:val="0"/>
-          <w:i w:val="0"/>
-          <w:sz w:val="21"/>
-        </w:rPr>
-        <w:t>(2</w:t>
-      </w:r>
-      <w:r>
-        <w:rPr>
-          <w:rFonts w:hint="eastAsia" w:ascii="Times New Roman" w:hAnsi="Times New Roman" w:eastAsia="FangSong" w:cs="Times New Roman"/>
-          <w:b w:val="0"/>
-          <w:i w:val="0"/>
-          <w:sz w:val="21"/>
-        </w:rPr>
-        <w:t>个单电子</w:t>
-      </w:r>
-      <w:r>
-        <w:rPr>
-          <w:rFonts w:hint="eastAsia" w:ascii="Times New Roman" w:hAnsi="Times New Roman" w:eastAsia="FangSong" w:cs="Times New Roman"/>
-          <w:b w:val="0"/>
-          <w:i w:val="0"/>
-          <w:sz w:val="21"/>
-        </w:rPr>
-        <w:t>)</w:t>
-      </w:r>
-      <w:r>
-        <w:rPr>
-          <w:rFonts w:ascii="Times New Roman" w:hAnsi="Times New Roman" w:eastAsia="FangSong" w:cs="Times New Roman"/>
-          <w:b w:val="0"/>
-          <w:i w:val="0"/>
-          <w:sz w:val="21"/>
-        </w:rPr>
-        <w:t xml:space="preserve"> | </w:t>
-      </w:r>
-      <w:r>
-        <w:rPr>
-          <w:rFonts w:hint="eastAsia" w:ascii="Times New Roman" w:hAnsi="Times New Roman" w:eastAsia="FangSong" w:cs="Times New Roman"/>
-          <w:b w:val="0"/>
-          <w:i w:val="0"/>
-          <w:sz w:val="21"/>
-        </w:rPr>
-        <w:t>绿</w:t>
-      </w:r>
-      <w:r>
-        <w:rPr>
-          <w:rFonts w:hint="eastAsia" w:ascii="Times New Roman" w:hAnsi="Times New Roman" w:eastAsia="FangSong" w:cs="Times New Roman"/>
-          <w:b w:val="0"/>
-          <w:i w:val="0"/>
-          <w:sz w:val="21"/>
-        </w:rPr>
-        <w:t>/</w:t>
-      </w:r>
-      <w:r>
-        <w:rPr>
-          <w:rFonts w:hint="eastAsia" w:ascii="Times New Roman" w:hAnsi="Times New Roman" w:eastAsia="FangSong" w:cs="Times New Roman"/>
-          <w:b w:val="0"/>
-          <w:i w:val="0"/>
-          <w:sz w:val="21"/>
-        </w:rPr>
-        <w:t>蓝</w:t>
-      </w:r>
-      <w:r>
-        <w:rPr>
-          <w:rFonts w:ascii="Times New Roman" w:hAnsi="Times New Roman" w:eastAsia="FangSong" w:cs="Times New Roman"/>
-          <w:b w:val="0"/>
-          <w:i w:val="0"/>
-          <w:sz w:val="21"/>
-        </w:rPr>
-        <w:t xml:space="preserve"> |</w:t>
-      </w:r>
-      <w:r>
-        <w:rPr>
-          <w:rFonts w:ascii="Times New Roman" w:hAnsi="Times New Roman" w:eastAsia="FangSong" w:cs="Times New Roman"/>
-          <w:b w:val="0"/>
-          <w:i w:val="0"/>
-          <w:sz w:val="21"/>
-        </w:rPr>
-        <w:t xml:space="preserve"> </w:t>
-      </w:r>
-      <w:r>
-        <w:rPr>
-          <w:rFonts w:ascii="Times New Roman" w:hAnsi="Times New Roman" w:eastAsia="FangSong" w:cs="Times New Roman"/>
-          <w:b w:val="0"/>
-          <w:i w:val="0"/>
-          <w:sz w:val="21"/>
-        </w:rPr>
-        <w:t xml:space="preserve">|</w:t>
-      </w:r>
-      <w:r>
-        <w:rPr>
-          <w:rFonts w:ascii="Times New Roman" w:hAnsi="Times New Roman" w:eastAsia="FangSong" w:cs="Times New Roman"/>
-          <w:b w:val="0"/>
-          <w:i w:val="0"/>
-          <w:sz w:val="21"/>
-        </w:rPr>
-        <w:t xml:space="preserve"> </w:t>
-      </w:r>
-      <w:r>
-        <w:rPr>
-          <w:rFonts w:hint="eastAsia" w:ascii="Times New Roman" w:hAnsi="Times New Roman" w:eastAsia="FangSong" w:cs="Times New Roman"/>
-          <w:b w:val="0"/>
-          <w:bCs/>
-          <w:i w:val="0"/>
-          <w:sz w:val="21"/>
-        </w:rPr>
-        <w:t xml:space="preserve">强场</w:t>
-      </w:r>
-      <w:r>
-        <w:rPr>
-          <w:rFonts w:ascii="Times New Roman" w:hAnsi="Times New Roman" w:eastAsia="FangSong" w:cs="Times New Roman"/>
-          <w:b w:val="0"/>
-          <w:i w:val="0"/>
-          <w:sz w:val="21"/>
-        </w:rPr>
-        <w:t xml:space="preserve"> </w:t>
-      </w:r>
-      <w:r>
-        <w:rPr>
-          <w:rFonts w:ascii="Times New Roman" w:hAnsi="Times New Roman" w:eastAsia="FangSong" w:cs="Times New Roman"/>
-          <w:b w:val="0"/>
-          <w:i w:val="0"/>
-          <w:sz w:val="21"/>
-        </w:rPr>
-        <w:t>| CN</w:t>
-      </w:r>
-      <w:r>
-        <w:rPr>
-          <w:rFonts w:ascii="Times New Roman" w:hAnsi="Times New Roman" w:eastAsia="FangSong" w:cs="Times New Roman"/>
-          <w:b w:val="0"/>
-          <w:i w:val="0"/>
-          <w:sz w:val="21"/>
-          <w:vertAlign w:val="superscript"/>
-        </w:rPr>
-        <w:t>-</w:t>
-      </w:r>
-      <w:r>
-        <w:rPr>
-          <w:rFonts w:ascii="Times New Roman" w:hAnsi="Times New Roman" w:eastAsia="FangSong" w:cs="Times New Roman"/>
-          <w:b w:val="0"/>
-          <w:i w:val="0"/>
-          <w:sz w:val="21"/>
-        </w:rPr>
-        <w:t xml:space="preserve">, </w:t>
-      </w:r>
-      <w:r>
-        <w:rPr>
-          <w:rFonts w:hint="eastAsia" w:ascii="Times New Roman" w:hAnsi="Times New Roman" w:eastAsia="FangSong" w:cs="Times New Roman"/>
-          <w:b w:val="0"/>
-          <w:i w:val="0"/>
-          <w:sz w:val="21"/>
-        </w:rPr>
-        <w:t xml:space="preserve">丁二酮肟</w:t>
-      </w:r>
-      <w:r>
-        <w:rPr>
-          <w:rFonts w:ascii="Times New Roman" w:hAnsi="Times New Roman" w:eastAsia="FangSong" w:cs="Times New Roman"/>
-          <w:b w:val="0"/>
-          <w:i w:val="0"/>
-          <w:sz w:val="21"/>
-        </w:rPr>
-        <w:t xml:space="preserve"> | </w:t>
-      </w:r>
-      <w:r>
-        <w:rPr>
-          <w:rFonts w:hint="eastAsia" w:ascii="Times New Roman" w:hAnsi="Times New Roman" w:eastAsia="FangSong" w:cs="Times New Roman"/>
-          <w:b w:val="0"/>
-          <w:i w:val="0"/>
-          <w:sz w:val="21"/>
-        </w:rPr>
-        <w:t xml:space="preserve">平面正方形</w:t>
-      </w:r>
-      <w:r>
-        <w:rPr>
-          <w:rFonts w:ascii="Times New Roman" w:hAnsi="Times New Roman" w:eastAsia="FangSong" w:cs="Times New Roman"/>
-          <w:b w:val="0"/>
-          <w:i w:val="0"/>
-          <w:sz w:val="21"/>
-        </w:rPr>
-        <w:t xml:space="preserve"> (D4h) | dsp</w:t>
-      </w:r>
-      <w:r>
-        <w:rPr>
-          <w:rFonts w:ascii="Times New Roman" w:hAnsi="Times New Roman" w:eastAsia="FangSong" w:cs="Times New Roman"/>
-          <w:b w:val="0"/>
-          <w:i w:val="0"/>
-          <w:sz w:val="21"/>
-          <w:vertAlign w:val="superscript"/>
-        </w:rPr>
-        <w:t>2</w:t>
-      </w:r>
-      <w:r>
-        <w:rPr>
-          <w:rFonts w:ascii="Times New Roman" w:hAnsi="Times New Roman" w:eastAsia="FangSong" w:cs="Times New Roman"/>
-          <w:b w:val="0"/>
-          <w:i w:val="0"/>
-          <w:sz w:val="21"/>
-        </w:rPr>
-        <w:t xml:space="preserve"> | </w:t>
-      </w:r>
-      <w:r>
-        <w:rPr>
-          <w:rFonts w:hint="eastAsia" w:ascii="Times New Roman" w:hAnsi="Times New Roman" w:eastAsia="FangSong" w:cs="Times New Roman"/>
-          <w:b w:val="0"/>
-          <w:i w:val="0"/>
-          <w:sz w:val="21"/>
-        </w:rPr>
-        <w:t xml:space="preserve">反磁性</w:t>
-      </w:r>
-      <w:r>
-        <w:rPr>
-          <w:rFonts w:ascii="Times New Roman" w:hAnsi="Times New Roman" w:eastAsia="FangSong" w:cs="Times New Roman"/>
-          <w:b w:val="0"/>
-          <w:i w:val="0"/>
-          <w:sz w:val="21"/>
-        </w:rPr>
-        <w:t xml:space="preserve"> </w:t>
-      </w:r>
-      <w:r>
-        <w:rPr>
-          <w:rFonts w:hint="eastAsia" w:ascii="Times New Roman" w:hAnsi="Times New Roman" w:eastAsia="FangSong" w:cs="Times New Roman"/>
-          <w:b w:val="0"/>
-          <w:i w:val="0"/>
-          <w:sz w:val="21"/>
-        </w:rPr>
-        <w:t>(</w:t>
-      </w:r>
-      <w:r>
-        <w:rPr>
-          <w:rFonts w:hint="eastAsia" w:ascii="Times New Roman" w:hAnsi="Times New Roman" w:eastAsia="FangSong" w:cs="Times New Roman"/>
-          <w:b w:val="0"/>
-          <w:i w:val="0"/>
-          <w:sz w:val="21"/>
-        </w:rPr>
-        <w:t>无单电子</w:t>
-      </w:r>
-      <w:r>
-        <w:rPr>
-          <w:rFonts w:hint="eastAsia" w:ascii="Times New Roman" w:hAnsi="Times New Roman" w:eastAsia="FangSong" w:cs="Times New Roman"/>
-          <w:b w:val="0"/>
-          <w:i w:val="0"/>
-          <w:sz w:val="21"/>
-        </w:rPr>
-        <w:t>)</w:t>
-      </w:r>
-      <w:r>
-        <w:rPr>
-          <w:rFonts w:ascii="Times New Roman" w:hAnsi="Times New Roman" w:eastAsia="FangSong" w:cs="Times New Roman"/>
-          <w:b w:val="0"/>
-          <w:i w:val="0"/>
-          <w:sz w:val="21"/>
-        </w:rPr>
-        <w:t xml:space="preserve"> | </w:t>
-      </w:r>
-      <w:r>
-        <w:rPr>
-          <w:rFonts w:hint="eastAsia" w:ascii="Times New Roman" w:hAnsi="Times New Roman" w:eastAsia="FangSong" w:cs="Times New Roman"/>
-          <w:b w:val="0"/>
-          <w:i w:val="0"/>
-          <w:sz w:val="21"/>
-        </w:rPr>
-        <w:t>黄</w:t>
-      </w:r>
-      <w:r>
-        <w:rPr>
-          <w:rFonts w:hint="eastAsia" w:ascii="Times New Roman" w:hAnsi="Times New Roman" w:eastAsia="FangSong" w:cs="Times New Roman"/>
-          <w:b w:val="0"/>
-          <w:i w:val="0"/>
-          <w:sz w:val="21"/>
-        </w:rPr>
-        <w:t>/</w:t>
-      </w:r>
-      <w:r>
-        <w:rPr>
-          <w:rFonts w:hint="eastAsia" w:ascii="Times New Roman" w:hAnsi="Times New Roman" w:eastAsia="FangSong" w:cs="Times New Roman"/>
-          <w:b w:val="0"/>
-          <w:i w:val="0"/>
-          <w:sz w:val="21"/>
         </w:rPr>
         <w:t>红</w:t>
       </w:r>
       <w:r>
         <w:rPr>
-          <w:rFonts w:ascii="Times New Roman" w:hAnsi="Times New Roman" w:eastAsia="FangSong" w:cs="Times New Roman"/>
-          <w:b w:val="0"/>
-          <w:i w:val="0"/>
-          <w:sz w:val="21"/>
+          <w:rFonts w:ascii="Times New Roman" w:hAnsi="Times New Roman" w:eastAsia="Times New Roman" w:cs="Times New Roman"/>
         </w:rPr>
         <w:t xml:space="preserve"> |</w:t>
       </w:r>
@@ -16458,18 +16786,18 @@
           <wp:inline>
             <wp:extent cx="3600000" cy="1606724"/>
             <wp:effectExtent b="0" l="0" r="0" t="0"/>
-            <wp:docPr descr="" title="" id="43" name="Picture"/>
+            <wp:docPr descr="" title="" id="40" name="Picture"/>
             <a:graphic>
               <a:graphicData uri="http://schemas.openxmlformats.org/drawingml/2006/picture">
                 <pic:pic>
                   <pic:nvPicPr>
-                    <pic:cNvPr descr="94fe1a0a88e2daa185b2aa24c076f7f050719374362eb6a73fd190f0c8d7e407.png" id="44" name="Picture"/>
+                    <pic:cNvPr descr="94fe1a0a88e2daa185b2aa24c076f7f050719374362eb6a73fd190f0c8d7e407.png" id="41" name="Picture"/>
                     <pic:cNvPicPr>
                       <a:picLocks noChangeArrowheads="1" noChangeAspect="1"/>
                     </pic:cNvPicPr>
                   </pic:nvPicPr>
                   <pic:blipFill>
-                    <a:blip r:embed="rId42"/>
+                    <a:blip r:embed="rId39"/>
                     <a:stretch>
                       <a:fillRect/>
                     </a:stretch>
@@ -16522,7 +16850,7 @@
           <w:iCs/>
           <w:sz w:val="21"/>
         </w:rPr>
-        <w:t xml:space="preserve"> 8 </w:t>
+        <w:t xml:space="preserve"> 5 </w:t>
       </w:r>
       <w:r>
         <w:rPr>
@@ -16605,9 +16933,9 @@
         </w:pict>
       </w:r>
     </w:p>
-    <w:bookmarkEnd w:id="45"/>
-    <w:bookmarkEnd w:id="46"/>
-    <w:bookmarkStart w:id="55" w:name="五铜cu-歧化与稳定化"/>
+    <w:bookmarkEnd w:id="42"/>
+    <w:bookmarkEnd w:id="43"/>
+    <w:bookmarkStart w:id="52" w:name="五铜cu-歧化与稳定化"/>
     <w:p>
       <w:pPr>
         <w:pStyle w:val="Heading2"/>
@@ -16853,7 +17181,7 @@
         <w:t>。</w:t>
       </w:r>
     </w:p>
-    <w:bookmarkStart w:id="47" w:name="认知冲突④cu-气相稳定水溶液歧化born-haber-三要素"/>
+    <w:bookmarkStart w:id="44" w:name="认知冲突④cu-气相稳定水溶液歧化born-haber-三要素"/>
     <w:p>
       <w:pPr>
         <w:pStyle w:val="Heading3"/>
@@ -17618,8 +17946,8 @@
         <w:t>。</w:t>
       </w:r>
     </w:p>
-    <w:bookmarkEnd w:id="47"/>
-    <w:bookmarkStart w:id="48" w:name="歧化平衡本轮必会"/>
+    <w:bookmarkEnd w:id="44"/>
+    <w:bookmarkStart w:id="45" w:name="歧化平衡本轮必会"/>
     <w:p>
       <w:pPr>
         <w:pStyle w:val="Heading3"/>
@@ -18005,8 +18333,8 @@
         <w:t>。</w:t>
       </w:r>
     </w:p>
-    <w:bookmarkEnd w:id="48"/>
-    <w:bookmarkStart w:id="49" w:name="cu-的稳定化三策略本轮必会"/>
+    <w:bookmarkEnd w:id="45"/>
+    <w:bookmarkStart w:id="46" w:name="cu-的稳定化三策略本轮必会"/>
     <w:p>
       <w:pPr>
         <w:pStyle w:val="Heading3"/>
@@ -18899,8 +19227,8 @@
         <w:t>)。</w:t>
       </w:r>
     </w:p>
-    <w:bookmarkEnd w:id="49"/>
-    <w:bookmarkStart w:id="50" w:name="cu²-的化学本轮必会"/>
+    <w:bookmarkEnd w:id="46"/>
+    <w:bookmarkStart w:id="47" w:name="cu²-的化学本轮必会"/>
     <w:p>
       <w:pPr>
         <w:pStyle w:val="Heading3"/>
@@ -19980,8 +20308,8 @@
         <w:t>O。</w:t>
       </w:r>
     </w:p>
-    <w:bookmarkEnd w:id="50"/>
-    <w:bookmarkStart w:id="54" w:name="铜的冶炼与蚀刻"/>
+    <w:bookmarkEnd w:id="47"/>
+    <w:bookmarkStart w:id="51" w:name="铜的冶炼与蚀刻"/>
     <w:p>
       <w:pPr>
         <w:pStyle w:val="Heading3"/>
@@ -20724,18 +21052,18 @@
           <wp:inline>
             <wp:extent cx="3600000" cy="2434638"/>
             <wp:effectExtent b="0" l="0" r="0" t="0"/>
-            <wp:docPr descr="" title="" id="52" name="Picture"/>
+            <wp:docPr descr="" title="" id="49" name="Picture"/>
             <a:graphic>
               <a:graphicData uri="http://schemas.openxmlformats.org/drawingml/2006/picture">
                 <pic:pic>
                   <pic:nvPicPr>
-                    <pic:cNvPr descr="80ec00029edef599c69a65e71cdad8c9a9b349a38a687959bdd2bc954837f19a.jpg" id="53" name="Picture"/>
+                    <pic:cNvPr descr="80ec00029edef599c69a65e71cdad8c9a9b349a38a687959bdd2bc954837f19a.jpg" id="50" name="Picture"/>
                     <pic:cNvPicPr>
                       <a:picLocks noChangeArrowheads="1" noChangeAspect="1"/>
                     </pic:cNvPicPr>
                   </pic:nvPicPr>
                   <pic:blipFill>
-                    <a:blip r:embed="rId51"/>
+                    <a:blip r:embed="rId48"/>
                     <a:stretch>
                       <a:fillRect/>
                     </a:stretch>
@@ -20788,7 +21116,7 @@
           <w:iCs/>
           <w:sz w:val="21"/>
         </w:rPr>
-        <w:t xml:space="preserve"> 9 Cu</w:t>
+        <w:t xml:space="preserve"> 6 Cu</w:t>
       </w:r>
       <w:r>
         <w:rPr>
@@ -21321,440 +21649,284 @@
     <w:p>
       <w:pPr>
         <w:pStyle w:val="BlockText"/>
-        <w:spacing w:before="40" w:after="160"/>
-        <w:jc w:val="center"/>
       </w:pPr>
       <w:r>
         <w:rPr>
           <w:rFonts w:hint="eastAsia" w:ascii="Times New Roman" w:hAnsi="Times New Roman" w:eastAsia="FangSong" w:cs="Times New Roman"/>
-          <w:b w:val="0"/>
+          <w:b/>
           <w:bCs/>
-          <w:i w:val="0"/>
-          <w:sz w:val="21"/>
-        </w:rPr>
-        <w:t xml:space="preserve">图</w:t>
-      </w:r>
-      <w:r>
-        <w:rPr>
-          <w:rFonts w:ascii="Times New Roman" w:hAnsi="Times New Roman" w:eastAsia="FangSong" w:cs="Times New Roman"/>
-          <w:b w:val="0"/>
-          <w:bCs/>
-          <w:i w:val="0"/>
-          <w:sz w:val="21"/>
-        </w:rPr>
-        <w:t xml:space="preserve"> 11 </w:t>
-      </w:r>
-      <w:r>
-        <w:rPr>
-          <w:rFonts w:hint="eastAsia" w:ascii="Times New Roman" w:hAnsi="Times New Roman" w:eastAsia="FangSong" w:cs="Times New Roman"/>
-          <w:b w:val="0"/>
-          <w:bCs/>
-          <w:i w:val="0"/>
-          <w:sz w:val="21"/>
         </w:rPr>
         <w:t xml:space="preserve">火法炼铜流程</w:t>
       </w:r>
       <w:r>
         <w:rPr>
-          <w:rFonts w:ascii="Times New Roman" w:hAnsi="Times New Roman" w:eastAsia="FangSong" w:cs="Times New Roman"/>
-          <w:b w:val="0"/>
-          <w:i w:val="0"/>
-          <w:sz w:val="21"/>
-        </w:rPr>
-        <w:t xml:space="preserve"> </w:t>
-      </w:r>
-      <w:r>
-        <w:rPr>
-          <w:rFonts w:hint="eastAsia" w:ascii="Times New Roman" w:hAnsi="Times New Roman" w:eastAsia="FangSong" w:cs="Times New Roman"/>
-          <w:b w:val="0"/>
-          <w:i w:val="0"/>
-          <w:sz w:val="21"/>
+          <w:rFonts w:ascii="Times New Roman" w:hAnsi="Times New Roman" w:eastAsia="Times New Roman" w:cs="Times New Roman"/>
+        </w:rPr>
+        <w:t xml:space="preserve"> </w:t>
+      </w:r>
+      <w:r>
+        <w:rPr>
+          <w:rFonts w:hint="eastAsia" w:ascii="Times New Roman" w:hAnsi="Times New Roman" w:eastAsia="FangSong" w:cs="Times New Roman"/>
         </w:rPr>
         <w:t xml:space="preserve">黄铜矿</w:t>
       </w:r>
       <w:r>
         <w:rPr>
-          <w:rFonts w:ascii="Times New Roman" w:hAnsi="Times New Roman" w:eastAsia="FangSong" w:cs="Times New Roman"/>
-          <w:b w:val="0"/>
-          <w:i w:val="0"/>
-          <w:sz w:val="21"/>
+          <w:rFonts w:ascii="Times New Roman" w:hAnsi="Times New Roman" w:eastAsia="Times New Roman" w:cs="Times New Roman"/>
         </w:rPr>
         <w:t xml:space="preserve"> CuFeS</w:t>
       </w:r>
       <w:r>
         <w:rPr>
-          <w:rFonts w:ascii="Times New Roman" w:hAnsi="Times New Roman" w:eastAsia="FangSong" w:cs="Times New Roman"/>
-          <w:b w:val="0"/>
-          <w:i w:val="0"/>
-          <w:sz w:val="21"/>
+          <w:rFonts w:ascii="Times New Roman" w:hAnsi="Times New Roman" w:eastAsia="Times New Roman" w:cs="Times New Roman"/>
           <w:vertAlign w:val="subscript"/>
         </w:rPr>
         <w:t>2</w:t>
       </w:r>
       <w:r>
         <w:rPr>
-          <w:rFonts w:ascii="Times New Roman" w:hAnsi="Times New Roman" w:eastAsia="FangSong" w:cs="Times New Roman"/>
-          <w:b w:val="0"/>
-          <w:i w:val="0"/>
-          <w:sz w:val="21"/>
-        </w:rPr>
-        <w:t xml:space="preserve"> </w:t>
-      </w:r>
-      <w:r>
-        <w:rPr>
-          <w:rFonts w:hint="eastAsia" w:ascii="Times New Roman" w:hAnsi="Times New Roman" w:eastAsia="FangSong" w:cs="Times New Roman"/>
-          <w:b w:val="0"/>
-          <w:i w:val="0"/>
-          <w:sz w:val="21"/>
+          <w:rFonts w:ascii="Times New Roman" w:hAnsi="Times New Roman" w:eastAsia="Times New Roman" w:cs="Times New Roman"/>
+        </w:rPr>
+        <w:t xml:space="preserve"> </w:t>
+      </w:r>
+      <w:r>
+        <w:rPr>
+          <w:rFonts w:hint="eastAsia" w:ascii="Times New Roman" w:hAnsi="Times New Roman" w:eastAsia="Times New Roman" w:cs="Times New Roman"/>
         </w:rPr>
         <w:t>—（</w:t>
       </w:r>
       <w:r>
         <w:rPr>
           <w:rFonts w:hint="eastAsia" w:ascii="Times New Roman" w:hAnsi="Times New Roman" w:eastAsia="FangSong" w:cs="Times New Roman"/>
-          <w:b w:val="0"/>
-          <w:i w:val="0"/>
-          <w:sz w:val="21"/>
         </w:rPr>
         <w:t>焙烧</w:t>
       </w:r>
       <w:r>
         <w:rPr>
-          <w:rFonts w:hint="eastAsia" w:ascii="Times New Roman" w:hAnsi="Times New Roman" w:eastAsia="FangSong" w:cs="Times New Roman"/>
-          <w:b w:val="0"/>
-          <w:i w:val="0"/>
-          <w:sz w:val="21"/>
+          <w:rFonts w:hint="eastAsia" w:ascii="Times New Roman" w:hAnsi="Times New Roman" w:eastAsia="Times New Roman" w:cs="Times New Roman"/>
         </w:rPr>
         <w:t>/</w:t>
       </w:r>
       <w:r>
         <w:rPr>
           <w:rFonts w:hint="eastAsia" w:ascii="Times New Roman" w:hAnsi="Times New Roman" w:eastAsia="FangSong" w:cs="Times New Roman"/>
-          <w:b w:val="0"/>
-          <w:i w:val="0"/>
-          <w:sz w:val="21"/>
         </w:rPr>
         <w:t>熔炼</w:t>
       </w:r>
       <w:r>
         <w:rPr>
-          <w:rFonts w:hint="eastAsia" w:ascii="Times New Roman" w:hAnsi="Times New Roman" w:eastAsia="FangSong" w:cs="Times New Roman"/>
-          <w:b w:val="0"/>
-          <w:i w:val="0"/>
-          <w:sz w:val="21"/>
+          <w:rFonts w:hint="eastAsia" w:ascii="Times New Roman" w:hAnsi="Times New Roman" w:eastAsia="Times New Roman" w:cs="Times New Roman"/>
         </w:rPr>
         <w:t>，+</w:t>
       </w:r>
       <w:r>
         <w:rPr>
-          <w:rFonts w:ascii="Times New Roman" w:hAnsi="Times New Roman" w:eastAsia="FangSong" w:cs="Times New Roman"/>
-          <w:b w:val="0"/>
-          <w:i w:val="0"/>
-          <w:sz w:val="21"/>
-        </w:rPr>
-        <w:t xml:space="preserve"> </w:t>
-      </w:r>
-      <w:r>
-        <w:rPr>
-          <w:rFonts w:hint="eastAsia" w:ascii="Times New Roman" w:hAnsi="Times New Roman" w:eastAsia="FangSong" w:cs="Times New Roman"/>
-          <w:b w:val="0"/>
-          <w:i w:val="0"/>
-          <w:sz w:val="21"/>
+          <w:rFonts w:ascii="Times New Roman" w:hAnsi="Times New Roman" w:eastAsia="Times New Roman" w:cs="Times New Roman"/>
+        </w:rPr>
+        <w:t xml:space="preserve"> </w:t>
+      </w:r>
+      <w:r>
+        <w:rPr>
+          <w:rFonts w:hint="eastAsia" w:ascii="Times New Roman" w:hAnsi="Times New Roman" w:eastAsia="Times New Roman" w:cs="Times New Roman"/>
         </w:rPr>
         <w:t>O</w:t>
       </w:r>
       <w:r>
         <w:rPr>
-          <w:rFonts w:hint="eastAsia" w:ascii="Times New Roman" w:hAnsi="Times New Roman" w:eastAsia="FangSong" w:cs="Times New Roman"/>
-          <w:b w:val="0"/>
-          <w:i w:val="0"/>
-          <w:sz w:val="21"/>
+          <w:rFonts w:hint="eastAsia" w:ascii="Times New Roman" w:hAnsi="Times New Roman" w:eastAsia="Times New Roman" w:cs="Times New Roman"/>
           <w:vertAlign w:val="subscript"/>
         </w:rPr>
         <w:t>2</w:t>
       </w:r>
       <w:r>
         <w:rPr>
-          <w:rFonts w:hint="eastAsia" w:ascii="Times New Roman" w:hAnsi="Times New Roman" w:eastAsia="FangSong" w:cs="Times New Roman"/>
-          <w:b w:val="0"/>
-          <w:i w:val="0"/>
-          <w:sz w:val="21"/>
+          <w:rFonts w:hint="eastAsia" w:ascii="Times New Roman" w:hAnsi="Times New Roman" w:eastAsia="Times New Roman" w:cs="Times New Roman"/>
         </w:rPr>
         <w:t>、SiO</w:t>
       </w:r>
       <w:r>
         <w:rPr>
-          <w:rFonts w:hint="eastAsia" w:ascii="Times New Roman" w:hAnsi="Times New Roman" w:eastAsia="FangSong" w:cs="Times New Roman"/>
-          <w:b w:val="0"/>
-          <w:i w:val="0"/>
-          <w:sz w:val="21"/>
+          <w:rFonts w:hint="eastAsia" w:ascii="Times New Roman" w:hAnsi="Times New Roman" w:eastAsia="Times New Roman" w:cs="Times New Roman"/>
           <w:vertAlign w:val="subscript"/>
         </w:rPr>
         <w:t>2</w:t>
       </w:r>
       <w:r>
         <w:rPr>
-          <w:rFonts w:hint="eastAsia" w:ascii="Times New Roman" w:hAnsi="Times New Roman" w:eastAsia="FangSong" w:cs="Times New Roman"/>
-          <w:b w:val="0"/>
-          <w:i w:val="0"/>
-          <w:sz w:val="21"/>
+          <w:rFonts w:hint="eastAsia" w:ascii="Times New Roman" w:hAnsi="Times New Roman" w:eastAsia="Times New Roman" w:cs="Times New Roman"/>
         </w:rPr>
         <w:t>）→</w:t>
       </w:r>
       <w:r>
         <w:rPr>
-          <w:rFonts w:ascii="Times New Roman" w:hAnsi="Times New Roman" w:eastAsia="FangSong" w:cs="Times New Roman"/>
-          <w:b w:val="0"/>
-          <w:i w:val="0"/>
-          <w:sz w:val="21"/>
-        </w:rPr>
-        <w:t xml:space="preserve"> </w:t>
-      </w:r>
-      <w:r>
-        <w:rPr>
-          <w:rFonts w:hint="eastAsia" w:ascii="Times New Roman" w:hAnsi="Times New Roman" w:eastAsia="FangSong" w:cs="Times New Roman"/>
-          <w:b w:val="0"/>
-          <w:i w:val="0"/>
-          <w:sz w:val="21"/>
+          <w:rFonts w:ascii="Times New Roman" w:hAnsi="Times New Roman" w:eastAsia="Times New Roman" w:cs="Times New Roman"/>
+        </w:rPr>
+        <w:t xml:space="preserve"> </w:t>
+      </w:r>
+      <w:r>
+        <w:rPr>
+          <w:rFonts w:hint="eastAsia" w:ascii="Times New Roman" w:hAnsi="Times New Roman" w:eastAsia="FangSong" w:cs="Times New Roman"/>
         </w:rPr>
         <w:t xml:space="preserve">冰铜</w:t>
       </w:r>
       <w:r>
         <w:rPr>
-          <w:rFonts w:ascii="Times New Roman" w:hAnsi="Times New Roman" w:eastAsia="FangSong" w:cs="Times New Roman"/>
-          <w:b w:val="0"/>
-          <w:i w:val="0"/>
-          <w:sz w:val="21"/>
+          <w:rFonts w:ascii="Times New Roman" w:hAnsi="Times New Roman" w:eastAsia="Times New Roman" w:cs="Times New Roman"/>
         </w:rPr>
         <w:t xml:space="preserve"> (Cu</w:t>
       </w:r>
       <w:r>
         <w:rPr>
-          <w:rFonts w:ascii="Times New Roman" w:hAnsi="Times New Roman" w:eastAsia="FangSong" w:cs="Times New Roman"/>
-          <w:b w:val="0"/>
-          <w:i w:val="0"/>
-          <w:sz w:val="21"/>
+          <w:rFonts w:ascii="Times New Roman" w:hAnsi="Times New Roman" w:eastAsia="Times New Roman" w:cs="Times New Roman"/>
           <w:vertAlign w:val="subscript"/>
         </w:rPr>
         <w:t>2</w:t>
       </w:r>
       <w:r>
         <w:rPr>
-          <w:rFonts w:ascii="Times New Roman" w:hAnsi="Times New Roman" w:eastAsia="FangSong" w:cs="Times New Roman"/>
-          <w:b w:val="0"/>
-          <w:i w:val="0"/>
-          <w:sz w:val="21"/>
+          <w:rFonts w:ascii="Times New Roman" w:hAnsi="Times New Roman" w:eastAsia="Times New Roman" w:cs="Times New Roman"/>
         </w:rPr>
         <w:t xml:space="preserve">S·FeS) </w:t>
       </w:r>
       <w:r>
         <w:rPr>
-          <w:rFonts w:hint="eastAsia" w:ascii="Times New Roman" w:hAnsi="Times New Roman" w:eastAsia="FangSong" w:cs="Times New Roman"/>
-          <w:b w:val="0"/>
-          <w:i w:val="0"/>
-          <w:sz w:val="21"/>
+          <w:rFonts w:hint="eastAsia" w:ascii="Times New Roman" w:hAnsi="Times New Roman" w:eastAsia="Times New Roman" w:cs="Times New Roman"/>
         </w:rPr>
         <w:t>—（</w:t>
       </w:r>
       <w:r>
         <w:rPr>
           <w:rFonts w:hint="eastAsia" w:ascii="Times New Roman" w:hAnsi="Times New Roman" w:eastAsia="FangSong" w:cs="Times New Roman"/>
-          <w:b w:val="0"/>
-          <w:i w:val="0"/>
-          <w:sz w:val="21"/>
         </w:rPr>
         <w:t>吹炼</w:t>
       </w:r>
       <w:r>
         <w:rPr>
-          <w:rFonts w:hint="eastAsia" w:ascii="Times New Roman" w:hAnsi="Times New Roman" w:eastAsia="FangSong" w:cs="Times New Roman"/>
-          <w:b w:val="0"/>
-          <w:i w:val="0"/>
-          <w:sz w:val="21"/>
+          <w:rFonts w:hint="eastAsia" w:ascii="Times New Roman" w:hAnsi="Times New Roman" w:eastAsia="Times New Roman" w:cs="Times New Roman"/>
         </w:rPr>
         <w:t>，</w:t>
       </w:r>
       <w:r>
         <w:rPr>
           <w:rFonts w:hint="eastAsia" w:ascii="Times New Roman" w:hAnsi="Times New Roman" w:eastAsia="FangSong" w:cs="Times New Roman"/>
-          <w:b w:val="0"/>
-          <w:i w:val="0"/>
-          <w:sz w:val="21"/>
         </w:rPr>
         <w:t>转炉</w:t>
       </w:r>
       <w:r>
         <w:rPr>
-          <w:rFonts w:ascii="Times New Roman" w:hAnsi="Times New Roman" w:eastAsia="FangSong" w:cs="Times New Roman"/>
-          <w:b w:val="0"/>
-          <w:i w:val="0"/>
-          <w:sz w:val="21"/>
+          <w:rFonts w:ascii="Times New Roman" w:hAnsi="Times New Roman" w:eastAsia="Times New Roman" w:cs="Times New Roman"/>
         </w:rPr>
         <w:t xml:space="preserve"> + </w:t>
       </w:r>
       <w:r>
         <w:rPr>
-          <w:rFonts w:hint="eastAsia" w:ascii="Times New Roman" w:hAnsi="Times New Roman" w:eastAsia="FangSong" w:cs="Times New Roman"/>
-          <w:b w:val="0"/>
-          <w:i w:val="0"/>
-          <w:sz w:val="21"/>
+          <w:rFonts w:hint="eastAsia" w:ascii="Times New Roman" w:hAnsi="Times New Roman" w:eastAsia="Times New Roman" w:cs="Times New Roman"/>
         </w:rPr>
         <w:t>O</w:t>
       </w:r>
       <w:r>
         <w:rPr>
-          <w:rFonts w:hint="eastAsia" w:ascii="Times New Roman" w:hAnsi="Times New Roman" w:eastAsia="FangSong" w:cs="Times New Roman"/>
-          <w:b w:val="0"/>
-          <w:i w:val="0"/>
-          <w:sz w:val="21"/>
+          <w:rFonts w:hint="eastAsia" w:ascii="Times New Roman" w:hAnsi="Times New Roman" w:eastAsia="Times New Roman" w:cs="Times New Roman"/>
           <w:vertAlign w:val="subscript"/>
         </w:rPr>
         <w:t>2</w:t>
       </w:r>
       <w:r>
         <w:rPr>
-          <w:rFonts w:hint="eastAsia" w:ascii="Times New Roman" w:hAnsi="Times New Roman" w:eastAsia="FangSong" w:cs="Times New Roman"/>
-          <w:b w:val="0"/>
-          <w:i w:val="0"/>
-          <w:sz w:val="21"/>
+          <w:rFonts w:hint="eastAsia" w:ascii="Times New Roman" w:hAnsi="Times New Roman" w:eastAsia="Times New Roman" w:cs="Times New Roman"/>
         </w:rPr>
         <w:t>）→</w:t>
       </w:r>
       <w:r>
         <w:rPr>
-          <w:rFonts w:ascii="Times New Roman" w:hAnsi="Times New Roman" w:eastAsia="FangSong" w:cs="Times New Roman"/>
-          <w:b w:val="0"/>
-          <w:i w:val="0"/>
-          <w:sz w:val="21"/>
-        </w:rPr>
-        <w:t xml:space="preserve"> </w:t>
-      </w:r>
-      <w:r>
-        <w:rPr>
-          <w:rFonts w:hint="eastAsia" w:ascii="Times New Roman" w:hAnsi="Times New Roman" w:eastAsia="FangSong" w:cs="Times New Roman"/>
-          <w:b w:val="0"/>
-          <w:i w:val="0"/>
-          <w:sz w:val="21"/>
+          <w:rFonts w:ascii="Times New Roman" w:hAnsi="Times New Roman" w:eastAsia="Times New Roman" w:cs="Times New Roman"/>
+        </w:rPr>
+        <w:t xml:space="preserve"> </w:t>
+      </w:r>
+      <w:r>
+        <w:rPr>
+          <w:rFonts w:hint="eastAsia" w:ascii="Times New Roman" w:hAnsi="Times New Roman" w:eastAsia="FangSong" w:cs="Times New Roman"/>
         </w:rPr>
         <w:t xml:space="preserve">粗铜</w:t>
       </w:r>
       <w:r>
         <w:rPr>
-          <w:rFonts w:ascii="Times New Roman" w:hAnsi="Times New Roman" w:eastAsia="FangSong" w:cs="Times New Roman"/>
-          <w:b w:val="0"/>
-          <w:i w:val="0"/>
-          <w:sz w:val="21"/>
+          <w:rFonts w:ascii="Times New Roman" w:hAnsi="Times New Roman" w:eastAsia="Times New Roman" w:cs="Times New Roman"/>
         </w:rPr>
         <w:t xml:space="preserve"> Cu ≈ 98.5% </w:t>
       </w:r>
       <w:r>
         <w:rPr>
-          <w:rFonts w:hint="eastAsia" w:ascii="Times New Roman" w:hAnsi="Times New Roman" w:eastAsia="FangSong" w:cs="Times New Roman"/>
-          <w:b w:val="0"/>
-          <w:i w:val="0"/>
-          <w:sz w:val="21"/>
+          <w:rFonts w:hint="eastAsia" w:ascii="Times New Roman" w:hAnsi="Times New Roman" w:eastAsia="Times New Roman" w:cs="Times New Roman"/>
         </w:rPr>
         <w:t>—（</w:t>
       </w:r>
       <w:r>
         <w:rPr>
           <w:rFonts w:hint="eastAsia" w:ascii="Times New Roman" w:hAnsi="Times New Roman" w:eastAsia="FangSong" w:cs="Times New Roman"/>
-          <w:b w:val="0"/>
-          <w:i w:val="0"/>
-          <w:sz w:val="21"/>
         </w:rPr>
         <w:t>电解精炼</w:t>
       </w:r>
       <w:r>
         <w:rPr>
-          <w:rFonts w:hint="eastAsia" w:ascii="Times New Roman" w:hAnsi="Times New Roman" w:eastAsia="FangSong" w:cs="Times New Roman"/>
-          <w:b w:val="0"/>
-          <w:i w:val="0"/>
-          <w:sz w:val="21"/>
+          <w:rFonts w:hint="eastAsia" w:ascii="Times New Roman" w:hAnsi="Times New Roman" w:eastAsia="Times New Roman" w:cs="Times New Roman"/>
         </w:rPr>
         <w:t>，CuSO</w:t>
       </w:r>
       <w:r>
         <w:rPr>
-          <w:rFonts w:hint="eastAsia" w:ascii="Times New Roman" w:hAnsi="Times New Roman" w:eastAsia="FangSong" w:cs="Times New Roman"/>
-          <w:b w:val="0"/>
-          <w:i w:val="0"/>
-          <w:sz w:val="21"/>
+          <w:rFonts w:hint="eastAsia" w:ascii="Times New Roman" w:hAnsi="Times New Roman" w:eastAsia="Times New Roman" w:cs="Times New Roman"/>
           <w:vertAlign w:val="subscript"/>
         </w:rPr>
         <w:t>4</w:t>
       </w:r>
       <w:r>
         <w:rPr>
-          <w:rFonts w:hint="eastAsia" w:ascii="Times New Roman" w:hAnsi="Times New Roman" w:eastAsia="FangSong" w:cs="Times New Roman"/>
-          <w:b w:val="0"/>
-          <w:i w:val="0"/>
-          <w:sz w:val="21"/>
+          <w:rFonts w:hint="eastAsia" w:ascii="Times New Roman" w:hAnsi="Times New Roman" w:eastAsia="Times New Roman" w:cs="Times New Roman"/>
         </w:rPr>
         <w:t>/H</w:t>
       </w:r>
       <w:r>
         <w:rPr>
-          <w:rFonts w:hint="eastAsia" w:ascii="Times New Roman" w:hAnsi="Times New Roman" w:eastAsia="FangSong" w:cs="Times New Roman"/>
-          <w:b w:val="0"/>
-          <w:i w:val="0"/>
-          <w:sz w:val="21"/>
+          <w:rFonts w:hint="eastAsia" w:ascii="Times New Roman" w:hAnsi="Times New Roman" w:eastAsia="Times New Roman" w:cs="Times New Roman"/>
           <w:vertAlign w:val="subscript"/>
         </w:rPr>
         <w:t>2</w:t>
       </w:r>
       <w:r>
         <w:rPr>
-          <w:rFonts w:hint="eastAsia" w:ascii="Times New Roman" w:hAnsi="Times New Roman" w:eastAsia="FangSong" w:cs="Times New Roman"/>
-          <w:b w:val="0"/>
-          <w:i w:val="0"/>
-          <w:sz w:val="21"/>
+          <w:rFonts w:hint="eastAsia" w:ascii="Times New Roman" w:hAnsi="Times New Roman" w:eastAsia="Times New Roman" w:cs="Times New Roman"/>
         </w:rPr>
         <w:t>SO</w:t>
       </w:r>
       <w:r>
         <w:rPr>
-          <w:rFonts w:hint="eastAsia" w:ascii="Times New Roman" w:hAnsi="Times New Roman" w:eastAsia="FangSong" w:cs="Times New Roman"/>
-          <w:b w:val="0"/>
-          <w:i w:val="0"/>
-          <w:sz w:val="21"/>
+          <w:rFonts w:hint="eastAsia" w:ascii="Times New Roman" w:hAnsi="Times New Roman" w:eastAsia="Times New Roman" w:cs="Times New Roman"/>
           <w:vertAlign w:val="subscript"/>
         </w:rPr>
         <w:t>4</w:t>
       </w:r>
       <w:r>
         <w:rPr>
-          <w:rFonts w:hint="eastAsia" w:ascii="Times New Roman" w:hAnsi="Times New Roman" w:eastAsia="FangSong" w:cs="Times New Roman"/>
-          <w:b w:val="0"/>
-          <w:i w:val="0"/>
-          <w:sz w:val="21"/>
+          <w:rFonts w:hint="eastAsia" w:ascii="Times New Roman" w:hAnsi="Times New Roman" w:eastAsia="Times New Roman" w:cs="Times New Roman"/>
         </w:rPr>
         <w:t>）→</w:t>
       </w:r>
       <w:r>
         <w:rPr>
-          <w:rFonts w:ascii="Times New Roman" w:hAnsi="Times New Roman" w:eastAsia="FangSong" w:cs="Times New Roman"/>
-          <w:b w:val="0"/>
-          <w:i w:val="0"/>
-          <w:sz w:val="21"/>
-        </w:rPr>
-        <w:t xml:space="preserve"> </w:t>
-      </w:r>
-      <w:r>
-        <w:rPr>
-          <w:rFonts w:hint="eastAsia" w:ascii="Times New Roman" w:hAnsi="Times New Roman" w:eastAsia="FangSong" w:cs="Times New Roman"/>
-          <w:b w:val="0"/>
-          <w:i w:val="0"/>
-          <w:sz w:val="21"/>
+          <w:rFonts w:ascii="Times New Roman" w:hAnsi="Times New Roman" w:eastAsia="Times New Roman" w:cs="Times New Roman"/>
+        </w:rPr>
+        <w:t xml:space="preserve"> </w:t>
+      </w:r>
+      <w:r>
+        <w:rPr>
+          <w:rFonts w:hint="eastAsia" w:ascii="Times New Roman" w:hAnsi="Times New Roman" w:eastAsia="FangSong" w:cs="Times New Roman"/>
         </w:rPr>
         <w:t xml:space="preserve">纯铜</w:t>
       </w:r>
       <w:r>
         <w:rPr>
-          <w:rFonts w:ascii="Times New Roman" w:hAnsi="Times New Roman" w:eastAsia="FangSong" w:cs="Times New Roman"/>
-          <w:b w:val="0"/>
-          <w:i w:val="0"/>
-          <w:sz w:val="21"/>
+          <w:rFonts w:ascii="Times New Roman" w:hAnsi="Times New Roman" w:eastAsia="Times New Roman" w:cs="Times New Roman"/>
         </w:rPr>
         <w:t xml:space="preserve"> Cu &gt; 99.9%</w:t>
       </w:r>
@@ -21769,9 +21941,9 @@
         </w:pict>
       </w:r>
     </w:p>
-    <w:bookmarkEnd w:id="54"/>
-    <w:bookmarkEnd w:id="55"/>
-    <w:bookmarkStart w:id="59" w:name="六锌d¹⁰-与两性"/>
+    <w:bookmarkEnd w:id="51"/>
+    <w:bookmarkEnd w:id="52"/>
+    <w:bookmarkStart w:id="56" w:name="六锌d¹⁰-与两性"/>
     <w:p>
       <w:pPr>
         <w:pStyle w:val="Heading2"/>
@@ -22053,7 +22225,7 @@
         <w:t>。</w:t>
       </w:r>
     </w:p>
-    <w:bookmarkStart w:id="56" w:name="zn²-的两性本轮必会"/>
+    <w:bookmarkStart w:id="53" w:name="zn²-的两性本轮必会"/>
     <w:p>
       <w:pPr>
         <w:pStyle w:val="Heading3"/>
@@ -22747,8 +22919,8 @@
         <w:t>。</w:t>
       </w:r>
     </w:p>
-    <w:bookmarkEnd w:id="56"/>
-    <w:bookmarkStart w:id="57" w:name="牺牲阳极本轮必会"/>
+    <w:bookmarkEnd w:id="53"/>
+    <w:bookmarkStart w:id="54" w:name="牺牲阳极本轮必会"/>
     <w:p>
       <w:pPr>
         <w:pStyle w:val="Heading3"/>
@@ -23292,8 +23464,8 @@
         <w:t>。</w:t>
       </w:r>
     </w:p>
-    <w:bookmarkEnd w:id="57"/>
-    <w:bookmarkStart w:id="58" w:name="zn-族-vs-碱土金属了解对比"/>
+    <w:bookmarkEnd w:id="54"/>
+    <w:bookmarkStart w:id="55" w:name="zn-族-vs-碱土金属了解对比"/>
     <w:p>
       <w:pPr>
         <w:pStyle w:val="Heading3"/>
@@ -23345,7 +23517,8 @@
     <w:tbl>
       <w:tblPr>
         <w:tblStyle w:val="Table"/>
-        <w:tblW w:type="auto" w:w="0"/>
+        <w:tblW w:type="pct" w:w="5000"/>
+        <w:tblLayout w:type="fixed"/>
         <w:tblLook w:firstRow="1" w:lastRow="0" w:firstColumn="0" w:lastColumn="0" w:noHBand="0" w:noVBand="0" w:val="0020"/>
       </w:tblPr>
       <w:tblGrid>
@@ -23632,13 +23805,80 @@
               <w:rPr>
                 <w:rFonts w:hint="eastAsia" w:ascii="Times New Roman" w:hAnsi="Times New Roman" w:eastAsia="Times New Roman" w:cs="Times New Roman"/>
               </w:rPr>
-              <w:t>Zn&gt;Cd&lt;Hg（</w:t>
+              <w:t>Zn&gt;Cd&gt;Hg（</w:t>
             </w:r>
             <w:r>
               <w:rPr>
                 <w:rFonts w:hint="eastAsia" w:ascii="Times New Roman" w:hAnsi="Times New Roman" w:eastAsia="FangSong" w:cs="Times New Roman"/>
               </w:rPr>
-              <w:t>反常</w:t>
+              <w:t>递减</w:t>
+            </w:r>
+            <w:r>
+              <w:rPr>
+                <w:rFonts w:hint="eastAsia" w:ascii="Times New Roman" w:hAnsi="Times New Roman" w:eastAsia="Times New Roman" w:cs="Times New Roman"/>
+              </w:rPr>
+              <w:t>；Hg</w:t>
+            </w:r>
+            <w:r>
+              <w:rPr>
+                <w:rFonts w:ascii="Times New Roman" w:hAnsi="Times New Roman" w:eastAsia="Times New Roman" w:cs="Times New Roman"/>
+              </w:rPr>
+              <w:t xml:space="preserve"> </w:t>
+            </w:r>
+            <w:r>
+              <w:rPr>
+                <w:rFonts w:hint="eastAsia" w:ascii="Times New Roman" w:hAnsi="Times New Roman" w:eastAsia="FangSong" w:cs="Times New Roman"/>
+              </w:rPr>
+              <w:t xml:space="preserve">因</w:t>
+            </w:r>
+            <w:r>
+              <w:rPr>
+                <w:rFonts w:ascii="Times New Roman" w:hAnsi="Times New Roman" w:eastAsia="Times New Roman" w:cs="Times New Roman"/>
+              </w:rPr>
+              <w:t xml:space="preserve"> 6s</w:t>
+            </w:r>
+            <w:r>
+              <w:rPr>
+                <w:rFonts w:ascii="Times New Roman" w:hAnsi="Times New Roman" w:eastAsia="Times New Roman" w:cs="Times New Roman"/>
+                <w:vertAlign w:val="superscript"/>
+              </w:rPr>
+              <w:t>2</w:t>
+            </w:r>
+            <w:r>
+              <w:rPr>
+                <w:rFonts w:ascii="Times New Roman" w:hAnsi="Times New Roman" w:eastAsia="Times New Roman" w:cs="Times New Roman"/>
+              </w:rPr>
+              <w:t xml:space="preserve"> </w:t>
+            </w:r>
+            <w:r>
+              <w:rPr>
+                <w:rFonts w:hint="eastAsia" w:ascii="Times New Roman" w:hAnsi="Times New Roman" w:eastAsia="FangSong" w:cs="Times New Roman"/>
+              </w:rPr>
+              <w:t>惰性电子对反常惰性</w:t>
+            </w:r>
+            <w:r>
+              <w:rPr>
+                <w:rFonts w:hint="eastAsia" w:ascii="Times New Roman" w:hAnsi="Times New Roman" w:eastAsia="Times New Roman" w:cs="Times New Roman"/>
+              </w:rPr>
+              <w:t>，</w:t>
+            </w:r>
+            <w:r>
+              <w:rPr>
+                <w:rFonts w:hint="eastAsia" w:ascii="Times New Roman" w:hAnsi="Times New Roman" w:eastAsia="FangSong" w:cs="Times New Roman"/>
+              </w:rPr>
+              <w:t>与</w:t>
+            </w:r>
+            <w:r>
+              <w:rPr>
+                <w:rFonts w:ascii="Times New Roman" w:hAnsi="Times New Roman" w:eastAsia="Times New Roman" w:cs="Times New Roman"/>
+              </w:rPr>
+              <w:t xml:space="preserve"> IIA </w:t>
+            </w:r>
+            <w:r>
+              <w:rPr>
+                <w:rFonts w:hint="eastAsia" w:ascii="Times New Roman" w:hAnsi="Times New Roman" w:eastAsia="FangSong" w:cs="Times New Roman"/>
+              </w:rPr>
+              <w:t>递增相反</w:t>
             </w:r>
             <w:r>
               <w:rPr>
@@ -24063,78 +24303,40 @@
     <w:p>
       <w:pPr>
         <w:pStyle w:val="MethodologyBlock"/>
-        <w:spacing w:before="40" w:after="160"/>
-        <w:jc w:val="center"/>
       </w:pPr>
       <w:r>
         <w:rPr>
           <w:rFonts w:hint="eastAsia" w:ascii="Times New Roman" w:hAnsi="Times New Roman" w:eastAsia="FangSong" w:cs="Times New Roman"/>
-          <w:b w:val="0"/>
-          <w:i w:val="0"/>
-          <w:sz w:val="21"/>
-        </w:rPr>
-        <w:t xml:space="preserve">图</w:t>
-      </w:r>
-      <w:r>
-        <w:rPr>
-          <w:rFonts w:ascii="Times New Roman" w:hAnsi="Times New Roman" w:eastAsia="FangSong" w:cs="Times New Roman"/>
-          <w:b w:val="0"/>
-          <w:i w:val="0"/>
-          <w:sz w:val="21"/>
-        </w:rPr>
-        <w:t xml:space="preserve"> 12 </w:t>
-      </w:r>
-      <w:r>
-        <w:rPr>
-          <w:rFonts w:hint="eastAsia" w:ascii="Times New Roman" w:hAnsi="Times New Roman" w:eastAsia="FangSong" w:cs="Times New Roman"/>
-          <w:b w:val="0"/>
-          <w:i w:val="0"/>
-          <w:sz w:val="21"/>
         </w:rPr>
         <w:t xml:space="preserve">牺牲阳极防腐蚀原理</w:t>
       </w:r>
       <w:r>
         <w:rPr>
-          <w:rFonts w:ascii="Times New Roman" w:hAnsi="Times New Roman" w:eastAsia="FangSong" w:cs="Times New Roman"/>
-          <w:b w:val="0"/>
-          <w:i w:val="0"/>
-          <w:sz w:val="21"/>
-        </w:rPr>
-        <w:t xml:space="preserve"> </w:t>
-      </w:r>
-      <w:r>
-        <w:rPr>
-          <w:rFonts w:hint="eastAsia" w:ascii="Times New Roman" w:hAnsi="Times New Roman" w:eastAsia="FangSong" w:cs="Times New Roman"/>
-          <w:b w:val="0"/>
-          <w:i w:val="0"/>
-          <w:sz w:val="21"/>
+          <w:rFonts w:ascii="Times New Roman" w:hAnsi="Times New Roman" w:eastAsia="Times New Roman" w:cs="Times New Roman"/>
+        </w:rPr>
+        <w:t xml:space="preserve"> </w:t>
+      </w:r>
+      <w:r>
+        <w:rPr>
+          <w:rFonts w:hint="eastAsia" w:ascii="Times New Roman" w:hAnsi="Times New Roman" w:eastAsia="FangSong" w:cs="Times New Roman"/>
         </w:rPr>
         <w:t>在海水中</w:t>
       </w:r>
       <w:r>
         <w:rPr>
-          <w:rFonts w:hint="eastAsia" w:ascii="Times New Roman" w:hAnsi="Times New Roman" w:eastAsia="FangSong" w:cs="Times New Roman"/>
-          <w:b w:val="0"/>
-          <w:i w:val="0"/>
-          <w:sz w:val="21"/>
+          <w:rFonts w:hint="eastAsia" w:ascii="Times New Roman" w:hAnsi="Times New Roman" w:eastAsia="Times New Roman" w:cs="Times New Roman"/>
         </w:rPr>
         <w:t>，</w:t>
       </w:r>
       <w:r>
         <w:rPr>
           <w:rFonts w:hint="eastAsia" w:ascii="Times New Roman" w:hAnsi="Times New Roman" w:eastAsia="FangSong" w:cs="Times New Roman"/>
-          <w:b w:val="0"/>
-          <w:i w:val="0"/>
-          <w:sz w:val="21"/>
         </w:rPr>
         <w:t>锌</w:t>
       </w:r>
       <w:r>
         <w:rPr>
-          <w:rFonts w:hint="eastAsia" w:ascii="Times New Roman" w:hAnsi="Times New Roman" w:eastAsia="FangSong" w:cs="Times New Roman"/>
-          <w:b w:val="0"/>
-          <w:i w:val="0"/>
-          <w:sz w:val="21"/>
+          <w:rFonts w:hint="eastAsia" w:ascii="Times New Roman" w:hAnsi="Times New Roman" w:eastAsia="Times New Roman" w:cs="Times New Roman"/>
         </w:rPr>
         <w:t>（</w:t>
       </w:r>
@@ -24177,37 +24379,25 @@
       </m:oMath>
       <w:r>
         <w:rPr>
-          <w:rFonts w:ascii="Times New Roman" w:hAnsi="Times New Roman" w:eastAsia="FangSong" w:cs="Times New Roman"/>
-          <w:b w:val="0"/>
-          <w:i w:val="0"/>
-          <w:sz w:val="21"/>
-        </w:rPr>
-        <w:t xml:space="preserve"> </w:t>
-      </w:r>
-      <w:r>
-        <w:rPr>
-          <w:rFonts w:hint="eastAsia" w:ascii="Times New Roman" w:hAnsi="Times New Roman" w:eastAsia="FangSong" w:cs="Times New Roman"/>
-          <w:b w:val="0"/>
-          <w:i w:val="0"/>
-          <w:sz w:val="21"/>
+          <w:rFonts w:ascii="Times New Roman" w:hAnsi="Times New Roman" w:eastAsia="Times New Roman" w:cs="Times New Roman"/>
+        </w:rPr>
+        <w:t xml:space="preserve"> </w:t>
+      </w:r>
+      <w:r>
+        <w:rPr>
+          <w:rFonts w:hint="eastAsia" w:ascii="Times New Roman" w:hAnsi="Times New Roman" w:eastAsia="Times New Roman" w:cs="Times New Roman"/>
         </w:rPr>
         <w:t>V）</w:t>
       </w:r>
       <w:r>
         <w:rPr>
           <w:rFonts w:hint="eastAsia" w:ascii="Times New Roman" w:hAnsi="Times New Roman" w:eastAsia="FangSong" w:cs="Times New Roman"/>
-          <w:b w:val="0"/>
-          <w:i w:val="0"/>
-          <w:sz w:val="21"/>
         </w:rPr>
         <w:t>比铁</w:t>
       </w:r>
       <w:r>
         <w:rPr>
-          <w:rFonts w:hint="eastAsia" w:ascii="Times New Roman" w:hAnsi="Times New Roman" w:eastAsia="FangSong" w:cs="Times New Roman"/>
-          <w:b w:val="0"/>
-          <w:i w:val="0"/>
-          <w:sz w:val="21"/>
+          <w:rFonts w:hint="eastAsia" w:ascii="Times New Roman" w:hAnsi="Times New Roman" w:eastAsia="Times New Roman" w:cs="Times New Roman"/>
         </w:rPr>
         <w:t>（</w:t>
       </w:r>
@@ -24250,73 +24440,49 @@
       </m:oMath>
       <w:r>
         <w:rPr>
-          <w:rFonts w:ascii="Times New Roman" w:hAnsi="Times New Roman" w:eastAsia="FangSong" w:cs="Times New Roman"/>
-          <w:b w:val="0"/>
-          <w:i w:val="0"/>
-          <w:sz w:val="21"/>
-        </w:rPr>
-        <w:t xml:space="preserve"> </w:t>
-      </w:r>
-      <w:r>
-        <w:rPr>
-          <w:rFonts w:hint="eastAsia" w:ascii="Times New Roman" w:hAnsi="Times New Roman" w:eastAsia="FangSong" w:cs="Times New Roman"/>
-          <w:b w:val="0"/>
-          <w:i w:val="0"/>
-          <w:sz w:val="21"/>
+          <w:rFonts w:ascii="Times New Roman" w:hAnsi="Times New Roman" w:eastAsia="Times New Roman" w:cs="Times New Roman"/>
+        </w:rPr>
+        <w:t xml:space="preserve"> </w:t>
+      </w:r>
+      <w:r>
+        <w:rPr>
+          <w:rFonts w:hint="eastAsia" w:ascii="Times New Roman" w:hAnsi="Times New Roman" w:eastAsia="Times New Roman" w:cs="Times New Roman"/>
         </w:rPr>
         <w:t>V）</w:t>
       </w:r>
       <w:r>
         <w:rPr>
           <w:rFonts w:hint="eastAsia" w:ascii="Times New Roman" w:hAnsi="Times New Roman" w:eastAsia="FangSong" w:cs="Times New Roman"/>
-          <w:b w:val="0"/>
-          <w:i w:val="0"/>
-          <w:sz w:val="21"/>
         </w:rPr>
         <w:t>更活泼</w:t>
       </w:r>
       <w:r>
         <w:rPr>
-          <w:rFonts w:hint="eastAsia" w:ascii="Times New Roman" w:hAnsi="Times New Roman" w:eastAsia="FangSong" w:cs="Times New Roman"/>
-          <w:b w:val="0"/>
-          <w:i w:val="0"/>
-          <w:sz w:val="21"/>
+          <w:rFonts w:hint="eastAsia" w:ascii="Times New Roman" w:hAnsi="Times New Roman" w:eastAsia="Times New Roman" w:cs="Times New Roman"/>
         </w:rPr>
         <w:t>，</w:t>
       </w:r>
       <w:r>
         <w:rPr>
           <w:rFonts w:hint="eastAsia" w:ascii="Times New Roman" w:hAnsi="Times New Roman" w:eastAsia="FangSong" w:cs="Times New Roman"/>
-          <w:b w:val="0"/>
-          <w:i w:val="0"/>
-          <w:sz w:val="21"/>
         </w:rPr>
         <w:t>作为原电池的阳极优先失去电子被腐蚀</w:t>
       </w:r>
       <w:r>
         <w:rPr>
-          <w:rFonts w:hint="eastAsia" w:ascii="Times New Roman" w:hAnsi="Times New Roman" w:eastAsia="FangSong" w:cs="Times New Roman"/>
-          <w:b w:val="0"/>
-          <w:i w:val="0"/>
-          <w:sz w:val="21"/>
+          <w:rFonts w:hint="eastAsia" w:ascii="Times New Roman" w:hAnsi="Times New Roman" w:eastAsia="Times New Roman" w:cs="Times New Roman"/>
         </w:rPr>
         <w:t>，</w:t>
       </w:r>
       <w:r>
         <w:rPr>
           <w:rFonts w:hint="eastAsia" w:ascii="Times New Roman" w:hAnsi="Times New Roman" w:eastAsia="FangSong" w:cs="Times New Roman"/>
-          <w:b w:val="0"/>
-          <w:i w:val="0"/>
-          <w:sz w:val="21"/>
         </w:rPr>
         <w:t>从而保护作为阴极的钢铁船体或管道不被氧化</w:t>
       </w:r>
       <w:r>
         <w:rPr>
-          <w:rFonts w:hint="eastAsia" w:ascii="Times New Roman" w:hAnsi="Times New Roman" w:eastAsia="FangSong" w:cs="Times New Roman"/>
-          <w:b w:val="0"/>
-          <w:i w:val="0"/>
-          <w:sz w:val="21"/>
+          <w:rFonts w:hint="eastAsia" w:ascii="Times New Roman" w:hAnsi="Times New Roman" w:eastAsia="Times New Roman" w:cs="Times New Roman"/>
         </w:rPr>
         <w:t>。</w:t>
       </w:r>
@@ -24331,9 +24497,9 @@
         </w:pict>
       </w:r>
     </w:p>
-    <w:bookmarkEnd w:id="58"/>
-    <w:bookmarkEnd w:id="59"/>
-    <w:bookmarkStart w:id="67" w:name="七横向比较与推断方法颜色沉淀配合物三件套"/>
+    <w:bookmarkEnd w:id="55"/>
+    <w:bookmarkEnd w:id="56"/>
+    <w:bookmarkStart w:id="64" w:name="七横向比较与推断方法颜色沉淀配合物三件套"/>
     <w:p>
       <w:pPr>
         <w:pStyle w:val="Heading2"/>
@@ -24547,7 +24713,7 @@
         <w:t>」。</w:t>
       </w:r>
     </w:p>
-    <w:bookmarkStart w:id="60" w:name="大对比表"/>
+    <w:bookmarkStart w:id="57" w:name="大对比表"/>
     <w:p>
       <w:pPr>
         <w:pStyle w:val="Heading3"/>
@@ -25806,8 +25972,8 @@
         </w:tc>
       </w:tr>
     </w:tbl>
-    <w:bookmarkEnd w:id="60"/>
-    <w:bookmarkStart w:id="61" w:name="信号响应速查矩阵推断核心"/>
+    <w:bookmarkEnd w:id="57"/>
+    <w:bookmarkStart w:id="58" w:name="信号响应速查矩阵推断核心"/>
     <w:p>
       <w:pPr>
         <w:pStyle w:val="Heading3"/>
@@ -26995,8 +27161,8 @@
         </w:tc>
       </w:tr>
     </w:tbl>
-    <w:bookmarkEnd w:id="61"/>
-    <w:bookmarkStart w:id="62" w:name="推断三件套决策流程"/>
+    <w:bookmarkEnd w:id="58"/>
+    <w:bookmarkStart w:id="59" w:name="推断三件套决策流程"/>
     <w:p>
       <w:pPr>
         <w:pStyle w:val="Heading3"/>
@@ -27521,8 +27687,8 @@
         <w:t>。</w:t>
       </w:r>
     </w:p>
-    <w:bookmarkEnd w:id="62"/>
-    <w:bookmarkStart w:id="66" w:name="生物无机三连"/>
+    <w:bookmarkEnd w:id="59"/>
+    <w:bookmarkStart w:id="63" w:name="生物无机三连"/>
     <w:p>
       <w:pPr>
         <w:pStyle w:val="Heading3"/>
@@ -28252,18 +28418,18 @@
           <wp:inline>
             <wp:extent cx="3600000" cy="1473551"/>
             <wp:effectExtent b="0" l="0" r="0" t="0"/>
-            <wp:docPr descr="" title="" id="64" name="Picture"/>
+            <wp:docPr descr="" title="" id="61" name="Picture"/>
             <a:graphic>
               <a:graphicData uri="http://schemas.openxmlformats.org/drawingml/2006/picture">
                 <pic:pic>
                   <pic:nvPicPr>
-                    <pic:cNvPr descr="c0e32859835f55cdd6fe3927e580d628e0e6f2c0af49070c3ea9ceece4c290ec.jpg" id="65" name="Picture"/>
+                    <pic:cNvPr descr="c0e32859835f55cdd6fe3927e580d628e0e6f2c0af49070c3ea9ceece4c290ec.jpg" id="62" name="Picture"/>
                     <pic:cNvPicPr>
                       <a:picLocks noChangeArrowheads="1" noChangeAspect="1"/>
                     </pic:cNvPicPr>
                   </pic:nvPicPr>
                   <pic:blipFill>
-                    <a:blip r:embed="rId63"/>
+                    <a:blip r:embed="rId60"/>
                     <a:stretch>
                       <a:fillRect/>
                     </a:stretch>
@@ -28316,7 +28482,7 @@
           <w:iCs/>
           <w:sz w:val="21"/>
         </w:rPr>
-        <w:t xml:space="preserve"> 14 </w:t>
+        <w:t xml:space="preserve"> 7 </w:t>
       </w:r>
       <w:r>
         <w:rPr>
@@ -28611,9 +28777,9 @@
         </w:pict>
       </w:r>
     </w:p>
-    <w:bookmarkEnd w:id="66"/>
-    <w:bookmarkEnd w:id="67"/>
-    <w:bookmarkStart w:id="70" w:name="八本讲速查一页"/>
+    <w:bookmarkEnd w:id="63"/>
+    <w:bookmarkEnd w:id="64"/>
+    <w:bookmarkStart w:id="67" w:name="八本讲速查一页"/>
     <w:p>
       <w:pPr>
         <w:pStyle w:val="Heading2"/>
@@ -28656,7 +28822,7 @@
         <w:t>）</w:t>
       </w:r>
     </w:p>
-    <w:bookmarkStart w:id="68" w:name="颜色信号速查"/>
+    <w:bookmarkStart w:id="65" w:name="颜色信号速查"/>
     <w:p>
       <w:pPr>
         <w:pStyle w:val="Heading3"/>
@@ -29302,8 +29468,8 @@
         </w:tc>
       </w:tr>
     </w:tbl>
-    <w:bookmarkEnd w:id="68"/>
-    <w:bookmarkStart w:id="69" w:name="核心方程式速查"/>
+    <w:bookmarkEnd w:id="65"/>
+    <w:bookmarkStart w:id="66" w:name="核心方程式速查"/>
     <w:p>
       <w:pPr>
         <w:pStyle w:val="Heading3"/>
@@ -30155,9 +30321,9 @@
         </w:pict>
       </w:r>
     </w:p>
-    <w:bookmarkEnd w:id="69"/>
-    <w:bookmarkEnd w:id="70"/>
-    <w:bookmarkStart w:id="71" w:name="九小结"/>
+    <w:bookmarkEnd w:id="66"/>
+    <w:bookmarkEnd w:id="67"/>
+    <w:bookmarkStart w:id="68" w:name="九小结"/>
     <w:p>
       <w:pPr>
         <w:pStyle w:val="Heading2"/>
@@ -31087,8 +31253,8 @@
         </w:pict>
       </w:r>
     </w:p>
-    <w:bookmarkEnd w:id="71"/>
-    <w:bookmarkStart w:id="75" w:name="十核心公式速查"/>
+    <w:bookmarkEnd w:id="68"/>
+    <w:bookmarkStart w:id="72" w:name="十核心公式速查"/>
     <w:p>
       <w:pPr>
         <w:pStyle w:val="Heading2"/>
@@ -31166,7 +31332,7 @@
         <w:t>。</w:t>
       </w:r>
     </w:p>
-    <w:bookmarkStart w:id="72" w:name="铁"/>
+    <w:bookmarkStart w:id="69" w:name="铁"/>
     <w:p>
       <w:pPr>
         <w:pStyle w:val="Heading3"/>
@@ -31616,8 +31782,8 @@
         </w:tc>
       </w:tr>
     </w:tbl>
-    <w:bookmarkEnd w:id="72"/>
-    <w:bookmarkStart w:id="73" w:name="钴镍"/>
+    <w:bookmarkEnd w:id="69"/>
+    <w:bookmarkStart w:id="70" w:name="钴镍"/>
     <w:p>
       <w:pPr>
         <w:pStyle w:val="Heading3"/>
@@ -32109,8 +32275,8 @@
         </w:tc>
       </w:tr>
     </w:tbl>
-    <w:bookmarkEnd w:id="73"/>
-    <w:bookmarkStart w:id="74" w:name="铜锌"/>
+    <w:bookmarkEnd w:id="70"/>
+    <w:bookmarkStart w:id="71" w:name="铜锌"/>
     <w:p>
       <w:pPr>
         <w:pStyle w:val="Heading3"/>
@@ -32947,9 +33113,9 @@
         </w:pict>
       </w:r>
     </w:p>
-    <w:bookmarkEnd w:id="74"/>
-    <w:bookmarkEnd w:id="75"/>
-    <w:bookmarkStart w:id="80" w:name="十一练习"/>
+    <w:bookmarkEnd w:id="71"/>
+    <w:bookmarkEnd w:id="72"/>
+    <w:bookmarkStart w:id="77" w:name="十一练习"/>
     <w:p>
       <w:pPr>
         <w:pStyle w:val="Heading2"/>
@@ -32974,7 +33140,7 @@
         <w:t>练习</w:t>
       </w:r>
     </w:p>
-    <w:bookmarkStart w:id="76" w:name="基础巩固"/>
+    <w:bookmarkStart w:id="73" w:name="基础巩固"/>
     <w:p>
       <w:pPr>
         <w:pStyle w:val="Heading3"/>
@@ -33471,8 +33637,8 @@
         <w:t>。</w:t>
       </w:r>
     </w:p>
-    <w:bookmarkEnd w:id="76"/>
-    <w:bookmarkStart w:id="77" w:name="竞赛入门"/>
+    <w:bookmarkEnd w:id="73"/>
+    <w:bookmarkStart w:id="74" w:name="竞赛入门"/>
     <w:p>
       <w:pPr>
         <w:pStyle w:val="Heading3"/>
@@ -34050,8 +34216,8 @@
         <w:t>。</w:t>
       </w:r>
     </w:p>
-    <w:bookmarkEnd w:id="77"/>
-    <w:bookmarkStart w:id="78" w:name="真题挑战"/>
+    <w:bookmarkEnd w:id="74"/>
+    <w:bookmarkStart w:id="75" w:name="真题挑战"/>
     <w:p>
       <w:pPr>
         <w:pStyle w:val="Heading3"/>
@@ -34783,8 +34949,8 @@
         <w:t>。</w:t>
       </w:r>
     </w:p>
-    <w:bookmarkEnd w:id="78"/>
-    <w:bookmarkStart w:id="79" w:name="参考答案"/>
+    <w:bookmarkEnd w:id="75"/>
+    <w:bookmarkStart w:id="76" w:name="参考答案"/>
     <w:p>
       <w:pPr>
         <w:pStyle w:val="Heading3"/>
@@ -36296,13 +36462,13 @@
         <w:rPr>
           <w:rFonts w:ascii="Times New Roman" w:hAnsi="Times New Roman" w:eastAsia="Times New Roman" w:cs="Times New Roman"/>
         </w:rPr>
-        <w:t xml:space="preserve"> d </w:t>
-      </w:r>
-      <w:r>
-        <w:rPr>
-          <w:rFonts w:hint="eastAsia" w:ascii="Times New Roman" w:hAnsi="Times New Roman" w:eastAsia="FangSong" w:cs="Times New Roman"/>
-        </w:rPr>
-        <w:t>电子</w:t>
+        <w:t xml:space="preserve"> </w:t>
+      </w:r>
+      <w:r>
+        <w:rPr>
+          <w:rFonts w:hint="eastAsia" w:ascii="Times New Roman" w:hAnsi="Times New Roman" w:eastAsia="FangSong" w:cs="Times New Roman"/>
+        </w:rPr>
+        <w:t>价电子</w:t>
       </w:r>
       <w:r>
         <w:rPr>
@@ -36387,13 +36553,13 @@
         <w:rPr>
           <w:rFonts w:ascii="Times New Roman" w:hAnsi="Times New Roman" w:eastAsia="Times New Roman" w:cs="Times New Roman"/>
         </w:rPr>
-        <w:t xml:space="preserve"> d </w:t>
-      </w:r>
-      <w:r>
-        <w:rPr>
-          <w:rFonts w:hint="eastAsia" w:ascii="Times New Roman" w:hAnsi="Times New Roman" w:eastAsia="FangSong" w:cs="Times New Roman"/>
-        </w:rPr>
-        <w:t>电子</w:t>
+        <w:t xml:space="preserve"> </w:t>
+      </w:r>
+      <w:r>
+        <w:rPr>
+          <w:rFonts w:hint="eastAsia" w:ascii="Times New Roman" w:hAnsi="Times New Roman" w:eastAsia="FangSong" w:cs="Times New Roman"/>
+        </w:rPr>
+        <w:t>价电子</w:t>
       </w:r>
       <w:r>
         <w:rPr>
@@ -38131,9 +38297,9 @@
         </w:pict>
       </w:r>
     </w:p>
-    <w:bookmarkEnd w:id="79"/>
-    <w:bookmarkEnd w:id="80"/>
-    <w:bookmarkStart w:id="81" w:name="延伸阅读"/>
+    <w:bookmarkEnd w:id="76"/>
+    <w:bookmarkEnd w:id="77"/>
+    <w:bookmarkStart w:id="78" w:name="延伸阅读"/>
     <w:p>
       <w:pPr>
         <w:pStyle w:val="Heading2"/>
@@ -38947,7 +39113,7 @@
         <w:rPr>
           <w:rFonts w:hint="eastAsia" w:ascii="Times New Roman" w:hAnsi="Times New Roman" w:eastAsia="Times New Roman" w:cs="Times New Roman"/>
         </w:rPr>
-        <w:t>-039-2-1-</w:t>
+        <w:t>-039-2-</w:t>
       </w:r>
       <w:r>
         <w:rPr>
@@ -38971,7 +39137,7 @@
         <w:rPr>
           <w:rFonts w:hint="eastAsia" w:ascii="Times New Roman" w:hAnsi="Times New Roman" w:eastAsia="Times New Roman" w:cs="Times New Roman"/>
         </w:rPr>
-        <w:t>-036-5-1-</w:t>
+        <w:t>-036-5-</w:t>
       </w:r>
       <w:r>
         <w:rPr>
@@ -39076,8 +39242,8 @@
         <w:t>-001</w:t>
       </w:r>
     </w:p>
-    <w:bookmarkEnd w:id="81"/>
-    <w:bookmarkEnd w:id="82"/>
+    <w:bookmarkEnd w:id="78"/>
+    <w:bookmarkEnd w:id="79"/>
     <w:sectPr>
       <w:footerReference w:type="default" r:id="rId9"/>
       <w:footnotePr>

--- a/06-学生侧材料/讲义/5-无机化学/铁钴镍铜锌-超级充实版（自学完整）.docx
+++ b/06-学生侧材料/讲义/5-无机化学/铁钴镍铜锌-超级充实版（自学完整）.docx
@@ -8178,7 +8178,7 @@
           <w:iCs/>
           <w:sz w:val="21"/>
         </w:rPr>
-        <w:t xml:space="preserve"> 2 </w:t>
+        <w:t xml:space="preserve"> 1 </w:t>
       </w:r>
       <w:r>
         <w:rPr>
@@ -16850,7 +16850,7 @@
           <w:iCs/>
           <w:sz w:val="21"/>
         </w:rPr>
-        <w:t xml:space="preserve"> 5 </w:t>
+        <w:t xml:space="preserve"> 2 </w:t>
       </w:r>
       <w:r>
         <w:rPr>

--- a/06-学生侧材料/讲义/5-无机化学/铁钴镍铜锌-超级充实版（自学完整）.docx
+++ b/06-学生侧材料/讲义/5-无机化学/铁钴镍铜锌-超级充实版（自学完整）.docx
@@ -8178,7 +8178,7 @@
           <w:iCs/>
           <w:sz w:val="21"/>
         </w:rPr>
-        <w:t xml:space="preserve"> 1 </w:t>
+        <w:t xml:space="preserve"> 2 </w:t>
       </w:r>
       <w:r>
         <w:rPr>
@@ -16850,7 +16850,7 @@
           <w:iCs/>
           <w:sz w:val="21"/>
         </w:rPr>
-        <w:t xml:space="preserve"> 2 </w:t>
+        <w:t xml:space="preserve"> 5 </w:t>
       </w:r>
       <w:r>
         <w:rPr>

--- a/06-学生侧材料/讲义/5-无机化学/铁钴镍铜锌-超级充实版（自学完整）.docx
+++ b/06-学生侧材料/讲义/5-无机化学/铁钴镍铜锌-超级充实版（自学完整）.docx
@@ -2890,7 +2890,31 @@
         <w:rPr>
           <w:rFonts w:ascii="Times New Roman" w:hAnsi="Times New Roman" w:eastAsia="Times New Roman" w:cs="Times New Roman"/>
         </w:rPr>
-        <w:t xml:space="preserve"> CFSE。</w:t>
+        <w:t xml:space="preserve"> </w:t>
+      </w:r>
+      <w:r>
+        <w:rPr>
+          <w:rFonts w:hint="eastAsia" w:ascii="Times New Roman" w:hAnsi="Times New Roman" w:eastAsia="Times New Roman" w:cs="Times New Roman"/>
+        </w:rPr>
+        <w:t>CFSE。（</w:t>
+      </w:r>
+      <w:r>
+        <w:rPr>
+          <w:rFonts w:hint="eastAsia" w:ascii="Times New Roman" w:hAnsi="Times New Roman" w:eastAsia="FangSong" w:cs="Times New Roman"/>
+        </w:rPr>
+        <w:t>见图</w:t>
+      </w:r>
+      <w:r>
+        <w:rPr>
+          <w:rFonts w:ascii="Times New Roman" w:hAnsi="Times New Roman" w:eastAsia="Times New Roman" w:cs="Times New Roman"/>
+        </w:rPr>
+        <w:t xml:space="preserve"> </w:t>
+      </w:r>
+      <w:r>
+        <w:rPr>
+          <w:rFonts w:hint="eastAsia" w:ascii="Times New Roman" w:hAnsi="Times New Roman" w:eastAsia="Times New Roman" w:cs="Times New Roman"/>
+        </w:rPr>
+        <w:t xml:space="preserve">1）</w:t>
       </w:r>
     </w:p>
     <w:p>
@@ -6626,7 +6650,25 @@
         <w:rPr>
           <w:rFonts w:hint="eastAsia" w:ascii="Times New Roman" w:hAnsi="Times New Roman" w:eastAsia="Times New Roman" w:cs="Times New Roman"/>
         </w:rPr>
-        <w:t>」。</w:t>
+        <w:t>」。（</w:t>
+      </w:r>
+      <w:r>
+        <w:rPr>
+          <w:rFonts w:hint="eastAsia" w:ascii="Times New Roman" w:hAnsi="Times New Roman" w:eastAsia="FangSong" w:cs="Times New Roman"/>
+        </w:rPr>
+        <w:t>见图</w:t>
+      </w:r>
+      <w:r>
+        <w:rPr>
+          <w:rFonts w:ascii="Times New Roman" w:hAnsi="Times New Roman" w:eastAsia="Times New Roman" w:cs="Times New Roman"/>
+        </w:rPr>
+        <w:t xml:space="preserve"> </w:t>
+      </w:r>
+      <w:r>
+        <w:rPr>
+          <w:rFonts w:hint="eastAsia" w:ascii="Times New Roman" w:hAnsi="Times New Roman" w:eastAsia="Times New Roman" w:cs="Times New Roman"/>
+        </w:rPr>
+        <w:t>2）</w:t>
       </w:r>
       <w:r>
         <w:rPr>
@@ -7750,7 +7792,25 @@
         <w:rPr>
           <w:rFonts w:hint="eastAsia" w:ascii="Times New Roman" w:hAnsi="Times New Roman" w:eastAsia="Times New Roman" w:cs="Times New Roman"/>
         </w:rPr>
-        <w:t>。</w:t>
+        <w:t>。（</w:t>
+      </w:r>
+      <w:r>
+        <w:rPr>
+          <w:rFonts w:hint="eastAsia" w:ascii="Times New Roman" w:hAnsi="Times New Roman" w:eastAsia="FangSong" w:cs="Times New Roman"/>
+        </w:rPr>
+        <w:t>见图</w:t>
+      </w:r>
+      <w:r>
+        <w:rPr>
+          <w:rFonts w:ascii="Times New Roman" w:hAnsi="Times New Roman" w:eastAsia="Times New Roman" w:cs="Times New Roman"/>
+        </w:rPr>
+        <w:t xml:space="preserve"> </w:t>
+      </w:r>
+      <w:r>
+        <w:rPr>
+          <w:rFonts w:hint="eastAsia" w:ascii="Times New Roman" w:hAnsi="Times New Roman" w:eastAsia="Times New Roman" w:cs="Times New Roman"/>
+        </w:rPr>
+        <w:t xml:space="preserve">3）</w:t>
       </w:r>
     </w:p>
     <w:p>
@@ -11446,7 +11506,25 @@
         <w:rPr>
           <w:rFonts w:hint="eastAsia" w:ascii="Times New Roman" w:hAnsi="Times New Roman" w:eastAsia="Times New Roman" w:cs="Times New Roman"/>
         </w:rPr>
-        <w:t>。</w:t>
+        <w:t>。（</w:t>
+      </w:r>
+      <w:r>
+        <w:rPr>
+          <w:rFonts w:hint="eastAsia" w:ascii="Times New Roman" w:hAnsi="Times New Roman" w:eastAsia="FangSong" w:cs="Times New Roman"/>
+        </w:rPr>
+        <w:t>见图</w:t>
+      </w:r>
+      <w:r>
+        <w:rPr>
+          <w:rFonts w:ascii="Times New Roman" w:hAnsi="Times New Roman" w:eastAsia="Times New Roman" w:cs="Times New Roman"/>
+        </w:rPr>
+        <w:t xml:space="preserve"> </w:t>
+      </w:r>
+      <w:r>
+        <w:rPr>
+          <w:rFonts w:hint="eastAsia" w:ascii="Times New Roman" w:hAnsi="Times New Roman" w:eastAsia="Times New Roman" w:cs="Times New Roman"/>
+        </w:rPr>
+        <w:t xml:space="preserve">4）</w:t>
       </w:r>
     </w:p>
     <w:p>
@@ -16173,7 +16251,25 @@
         <w:rPr>
           <w:rFonts w:hint="eastAsia" w:ascii="Times New Roman" w:hAnsi="Times New Roman" w:eastAsia="Times New Roman" w:cs="Times New Roman"/>
         </w:rPr>
-        <w:t>。</w:t>
+        <w:t>。（</w:t>
+      </w:r>
+      <w:r>
+        <w:rPr>
+          <w:rFonts w:hint="eastAsia" w:ascii="Times New Roman" w:hAnsi="Times New Roman" w:eastAsia="FangSong" w:cs="Times New Roman"/>
+        </w:rPr>
+        <w:t>见图</w:t>
+      </w:r>
+      <w:r>
+        <w:rPr>
+          <w:rFonts w:ascii="Times New Roman" w:hAnsi="Times New Roman" w:eastAsia="Times New Roman" w:cs="Times New Roman"/>
+        </w:rPr>
+        <w:t xml:space="preserve"> </w:t>
+      </w:r>
+      <w:r>
+        <w:rPr>
+          <w:rFonts w:hint="eastAsia" w:ascii="Times New Roman" w:hAnsi="Times New Roman" w:eastAsia="Times New Roman" w:cs="Times New Roman"/>
+        </w:rPr>
+        <w:t xml:space="preserve">5）</w:t>
       </w:r>
     </w:p>
     <w:p>
@@ -18048,7 +18144,25 @@
         <w:rPr>
           <w:rFonts w:hint="eastAsia" w:ascii="Times New Roman" w:hAnsi="Times New Roman" w:eastAsia="Times New Roman" w:cs="Times New Roman"/>
         </w:rPr>
-        <w:t>。</w:t>
+        <w:t>。（</w:t>
+      </w:r>
+      <w:r>
+        <w:rPr>
+          <w:rFonts w:hint="eastAsia" w:ascii="Times New Roman" w:hAnsi="Times New Roman" w:eastAsia="FangSong" w:cs="Times New Roman"/>
+        </w:rPr>
+        <w:t>见图</w:t>
+      </w:r>
+      <w:r>
+        <w:rPr>
+          <w:rFonts w:ascii="Times New Roman" w:hAnsi="Times New Roman" w:eastAsia="Times New Roman" w:cs="Times New Roman"/>
+        </w:rPr>
+        <w:t xml:space="preserve"> </w:t>
+      </w:r>
+      <w:r>
+        <w:rPr>
+          <w:rFonts w:hint="eastAsia" w:ascii="Times New Roman" w:hAnsi="Times New Roman" w:eastAsia="Times New Roman" w:cs="Times New Roman"/>
+        </w:rPr>
+        <w:t xml:space="preserve">6）</w:t>
       </w:r>
     </w:p>
     <w:bookmarkEnd w:id="44"/>
@@ -28315,7 +28429,25 @@
         <w:rPr>
           <w:rFonts w:hint="eastAsia" w:ascii="Times New Roman" w:hAnsi="Times New Roman" w:eastAsia="Times New Roman" w:cs="Times New Roman"/>
         </w:rPr>
-        <w:t>。</w:t>
+        <w:t>。（</w:t>
+      </w:r>
+      <w:r>
+        <w:rPr>
+          <w:rFonts w:hint="eastAsia" w:ascii="Times New Roman" w:hAnsi="Times New Roman" w:eastAsia="FangSong" w:cs="Times New Roman"/>
+        </w:rPr>
+        <w:t>见图</w:t>
+      </w:r>
+      <w:r>
+        <w:rPr>
+          <w:rFonts w:ascii="Times New Roman" w:hAnsi="Times New Roman" w:eastAsia="Times New Roman" w:cs="Times New Roman"/>
+        </w:rPr>
+        <w:t xml:space="preserve"> </w:t>
+      </w:r>
+      <w:r>
+        <w:rPr>
+          <w:rFonts w:hint="eastAsia" w:ascii="Times New Roman" w:hAnsi="Times New Roman" w:eastAsia="Times New Roman" w:cs="Times New Roman"/>
+        </w:rPr>
+        <w:t xml:space="preserve">7）</w:t>
       </w:r>
     </w:p>
     <w:p>

--- a/06-学生侧材料/讲义/5-无机化学/铁钴镍铜锌-超级充实版（自学完整）.docx
+++ b/06-学生侧材料/讲义/5-无机化学/铁钴镍铜锌-超级充实版（自学完整）.docx
@@ -2,1200 +2,7 @@
 <file path=word/document.xml><?xml version="1.0" encoding="utf-8"?>
 <w:document xmlns:w="http://schemas.openxmlformats.org/wordprocessingml/2006/main" xmlns:m="http://schemas.openxmlformats.org/officeDocument/2006/math" xmlns:r="http://schemas.openxmlformats.org/officeDocument/2006/relationships" xmlns:o="urn:schemas-microsoft-com:office:office" xmlns:v="urn:schemas-microsoft-com:vml" xmlns:w10="urn:schemas-microsoft-com:office:word" xmlns:a="http://schemas.openxmlformats.org/drawingml/2006/main" xmlns:pic="http://schemas.openxmlformats.org/drawingml/2006/picture" xmlns:wp="http://schemas.openxmlformats.org/drawingml/2006/wordprocessingDrawing">
   <w:body>
-    <w:bookmarkStart w:id="31" w:name="铁钴镍铜锌-超级充实版自学完整"/>
-    <w:p>
-      <w:pPr>
-        <w:pStyle w:val="Heading1"/>
-        <w:spacing w:before="280" w:after="120"/>
-        <w:jc w:val="center"/>
-      </w:pPr>
-      <w:r>
-        <w:rPr>
-          <w:rFonts w:hint="eastAsia" w:ascii="Times New Roman" w:hAnsi="Times New Roman" w:eastAsia="SimHei" w:cs="Times New Roman"/>
-        </w:rPr>
-        <w:t>铁钴镍铜锌</w:t>
-      </w:r>
-      <w:r>
-        <w:rPr>
-          <w:rFonts w:hint="eastAsia" w:ascii="Times New Roman" w:hAnsi="Times New Roman" w:eastAsia="Times New Roman" w:cs="Times New Roman"/>
-        </w:rPr>
-        <w:t>-</w:t>
-      </w:r>
-      <w:r>
-        <w:rPr>
-          <w:rFonts w:hint="eastAsia" w:ascii="Times New Roman" w:hAnsi="Times New Roman" w:eastAsia="SimHei" w:cs="Times New Roman"/>
-        </w:rPr>
-        <w:t>超级充实版</w:t>
-      </w:r>
-      <w:r>
-        <w:rPr>
-          <w:rFonts w:hint="eastAsia" w:ascii="Times New Roman" w:hAnsi="Times New Roman" w:eastAsia="Times New Roman" w:cs="Times New Roman"/>
-        </w:rPr>
-        <w:t>（</w:t>
-      </w:r>
-      <w:r>
-        <w:rPr>
-          <w:rFonts w:hint="eastAsia" w:ascii="Times New Roman" w:hAnsi="Times New Roman" w:eastAsia="SimHei" w:cs="Times New Roman"/>
-        </w:rPr>
-        <w:t>自学完整</w:t>
-      </w:r>
-      <w:r>
-        <w:rPr>
-          <w:rFonts w:hint="eastAsia" w:ascii="Times New Roman" w:hAnsi="Times New Roman" w:eastAsia="Times New Roman" w:cs="Times New Roman"/>
-        </w:rPr>
-        <w:t>）</w:t>
-      </w:r>
-    </w:p>
-    <w:bookmarkStart w:id="9" w:name="学习目标与考纲锚点"/>
-    <w:p>
-      <w:pPr>
-        <w:pStyle w:val="Heading2"/>
-        <w:spacing w:before="280" w:after="120"/>
-      </w:pPr>
-      <w:r>
-        <w:rPr>
-          <w:rFonts w:hint="eastAsia" w:ascii="Times New Roman" w:hAnsi="Times New Roman" w:eastAsia="SimHei" w:cs="Times New Roman"/>
-        </w:rPr>
-        <w:t xml:space="preserve">学习目标与考纲锚点</w:t>
-      </w:r>
-    </w:p>
-    <w:p>
-      <w:pPr>
-        <w:pStyle w:val="BlockText"/>
-        <w:spacing w:after="80"/>
-        <w:ind w:firstLine="420"/>
-      </w:pPr>
-      <w:r>
-        <w:rPr>
-          <w:rFonts w:hint="eastAsia" w:ascii="Times New Roman" w:hAnsi="Times New Roman" w:eastAsia="FangSong" w:cs="Times New Roman"/>
-        </w:rPr>
-        <w:t>对齐考纲</w:t>
-      </w:r>
-      <w:r>
-        <w:rPr>
-          <w:rFonts w:hint="eastAsia" w:ascii="Times New Roman" w:hAnsi="Times New Roman" w:eastAsia="Times New Roman" w:cs="Times New Roman"/>
-        </w:rPr>
-        <w:t>：§13</w:t>
-      </w:r>
-      <w:r>
-        <w:rPr>
-          <w:rFonts w:ascii="Times New Roman" w:hAnsi="Times New Roman" w:eastAsia="Times New Roman" w:cs="Times New Roman"/>
-        </w:rPr>
-        <w:t xml:space="preserve"> </w:t>
-      </w:r>
-      <w:r>
-        <w:rPr>
-          <w:rFonts w:hint="eastAsia" w:ascii="Times New Roman" w:hAnsi="Times New Roman" w:eastAsia="FangSong" w:cs="Times New Roman"/>
-        </w:rPr>
-        <w:t xml:space="preserve">元素化学</w:t>
-      </w:r>
-      <w:r>
-        <w:rPr>
-          <w:rFonts w:ascii="Times New Roman" w:hAnsi="Times New Roman" w:eastAsia="Times New Roman" w:cs="Times New Roman"/>
-        </w:rPr>
-        <w:t xml:space="preserve"> · §08 </w:t>
-      </w:r>
-      <w:r>
-        <w:rPr>
-          <w:rFonts w:hint="eastAsia" w:ascii="Times New Roman" w:hAnsi="Times New Roman" w:eastAsia="FangSong" w:cs="Times New Roman"/>
-        </w:rPr>
-        <w:t xml:space="preserve">氧化还原与电化学</w:t>
-      </w:r>
-    </w:p>
-    <w:tbl>
-      <w:tblPr>
-        <w:tblStyle w:val="Table"/>
-        <w:tblW w:type="pct" w:w="5000"/>
-        <w:tblLayout w:type="fixed"/>
-        <w:tblLook w:firstRow="1" w:lastRow="0" w:firstColumn="0" w:lastColumn="0" w:noHBand="0" w:noVBand="0" w:val="0020"/>
-        <w:jc w:val="center"/>
-        <w:tblBorders>
-          <w:top w:val="single" w:sz="12" w:space="0" w:color="333333"/>
-          <w:bottom w:val="single" w:sz="12" w:space="0" w:color="333333"/>
-          <w:left w:val="none"/>
-          <w:right w:val="none"/>
-          <w:insideH w:val="none"/>
-          <w:insideV w:val="none"/>
-        </w:tblBorders>
-      </w:tblPr>
-      <w:tblGrid>
-        <w:gridCol w:w="2640"/>
-        <w:gridCol w:w="2640"/>
-        <w:gridCol w:w="2640"/>
-      </w:tblGrid>
-      <w:tr>
-        <w:trPr>
-          <w:tblHeader w:val="on"/>
-        </w:trPr>
-        <w:tc>
-          <w:tcPr>
-            <w:tcBorders>
-              <w:bottom w:val="single" w:sz="6" w:space="0" w:color="333333"/>
-            </w:tcBorders>
-          </w:tcPr>
-          <w:p>
-            <w:pPr>
-              <w:pStyle w:val="Compact"/>
-              <w:jc w:val="center"/>
-            </w:pPr>
-            <w:r>
-              <w:rPr>
-                <w:rFonts w:hint="eastAsia" w:ascii="Times New Roman" w:hAnsi="Times New Roman" w:eastAsia="SimHei" w:cs="Times New Roman"/>
-                <w:b/>
-              </w:rPr>
-              <w:t xml:space="preserve">考纲锚点</w:t>
-            </w:r>
-          </w:p>
-        </w:tc>
-        <w:tc>
-          <w:tcPr>
-            <w:tcBorders>
-              <w:bottom w:val="single" w:sz="6" w:space="0" w:color="333333"/>
-            </w:tcBorders>
-          </w:tcPr>
-          <w:p>
-            <w:pPr>
-              <w:pStyle w:val="Compact"/>
-              <w:jc w:val="center"/>
-            </w:pPr>
-            <w:r>
-              <w:rPr>
-                <w:rFonts w:hint="eastAsia" w:ascii="Times New Roman" w:hAnsi="Times New Roman" w:eastAsia="SimHei" w:cs="Times New Roman"/>
-                <w:b/>
-              </w:rPr>
-              <w:t xml:space="preserve">核心认知维度</w:t>
-            </w:r>
-          </w:p>
-        </w:tc>
-        <w:tc>
-          <w:tcPr>
-            <w:tcBorders>
-              <w:bottom w:val="single" w:sz="6" w:space="0" w:color="333333"/>
-            </w:tcBorders>
-          </w:tcPr>
-          <w:p>
-            <w:pPr>
-              <w:pStyle w:val="Compact"/>
-              <w:jc w:val="center"/>
-            </w:pPr>
-            <w:r>
-              <w:rPr>
-                <w:rFonts w:hint="eastAsia" w:ascii="Times New Roman" w:hAnsi="Times New Roman" w:eastAsia="SimHei" w:cs="Times New Roman"/>
-                <w:b/>
-              </w:rPr>
-              <w:t xml:space="preserve">竞赛考核能级要求</w:t>
-            </w:r>
-          </w:p>
-        </w:tc>
-      </w:tr>
-      <w:tr>
-        <w:tc>
-          <w:tcPr/>
-          <w:p>
-            <w:pPr>
-              <w:pStyle w:val="Compact"/>
-              <w:jc w:val="center"/>
-            </w:pPr>
-            <w:r>
-              <w:rPr>
-                <w:rFonts w:ascii="Times New Roman" w:hAnsi="Times New Roman" w:eastAsia="Times New Roman" w:cs="Times New Roman"/>
-              </w:rPr>
-              <w:t xml:space="preserve">§13 </w:t>
-            </w:r>
-            <w:r>
-              <w:rPr>
-                <w:rFonts w:hint="eastAsia" w:ascii="Times New Roman" w:hAnsi="Times New Roman" w:eastAsia="FangSong" w:cs="Times New Roman"/>
-              </w:rPr>
-              <w:t xml:space="preserve">元素化学</w:t>
-            </w:r>
-            <w:r>
-              <w:rPr>
-                <w:rFonts w:ascii="Times New Roman" w:hAnsi="Times New Roman" w:eastAsia="Times New Roman" w:cs="Times New Roman"/>
-              </w:rPr>
-              <w:t xml:space="preserve"> · </w:t>
-            </w:r>
-            <w:r>
-              <w:rPr>
-                <w:rFonts w:hint="eastAsia" w:ascii="Times New Roman" w:hAnsi="Times New Roman" w:eastAsia="FangSong" w:cs="Times New Roman"/>
-              </w:rPr>
-              <w:t xml:space="preserve">铁的价态互变与特征鉴定</w:t>
-            </w:r>
-          </w:p>
-        </w:tc>
-        <w:tc>
-          <w:tcPr/>
-          <w:p>
-            <w:pPr>
-              <w:pStyle w:val="Compact"/>
-              <w:jc w:val="center"/>
-            </w:pPr>
-            <w:r>
-              <w:rPr>
-                <w:rFonts w:hint="eastAsia" w:ascii="Times New Roman" w:hAnsi="Times New Roman" w:eastAsia="FangSong" w:cs="Times New Roman"/>
-              </w:rPr>
-              <w:t>中强氧化剂判据</w:t>
-            </w:r>
-            <w:r>
-              <w:rPr>
-                <w:rFonts w:hint="eastAsia" w:ascii="Times New Roman" w:hAnsi="Times New Roman" w:eastAsia="Times New Roman" w:cs="Times New Roman"/>
-              </w:rPr>
-              <w:t>、</w:t>
-            </w:r>
-            <w:r>
-              <w:rPr>
-                <w:rFonts w:hint="eastAsia" w:ascii="Times New Roman" w:hAnsi="Times New Roman" w:eastAsia="FangSong" w:cs="Times New Roman"/>
-              </w:rPr>
-              <w:t>配体对电对的调制</w:t>
-            </w:r>
-            <w:r>
-              <w:rPr>
-                <w:rFonts w:hint="eastAsia" w:ascii="Times New Roman" w:hAnsi="Times New Roman" w:eastAsia="Times New Roman" w:cs="Times New Roman"/>
-              </w:rPr>
-              <w:t>、</w:t>
-            </w:r>
-            <w:r>
-              <w:rPr>
-                <w:rFonts w:hint="eastAsia" w:ascii="Times New Roman" w:hAnsi="Times New Roman" w:eastAsia="FangSong" w:cs="Times New Roman"/>
-              </w:rPr>
-              <w:t>混合价配合物骨架</w:t>
-            </w:r>
-          </w:p>
-        </w:tc>
-        <w:tc>
-          <w:tcPr/>
-          <w:p>
-            <w:pPr>
-              <w:pStyle w:val="Compact"/>
-              <w:jc w:val="center"/>
-            </w:pPr>
-            <w:r>
-              <w:rPr>
-                <w:rFonts w:hint="eastAsia" w:ascii="Times New Roman" w:hAnsi="Times New Roman" w:eastAsia="FangSong" w:cs="Times New Roman"/>
-              </w:rPr>
-              <w:t xml:space="preserve">能用</w:t>
-            </w:r>
-            <w:r>
-              <w:rPr>
-                <w:rFonts w:ascii="Times New Roman" w:hAnsi="Times New Roman" w:eastAsia="Times New Roman" w:cs="Times New Roman"/>
-              </w:rPr>
-              <w:t xml:space="preserve"> </w:t>
-            </w:r>
-            <m:oMath>
-              <m:sSup>
-                <m:e>
-                  <m:r>
-                    <m:t>E</m:t>
-                  </m:r>
-                </m:e>
-                <m:sup>
-                  <m:r>
-                    <m:t>θ</m:t>
-                  </m:r>
-                </m:sup>
-              </m:sSup>
-            </m:oMath>
-            <w:r>
-              <w:rPr>
-                <w:rFonts w:ascii="Times New Roman" w:hAnsi="Times New Roman" w:eastAsia="Times New Roman" w:cs="Times New Roman"/>
-              </w:rPr>
-              <w:t xml:space="preserve"> </w:t>
-            </w:r>
-            <w:r>
-              <w:rPr>
-                <w:rFonts w:hint="eastAsia" w:ascii="Times New Roman" w:hAnsi="Times New Roman" w:eastAsia="FangSong" w:cs="Times New Roman"/>
-              </w:rPr>
-              <w:t xml:space="preserve">判断</w:t>
-            </w:r>
-            <w:r>
-              <w:rPr>
-                <w:rFonts w:ascii="Times New Roman" w:hAnsi="Times New Roman" w:eastAsia="Times New Roman" w:cs="Times New Roman"/>
-              </w:rPr>
-              <w:t xml:space="preserve"> Fe</w:t>
-            </w:r>
-            <w:r>
-              <w:rPr>
-                <w:rFonts w:ascii="Times New Roman" w:hAnsi="Times New Roman" w:eastAsia="Times New Roman" w:cs="Times New Roman"/>
-                <w:vertAlign w:val="superscript"/>
-              </w:rPr>
-              <w:t>3+</w:t>
-            </w:r>
-            <w:r>
-              <w:rPr>
-                <w:rFonts w:ascii="Times New Roman" w:hAnsi="Times New Roman" w:eastAsia="Times New Roman" w:cs="Times New Roman"/>
-              </w:rPr>
-              <w:t xml:space="preserve"> </w:t>
-            </w:r>
-            <w:r>
-              <w:rPr>
-                <w:rFonts w:hint="eastAsia" w:ascii="Times New Roman" w:hAnsi="Times New Roman" w:eastAsia="FangSong" w:cs="Times New Roman"/>
-              </w:rPr>
-              <w:t>的氧化对象边界</w:t>
-            </w:r>
-            <w:r>
-              <w:rPr>
-                <w:rFonts w:hint="eastAsia" w:ascii="Times New Roman" w:hAnsi="Times New Roman" w:eastAsia="Times New Roman" w:cs="Times New Roman"/>
-              </w:rPr>
-              <w:t>；</w:t>
-            </w:r>
-            <w:r>
-              <w:rPr>
-                <w:rFonts w:hint="eastAsia" w:ascii="Times New Roman" w:hAnsi="Times New Roman" w:eastAsia="FangSong" w:cs="Times New Roman"/>
-              </w:rPr>
-              <w:t>掌握硫氰酸根显色与普鲁士蓝</w:t>
-            </w:r>
-            <w:r>
-              <w:rPr>
-                <w:rFonts w:hint="eastAsia" w:ascii="Times New Roman" w:hAnsi="Times New Roman" w:eastAsia="Times New Roman" w:cs="Times New Roman"/>
-              </w:rPr>
-              <w:t>/</w:t>
-            </w:r>
-            <w:r>
-              <w:rPr>
-                <w:rFonts w:hint="eastAsia" w:ascii="Times New Roman" w:hAnsi="Times New Roman" w:eastAsia="FangSong" w:cs="Times New Roman"/>
-              </w:rPr>
-              <w:t>滕氏蓝的同构本质</w:t>
-            </w:r>
-          </w:p>
-        </w:tc>
-      </w:tr>
-      <w:tr>
-        <w:tc>
-          <w:tcPr/>
-          <w:p>
-            <w:pPr>
-              <w:pStyle w:val="Compact"/>
-              <w:jc w:val="center"/>
-            </w:pPr>
-            <w:r>
-              <w:rPr>
-                <w:rFonts w:ascii="Times New Roman" w:hAnsi="Times New Roman" w:eastAsia="Times New Roman" w:cs="Times New Roman"/>
-              </w:rPr>
-              <w:t xml:space="preserve">§13 </w:t>
-            </w:r>
-            <w:r>
-              <w:rPr>
-                <w:rFonts w:hint="eastAsia" w:ascii="Times New Roman" w:hAnsi="Times New Roman" w:eastAsia="FangSong" w:cs="Times New Roman"/>
-              </w:rPr>
-              <w:t xml:space="preserve">元素化学</w:t>
-            </w:r>
-            <w:r>
-              <w:rPr>
-                <w:rFonts w:ascii="Times New Roman" w:hAnsi="Times New Roman" w:eastAsia="Times New Roman" w:cs="Times New Roman"/>
-              </w:rPr>
-              <w:t xml:space="preserve"> · </w:t>
-            </w:r>
-            <w:r>
-              <w:rPr>
-                <w:rFonts w:hint="eastAsia" w:ascii="Times New Roman" w:hAnsi="Times New Roman" w:eastAsia="FangSong" w:cs="Times New Roman"/>
-              </w:rPr>
-              <w:t xml:space="preserve">钴的价态竞争与配体稳定化</w:t>
-            </w:r>
-          </w:p>
-        </w:tc>
-        <w:tc>
-          <w:tcPr/>
-          <w:p>
-            <w:pPr>
-              <w:pStyle w:val="Compact"/>
-              <w:jc w:val="center"/>
-            </w:pPr>
-            <w:r>
-              <w:rPr>
-                <w:rFonts w:hint="eastAsia" w:ascii="Times New Roman" w:hAnsi="Times New Roman" w:eastAsia="FangSong" w:cs="Times New Roman"/>
-              </w:rPr>
-              <w:t xml:space="preserve">高氧化态的水相不稳定与强场配体的能级补偿</w:t>
-            </w:r>
-          </w:p>
-        </w:tc>
-        <w:tc>
-          <w:tcPr/>
-          <w:p>
-            <w:pPr>
-              <w:pStyle w:val="Compact"/>
-              <w:jc w:val="center"/>
-            </w:pPr>
-            <w:r>
-              <w:rPr>
-                <w:rFonts w:hint="eastAsia" w:ascii="Times New Roman" w:hAnsi="Times New Roman" w:eastAsia="FangSong" w:cs="Times New Roman"/>
-              </w:rPr>
-              <w:t xml:space="preserve">能解释</w:t>
-            </w:r>
-            <w:r>
-              <w:rPr>
-                <w:rFonts w:ascii="Times New Roman" w:hAnsi="Times New Roman" w:eastAsia="Times New Roman" w:cs="Times New Roman"/>
-              </w:rPr>
-              <w:t xml:space="preserve"> Co</w:t>
-            </w:r>
-            <w:r>
-              <w:rPr>
-                <w:rFonts w:ascii="Times New Roman" w:hAnsi="Times New Roman" w:eastAsia="Times New Roman" w:cs="Times New Roman"/>
-                <w:vertAlign w:val="superscript"/>
-              </w:rPr>
-              <w:t>2+</w:t>
-            </w:r>
-            <w:r>
-              <w:rPr>
-                <w:rFonts w:ascii="Times New Roman" w:hAnsi="Times New Roman" w:eastAsia="Times New Roman" w:cs="Times New Roman"/>
-              </w:rPr>
-              <w:t xml:space="preserve"> </w:t>
-            </w:r>
-            <w:r>
-              <w:rPr>
-                <w:rFonts w:hint="eastAsia" w:ascii="Times New Roman" w:hAnsi="Times New Roman" w:eastAsia="FangSong" w:cs="Times New Roman"/>
-              </w:rPr>
-              <w:t xml:space="preserve">与</w:t>
-            </w:r>
-            <w:r>
-              <w:rPr>
-                <w:rFonts w:ascii="Times New Roman" w:hAnsi="Times New Roman" w:eastAsia="Times New Roman" w:cs="Times New Roman"/>
-              </w:rPr>
-              <w:t xml:space="preserve"> Co</w:t>
-            </w:r>
-            <w:r>
-              <w:rPr>
-                <w:rFonts w:ascii="Times New Roman" w:hAnsi="Times New Roman" w:eastAsia="Times New Roman" w:cs="Times New Roman"/>
-                <w:vertAlign w:val="superscript"/>
-              </w:rPr>
-              <w:t>3+</w:t>
-            </w:r>
-            <w:r>
-              <w:rPr>
-                <w:rFonts w:ascii="Times New Roman" w:hAnsi="Times New Roman" w:eastAsia="Times New Roman" w:cs="Times New Roman"/>
-              </w:rPr>
-              <w:t xml:space="preserve"> </w:t>
-            </w:r>
-            <w:r>
-              <w:rPr>
-                <w:rFonts w:hint="eastAsia" w:ascii="Times New Roman" w:hAnsi="Times New Roman" w:eastAsia="FangSong" w:cs="Times New Roman"/>
-              </w:rPr>
-              <w:t>在不同配体环境中的稳定性反转</w:t>
-            </w:r>
-            <w:r>
-              <w:rPr>
-                <w:rFonts w:hint="eastAsia" w:ascii="Times New Roman" w:hAnsi="Times New Roman" w:eastAsia="Times New Roman" w:cs="Times New Roman"/>
-              </w:rPr>
-              <w:t>；</w:t>
-            </w:r>
-            <w:r>
-              <w:rPr>
-                <w:rFonts w:hint="eastAsia" w:ascii="Times New Roman" w:hAnsi="Times New Roman" w:eastAsia="FangSong" w:cs="Times New Roman"/>
-              </w:rPr>
-              <w:t>能写氯化钴的变色平衡与亚硝酸钴钾鉴定</w:t>
-            </w:r>
-          </w:p>
-        </w:tc>
-      </w:tr>
-      <w:tr>
-        <w:tc>
-          <w:tcPr/>
-          <w:p>
-            <w:pPr>
-              <w:pStyle w:val="Compact"/>
-              <w:jc w:val="center"/>
-            </w:pPr>
-            <w:r>
-              <w:rPr>
-                <w:rFonts w:ascii="Times New Roman" w:hAnsi="Times New Roman" w:eastAsia="Times New Roman" w:cs="Times New Roman"/>
-              </w:rPr>
-              <w:t xml:space="preserve">§13 </w:t>
-            </w:r>
-            <w:r>
-              <w:rPr>
-                <w:rFonts w:hint="eastAsia" w:ascii="Times New Roman" w:hAnsi="Times New Roman" w:eastAsia="FangSong" w:cs="Times New Roman"/>
-              </w:rPr>
-              <w:t xml:space="preserve">元素化学</w:t>
-            </w:r>
-            <w:r>
-              <w:rPr>
-                <w:rFonts w:ascii="Times New Roman" w:hAnsi="Times New Roman" w:eastAsia="Times New Roman" w:cs="Times New Roman"/>
-              </w:rPr>
-              <w:t xml:space="preserve"> · </w:t>
-            </w:r>
-            <w:r>
-              <w:rPr>
-                <w:rFonts w:hint="eastAsia" w:ascii="Times New Roman" w:hAnsi="Times New Roman" w:eastAsia="FangSong" w:cs="Times New Roman"/>
-              </w:rPr>
-              <w:t xml:space="preserve">镍的配位几何与羰基化学</w:t>
-            </w:r>
-          </w:p>
-        </w:tc>
-        <w:tc>
-          <w:tcPr/>
-          <w:p>
-            <w:pPr>
-              <w:pStyle w:val="Compact"/>
-              <w:jc w:val="center"/>
-            </w:pPr>
-            <m:oMath>
-              <m:sSup>
-                <m:e>
-                  <m:r>
-                    <m:t>d</m:t>
-                  </m:r>
-                </m:e>
-                <m:sup>
-                  <m:r>
-                    <m:t>8</m:t>
-                  </m:r>
-                </m:sup>
-              </m:sSup>
-            </m:oMath>
-            <w:r>
-              <w:rPr>
-                <w:rFonts w:ascii="Times New Roman" w:hAnsi="Times New Roman" w:eastAsia="Times New Roman" w:cs="Times New Roman"/>
-              </w:rPr>
-              <w:t xml:space="preserve"> </w:t>
-            </w:r>
-            <w:r>
-              <w:rPr>
-                <w:rFonts w:hint="eastAsia" w:ascii="Times New Roman" w:hAnsi="Times New Roman" w:eastAsia="FangSong" w:cs="Times New Roman"/>
-              </w:rPr>
-              <w:t>构型的场强</w:t>
-            </w:r>
-            <w:r>
-              <w:rPr>
-                <w:rFonts w:hint="eastAsia" w:ascii="Times New Roman" w:hAnsi="Times New Roman" w:eastAsia="Times New Roman" w:cs="Times New Roman"/>
-              </w:rPr>
-              <w:t>—</w:t>
-            </w:r>
-            <w:r>
-              <w:rPr>
-                <w:rFonts w:hint="eastAsia" w:ascii="Times New Roman" w:hAnsi="Times New Roman" w:eastAsia="FangSong" w:cs="Times New Roman"/>
-              </w:rPr>
-              <w:t>几何关联</w:t>
-            </w:r>
-            <w:r>
-              <w:rPr>
-                <w:rFonts w:hint="eastAsia" w:ascii="Times New Roman" w:hAnsi="Times New Roman" w:eastAsia="Times New Roman" w:cs="Times New Roman"/>
-              </w:rPr>
-              <w:t>、18</w:t>
-            </w:r>
-            <w:r>
-              <w:rPr>
-                <w:rFonts w:ascii="Times New Roman" w:hAnsi="Times New Roman" w:eastAsia="Times New Roman" w:cs="Times New Roman"/>
-              </w:rPr>
-              <w:t xml:space="preserve"> </w:t>
-            </w:r>
-            <w:r>
-              <w:rPr>
-                <w:rFonts w:hint="eastAsia" w:ascii="Times New Roman" w:hAnsi="Times New Roman" w:eastAsia="FangSong" w:cs="Times New Roman"/>
-              </w:rPr>
-              <w:t xml:space="preserve">电子计数</w:t>
-            </w:r>
-          </w:p>
-        </w:tc>
-        <w:tc>
-          <w:tcPr/>
-          <w:p>
-            <w:pPr>
-              <w:pStyle w:val="Compact"/>
-              <w:jc w:val="center"/>
-            </w:pPr>
-            <w:r>
-              <w:rPr>
-                <w:rFonts w:hint="eastAsia" w:ascii="Times New Roman" w:hAnsi="Times New Roman" w:eastAsia="FangSong" w:cs="Times New Roman"/>
-              </w:rPr>
-              <w:t xml:space="preserve">能依配体场强弱判断</w:t>
-            </w:r>
-            <w:r>
-              <w:rPr>
-                <w:rFonts w:ascii="Times New Roman" w:hAnsi="Times New Roman" w:eastAsia="Times New Roman" w:cs="Times New Roman"/>
-              </w:rPr>
-              <w:t xml:space="preserve"> Ni</w:t>
-            </w:r>
-            <w:r>
-              <w:rPr>
-                <w:rFonts w:ascii="Times New Roman" w:hAnsi="Times New Roman" w:eastAsia="Times New Roman" w:cs="Times New Roman"/>
-                <w:vertAlign w:val="superscript"/>
-              </w:rPr>
-              <w:t>2+</w:t>
-            </w:r>
-            <w:r>
-              <w:rPr>
-                <w:rFonts w:ascii="Times New Roman" w:hAnsi="Times New Roman" w:eastAsia="Times New Roman" w:cs="Times New Roman"/>
-              </w:rPr>
-              <w:t xml:space="preserve"> </w:t>
-            </w:r>
-            <w:r>
-              <w:rPr>
-                <w:rFonts w:hint="eastAsia" w:ascii="Times New Roman" w:hAnsi="Times New Roman" w:eastAsia="FangSong" w:cs="Times New Roman"/>
-              </w:rPr>
-              <w:t>配合物的几何与磁性</w:t>
-            </w:r>
-            <w:r>
-              <w:rPr>
-                <w:rFonts w:hint="eastAsia" w:ascii="Times New Roman" w:hAnsi="Times New Roman" w:eastAsia="Times New Roman" w:cs="Times New Roman"/>
-              </w:rPr>
-              <w:t>；</w:t>
-            </w:r>
-            <w:r>
-              <w:rPr>
-                <w:rFonts w:hint="eastAsia" w:ascii="Times New Roman" w:hAnsi="Times New Roman" w:eastAsia="FangSong" w:cs="Times New Roman"/>
-              </w:rPr>
-              <w:t>能用</w:t>
-            </w:r>
-            <w:r>
-              <w:rPr>
-                <w:rFonts w:ascii="Times New Roman" w:hAnsi="Times New Roman" w:eastAsia="Times New Roman" w:cs="Times New Roman"/>
-              </w:rPr>
-              <w:t xml:space="preserve"> 18 </w:t>
-            </w:r>
-            <w:r>
-              <w:rPr>
-                <w:rFonts w:hint="eastAsia" w:ascii="Times New Roman" w:hAnsi="Times New Roman" w:eastAsia="FangSong" w:cs="Times New Roman"/>
-              </w:rPr>
-              <w:t xml:space="preserve">电子规则解释羰基物合成条件的差异</w:t>
-            </w:r>
-          </w:p>
-        </w:tc>
-      </w:tr>
-      <w:tr>
-        <w:tc>
-          <w:tcPr/>
-          <w:p>
-            <w:pPr>
-              <w:pStyle w:val="Compact"/>
-              <w:jc w:val="center"/>
-            </w:pPr>
-            <w:r>
-              <w:rPr>
-                <w:rFonts w:ascii="Times New Roman" w:hAnsi="Times New Roman" w:eastAsia="Times New Roman" w:cs="Times New Roman"/>
-              </w:rPr>
-              <w:t xml:space="preserve">§13 </w:t>
-            </w:r>
-            <w:r>
-              <w:rPr>
-                <w:rFonts w:hint="eastAsia" w:ascii="Times New Roman" w:hAnsi="Times New Roman" w:eastAsia="FangSong" w:cs="Times New Roman"/>
-              </w:rPr>
-              <w:t xml:space="preserve">元素化学</w:t>
-            </w:r>
-            <w:r>
-              <w:rPr>
-                <w:rFonts w:ascii="Times New Roman" w:hAnsi="Times New Roman" w:eastAsia="Times New Roman" w:cs="Times New Roman"/>
-              </w:rPr>
-              <w:t xml:space="preserve"> · </w:t>
-            </w:r>
-            <w:r>
-              <w:rPr>
-                <w:rFonts w:hint="eastAsia" w:ascii="Times New Roman" w:hAnsi="Times New Roman" w:eastAsia="FangSong" w:cs="Times New Roman"/>
-              </w:rPr>
-              <w:t xml:space="preserve">铜的价态环境依赖与歧化</w:t>
-            </w:r>
-          </w:p>
-        </w:tc>
-        <w:tc>
-          <w:tcPr/>
-          <w:p>
-            <w:pPr>
-              <w:pStyle w:val="Compact"/>
-              <w:jc w:val="center"/>
-            </w:pPr>
-            <w:r>
-              <w:rPr>
-                <w:rFonts w:hint="eastAsia" w:ascii="Times New Roman" w:hAnsi="Times New Roman" w:eastAsia="FangSong" w:cs="Times New Roman"/>
-              </w:rPr>
-              <w:t>水合能补偿</w:t>
-            </w:r>
-            <w:r>
-              <w:rPr>
-                <w:rFonts w:hint="eastAsia" w:ascii="Times New Roman" w:hAnsi="Times New Roman" w:eastAsia="Times New Roman" w:cs="Times New Roman"/>
-              </w:rPr>
-              <w:t>、</w:t>
-            </w:r>
-            <w:r>
-              <w:rPr>
-                <w:rFonts w:hint="eastAsia" w:ascii="Times New Roman" w:hAnsi="Times New Roman" w:eastAsia="FangSong" w:cs="Times New Roman"/>
-              </w:rPr>
-              <w:t>歧化平衡与络合</w:t>
-            </w:r>
-            <w:r>
-              <w:rPr>
-                <w:rFonts w:hint="eastAsia" w:ascii="Times New Roman" w:hAnsi="Times New Roman" w:eastAsia="Times New Roman" w:cs="Times New Roman"/>
-              </w:rPr>
-              <w:t>/</w:t>
-            </w:r>
-            <w:r>
-              <w:rPr>
-                <w:rFonts w:hint="eastAsia" w:ascii="Times New Roman" w:hAnsi="Times New Roman" w:eastAsia="FangSong" w:cs="Times New Roman"/>
-              </w:rPr>
-              <w:t>沉淀稳定化</w:t>
-            </w:r>
-          </w:p>
-        </w:tc>
-        <w:tc>
-          <w:tcPr/>
-          <w:p>
-            <w:pPr>
-              <w:pStyle w:val="Compact"/>
-              <w:jc w:val="center"/>
-            </w:pPr>
-            <w:r>
-              <w:rPr>
-                <w:rFonts w:hint="eastAsia" w:ascii="Times New Roman" w:hAnsi="Times New Roman" w:eastAsia="FangSong" w:cs="Times New Roman"/>
-              </w:rPr>
-              <w:t xml:space="preserve">能用歧化平衡解释</w:t>
-            </w:r>
-            <w:r>
-              <w:rPr>
-                <w:rFonts w:ascii="Times New Roman" w:hAnsi="Times New Roman" w:eastAsia="Times New Roman" w:cs="Times New Roman"/>
-              </w:rPr>
-              <w:t xml:space="preserve"> Cu</w:t>
-            </w:r>
-            <w:r>
-              <w:rPr>
-                <w:rFonts w:ascii="Times New Roman" w:hAnsi="Times New Roman" w:eastAsia="Times New Roman" w:cs="Times New Roman"/>
-                <w:vertAlign w:val="superscript"/>
-              </w:rPr>
-              <w:t>+</w:t>
-            </w:r>
-            <w:r>
-              <w:rPr>
-                <w:rFonts w:ascii="Times New Roman" w:hAnsi="Times New Roman" w:eastAsia="Times New Roman" w:cs="Times New Roman"/>
-              </w:rPr>
-              <w:t xml:space="preserve"> </w:t>
-            </w:r>
-            <w:r>
-              <w:rPr>
-                <w:rFonts w:hint="eastAsia" w:ascii="Times New Roman" w:hAnsi="Times New Roman" w:eastAsia="FangSong" w:cs="Times New Roman"/>
-              </w:rPr>
-              <w:t>的水相不稳定</w:t>
-            </w:r>
-            <w:r>
-              <w:rPr>
-                <w:rFonts w:hint="eastAsia" w:ascii="Times New Roman" w:hAnsi="Times New Roman" w:eastAsia="Times New Roman" w:cs="Times New Roman"/>
-              </w:rPr>
-              <w:t>；</w:t>
-            </w:r>
-            <w:r>
-              <w:rPr>
-                <w:rFonts w:hint="eastAsia" w:ascii="Times New Roman" w:hAnsi="Times New Roman" w:eastAsia="FangSong" w:cs="Times New Roman"/>
-              </w:rPr>
-              <w:t>掌握三种稳定化策略与碘量法测铜的反应</w:t>
-            </w:r>
-          </w:p>
-        </w:tc>
-      </w:tr>
-      <w:tr>
-        <w:tc>
-          <w:tcPr/>
-          <w:p>
-            <w:pPr>
-              <w:pStyle w:val="Compact"/>
-              <w:jc w:val="center"/>
-            </w:pPr>
-            <w:r>
-              <w:rPr>
-                <w:rFonts w:ascii="Times New Roman" w:hAnsi="Times New Roman" w:eastAsia="Times New Roman" w:cs="Times New Roman"/>
-              </w:rPr>
-              <w:t xml:space="preserve">§13 </w:t>
-            </w:r>
-            <w:r>
-              <w:rPr>
-                <w:rFonts w:hint="eastAsia" w:ascii="Times New Roman" w:hAnsi="Times New Roman" w:eastAsia="FangSong" w:cs="Times New Roman"/>
-              </w:rPr>
-              <w:t xml:space="preserve">元素化学</w:t>
-            </w:r>
-            <w:r>
-              <w:rPr>
-                <w:rFonts w:ascii="Times New Roman" w:hAnsi="Times New Roman" w:eastAsia="Times New Roman" w:cs="Times New Roman"/>
-              </w:rPr>
-              <w:t xml:space="preserve"> · </w:t>
-            </w:r>
-            <w:r>
-              <w:rPr>
-                <w:rFonts w:hint="eastAsia" w:ascii="Times New Roman" w:hAnsi="Times New Roman" w:eastAsia="FangSong" w:cs="Times New Roman"/>
-              </w:rPr>
-              <w:t xml:space="preserve">锌的两性与电化学防护</w:t>
-            </w:r>
-          </w:p>
-        </w:tc>
-        <w:tc>
-          <w:tcPr/>
-          <w:p>
-            <w:pPr>
-              <w:pStyle w:val="Compact"/>
-              <w:jc w:val="center"/>
-            </w:pPr>
-            <m:oMath>
-              <m:sSup>
-                <m:e>
-                  <m:r>
-                    <m:t>d</m:t>
-                  </m:r>
-                </m:e>
-                <m:sup>
-                  <m:r>
-                    <m:t>10</m:t>
-                  </m:r>
-                </m:sup>
-              </m:sSup>
-            </m:oMath>
-            <w:r>
-              <w:rPr>
-                <w:rFonts w:ascii="Times New Roman" w:hAnsi="Times New Roman" w:eastAsia="Times New Roman" w:cs="Times New Roman"/>
-              </w:rPr>
-              <w:t xml:space="preserve"> </w:t>
-            </w:r>
-            <w:r>
-              <w:rPr>
-                <w:rFonts w:hint="eastAsia" w:ascii="Times New Roman" w:hAnsi="Times New Roman" w:eastAsia="FangSong" w:cs="Times New Roman"/>
-              </w:rPr>
-              <w:t>闭壳层的成键特征</w:t>
-            </w:r>
-            <w:r>
-              <w:rPr>
-                <w:rFonts w:hint="eastAsia" w:ascii="Times New Roman" w:hAnsi="Times New Roman" w:eastAsia="Times New Roman" w:cs="Times New Roman"/>
-              </w:rPr>
-              <w:t>、</w:t>
-            </w:r>
-            <w:r>
-              <w:rPr>
-                <w:rFonts w:hint="eastAsia" w:ascii="Times New Roman" w:hAnsi="Times New Roman" w:eastAsia="FangSong" w:cs="Times New Roman"/>
-              </w:rPr>
-              <w:t>牺牲阳极原理</w:t>
-            </w:r>
-          </w:p>
-        </w:tc>
-        <w:tc>
-          <w:tcPr/>
-          <w:p>
-            <w:pPr>
-              <w:pStyle w:val="Compact"/>
-              <w:jc w:val="center"/>
-            </w:pPr>
-            <w:r>
-              <w:rPr>
-                <w:rFonts w:hint="eastAsia" w:ascii="Times New Roman" w:hAnsi="Times New Roman" w:eastAsia="FangSong" w:cs="Times New Roman"/>
-              </w:rPr>
-              <w:t xml:space="preserve">能说明</w:t>
-            </w:r>
-            <w:r>
-              <w:rPr>
-                <w:rFonts w:ascii="Times New Roman" w:hAnsi="Times New Roman" w:eastAsia="Times New Roman" w:cs="Times New Roman"/>
-              </w:rPr>
-              <w:t xml:space="preserve"> Zn(OH)</w:t>
-            </w:r>
-            <w:r>
-              <w:rPr>
-                <w:rFonts w:ascii="Times New Roman" w:hAnsi="Times New Roman" w:eastAsia="Times New Roman" w:cs="Times New Roman"/>
-                <w:vertAlign w:val="subscript"/>
-              </w:rPr>
-              <w:t>2</w:t>
-            </w:r>
-            <w:r>
-              <w:rPr>
-                <w:rFonts w:ascii="Times New Roman" w:hAnsi="Times New Roman" w:eastAsia="Times New Roman" w:cs="Times New Roman"/>
-              </w:rPr>
-              <w:t xml:space="preserve"> </w:t>
-            </w:r>
-            <w:r>
-              <w:rPr>
-                <w:rFonts w:hint="eastAsia" w:ascii="Times New Roman" w:hAnsi="Times New Roman" w:eastAsia="FangSong" w:cs="Times New Roman"/>
-              </w:rPr>
-              <w:t>的两性与氨配溶解</w:t>
-            </w:r>
-            <w:r>
-              <w:rPr>
-                <w:rFonts w:hint="eastAsia" w:ascii="Times New Roman" w:hAnsi="Times New Roman" w:eastAsia="Times New Roman" w:cs="Times New Roman"/>
-              </w:rPr>
-              <w:t>、</w:t>
-            </w:r>
-            <w:r>
-              <w:rPr>
-                <w:rFonts w:hint="eastAsia" w:ascii="Times New Roman" w:hAnsi="Times New Roman" w:eastAsia="FangSong" w:cs="Times New Roman"/>
-              </w:rPr>
-              <w:t>与</w:t>
-            </w:r>
-            <w:r>
-              <w:rPr>
-                <w:rFonts w:ascii="Times New Roman" w:hAnsi="Times New Roman" w:eastAsia="Times New Roman" w:cs="Times New Roman"/>
-              </w:rPr>
-              <w:t xml:space="preserve"> Al(OH)</w:t>
-            </w:r>
-            <w:r>
-              <w:rPr>
-                <w:rFonts w:ascii="Times New Roman" w:hAnsi="Times New Roman" w:eastAsia="Times New Roman" w:cs="Times New Roman"/>
-                <w:vertAlign w:val="subscript"/>
-              </w:rPr>
-              <w:t>3</w:t>
-            </w:r>
-            <w:r>
-              <w:rPr>
-                <w:rFonts w:ascii="Times New Roman" w:hAnsi="Times New Roman" w:eastAsia="Times New Roman" w:cs="Times New Roman"/>
-              </w:rPr>
-              <w:t xml:space="preserve"> </w:t>
-            </w:r>
-            <w:r>
-              <w:rPr>
-                <w:rFonts w:hint="eastAsia" w:ascii="Times New Roman" w:hAnsi="Times New Roman" w:eastAsia="FangSong" w:cs="Times New Roman"/>
-              </w:rPr>
-              <w:t>的鉴别差别</w:t>
-            </w:r>
-            <w:r>
-              <w:rPr>
-                <w:rFonts w:hint="eastAsia" w:ascii="Times New Roman" w:hAnsi="Times New Roman" w:eastAsia="Times New Roman" w:cs="Times New Roman"/>
-              </w:rPr>
-              <w:t>；</w:t>
-            </w:r>
-            <w:r>
-              <w:rPr>
-                <w:rFonts w:hint="eastAsia" w:ascii="Times New Roman" w:hAnsi="Times New Roman" w:eastAsia="FangSong" w:cs="Times New Roman"/>
-              </w:rPr>
-              <w:t>能解释牺牲阳极与镀锌的防腐机理</w:t>
-            </w:r>
-          </w:p>
-        </w:tc>
-      </w:tr>
-      <w:tr>
-        <w:tc>
-          <w:tcPr/>
-          <w:p>
-            <w:pPr>
-              <w:pStyle w:val="Compact"/>
-              <w:jc w:val="center"/>
-            </w:pPr>
-            <w:r>
-              <w:rPr>
-                <w:rFonts w:ascii="Times New Roman" w:hAnsi="Times New Roman" w:eastAsia="Times New Roman" w:cs="Times New Roman"/>
-              </w:rPr>
-              <w:t xml:space="preserve">§08 </w:t>
-            </w:r>
-            <w:r>
-              <w:rPr>
-                <w:rFonts w:hint="eastAsia" w:ascii="Times New Roman" w:hAnsi="Times New Roman" w:eastAsia="FangSong" w:cs="Times New Roman"/>
-              </w:rPr>
-              <w:t xml:space="preserve">氧化还原</w:t>
-            </w:r>
-            <w:r>
-              <w:rPr>
-                <w:rFonts w:ascii="Times New Roman" w:hAnsi="Times New Roman" w:eastAsia="Times New Roman" w:cs="Times New Roman"/>
-              </w:rPr>
-              <w:t xml:space="preserve"> · </w:t>
-            </w:r>
-            <w:r>
-              <w:rPr>
-                <w:rFonts w:hint="eastAsia" w:ascii="Times New Roman" w:hAnsi="Times New Roman" w:eastAsia="FangSong" w:cs="Times New Roman"/>
-              </w:rPr>
-              <w:t xml:space="preserve">第一过渡系右部横向递变</w:t>
-            </w:r>
-          </w:p>
-        </w:tc>
-        <w:tc>
-          <w:tcPr/>
-          <w:p>
-            <w:pPr>
-              <w:pStyle w:val="Compact"/>
-              <w:jc w:val="center"/>
-            </w:pPr>
-            <w:r>
-              <w:rPr>
-                <w:rFonts w:hint="eastAsia" w:ascii="Times New Roman" w:hAnsi="Times New Roman" w:eastAsia="FangSong" w:cs="Times New Roman"/>
-              </w:rPr>
-              <w:t>电势序列</w:t>
-            </w:r>
-            <w:r>
-              <w:rPr>
-                <w:rFonts w:hint="eastAsia" w:ascii="Times New Roman" w:hAnsi="Times New Roman" w:eastAsia="Times New Roman" w:cs="Times New Roman"/>
-              </w:rPr>
-              <w:t>、</w:t>
-            </w:r>
-            <w:r>
-              <w:rPr>
-                <w:rFonts w:hint="eastAsia" w:ascii="Times New Roman" w:hAnsi="Times New Roman" w:eastAsia="FangSong" w:cs="Times New Roman"/>
-              </w:rPr>
-              <w:t>氢氧化物还原性递变与颜色信号体系</w:t>
-            </w:r>
-          </w:p>
-        </w:tc>
-        <w:tc>
-          <w:tcPr/>
-          <w:p>
-            <w:pPr>
-              <w:pStyle w:val="Compact"/>
-              <w:jc w:val="center"/>
-            </w:pPr>
-            <w:r>
-              <w:rPr>
-                <w:rFonts w:hint="eastAsia" w:ascii="Times New Roman" w:hAnsi="Times New Roman" w:eastAsia="FangSong" w:cs="Times New Roman"/>
-              </w:rPr>
-              <w:t xml:space="preserve">能沿</w:t>
-            </w:r>
-            <w:r>
-              <w:rPr>
-                <w:rFonts w:ascii="Times New Roman" w:hAnsi="Times New Roman" w:eastAsia="Times New Roman" w:cs="Times New Roman"/>
-              </w:rPr>
-              <w:t xml:space="preserve"> Fe→Co→Ni→Cu→Zn </w:t>
-            </w:r>
-            <w:r>
-              <w:rPr>
-                <w:rFonts w:hint="eastAsia" w:ascii="Times New Roman" w:hAnsi="Times New Roman" w:eastAsia="FangSong" w:cs="Times New Roman"/>
-              </w:rPr>
-              <w:t xml:space="preserve">推</w:t>
-            </w:r>
-            <w:r>
-              <w:rPr>
-                <w:rFonts w:ascii="Times New Roman" w:hAnsi="Times New Roman" w:eastAsia="Times New Roman" w:cs="Times New Roman"/>
-              </w:rPr>
-              <w:t xml:space="preserve"> </w:t>
-            </w:r>
-            <m:oMath>
-              <m:sSup>
-                <m:e>
-                  <m:r>
-                    <m:t>E</m:t>
-                  </m:r>
-                </m:e>
-                <m:sup>
-                  <m:r>
-                    <m:t>θ</m:t>
-                  </m:r>
-                </m:sup>
-              </m:sSup>
-              <m:r>
-                <m:rPr>
-                  <m:sty m:val="p"/>
-                </m:rPr>
-                <m:t>(</m:t>
-              </m:r>
-              <m:sSup>
-                <m:e>
-                  <m:r>
-                    <m:rPr>
-                      <m:sty m:val="p"/>
-                    </m:rPr>
-                    <m:t>M</m:t>
-                  </m:r>
-                </m:e>
-                <m:sup>
-                  <m:r>
-                    <m:rPr>
-                      <m:sty m:val="p"/>
-                    </m:rPr>
-                    <m:t>3</m:t>
-                  </m:r>
-                  <m:r>
-                    <m:rPr>
-                      <m:sty m:val="p"/>
-                    </m:rPr>
-                    <m:t>+</m:t>
-                  </m:r>
-                </m:sup>
-              </m:sSup>
-              <m:r>
-                <m:rPr>
-                  <m:sty m:val="p"/>
-                </m:rPr>
-                <m:t>/</m:t>
-              </m:r>
-              <m:sSup>
-                <m:e>
-                  <m:r>
-                    <m:rPr>
-                      <m:sty m:val="p"/>
-                    </m:rPr>
-                    <m:t>M</m:t>
-                  </m:r>
-                </m:e>
-                <m:sup>
-                  <m:r>
-                    <m:rPr>
-                      <m:sty m:val="p"/>
-                    </m:rPr>
-                    <m:t>2</m:t>
-                  </m:r>
-                  <m:r>
-                    <m:rPr>
-                      <m:sty m:val="p"/>
-                    </m:rPr>
-                    <m:t>+</m:t>
-                  </m:r>
-                </m:sup>
-              </m:sSup>
-              <m:r>
-                <m:rPr>
-                  <m:sty m:val="p"/>
-                </m:rPr>
-                <m:t>)</m:t>
-              </m:r>
-            </m:oMath>
-            <w:r>
-              <w:rPr>
-                <w:rFonts w:hint="eastAsia" w:ascii="Times New Roman" w:hAnsi="Times New Roman" w:eastAsia="Times New Roman" w:cs="Times New Roman"/>
-              </w:rPr>
-              <w:t>、</w:t>
-            </w:r>
-            <w:r>
-              <w:rPr>
-                <w:rFonts w:hint="eastAsia" w:ascii="Times New Roman" w:hAnsi="Times New Roman" w:eastAsia="FangSong" w:cs="Times New Roman"/>
-              </w:rPr>
-              <w:t>氢氧化物稳定性与配位几何偏好</w:t>
-            </w:r>
-            <w:r>
-              <w:rPr>
-                <w:rFonts w:hint="eastAsia" w:ascii="Times New Roman" w:hAnsi="Times New Roman" w:eastAsia="Times New Roman" w:cs="Times New Roman"/>
-              </w:rPr>
-              <w:t>，</w:t>
-            </w:r>
-            <w:r>
-              <w:rPr>
-                <w:rFonts w:hint="eastAsia" w:ascii="Times New Roman" w:hAnsi="Times New Roman" w:eastAsia="FangSong" w:cs="Times New Roman"/>
-              </w:rPr>
-              <w:t>并按</w:t>
-            </w:r>
-            <w:r>
-              <w:rPr>
-                <w:rFonts w:hint="eastAsia" w:ascii="Times New Roman" w:hAnsi="Times New Roman" w:eastAsia="Times New Roman" w:cs="Times New Roman"/>
-              </w:rPr>
-              <w:t>「</w:t>
-            </w:r>
-            <w:r>
-              <w:rPr>
-                <w:rFonts w:hint="eastAsia" w:ascii="Times New Roman" w:hAnsi="Times New Roman" w:eastAsia="FangSong" w:cs="Times New Roman"/>
-              </w:rPr>
-              <w:t>颜色</w:t>
-            </w:r>
-            <w:r>
-              <w:rPr>
-                <w:rFonts w:hint="eastAsia" w:ascii="Times New Roman" w:hAnsi="Times New Roman" w:eastAsia="Times New Roman" w:cs="Times New Roman"/>
-              </w:rPr>
-              <w:t>—</w:t>
-            </w:r>
-            <w:r>
-              <w:rPr>
-                <w:rFonts w:hint="eastAsia" w:ascii="Times New Roman" w:hAnsi="Times New Roman" w:eastAsia="FangSong" w:cs="Times New Roman"/>
-              </w:rPr>
-              <w:t>沉淀</w:t>
-            </w:r>
-            <w:r>
-              <w:rPr>
-                <w:rFonts w:hint="eastAsia" w:ascii="Times New Roman" w:hAnsi="Times New Roman" w:eastAsia="Times New Roman" w:cs="Times New Roman"/>
-              </w:rPr>
-              <w:t>—</w:t>
-            </w:r>
-            <w:r>
-              <w:rPr>
-                <w:rFonts w:hint="eastAsia" w:ascii="Times New Roman" w:hAnsi="Times New Roman" w:eastAsia="FangSong" w:cs="Times New Roman"/>
-              </w:rPr>
-              <w:t>配合物</w:t>
-            </w:r>
-            <w:r>
-              <w:rPr>
-                <w:rFonts w:hint="eastAsia" w:ascii="Times New Roman" w:hAnsi="Times New Roman" w:eastAsia="Times New Roman" w:cs="Times New Roman"/>
-              </w:rPr>
-              <w:t>」</w:t>
-            </w:r>
-            <w:r>
-              <w:rPr>
-                <w:rFonts w:hint="eastAsia" w:ascii="Times New Roman" w:hAnsi="Times New Roman" w:eastAsia="FangSong" w:cs="Times New Roman"/>
-              </w:rPr>
-              <w:t>三步处理推断题</w:t>
-            </w:r>
-          </w:p>
-        </w:tc>
-      </w:tr>
-    </w:tbl>
-    <w:bookmarkEnd w:id="9"/>
-    <w:bookmarkStart w:id="13" w:name="铁系定位与价态竞争主线"/>
+    <w:bookmarkStart w:id="12" w:name="铁系定位与价态竞争主线"/>
     <w:p>
       <w:pPr>
         <w:pStyle w:val="Heading2"/>
@@ -3117,18 +1924,18 @@
           <wp:inline>
             <wp:extent cx="2667000" cy="1603930"/>
             <wp:effectExtent b="0" l="0" r="0" t="0"/>
-            <wp:docPr descr="" title="" id="11" name="Picture"/>
+            <wp:docPr descr="" title="" id="10" name="Picture"/>
             <a:graphic>
               <a:graphicData uri="http://schemas.openxmlformats.org/drawingml/2006/picture">
                 <pic:pic>
                   <pic:nvPicPr>
-                    <pic:cNvPr descr="ee76a2f2f0e512a7cda4bc7dcb00ecceda8823869ab06b8e966c2b24c46dd2e1.jpg" id="12" name="Picture"/>
+                    <pic:cNvPr descr="ee76a2f2f0e512a7cda4bc7dcb00ecceda8823869ab06b8e966c2b24c46dd2e1.jpg" id="11" name="Picture"/>
                     <pic:cNvPicPr>
                       <a:picLocks noChangeArrowheads="1" noChangeAspect="1"/>
                     </pic:cNvPicPr>
                   </pic:nvPicPr>
                   <pic:blipFill>
-                    <a:blip r:embed="rId10"/>
+                    <a:blip r:embed="rId9"/>
                     <a:stretch>
                       <a:fillRect/>
                     </a:stretch>
@@ -3233,8 +2040,8 @@
         <w:t>）</w:t>
       </w:r>
     </w:p>
-    <w:bookmarkEnd w:id="13"/>
-    <w:bookmarkStart w:id="17" w:name="铁的价态互变与配体调控"/>
+    <w:bookmarkEnd w:id="12"/>
+    <w:bookmarkStart w:id="16" w:name="铁的价态互变与配体调控"/>
     <w:p>
       <w:pPr>
         <w:pStyle w:val="Heading2"/>
@@ -6535,18 +5342,18 @@
           <wp:inline>
             <wp:extent cx="2667000" cy="1707614"/>
             <wp:effectExtent b="0" l="0" r="0" t="0"/>
-            <wp:docPr descr="" title="" id="15" name="Picture"/>
+            <wp:docPr descr="" title="" id="14" name="Picture"/>
             <a:graphic>
               <a:graphicData uri="http://schemas.openxmlformats.org/drawingml/2006/picture">
                 <pic:pic>
                   <pic:nvPicPr>
-                    <pic:cNvPr descr="4b042cd60fada030ae5f2207da1a37ecef3c88ab0e5eb3eaa584be85186556b1.jpg" id="16" name="Picture"/>
+                    <pic:cNvPr descr="4b042cd60fada030ae5f2207da1a37ecef3c88ab0e5eb3eaa584be85186556b1.jpg" id="15" name="Picture"/>
                     <pic:cNvPicPr>
                       <a:picLocks noChangeArrowheads="1" noChangeAspect="1"/>
                     </pic:cNvPicPr>
                   </pic:nvPicPr>
                   <pic:blipFill>
-                    <a:blip r:embed="rId14"/>
+                    <a:blip r:embed="rId13"/>
                     <a:stretch>
                       <a:fillRect/>
                     </a:stretch>
@@ -8208,8 +7015,8 @@
         </w:tc>
       </w:tr>
     </w:tbl>
-    <w:bookmarkEnd w:id="17"/>
-    <w:bookmarkStart w:id="18" w:name="钴的价态竞争与配体稳定化"/>
+    <w:bookmarkEnd w:id="16"/>
+    <w:bookmarkStart w:id="17" w:name="钴的价态竞争与配体稳定化"/>
     <w:p>
       <w:pPr>
         <w:pStyle w:val="Heading2"/>
@@ -11967,8 +10774,8 @@
         </w:tc>
       </w:tr>
     </w:tbl>
-    <w:bookmarkEnd w:id="18"/>
-    <w:bookmarkStart w:id="22" w:name="镍的配位几何与羰基化学"/>
+    <w:bookmarkEnd w:id="17"/>
+    <w:bookmarkStart w:id="21" w:name="镍的配位几何与羰基化学"/>
     <w:p>
       <w:pPr>
         <w:pStyle w:val="Heading2"/>
@@ -13415,18 +12222,18 @@
           <wp:inline>
             <wp:extent cx="2667000" cy="1063908"/>
             <wp:effectExtent b="0" l="0" r="0" t="0"/>
-            <wp:docPr descr="" title="" id="20" name="Picture"/>
+            <wp:docPr descr="" title="" id="19" name="Picture"/>
             <a:graphic>
               <a:graphicData uri="http://schemas.openxmlformats.org/drawingml/2006/picture">
                 <pic:pic>
                   <pic:nvPicPr>
-                    <pic:cNvPr descr="e24689caf3117fe72dc27d03961a30f2e9a41988159b39887b4aa3a15c0ee84c.png" id="21" name="Picture"/>
+                    <pic:cNvPr descr="e24689caf3117fe72dc27d03961a30f2e9a41988159b39887b4aa3a15c0ee84c.png" id="20" name="Picture"/>
                     <pic:cNvPicPr>
                       <a:picLocks noChangeArrowheads="1" noChangeAspect="1"/>
                     </pic:cNvPicPr>
                   </pic:nvPicPr>
                   <pic:blipFill>
-                    <a:blip r:embed="rId19"/>
+                    <a:blip r:embed="rId18"/>
                     <a:stretch>
                       <a:fillRect/>
                     </a:stretch>
@@ -13510,109 +12317,6 @@
           <w:rFonts w:hint="eastAsia" w:ascii="Times New Roman" w:hAnsi="Times New Roman" w:eastAsia="FangSong" w:cs="Times New Roman"/>
         </w:rPr>
         <w:t>四面体场与平面正方形场中的分裂方式</w:t>
-      </w:r>
-      <w:r>
-        <w:rPr>
-          <w:rFonts w:hint="eastAsia" w:ascii="Times New Roman" w:hAnsi="Times New Roman" w:eastAsia="Times New Roman" w:cs="Times New Roman"/>
-        </w:rPr>
-        <w:t>（</w:t>
-      </w:r>
-      <w:r>
-        <w:rPr>
-          <w:rFonts w:hint="eastAsia" w:ascii="Times New Roman" w:hAnsi="Times New Roman" w:eastAsia="FangSong" w:cs="Times New Roman"/>
-        </w:rPr>
-        <w:t>八面体场</w:t>
-      </w:r>
-      <w:r>
-        <w:rPr>
-          <w:rFonts w:ascii="Times New Roman" w:hAnsi="Times New Roman" w:eastAsia="Times New Roman" w:cs="Times New Roman"/>
-        </w:rPr>
-        <w:t xml:space="preserve"> </w:t>
-      </w:r>
-      <m:oMath>
-        <m:sSub>
-          <m:e>
-            <m:r>
-              <m:t>e</m:t>
-            </m:r>
-          </m:e>
-          <m:sub>
-            <m:r>
-              <m:t>g</m:t>
-            </m:r>
-          </m:sub>
-        </m:sSub>
-      </m:oMath>
-      <w:r>
-        <w:rPr>
-          <w:rFonts w:ascii="Times New Roman" w:hAnsi="Times New Roman" w:eastAsia="Times New Roman" w:cs="Times New Roman"/>
-        </w:rPr>
-        <w:t xml:space="preserve"> </w:t>
-      </w:r>
-      <w:r>
-        <w:rPr>
-          <w:rFonts w:hint="eastAsia" w:ascii="Times New Roman" w:hAnsi="Times New Roman" w:eastAsia="FangSong" w:cs="Times New Roman"/>
-        </w:rPr>
-        <w:t xml:space="preserve">高于</w:t>
-      </w:r>
-      <w:r>
-        <w:rPr>
-          <w:rFonts w:ascii="Times New Roman" w:hAnsi="Times New Roman" w:eastAsia="Times New Roman" w:cs="Times New Roman"/>
-        </w:rPr>
-        <w:t xml:space="preserve"> </w:t>
-      </w:r>
-      <m:oMath>
-        <m:sSub>
-          <m:e>
-            <m:r>
-              <m:t>t</m:t>
-            </m:r>
-          </m:e>
-          <m:sub>
-            <m:r>
-              <m:t>2</m:t>
-            </m:r>
-            <m:r>
-              <m:t>g</m:t>
-            </m:r>
-          </m:sub>
-        </m:sSub>
-      </m:oMath>
-      <w:r>
-        <w:rPr>
-          <w:rFonts w:hint="eastAsia" w:ascii="Times New Roman" w:hAnsi="Times New Roman" w:eastAsia="Times New Roman" w:cs="Times New Roman"/>
-        </w:rPr>
-        <w:t>；</w:t>
-      </w:r>
-      <w:r>
-        <w:rPr>
-          <w:rFonts w:hint="eastAsia" w:ascii="Times New Roman" w:hAnsi="Times New Roman" w:eastAsia="FangSong" w:cs="Times New Roman"/>
-        </w:rPr>
-        <w:t>四面体场分裂顺序相反且分裂能约为八面体场的</w:t>
-      </w:r>
-      <w:r>
-        <w:rPr>
-          <w:rFonts w:ascii="Times New Roman" w:hAnsi="Times New Roman" w:eastAsia="Times New Roman" w:cs="Times New Roman"/>
-        </w:rPr>
-        <w:t xml:space="preserve"> </w:t>
-      </w:r>
-      <w:r>
-        <w:rPr>
-          <w:rFonts w:hint="eastAsia" w:ascii="Times New Roman" w:hAnsi="Times New Roman" w:eastAsia="Times New Roman" w:cs="Times New Roman"/>
-        </w:rPr>
-        <w:t>4/9；</w:t>
-      </w:r>
-      <w:r>
-        <w:rPr>
-          <w:rFonts w:hint="eastAsia" w:ascii="Times New Roman" w:hAnsi="Times New Roman" w:eastAsia="FangSong" w:cs="Times New Roman"/>
-        </w:rPr>
-        <w:t>平面正方形场分裂能最大</w:t>
-      </w:r>
-      <w:r>
-        <w:rPr>
-          <w:rFonts w:hint="eastAsia" w:ascii="Times New Roman" w:hAnsi="Times New Roman" w:eastAsia="Times New Roman" w:cs="Times New Roman"/>
-        </w:rPr>
-        <w:t>）</w:t>
       </w:r>
     </w:p>
     <w:p>
@@ -16713,8 +15417,8 @@
         </w:tc>
       </w:tr>
     </w:tbl>
-    <w:bookmarkEnd w:id="22"/>
-    <w:bookmarkStart w:id="26" w:name="铜的价态环境依赖与歧化"/>
+    <w:bookmarkEnd w:id="21"/>
+    <w:bookmarkStart w:id="25" w:name="铜的价态环境依赖与歧化"/>
     <w:p>
       <w:pPr>
         <w:pStyle w:val="Heading2"/>
@@ -17243,18 +15947,18 @@
           <wp:inline>
             <wp:extent cx="2667000" cy="1530112"/>
             <wp:effectExtent b="0" l="0" r="0" t="0"/>
-            <wp:docPr descr="" title="" id="24" name="Picture"/>
+            <wp:docPr descr="" title="" id="23" name="Picture"/>
             <a:graphic>
               <a:graphicData uri="http://schemas.openxmlformats.org/drawingml/2006/picture">
                 <pic:pic>
                   <pic:nvPicPr>
-                    <pic:cNvPr descr="80ec00029edef599c69a65e71cdad8c9a9b349a38a687959bdd2bc954837f19a.jpg" id="25" name="Picture"/>
+                    <pic:cNvPr descr="80ec00029edef599c69a65e71cdad8c9a9b349a38a687959bdd2bc954837f19a.jpg" id="24" name="Picture"/>
                     <pic:cNvPicPr>
                       <a:picLocks noChangeArrowheads="1" noChangeAspect="1"/>
                     </pic:cNvPicPr>
                   </pic:nvPicPr>
                   <pic:blipFill>
-                    <a:blip r:embed="rId23"/>
+                    <a:blip r:embed="rId22"/>
                     <a:stretch>
                       <a:fillRect/>
                     </a:stretch>
@@ -21992,8 +20696,8 @@
         </w:tc>
       </w:tr>
     </w:tbl>
-    <w:bookmarkEnd w:id="26"/>
-    <w:bookmarkStart w:id="27" w:name="锌的两性与电化学防护"/>
+    <w:bookmarkEnd w:id="25"/>
+    <w:bookmarkStart w:id="26" w:name="锌的两性与电化学防护"/>
     <w:p>
       <w:pPr>
         <w:pStyle w:val="Heading2"/>
@@ -24143,8 +22847,8 @@
         <w:t>。</w:t>
       </w:r>
     </w:p>
-    <w:bookmarkEnd w:id="27"/>
-    <w:bookmarkStart w:id="28" w:name="横向递变规律与常见失分陷阱"/>
+    <w:bookmarkEnd w:id="26"/>
+    <w:bookmarkStart w:id="27" w:name="横向递变规律"/>
     <w:p>
       <w:pPr>
         <w:pStyle w:val="Heading2"/>
@@ -24160,7 +22864,7 @@
         <w:rPr>
           <w:rFonts w:hint="eastAsia" w:ascii="Times New Roman" w:hAnsi="Times New Roman" w:eastAsia="SimHei" w:cs="Times New Roman"/>
         </w:rPr>
-        <w:t xml:space="preserve">横向递变规律与常见失分陷阱</w:t>
+        <w:t xml:space="preserve">横向递变规律</w:t>
       </w:r>
     </w:p>
     <w:p>
@@ -28308,8 +27012,8 @@
         <w:t>。</w:t>
       </w:r>
     </w:p>
-    <w:bookmarkEnd w:id="28"/>
-    <w:bookmarkStart w:id="30" w:name="竞赛思考强化题与微观机理精解"/>
+    <w:bookmarkEnd w:id="27"/>
+    <w:bookmarkStart w:id="29" w:name="课后习题"/>
     <w:p>
       <w:pPr>
         <w:pStyle w:val="Heading2"/>
@@ -28325,7 +27029,7 @@
         <w:rPr>
           <w:rFonts w:hint="eastAsia" w:ascii="Times New Roman" w:hAnsi="Times New Roman" w:eastAsia="SimHei" w:cs="Times New Roman"/>
         </w:rPr>
-        <w:t xml:space="preserve">竞赛思考强化题与微观机理精解</w:t>
+        <w:t xml:space="preserve">课后习题</w:t>
       </w:r>
     </w:p>
     <w:p>
@@ -28349,30 +27053,6 @@
       </w:r>
       <w:r>
         <w:rPr>
-          <w:rFonts w:hint="eastAsia" w:ascii="Times New Roman" w:hAnsi="Times New Roman" w:eastAsia="Times New Roman" w:cs="Times New Roman"/>
-        </w:rPr>
-        <w:t>[</w:t>
-      </w:r>
-      <w:r>
-        <w:rPr>
-          <w:rFonts w:hint="eastAsia" w:ascii="Times New Roman" w:hAnsi="Times New Roman" w:eastAsia="FangSong" w:cs="Times New Roman"/>
-        </w:rPr>
-        <w:t>无机例习</w:t>
-      </w:r>
-      <w:r>
-        <w:rPr>
-          <w:rFonts w:hint="eastAsia" w:ascii="Times New Roman" w:hAnsi="Times New Roman" w:eastAsia="Times New Roman" w:cs="Times New Roman"/>
-        </w:rPr>
-        <w:t>22.13]</w:t>
-      </w:r>
-      <w:r>
-        <w:rPr>
-          <w:rFonts w:ascii="Times New Roman" w:hAnsi="Times New Roman" w:eastAsia="Times New Roman" w:cs="Times New Roman"/>
-        </w:rPr>
-        <w:t xml:space="preserve"> </w:t>
-      </w:r>
-      <w:r>
-        <w:rPr>
           <w:rFonts w:hint="eastAsia" w:ascii="Times New Roman" w:hAnsi="Times New Roman" w:eastAsia="FangSong" w:cs="Times New Roman"/>
         </w:rPr>
         <w:t>写出下列物质的化学式</w:t>
@@ -28549,30 +27229,6 @@
       </w:r>
       <w:r>
         <w:rPr>
-          <w:rFonts w:hint="eastAsia" w:ascii="Times New Roman" w:hAnsi="Times New Roman" w:eastAsia="Times New Roman" w:cs="Times New Roman"/>
-        </w:rPr>
-        <w:t>[</w:t>
-      </w:r>
-      <w:r>
-        <w:rPr>
-          <w:rFonts w:hint="eastAsia" w:ascii="Times New Roman" w:hAnsi="Times New Roman" w:eastAsia="FangSong" w:cs="Times New Roman"/>
-        </w:rPr>
-        <w:t>无机例习</w:t>
-      </w:r>
-      <w:r>
-        <w:rPr>
-          <w:rFonts w:hint="eastAsia" w:ascii="Times New Roman" w:hAnsi="Times New Roman" w:eastAsia="Times New Roman" w:cs="Times New Roman"/>
-        </w:rPr>
-        <w:t>22.14]</w:t>
-      </w:r>
-      <w:r>
-        <w:rPr>
-          <w:rFonts w:ascii="Times New Roman" w:hAnsi="Times New Roman" w:eastAsia="Times New Roman" w:cs="Times New Roman"/>
-        </w:rPr>
-        <w:t xml:space="preserve"> </w:t>
-      </w:r>
-      <w:r>
-        <w:rPr>
           <w:rFonts w:hint="eastAsia" w:ascii="Times New Roman" w:hAnsi="Times New Roman" w:eastAsia="FangSong" w:cs="Times New Roman"/>
         </w:rPr>
         <w:t xml:space="preserve">向</w:t>
@@ -28843,30 +27499,6 @@
       </w:r>
       <w:r>
         <w:rPr>
-          <w:rFonts w:hint="eastAsia" w:ascii="Times New Roman" w:hAnsi="Times New Roman" w:eastAsia="Times New Roman" w:cs="Times New Roman"/>
-        </w:rPr>
-        <w:t>[</w:t>
-      </w:r>
-      <w:r>
-        <w:rPr>
-          <w:rFonts w:hint="eastAsia" w:ascii="Times New Roman" w:hAnsi="Times New Roman" w:eastAsia="FangSong" w:cs="Times New Roman"/>
-        </w:rPr>
-        <w:t>无机例习</w:t>
-      </w:r>
-      <w:r>
-        <w:rPr>
-          <w:rFonts w:hint="eastAsia" w:ascii="Times New Roman" w:hAnsi="Times New Roman" w:eastAsia="Times New Roman" w:cs="Times New Roman"/>
-        </w:rPr>
-        <w:t>22.41]</w:t>
-      </w:r>
-      <w:r>
-        <w:rPr>
-          <w:rFonts w:ascii="Times New Roman" w:hAnsi="Times New Roman" w:eastAsia="Times New Roman" w:cs="Times New Roman"/>
-        </w:rPr>
-        <w:t xml:space="preserve"> </w:t>
-      </w:r>
-      <w:r>
-        <w:rPr>
           <w:rFonts w:hint="eastAsia" w:ascii="Times New Roman" w:hAnsi="Times New Roman" w:eastAsia="FangSong" w:cs="Times New Roman"/>
         </w:rPr>
         <w:t>以粗镍为原料制备高纯镍的化学原理是什么</w:t>
@@ -28911,30 +27543,6 @@
       </w:r>
       <w:r>
         <w:rPr>
-          <w:rFonts w:hint="eastAsia" w:ascii="Times New Roman" w:hAnsi="Times New Roman" w:eastAsia="Times New Roman" w:cs="Times New Roman"/>
-        </w:rPr>
-        <w:t>[</w:t>
-      </w:r>
-      <w:r>
-        <w:rPr>
-          <w:rFonts w:hint="eastAsia" w:ascii="Times New Roman" w:hAnsi="Times New Roman" w:eastAsia="FangSong" w:cs="Times New Roman"/>
-        </w:rPr>
-        <w:t>无机例习</w:t>
-      </w:r>
-      <w:r>
-        <w:rPr>
-          <w:rFonts w:hint="eastAsia" w:ascii="Times New Roman" w:hAnsi="Times New Roman" w:eastAsia="Times New Roman" w:cs="Times New Roman"/>
-        </w:rPr>
-        <w:t>22.42]</w:t>
-      </w:r>
-      <w:r>
-        <w:rPr>
-          <w:rFonts w:ascii="Times New Roman" w:hAnsi="Times New Roman" w:eastAsia="Times New Roman" w:cs="Times New Roman"/>
-        </w:rPr>
-        <w:t xml:space="preserve"> </w:t>
-      </w:r>
-      <w:r>
-        <w:rPr>
           <w:rFonts w:hint="eastAsia" w:ascii="Times New Roman" w:hAnsi="Times New Roman" w:eastAsia="FangSong" w:cs="Times New Roman"/>
         </w:rPr>
         <w:t xml:space="preserve">如何鉴别分别含有</w:t>
@@ -29129,30 +27737,6 @@
       </w:r>
       <w:r>
         <w:rPr>
-          <w:rFonts w:hint="eastAsia" w:ascii="Times New Roman" w:hAnsi="Times New Roman" w:eastAsia="Times New Roman" w:cs="Times New Roman"/>
-        </w:rPr>
-        <w:t>[</w:t>
-      </w:r>
-      <w:r>
-        <w:rPr>
-          <w:rFonts w:hint="eastAsia" w:ascii="Times New Roman" w:hAnsi="Times New Roman" w:eastAsia="FangSong" w:cs="Times New Roman"/>
-        </w:rPr>
-        <w:t>无机例习</w:t>
-      </w:r>
-      <w:r>
-        <w:rPr>
-          <w:rFonts w:hint="eastAsia" w:ascii="Times New Roman" w:hAnsi="Times New Roman" w:eastAsia="Times New Roman" w:cs="Times New Roman"/>
-        </w:rPr>
-        <w:t>22.43]</w:t>
-      </w:r>
-      <w:r>
-        <w:rPr>
-          <w:rFonts w:ascii="Times New Roman" w:hAnsi="Times New Roman" w:eastAsia="Times New Roman" w:cs="Times New Roman"/>
-        </w:rPr>
-        <w:t xml:space="preserve"> </w:t>
-      </w:r>
-      <w:r>
-        <w:rPr>
           <w:rFonts w:hint="eastAsia" w:ascii="Times New Roman" w:hAnsi="Times New Roman" w:eastAsia="FangSong" w:cs="Times New Roman"/>
         </w:rPr>
         <w:t>鉴别下列各组物质</w:t>
@@ -29397,30 +27981,6 @@
       </w:r>
       <w:r>
         <w:rPr>
-          <w:rFonts w:hint="eastAsia" w:ascii="Times New Roman" w:hAnsi="Times New Roman" w:eastAsia="Times New Roman" w:cs="Times New Roman"/>
-        </w:rPr>
-        <w:t>[</w:t>
-      </w:r>
-      <w:r>
-        <w:rPr>
-          <w:rFonts w:hint="eastAsia" w:ascii="Times New Roman" w:hAnsi="Times New Roman" w:eastAsia="FangSong" w:cs="Times New Roman"/>
-        </w:rPr>
-        <w:t>无机例习</w:t>
-      </w:r>
-      <w:r>
-        <w:rPr>
-          <w:rFonts w:hint="eastAsia" w:ascii="Times New Roman" w:hAnsi="Times New Roman" w:eastAsia="Times New Roman" w:cs="Times New Roman"/>
-        </w:rPr>
-        <w:t>22.47]</w:t>
-      </w:r>
-      <w:r>
-        <w:rPr>
-          <w:rFonts w:ascii="Times New Roman" w:hAnsi="Times New Roman" w:eastAsia="Times New Roman" w:cs="Times New Roman"/>
-        </w:rPr>
-        <w:t xml:space="preserve"> </w:t>
-      </w:r>
-      <w:r>
-        <w:rPr>
           <w:rFonts w:hint="eastAsia" w:ascii="Times New Roman" w:hAnsi="Times New Roman" w:eastAsia="FangSong" w:cs="Times New Roman"/>
         </w:rPr>
         <w:t xml:space="preserve">分别向</w:t>
@@ -29612,30 +28172,6 @@
           <w:bCs/>
         </w:rPr>
         <w:t xml:space="preserve">7.</w:t>
-      </w:r>
-      <w:r>
-        <w:rPr>
-          <w:rFonts w:ascii="Times New Roman" w:hAnsi="Times New Roman" w:eastAsia="Times New Roman" w:cs="Times New Roman"/>
-        </w:rPr>
-        <w:t xml:space="preserve"> </w:t>
-      </w:r>
-      <w:r>
-        <w:rPr>
-          <w:rFonts w:hint="eastAsia" w:ascii="Times New Roman" w:hAnsi="Times New Roman" w:eastAsia="Times New Roman" w:cs="Times New Roman"/>
-        </w:rPr>
-        <w:t>[</w:t>
-      </w:r>
-      <w:r>
-        <w:rPr>
-          <w:rFonts w:hint="eastAsia" w:ascii="Times New Roman" w:hAnsi="Times New Roman" w:eastAsia="FangSong" w:cs="Times New Roman"/>
-        </w:rPr>
-        <w:t>无机例习</w:t>
-      </w:r>
-      <w:r>
-        <w:rPr>
-          <w:rFonts w:hint="eastAsia" w:ascii="Times New Roman" w:hAnsi="Times New Roman" w:eastAsia="Times New Roman" w:cs="Times New Roman"/>
-        </w:rPr>
-        <w:t>22.51]</w:t>
       </w:r>
       <w:r>
         <w:rPr>
@@ -29883,30 +28419,6 @@
       </w:r>
       <w:r>
         <w:rPr>
-          <w:rFonts w:hint="eastAsia" w:ascii="Times New Roman" w:hAnsi="Times New Roman" w:eastAsia="Times New Roman" w:cs="Times New Roman"/>
-        </w:rPr>
-        <w:t>[</w:t>
-      </w:r>
-      <w:r>
-        <w:rPr>
-          <w:rFonts w:hint="eastAsia" w:ascii="Times New Roman" w:hAnsi="Times New Roman" w:eastAsia="FangSong" w:cs="Times New Roman"/>
-        </w:rPr>
-        <w:t>无机例习</w:t>
-      </w:r>
-      <w:r>
-        <w:rPr>
-          <w:rFonts w:hint="eastAsia" w:ascii="Times New Roman" w:hAnsi="Times New Roman" w:eastAsia="Times New Roman" w:cs="Times New Roman"/>
-        </w:rPr>
-        <w:t>22.50]</w:t>
-      </w:r>
-      <w:r>
-        <w:rPr>
-          <w:rFonts w:ascii="Times New Roman" w:hAnsi="Times New Roman" w:eastAsia="Times New Roman" w:cs="Times New Roman"/>
-        </w:rPr>
-        <w:t xml:space="preserve"> </w:t>
-      </w:r>
-      <w:r>
-        <w:rPr>
           <w:rFonts w:hint="eastAsia" w:ascii="Times New Roman" w:hAnsi="Times New Roman" w:eastAsia="FangSong" w:cs="Times New Roman"/>
         </w:rPr>
         <w:t xml:space="preserve">在用稀硫酸清洗被</w:t>
@@ -30121,30 +28633,6 @@
       </w:r>
       <w:r>
         <w:rPr>
-          <w:rFonts w:hint="eastAsia" w:ascii="Times New Roman" w:hAnsi="Times New Roman" w:eastAsia="Times New Roman" w:cs="Times New Roman"/>
-        </w:rPr>
-        <w:t>[</w:t>
-      </w:r>
-      <w:r>
-        <w:rPr>
-          <w:rFonts w:hint="eastAsia" w:ascii="Times New Roman" w:hAnsi="Times New Roman" w:eastAsia="FangSong" w:cs="Times New Roman"/>
-        </w:rPr>
-        <w:t>无机例习</w:t>
-      </w:r>
-      <w:r>
-        <w:rPr>
-          <w:rFonts w:hint="eastAsia" w:ascii="Times New Roman" w:hAnsi="Times New Roman" w:eastAsia="Times New Roman" w:cs="Times New Roman"/>
-        </w:rPr>
-        <w:t>19.64]</w:t>
-      </w:r>
-      <w:r>
-        <w:rPr>
-          <w:rFonts w:ascii="Times New Roman" w:hAnsi="Times New Roman" w:eastAsia="Times New Roman" w:cs="Times New Roman"/>
-        </w:rPr>
-        <w:t xml:space="preserve"> </w:t>
-      </w:r>
-      <w:r>
-        <w:rPr>
           <w:rFonts w:hint="eastAsia" w:ascii="Times New Roman" w:hAnsi="Times New Roman" w:eastAsia="FangSong" w:cs="Times New Roman"/>
         </w:rPr>
         <w:t>解释下列实验现象并写出反应方程式</w:t>
@@ -30408,30 +28896,6 @@
       </w:r>
       <w:r>
         <w:rPr>
-          <w:rFonts w:hint="eastAsia" w:ascii="Times New Roman" w:hAnsi="Times New Roman" w:eastAsia="Times New Roman" w:cs="Times New Roman"/>
-        </w:rPr>
-        <w:t>[</w:t>
-      </w:r>
-      <w:r>
-        <w:rPr>
-          <w:rFonts w:hint="eastAsia" w:ascii="Times New Roman" w:hAnsi="Times New Roman" w:eastAsia="FangSong" w:cs="Times New Roman"/>
-        </w:rPr>
-        <w:t>无机例习</w:t>
-      </w:r>
-      <w:r>
-        <w:rPr>
-          <w:rFonts w:hint="eastAsia" w:ascii="Times New Roman" w:hAnsi="Times New Roman" w:eastAsia="Times New Roman" w:cs="Times New Roman"/>
-        </w:rPr>
-        <w:t>22.61]</w:t>
-      </w:r>
-      <w:r>
-        <w:rPr>
-          <w:rFonts w:ascii="Times New Roman" w:hAnsi="Times New Roman" w:eastAsia="Times New Roman" w:cs="Times New Roman"/>
-        </w:rPr>
-        <w:t xml:space="preserve"> </w:t>
-      </w:r>
-      <w:r>
-        <w:rPr>
           <w:rFonts w:hint="eastAsia" w:ascii="Times New Roman" w:hAnsi="Times New Roman" w:eastAsia="FangSong" w:cs="Times New Roman"/>
         </w:rPr>
         <w:t>蓝色化合物</w:t>
@@ -30611,30 +29075,6 @@
           <w:bCs/>
         </w:rPr>
         <w:t xml:space="preserve">11.</w:t>
-      </w:r>
-      <w:r>
-        <w:rPr>
-          <w:rFonts w:ascii="Times New Roman" w:hAnsi="Times New Roman" w:eastAsia="Times New Roman" w:cs="Times New Roman"/>
-        </w:rPr>
-        <w:t xml:space="preserve"> </w:t>
-      </w:r>
-      <w:r>
-        <w:rPr>
-          <w:rFonts w:hint="eastAsia" w:ascii="Times New Roman" w:hAnsi="Times New Roman" w:eastAsia="Times New Roman" w:cs="Times New Roman"/>
-        </w:rPr>
-        <w:t>[</w:t>
-      </w:r>
-      <w:r>
-        <w:rPr>
-          <w:rFonts w:hint="eastAsia" w:ascii="Times New Roman" w:hAnsi="Times New Roman" w:eastAsia="FangSong" w:cs="Times New Roman"/>
-        </w:rPr>
-        <w:t>无机例习</w:t>
-      </w:r>
-      <w:r>
-        <w:rPr>
-          <w:rFonts w:hint="eastAsia" w:ascii="Times New Roman" w:hAnsi="Times New Roman" w:eastAsia="Times New Roman" w:cs="Times New Roman"/>
-        </w:rPr>
-        <w:t>22.48]</w:t>
       </w:r>
       <w:r>
         <w:rPr>
@@ -30788,30 +29228,6 @@
       </w:r>
       <w:r>
         <w:rPr>
-          <w:rFonts w:hint="eastAsia" w:ascii="Times New Roman" w:hAnsi="Times New Roman" w:eastAsia="Times New Roman" w:cs="Times New Roman"/>
-        </w:rPr>
-        <w:t>[</w:t>
-      </w:r>
-      <w:r>
-        <w:rPr>
-          <w:rFonts w:hint="eastAsia" w:ascii="Times New Roman" w:hAnsi="Times New Roman" w:eastAsia="FangSong" w:cs="Times New Roman"/>
-        </w:rPr>
-        <w:t>无机例习</w:t>
-      </w:r>
-      <w:r>
-        <w:rPr>
-          <w:rFonts w:hint="eastAsia" w:ascii="Times New Roman" w:hAnsi="Times New Roman" w:eastAsia="Times New Roman" w:cs="Times New Roman"/>
-        </w:rPr>
-        <w:t>22.49]</w:t>
-      </w:r>
-      <w:r>
-        <w:rPr>
-          <w:rFonts w:ascii="Times New Roman" w:hAnsi="Times New Roman" w:eastAsia="Times New Roman" w:cs="Times New Roman"/>
-        </w:rPr>
-        <w:t xml:space="preserve"> </w:t>
-      </w:r>
-      <w:r>
-        <w:rPr>
           <w:rFonts w:hint="eastAsia" w:ascii="Times New Roman" w:hAnsi="Times New Roman" w:eastAsia="FangSong" w:cs="Times New Roman"/>
         </w:rPr>
         <w:t xml:space="preserve">利用</w:t>
@@ -31070,30 +29486,6 @@
       </w:r>
       <w:r>
         <w:rPr>
-          <w:rFonts w:hint="eastAsia" w:ascii="Times New Roman" w:hAnsi="Times New Roman" w:eastAsia="Times New Roman" w:cs="Times New Roman"/>
-        </w:rPr>
-        <w:t>[</w:t>
-      </w:r>
-      <w:r>
-        <w:rPr>
-          <w:rFonts w:hint="eastAsia" w:ascii="Times New Roman" w:hAnsi="Times New Roman" w:eastAsia="FangSong" w:cs="Times New Roman"/>
-        </w:rPr>
-        <w:t>无机例习</w:t>
-      </w:r>
-      <w:r>
-        <w:rPr>
-          <w:rFonts w:hint="eastAsia" w:ascii="Times New Roman" w:hAnsi="Times New Roman" w:eastAsia="Times New Roman" w:cs="Times New Roman"/>
-        </w:rPr>
-        <w:t>22.59]</w:t>
-      </w:r>
-      <w:r>
-        <w:rPr>
-          <w:rFonts w:ascii="Times New Roman" w:hAnsi="Times New Roman" w:eastAsia="Times New Roman" w:cs="Times New Roman"/>
-        </w:rPr>
-        <w:t xml:space="preserve"> </w:t>
-      </w:r>
-      <w:r>
-        <w:rPr>
           <w:rFonts w:hint="eastAsia" w:ascii="Times New Roman" w:hAnsi="Times New Roman" w:eastAsia="FangSong" w:cs="Times New Roman"/>
         </w:rPr>
         <w:t>金属</w:t>
@@ -31490,30 +29882,6 @@
       </w:r>
       <w:r>
         <w:rPr>
-          <w:rFonts w:hint="eastAsia" w:ascii="Times New Roman" w:hAnsi="Times New Roman" w:eastAsia="Times New Roman" w:cs="Times New Roman"/>
-        </w:rPr>
-        <w:t>[</w:t>
-      </w:r>
-      <w:r>
-        <w:rPr>
-          <w:rFonts w:hint="eastAsia" w:ascii="Times New Roman" w:hAnsi="Times New Roman" w:eastAsia="FangSong" w:cs="Times New Roman"/>
-        </w:rPr>
-        <w:t>无机例习</w:t>
-      </w:r>
-      <w:r>
-        <w:rPr>
-          <w:rFonts w:hint="eastAsia" w:ascii="Times New Roman" w:hAnsi="Times New Roman" w:eastAsia="Times New Roman" w:cs="Times New Roman"/>
-        </w:rPr>
-        <w:t>22.52]</w:t>
-      </w:r>
-      <w:r>
-        <w:rPr>
-          <w:rFonts w:ascii="Times New Roman" w:hAnsi="Times New Roman" w:eastAsia="Times New Roman" w:cs="Times New Roman"/>
-        </w:rPr>
-        <w:t xml:space="preserve"> </w:t>
-      </w:r>
-      <w:r>
-        <w:rPr>
           <w:rFonts w:hint="eastAsia" w:ascii="Times New Roman" w:hAnsi="Times New Roman" w:eastAsia="FangSong" w:cs="Times New Roman"/>
         </w:rPr>
         <w:t>写出与下述实验现象有关的化学反应方程式</w:t>
@@ -31819,30 +30187,6 @@
           <w:bCs/>
         </w:rPr>
         <w:t xml:space="preserve">15.</w:t>
-      </w:r>
-      <w:r>
-        <w:rPr>
-          <w:rFonts w:ascii="Times New Roman" w:hAnsi="Times New Roman" w:eastAsia="Times New Roman" w:cs="Times New Roman"/>
-        </w:rPr>
-        <w:t xml:space="preserve"> </w:t>
-      </w:r>
-      <w:r>
-        <w:rPr>
-          <w:rFonts w:hint="eastAsia" w:ascii="Times New Roman" w:hAnsi="Times New Roman" w:eastAsia="Times New Roman" w:cs="Times New Roman"/>
-        </w:rPr>
-        <w:t>[</w:t>
-      </w:r>
-      <w:r>
-        <w:rPr>
-          <w:rFonts w:hint="eastAsia" w:ascii="Times New Roman" w:hAnsi="Times New Roman" w:eastAsia="FangSong" w:cs="Times New Roman"/>
-        </w:rPr>
-        <w:t>无机例习</w:t>
-      </w:r>
-      <w:r>
-        <w:rPr>
-          <w:rFonts w:hint="eastAsia" w:ascii="Times New Roman" w:hAnsi="Times New Roman" w:eastAsia="Times New Roman" w:cs="Times New Roman"/>
-        </w:rPr>
-        <w:t>22.53]</w:t>
       </w:r>
       <w:r>
         <w:rPr>
@@ -32510,30 +30854,6 @@
       </w:r>
       <w:r>
         <w:rPr>
-          <w:rFonts w:hint="eastAsia" w:ascii="Times New Roman" w:hAnsi="Times New Roman" w:eastAsia="Times New Roman" w:cs="Times New Roman"/>
-        </w:rPr>
-        <w:t>[</w:t>
-      </w:r>
-      <w:r>
-        <w:rPr>
-          <w:rFonts w:hint="eastAsia" w:ascii="Times New Roman" w:hAnsi="Times New Roman" w:eastAsia="FangSong" w:cs="Times New Roman"/>
-        </w:rPr>
-        <w:t>无机例习</w:t>
-      </w:r>
-      <w:r>
-        <w:rPr>
-          <w:rFonts w:hint="eastAsia" w:ascii="Times New Roman" w:hAnsi="Times New Roman" w:eastAsia="Times New Roman" w:cs="Times New Roman"/>
-        </w:rPr>
-        <w:t>22.54]</w:t>
-      </w:r>
-      <w:r>
-        <w:rPr>
-          <w:rFonts w:ascii="Times New Roman" w:hAnsi="Times New Roman" w:eastAsia="Times New Roman" w:cs="Times New Roman"/>
-        </w:rPr>
-        <w:t xml:space="preserve"> </w:t>
-      </w:r>
-      <w:r>
-        <w:rPr>
           <w:rFonts w:hint="eastAsia" w:ascii="Times New Roman" w:hAnsi="Times New Roman" w:eastAsia="FangSong" w:cs="Times New Roman"/>
         </w:rPr>
         <w:t>解释下列实验现象并写出反应方程式</w:t>
@@ -33071,30 +31391,6 @@
       </w:r>
       <w:r>
         <w:rPr>
-          <w:rFonts w:hint="eastAsia" w:ascii="Times New Roman" w:hAnsi="Times New Roman" w:eastAsia="Times New Roman" w:cs="Times New Roman"/>
-        </w:rPr>
-        <w:t>[</w:t>
-      </w:r>
-      <w:r>
-        <w:rPr>
-          <w:rFonts w:hint="eastAsia" w:ascii="Times New Roman" w:hAnsi="Times New Roman" w:eastAsia="FangSong" w:cs="Times New Roman"/>
-        </w:rPr>
-        <w:t>无机例习</w:t>
-      </w:r>
-      <w:r>
-        <w:rPr>
-          <w:rFonts w:hint="eastAsia" w:ascii="Times New Roman" w:hAnsi="Times New Roman" w:eastAsia="Times New Roman" w:cs="Times New Roman"/>
-        </w:rPr>
-        <w:t>22.55]</w:t>
-      </w:r>
-      <w:r>
-        <w:rPr>
-          <w:rFonts w:ascii="Times New Roman" w:hAnsi="Times New Roman" w:eastAsia="Times New Roman" w:cs="Times New Roman"/>
-        </w:rPr>
-        <w:t xml:space="preserve"> </w:t>
-      </w:r>
-      <w:r>
-        <w:rPr>
           <w:rFonts w:hint="eastAsia" w:ascii="Times New Roman" w:hAnsi="Times New Roman" w:eastAsia="FangSong" w:cs="Times New Roman"/>
         </w:rPr>
         <w:t>混合溶液</w:t>
@@ -33375,30 +31671,6 @@
       </w:r>
       <w:r>
         <w:rPr>
-          <w:rFonts w:hint="eastAsia" w:ascii="Times New Roman" w:hAnsi="Times New Roman" w:eastAsia="Times New Roman" w:cs="Times New Roman"/>
-        </w:rPr>
-        <w:t>[</w:t>
-      </w:r>
-      <w:r>
-        <w:rPr>
-          <w:rFonts w:hint="eastAsia" w:ascii="Times New Roman" w:hAnsi="Times New Roman" w:eastAsia="FangSong" w:cs="Times New Roman"/>
-        </w:rPr>
-        <w:t>无机例习</w:t>
-      </w:r>
-      <w:r>
-        <w:rPr>
-          <w:rFonts w:hint="eastAsia" w:ascii="Times New Roman" w:hAnsi="Times New Roman" w:eastAsia="Times New Roman" w:cs="Times New Roman"/>
-        </w:rPr>
-        <w:t>22.44]</w:t>
-      </w:r>
-      <w:r>
-        <w:rPr>
-          <w:rFonts w:ascii="Times New Roman" w:hAnsi="Times New Roman" w:eastAsia="Times New Roman" w:cs="Times New Roman"/>
-        </w:rPr>
-        <w:t xml:space="preserve"> </w:t>
-      </w:r>
-      <w:r>
-        <w:rPr>
           <w:rFonts w:hint="eastAsia" w:ascii="Times New Roman" w:hAnsi="Times New Roman" w:eastAsia="FangSong" w:cs="Times New Roman"/>
         </w:rPr>
         <w:t>设计方案分离共存于溶液中的下列离子</w:t>
@@ -33747,30 +32019,6 @@
       </w:r>
       <w:r>
         <w:rPr>
-          <w:rFonts w:hint="eastAsia" w:ascii="Times New Roman" w:hAnsi="Times New Roman" w:eastAsia="Times New Roman" w:cs="Times New Roman"/>
-        </w:rPr>
-        <w:t>[</w:t>
-      </w:r>
-      <w:r>
-        <w:rPr>
-          <w:rFonts w:hint="eastAsia" w:ascii="Times New Roman" w:hAnsi="Times New Roman" w:eastAsia="FangSong" w:cs="Times New Roman"/>
-        </w:rPr>
-        <w:t>无机例习</w:t>
-      </w:r>
-      <w:r>
-        <w:rPr>
-          <w:rFonts w:hint="eastAsia" w:ascii="Times New Roman" w:hAnsi="Times New Roman" w:eastAsia="Times New Roman" w:cs="Times New Roman"/>
-        </w:rPr>
-        <w:t>22.45]</w:t>
-      </w:r>
-      <w:r>
-        <w:rPr>
-          <w:rFonts w:ascii="Times New Roman" w:hAnsi="Times New Roman" w:eastAsia="Times New Roman" w:cs="Times New Roman"/>
-        </w:rPr>
-        <w:t xml:space="preserve"> </w:t>
-      </w:r>
-      <w:r>
-        <w:rPr>
           <w:rFonts w:hint="eastAsia" w:ascii="Times New Roman" w:hAnsi="Times New Roman" w:eastAsia="FangSong" w:cs="Times New Roman"/>
         </w:rPr>
         <w:t>如何在不引入杂质的情况下</w:t>
@@ -34000,30 +32248,6 @@
           <w:bCs/>
         </w:rPr>
         <w:t xml:space="preserve">20.</w:t>
-      </w:r>
-      <w:r>
-        <w:rPr>
-          <w:rFonts w:ascii="Times New Roman" w:hAnsi="Times New Roman" w:eastAsia="Times New Roman" w:cs="Times New Roman"/>
-        </w:rPr>
-        <w:t xml:space="preserve"> </w:t>
-      </w:r>
-      <w:r>
-        <w:rPr>
-          <w:rFonts w:hint="eastAsia" w:ascii="Times New Roman" w:hAnsi="Times New Roman" w:eastAsia="Times New Roman" w:cs="Times New Roman"/>
-        </w:rPr>
-        <w:t>[</w:t>
-      </w:r>
-      <w:r>
-        <w:rPr>
-          <w:rFonts w:hint="eastAsia" w:ascii="Times New Roman" w:hAnsi="Times New Roman" w:eastAsia="FangSong" w:cs="Times New Roman"/>
-        </w:rPr>
-        <w:t>无机例习</w:t>
-      </w:r>
-      <w:r>
-        <w:rPr>
-          <w:rFonts w:hint="eastAsia" w:ascii="Times New Roman" w:hAnsi="Times New Roman" w:eastAsia="Times New Roman" w:cs="Times New Roman"/>
-        </w:rPr>
-        <w:t>22.60]</w:t>
       </w:r>
       <w:r>
         <w:rPr>
@@ -34595,30 +32819,6 @@
       </w:r>
       <w:r>
         <w:rPr>
-          <w:rFonts w:hint="eastAsia" w:ascii="Times New Roman" w:hAnsi="Times New Roman" w:eastAsia="Times New Roman" w:cs="Times New Roman"/>
-        </w:rPr>
-        <w:t>[</w:t>
-      </w:r>
-      <w:r>
-        <w:rPr>
-          <w:rFonts w:hint="eastAsia" w:ascii="Times New Roman" w:hAnsi="Times New Roman" w:eastAsia="FangSong" w:cs="Times New Roman"/>
-        </w:rPr>
-        <w:t>无机例习</w:t>
-      </w:r>
-      <w:r>
-        <w:rPr>
-          <w:rFonts w:hint="eastAsia" w:ascii="Times New Roman" w:hAnsi="Times New Roman" w:eastAsia="Times New Roman" w:cs="Times New Roman"/>
-        </w:rPr>
-        <w:t>22.62]</w:t>
-      </w:r>
-      <w:r>
-        <w:rPr>
-          <w:rFonts w:ascii="Times New Roman" w:hAnsi="Times New Roman" w:eastAsia="Times New Roman" w:cs="Times New Roman"/>
-        </w:rPr>
-        <w:t xml:space="preserve"> </w:t>
-      </w:r>
-      <w:r>
-        <w:rPr>
           <w:rFonts w:hint="eastAsia" w:ascii="Times New Roman" w:hAnsi="Times New Roman" w:eastAsia="FangSong" w:cs="Times New Roman"/>
         </w:rPr>
         <w:t>化合物</w:t>
@@ -35157,30 +33357,6 @@
       </w:r>
       <w:r>
         <w:rPr>
-          <w:rFonts w:hint="eastAsia" w:ascii="Times New Roman" w:hAnsi="Times New Roman" w:eastAsia="Times New Roman" w:cs="Times New Roman"/>
-        </w:rPr>
-        <w:t>[</w:t>
-      </w:r>
-      <w:r>
-        <w:rPr>
-          <w:rFonts w:hint="eastAsia" w:ascii="Times New Roman" w:hAnsi="Times New Roman" w:eastAsia="FangSong" w:cs="Times New Roman"/>
-        </w:rPr>
-        <w:t>无机例习</w:t>
-      </w:r>
-      <w:r>
-        <w:rPr>
-          <w:rFonts w:hint="eastAsia" w:ascii="Times New Roman" w:hAnsi="Times New Roman" w:eastAsia="Times New Roman" w:cs="Times New Roman"/>
-        </w:rPr>
-        <w:t>19.64]</w:t>
-      </w:r>
-      <w:r>
-        <w:rPr>
-          <w:rFonts w:ascii="Times New Roman" w:hAnsi="Times New Roman" w:eastAsia="Times New Roman" w:cs="Times New Roman"/>
-        </w:rPr>
-        <w:t xml:space="preserve"> </w:t>
-      </w:r>
-      <w:r>
-        <w:rPr>
           <w:rFonts w:hint="eastAsia" w:ascii="Times New Roman" w:hAnsi="Times New Roman" w:eastAsia="FangSong" w:cs="Times New Roman"/>
         </w:rPr>
         <w:t xml:space="preserve">铜与</w:t>
@@ -35278,30 +33454,6 @@
           <w:bCs/>
         </w:rPr>
         <w:t xml:space="preserve">23.</w:t>
-      </w:r>
-      <w:r>
-        <w:rPr>
-          <w:rFonts w:ascii="Times New Roman" w:hAnsi="Times New Roman" w:eastAsia="Times New Roman" w:cs="Times New Roman"/>
-        </w:rPr>
-        <w:t xml:space="preserve"> </w:t>
-      </w:r>
-      <w:r>
-        <w:rPr>
-          <w:rFonts w:hint="eastAsia" w:ascii="Times New Roman" w:hAnsi="Times New Roman" w:eastAsia="Times New Roman" w:cs="Times New Roman"/>
-        </w:rPr>
-        <w:t>[</w:t>
-      </w:r>
-      <w:r>
-        <w:rPr>
-          <w:rFonts w:hint="eastAsia" w:ascii="Times New Roman" w:hAnsi="Times New Roman" w:eastAsia="FangSong" w:cs="Times New Roman"/>
-        </w:rPr>
-        <w:t>无机例习</w:t>
-      </w:r>
-      <w:r>
-        <w:rPr>
-          <w:rFonts w:hint="eastAsia" w:ascii="Times New Roman" w:hAnsi="Times New Roman" w:eastAsia="Times New Roman" w:cs="Times New Roman"/>
-        </w:rPr>
-        <w:t>19.57]</w:t>
       </w:r>
       <w:r>
         <w:rPr>
@@ -35452,30 +33604,6 @@
           <w:bCs/>
         </w:rPr>
         <w:t xml:space="preserve">24.</w:t>
-      </w:r>
-      <w:r>
-        <w:rPr>
-          <w:rFonts w:ascii="Times New Roman" w:hAnsi="Times New Roman" w:eastAsia="Times New Roman" w:cs="Times New Roman"/>
-        </w:rPr>
-        <w:t xml:space="preserve"> </w:t>
-      </w:r>
-      <w:r>
-        <w:rPr>
-          <w:rFonts w:hint="eastAsia" w:ascii="Times New Roman" w:hAnsi="Times New Roman" w:eastAsia="Times New Roman" w:cs="Times New Roman"/>
-        </w:rPr>
-        <w:t>[</w:t>
-      </w:r>
-      <w:r>
-        <w:rPr>
-          <w:rFonts w:hint="eastAsia" w:ascii="Times New Roman" w:hAnsi="Times New Roman" w:eastAsia="FangSong" w:cs="Times New Roman"/>
-        </w:rPr>
-        <w:t>无机例习</w:t>
-      </w:r>
-      <w:r>
-        <w:rPr>
-          <w:rFonts w:hint="eastAsia" w:ascii="Times New Roman" w:hAnsi="Times New Roman" w:eastAsia="Times New Roman" w:cs="Times New Roman"/>
-        </w:rPr>
-        <w:t>22.57]</w:t>
       </w:r>
       <w:r>
         <w:rPr>
@@ -36059,30 +34187,6 @@
       </w:r>
       <w:r>
         <w:rPr>
-          <w:rFonts w:hint="eastAsia" w:ascii="Times New Roman" w:hAnsi="Times New Roman" w:eastAsia="Times New Roman" w:cs="Times New Roman"/>
-        </w:rPr>
-        <w:t>[</w:t>
-      </w:r>
-      <w:r>
-        <w:rPr>
-          <w:rFonts w:hint="eastAsia" w:ascii="Times New Roman" w:hAnsi="Times New Roman" w:eastAsia="FangSong" w:cs="Times New Roman"/>
-        </w:rPr>
-        <w:t>无机例习</w:t>
-      </w:r>
-      <w:r>
-        <w:rPr>
-          <w:rFonts w:hint="eastAsia" w:ascii="Times New Roman" w:hAnsi="Times New Roman" w:eastAsia="Times New Roman" w:cs="Times New Roman"/>
-        </w:rPr>
-        <w:t>22.56]</w:t>
-      </w:r>
-      <w:r>
-        <w:rPr>
-          <w:rFonts w:ascii="Times New Roman" w:hAnsi="Times New Roman" w:eastAsia="Times New Roman" w:cs="Times New Roman"/>
-        </w:rPr>
-        <w:t xml:space="preserve"> </w:t>
-      </w:r>
-      <w:r>
-        <w:rPr>
           <w:rFonts w:hint="eastAsia" w:ascii="Times New Roman" w:hAnsi="Times New Roman" w:eastAsia="FangSong" w:cs="Times New Roman"/>
         </w:rPr>
         <w:t xml:space="preserve">某固体混合物中可能含有</w:t>
@@ -36654,7 +34758,7 @@
         <w:t>。</w:t>
       </w:r>
     </w:p>
-    <w:bookmarkStart w:id="29" w:name="参考答案与精解"/>
+    <w:bookmarkStart w:id="28" w:name="参考答案与精解"/>
     <w:p>
       <w:pPr>
         <w:pStyle w:val="Heading3"/>
@@ -65570,11 +63674,10 @@
         <w:t>。</w:t>
       </w:r>
     </w:p>
+    <w:bookmarkEnd w:id="28"/>
     <w:bookmarkEnd w:id="29"/>
-    <w:bookmarkEnd w:id="30"/>
-    <w:bookmarkEnd w:id="31"/>
     <w:sectPr>
-      <w:footerReference w:type="default" r:id="rId9"/>
+      <w:footerReference w:type="default" r:id="rId10"/>
       <w:footnotePr>
         <w:numRestart w:val="eachSect"/>
       </w:footnotePr>
